--- a/documents/05-oakridge-inventory-extract-sop.docx
+++ b/documents/05-oakridge-inventory-extract-sop.docx
@@ -10504,7 +10504,7 @@
         <w:pStyle w:val="Heading1"/>
       </w:pPr>
       <w:r>
-        <w:t>Working remainder for OAK-SOP-2020-011</w:t>
+        <w:t>Open work after March 12, 2020</w:t>
       </w:r>
     </w:p>
     <w:p>
@@ -10518,7 +10518,7 @@
           <w:color w:val="222222"/>
           <w:sz w:val="24"/>
         </w:rPr>
-        <w:t>The front of Oakridge nightly inventory extract SOP is the document. This remainder is the leftover a colleague still trips on: named people, named boxes, named tickets, and the work I still owe after March 12, 2020. It is not a second log and it is not a stack of exhibits with the same stub. If a paragraph fights the decision in the front, strike the paragraph.</w:t>
+        <w:t>What follows is leftover work from Oakridge nightly inventory extract SOP: named people, named boxes, named tickets, and the items I still owe. If a paragraph fights the decision in the front of OAK-SOP-2020-011, strike the paragraph.</w:t>
       </w:r>
     </w:p>
     <w:p>
@@ -10672,7 +10672,7 @@
           <w:color w:val="222222"/>
           <w:sz w:val="24"/>
         </w:rPr>
-        <w:t>I will not put staging that is too small to catch the bug on a wiki that drifts. OAK-4412-22 and this file are the record. If Diego Alvarez needs a diagram, they get a permalink, not a photo of a whiteboard. batch-01.oak.internal stays out of the diagram title. If a new engineer asks where the leftover lives, I point here. I do not point at a Slack pin from March 12, 2020. Client Oakridge.</w:t>
+        <w:t>I will not put staging that is too small to catch the bug on a wiki that drifts. OAK-4412-22 and this file are the record. If Diego Alvarez needs a diagram, they get a permalink, not a photo of a whiteboard. batch-01.oak.internal stays out of the diagram title. If a new engineer asks where the leftover lives, I point here. I do not point at a Slack pin from March 12, 2020.</w:t>
       </w:r>
     </w:p>
     <w:p>
@@ -13016,7 +13016,7 @@
           <w:color w:val="222222"/>
           <w:sz w:val="24"/>
         </w:rPr>
-        <w:t>People who were absent still get a usable remainder, not a transcript. Aman Kumar gets the decision, the refuse, and the date. They do not get a reconstruction of who raised their voice. If they object, they object on OAK-REQ-2019-014. Client Oakridge. Author Aman Kumar.</w:t>
+        <w:t>People who were absent still get a usable remainder, not a transcript. Aman Kumar gets the decision, the refuse, and the date. They do not get a reconstruction of who raised their voice. If they object, they object on OAK-REQ-2019-014.</w:t>
       </w:r>
     </w:p>
     <w:p>
@@ -14061,7 +14061,7 @@
           <w:color w:val="222222"/>
           <w:sz w:val="24"/>
         </w:rPr>
-        <w:t>If you are implementing, keep the rejected alternative dead. If you are on-call, start read-only. If you are Diego Alvarez, the ask is unchanged: pick the path in the main body or send it back with a named objection. Sample I would still defend: 3930 rows, 11 minutes, freeze respected. Strike this remainder if it ever fights the decision callout. Author Aman Kumar. Client Oakridge.</w:t>
+        <w:t>If you are implementing, keep the rejected alternative dead. If you are on-call, start read-only. If you are Diego Alvarez, the ask is unchanged: pick the path in the main body or send it back with a named objection. Sample I would still defend: 3930 rows, 11 minutes, freeze respected. Strike this section if it ever fights the decision callout.</w:t>
       </w:r>
     </w:p>
     <w:p>
@@ -14075,7 +14075,7 @@
           <w:color w:val="222222"/>
           <w:sz w:val="24"/>
         </w:rPr>
-        <w:t>This heading is the reopen rule, not a promise that nothing follows. If we still need words after the bank, they are named leftovers, not another copy of the same stub. raising retries on a poison record is done as a heading when Walt Hendricks closes OAK-4412 or writes a new date.</w:t>
+        <w:t>This heading is the reopen rule. raising retries on a poison record is done when Walt Hendricks closes OAK-4412 or writes a new date.</w:t>
       </w:r>
     </w:p>
     <w:p>
@@ -15227,7 +15227,7 @@
           <w:color w:val="222222"/>
           <w:sz w:val="24"/>
         </w:rPr>
-        <w:t>I am out of new section shapes. What follows is leftover owners and tickets already in this file, written so a colleague can act. I will not invent another exhibit format to fill a page budget.</w:t>
+        <w:t>Owners and tickets still attached to OAK-SOP-2020-011, written so a colleague can act without hunting Slack. Close is a decision, a refuse, or a new date.</w:t>
       </w:r>
     </w:p>
     <w:p>
@@ -15241,7 +15241,7 @@
           <w:color w:val="222222"/>
           <w:sz w:val="24"/>
         </w:rPr>
-        <w:t>OAK-4412-22 still sits with Diego Alvarez. Host batch-01.oak.internal. Due March 23, 2020 unless they write a new date. Close is a decision, a refuse, or that date. I will not accept a status dump. Front-matter number I am not re-arguing: 01. If this leftover is done, Diego Alvarez marks OAK-4412-22 done. Aman Kumar will not keep a shadow list. Client Oakridge.</w:t>
+        <w:t>OAK-4412-22 still sits with Diego Alvarez. Host batch-01.oak.internal. Due March 23, 2020 unless they write a new date. Close is a decision, a refuse, or that date. I will not accept a status dump. Front-matter number I am not re-arguing: 01. If this leftover is done, Diego Alvarez marks OAK-4412-22 done. Aman Kumar will not keep a shadow list.</w:t>
       </w:r>
     </w:p>
     <w:p>
@@ -15339,7 +15339,7 @@
           <w:color w:val="222222"/>
           <w:sz w:val="24"/>
         </w:rPr>
-        <w:t>Stop leftover: OAK-4412 is not a twin of OAK-REQ-2019-014. Keep one thread. Diego Alvarez on inv-api-01.oak.internal. If this paragraph fights the front of OAK-SOP-2020-011, strike it. Due April 6, 2020. Client Oakridge.</w:t>
+        <w:t>Stop leftover: OAK-4412 is not a twin of OAK-REQ-2019-014. Keep one thread. Diego Alvarez on inv-api-01.oak.internal. If this paragraph fights the front of OAK-SOP-2020-011, strike it. Due April 6, 2020.</w:t>
       </w:r>
     </w:p>
     <w:p>
@@ -15353,7 +15353,7 @@
           <w:color w:val="222222"/>
           <w:sz w:val="24"/>
         </w:rPr>
-        <w:t>OAK-REQ-2019-014 still sits with Elena Vasquez. Host batch-01.oak.internal. Due April 8, 2020 unless they write a new date. Close is a decision, a refuse, or that date. I will not accept a status dump. Front-matter number I am not re-arguing: 62%. If this leftover is done, Elena Vasquez marks OAK-REQ-2019-014 done. Aman Kumar will not keep a shadow list. Client Oakridge.</w:t>
+        <w:t>OAK-REQ-2019-014 still sits with Elena Vasquez. Host batch-01.oak.internal. Due April 8, 2020 unless they write a new date. Close is a decision, a refuse, or that date. I will not accept a status dump. Front-matter number I am not re-arguing: 62%. If this leftover is done, Elena Vasquez marks OAK-REQ-2019-014 done. Aman Kumar will not keep a shadow list.</w:t>
       </w:r>
     </w:p>
     <w:p>
@@ -15368,6 +15368,20 @@
           <w:sz w:val="24"/>
         </w:rPr>
         <w:t>I still owe Aman Kumar a usable remainder on OAK-TDD-2020-002, not a transcript. The leftover on files.oak.internal is whether we keep the path the front already named. Due April 10, 2020. If they need a user-visible line, it goes through the comms leftover, not this sentence. Number in play: 06.</w:t>
+      </w:r>
+    </w:p>
+    <w:p>
+      <w:pPr>
+        <w:spacing w:before="0" w:after="240" w:line="427" w:lineRule="auto"/>
+        <w:ind w:firstLine="288"/>
+      </w:pPr>
+      <w:r>
+        <w:rPr>
+          <w:rFonts w:ascii="Liberation Serif" w:hAnsi="Liberation Serif" w:eastAsia="Liberation Serif" w:cs="Liberation Serif"/>
+          <w:color w:val="222222"/>
+          <w:sz w:val="24"/>
+        </w:rPr>
+        <w:t>Access leftover: if I can still write to forgenet-ro-01.oak.internal after April 12, 2020, revoke it. Fort Wayne either has the grant or the work is not theirs yet. Ticket OAK-DOC-2020-003. I will not leave a personal kubeconfig as a backup plan.</w:t>
       </w:r>
     </w:p>
     <w:sectPr>

--- a/documents/05-oakridge-inventory-extract-sop.docx
+++ b/documents/05-oakridge-inventory-extract-sop.docx
@@ -10,7 +10,7 @@
         <w:rPr>
           <w:rFonts w:ascii="Liberation Sans" w:hAnsi="Liberation Sans" w:eastAsia="Liberation Sans" w:cs="Liberation Sans"/>
           <w:b/>
-          <w:color w:val="1B365D"/>
+          <w:color w:val="3E4A43"/>
           <w:sz w:val="18"/>
         </w:rPr>
         <w:t>OAKRIDGE INDUSTRIAL  ·  ON-CALL RUNBOOK  ·  OAK-4412</w:t>
@@ -24,8 +24,8 @@
         <w:rPr>
           <w:rFonts w:ascii="Liberation Sans" w:hAnsi="Liberation Sans" w:eastAsia="Liberation Sans" w:cs="Liberation Sans"/>
           <w:b/>
-          <w:color w:val="1B365D"/>
-          <w:sz w:val="44"/>
+          <w:color w:val="3E4A43"/>
+          <w:sz w:val="42"/>
         </w:rPr>
         <w:t>Oakridge nightly inventory extract SOP</w:t>
       </w:r>
@@ -38,7 +38,7 @@
         <w:rPr>
           <w:rFonts w:ascii="Liberation Serif" w:hAnsi="Liberation Serif" w:eastAsia="Liberation Serif" w:cs="Liberation Serif"/>
           <w:i/>
-          <w:color w:val="2F4A6E"/>
+          <w:color w:val="52615A"/>
           <w:sz w:val="24"/>
         </w:rPr>
         <w:t>extract_inv.sh, trailer COUNT, sftp, load_inv.py, 01:10-02:15 ET, freeze nights, and what to do when the file is missing</w:t>
@@ -48,7 +48,7 @@
       <w:pPr>
         <w:spacing w:before="0" w:after="200" w:line="80" w:lineRule="auto"/>
         <w:pBdr>
-          <w:bottom w:val="single" w:sz="16" w:space="1" w:color="1B365D"/>
+          <w:bottom w:val="single" w:sz="16" w:space="1" w:color="3E4A43"/>
         </w:pBdr>
       </w:pPr>
     </w:p>
@@ -67,8 +67,8 @@
         </w:tblBorders>
       </w:tblPr>
       <w:tblGrid>
-        <w:gridCol w:w="4464"/>
-        <w:gridCol w:w="4464"/>
+        <w:gridCol w:w="4608"/>
+        <w:gridCol w:w="4608"/>
       </w:tblGrid>
       <w:tr>
         <w:tc>
@@ -97,7 +97,7 @@
               <w:rPr>
                 <w:rFonts w:ascii="Liberation Sans" w:hAnsi="Liberation Sans" w:eastAsia="Liberation Sans" w:cs="Liberation Sans"/>
                 <w:b/>
-                <w:color w:val="1B365D"/>
+                <w:color w:val="3E4A43"/>
                 <w:sz w:val="18"/>
               </w:rPr>
               <w:t>Document ID</w:t>
@@ -106,7 +106,7 @@
         </w:tc>
         <w:tc>
           <w:tcPr>
-            <w:tcW w:type="dxa" w:w="4464"/>
+            <w:tcW w:type="dxa" w:w="4608"/>
             <w:tcMar>
               <w:top w:w="50" w:type="dxa"/>
               <w:left w:w="70" w:type="dxa"/>
@@ -165,7 +165,7 @@
               <w:rPr>
                 <w:rFonts w:ascii="Liberation Sans" w:hAnsi="Liberation Sans" w:eastAsia="Liberation Sans" w:cs="Liberation Sans"/>
                 <w:b/>
-                <w:color w:val="1B365D"/>
+                <w:color w:val="3E4A43"/>
                 <w:sz w:val="18"/>
               </w:rPr>
               <w:t>Version</w:t>
@@ -174,7 +174,7 @@
         </w:tc>
         <w:tc>
           <w:tcPr>
-            <w:tcW w:type="dxa" w:w="4464"/>
+            <w:tcW w:type="dxa" w:w="4608"/>
             <w:tcMar>
               <w:top w:w="50" w:type="dxa"/>
               <w:left w:w="70" w:type="dxa"/>
@@ -233,7 +233,7 @@
               <w:rPr>
                 <w:rFonts w:ascii="Liberation Sans" w:hAnsi="Liberation Sans" w:eastAsia="Liberation Sans" w:cs="Liberation Sans"/>
                 <w:b/>
-                <w:color w:val="1B365D"/>
+                <w:color w:val="3E4A43"/>
                 <w:sz w:val="18"/>
               </w:rPr>
               <w:t>Status</w:t>
@@ -242,7 +242,7 @@
         </w:tc>
         <w:tc>
           <w:tcPr>
-            <w:tcW w:type="dxa" w:w="4464"/>
+            <w:tcW w:type="dxa" w:w="4608"/>
             <w:tcMar>
               <w:top w:w="50" w:type="dxa"/>
               <w:left w:w="70" w:type="dxa"/>
@@ -269,7 +269,7 @@
                 <w:color w:val="222222"/>
                 <w:sz w:val="20"/>
               </w:rPr>
-              <w:t>Approved</w:t>
+              <w:t>Issued</w:t>
             </w:r>
           </w:p>
         </w:tc>
@@ -301,7 +301,7 @@
               <w:rPr>
                 <w:rFonts w:ascii="Liberation Sans" w:hAnsi="Liberation Sans" w:eastAsia="Liberation Sans" w:cs="Liberation Sans"/>
                 <w:b/>
-                <w:color w:val="1B365D"/>
+                <w:color w:val="3E4A43"/>
                 <w:sz w:val="18"/>
               </w:rPr>
               <w:t>Date</w:t>
@@ -310,7 +310,7 @@
         </w:tc>
         <w:tc>
           <w:tcPr>
-            <w:tcW w:type="dxa" w:w="4464"/>
+            <w:tcW w:type="dxa" w:w="4608"/>
             <w:tcMar>
               <w:top w:w="50" w:type="dxa"/>
               <w:left w:w="70" w:type="dxa"/>
@@ -369,7 +369,7 @@
               <w:rPr>
                 <w:rFonts w:ascii="Liberation Sans" w:hAnsi="Liberation Sans" w:eastAsia="Liberation Sans" w:cs="Liberation Sans"/>
                 <w:b/>
-                <w:color w:val="1B365D"/>
+                <w:color w:val="3E4A43"/>
                 <w:sz w:val="18"/>
               </w:rPr>
               <w:t>Author</w:t>
@@ -378,7 +378,7 @@
         </w:tc>
         <w:tc>
           <w:tcPr>
-            <w:tcW w:type="dxa" w:w="4464"/>
+            <w:tcW w:type="dxa" w:w="4608"/>
             <w:tcMar>
               <w:top w:w="50" w:type="dxa"/>
               <w:left w:w="70" w:type="dxa"/>
@@ -437,7 +437,7 @@
               <w:rPr>
                 <w:rFonts w:ascii="Liberation Sans" w:hAnsi="Liberation Sans" w:eastAsia="Liberation Sans" w:cs="Liberation Sans"/>
                 <w:b/>
-                <w:color w:val="1B365D"/>
+                <w:color w:val="3E4A43"/>
                 <w:sz w:val="18"/>
               </w:rPr>
               <w:t>Role</w:t>
@@ -446,7 +446,7 @@
         </w:tc>
         <w:tc>
           <w:tcPr>
-            <w:tcW w:type="dxa" w:w="4464"/>
+            <w:tcW w:type="dxa" w:w="4608"/>
             <w:tcMar>
               <w:top w:w="50" w:type="dxa"/>
               <w:left w:w="70" w:type="dxa"/>
@@ -505,7 +505,7 @@
               <w:rPr>
                 <w:rFonts w:ascii="Liberation Sans" w:hAnsi="Liberation Sans" w:eastAsia="Liberation Sans" w:cs="Liberation Sans"/>
                 <w:b/>
-                <w:color w:val="1B365D"/>
+                <w:color w:val="3E4A43"/>
                 <w:sz w:val="18"/>
               </w:rPr>
               <w:t>Team / engagement</w:t>
@@ -514,7 +514,7 @@
         </w:tc>
         <w:tc>
           <w:tcPr>
-            <w:tcW w:type="dxa" w:w="4464"/>
+            <w:tcW w:type="dxa" w:w="4608"/>
             <w:tcMar>
               <w:top w:w="50" w:type="dxa"/>
               <w:left w:w="70" w:type="dxa"/>
@@ -573,7 +573,7 @@
               <w:rPr>
                 <w:rFonts w:ascii="Liberation Sans" w:hAnsi="Liberation Sans" w:eastAsia="Liberation Sans" w:cs="Liberation Sans"/>
                 <w:b/>
-                <w:color w:val="1B365D"/>
+                <w:color w:val="3E4A43"/>
                 <w:sz w:val="18"/>
               </w:rPr>
               <w:t>Audience</w:t>
@@ -582,7 +582,7 @@
         </w:tc>
         <w:tc>
           <w:tcPr>
-            <w:tcW w:type="dxa" w:w="4464"/>
+            <w:tcW w:type="dxa" w:w="4608"/>
             <w:tcMar>
               <w:top w:w="50" w:type="dxa"/>
               <w:left w:w="70" w:type="dxa"/>
@@ -641,7 +641,7 @@
               <w:rPr>
                 <w:rFonts w:ascii="Liberation Sans" w:hAnsi="Liberation Sans" w:eastAsia="Liberation Sans" w:cs="Liberation Sans"/>
                 <w:b/>
-                <w:color w:val="1B365D"/>
+                <w:color w:val="3E4A43"/>
                 <w:sz w:val="18"/>
               </w:rPr>
               <w:t>Classification</w:t>
@@ -650,7 +650,7 @@
         </w:tc>
         <w:tc>
           <w:tcPr>
-            <w:tcW w:type="dxa" w:w="4464"/>
+            <w:tcW w:type="dxa" w:w="4608"/>
             <w:tcMar>
               <w:top w:w="50" w:type="dxa"/>
               <w:left w:w="70" w:type="dxa"/>
@@ -709,7 +709,7 @@
               <w:rPr>
                 <w:rFonts w:ascii="Liberation Sans" w:hAnsi="Liberation Sans" w:eastAsia="Liberation Sans" w:cs="Liberation Sans"/>
                 <w:b/>
-                <w:color w:val="1B365D"/>
+                <w:color w:val="3E4A43"/>
                 <w:sz w:val="18"/>
               </w:rPr>
               <w:t>Owners</w:t>
@@ -718,7 +718,7 @@
         </w:tc>
         <w:tc>
           <w:tcPr>
-            <w:tcW w:type="dxa" w:w="4464"/>
+            <w:tcW w:type="dxa" w:w="4608"/>
             <w:tcMar>
               <w:top w:w="50" w:type="dxa"/>
               <w:left w:w="70" w:type="dxa"/>
@@ -777,7 +777,7 @@
               <w:rPr>
                 <w:rFonts w:ascii="Liberation Sans" w:hAnsi="Liberation Sans" w:eastAsia="Liberation Sans" w:cs="Liberation Sans"/>
                 <w:b/>
-                <w:color w:val="1B365D"/>
+                <w:color w:val="3E4A43"/>
                 <w:sz w:val="18"/>
               </w:rPr>
               <w:t>Related</w:t>
@@ -786,7 +786,7 @@
         </w:tc>
         <w:tc>
           <w:tcPr>
-            <w:tcW w:type="dxa" w:w="4464"/>
+            <w:tcW w:type="dxa" w:w="4608"/>
             <w:tcMar>
               <w:top w:w="50" w:type="dxa"/>
               <w:left w:w="70" w:type="dxa"/>
@@ -833,7 +833,7 @@
         <w:rPr>
           <w:rFonts w:ascii="Liberation Sans" w:hAnsi="Liberation Sans" w:eastAsia="Liberation Sans" w:cs="Liberation Sans"/>
           <w:b/>
-          <w:color w:val="1B365D"/>
+          <w:color w:val="3E4A43"/>
           <w:sz w:val="22"/>
         </w:rPr>
         <w:t>Revision history</w:t>
@@ -847,21 +847,21 @@
         <w:tblLook w:firstColumn="1" w:firstRow="1" w:lastColumn="0" w:lastRow="0" w:noHBand="0" w:noVBand="1" w:val="04A0"/>
       </w:tblPr>
       <w:tblGrid>
-        <w:gridCol w:w="2232"/>
-        <w:gridCol w:w="2232"/>
-        <w:gridCol w:w="2232"/>
-        <w:gridCol w:w="2232"/>
+        <w:gridCol w:w="2304"/>
+        <w:gridCol w:w="2304"/>
+        <w:gridCol w:w="2304"/>
+        <w:gridCol w:w="2304"/>
       </w:tblGrid>
       <w:tr>
         <w:tc>
           <w:tcPr>
             <w:tcW w:type="dxa" w:w="900"/>
-            <w:shd w:fill="1B365D" w:val="clear"/>
+            <w:shd w:fill="3A4540" w:val="clear"/>
             <w:tcBorders>
-              <w:top w:val="single" w:sz="4" w:space="0" w:color="1B365D"/>
-              <w:left w:val="single" w:sz="4" w:space="0" w:color="1B365D"/>
-              <w:bottom w:val="single" w:sz="4" w:space="0" w:color="1B365D"/>
-              <w:right w:val="single" w:sz="4" w:space="0" w:color="1B365D"/>
+              <w:top w:val="single" w:sz="4" w:space="0" w:color="3E4A43"/>
+              <w:left w:val="single" w:sz="4" w:space="0" w:color="3E4A43"/>
+              <w:bottom w:val="single" w:sz="4" w:space="0" w:color="3E4A43"/>
+              <w:right w:val="single" w:sz="4" w:space="0" w:color="3E4A43"/>
             </w:tcBorders>
             <w:tcMar>
               <w:top w:w="50" w:type="dxa"/>
@@ -889,12 +889,12 @@
         <w:tc>
           <w:tcPr>
             <w:tcW w:type="dxa" w:w="1600"/>
-            <w:shd w:fill="1B365D" w:val="clear"/>
+            <w:shd w:fill="3A4540" w:val="clear"/>
             <w:tcBorders>
-              <w:top w:val="single" w:sz="4" w:space="0" w:color="1B365D"/>
-              <w:left w:val="single" w:sz="4" w:space="0" w:color="1B365D"/>
-              <w:bottom w:val="single" w:sz="4" w:space="0" w:color="1B365D"/>
-              <w:right w:val="single" w:sz="4" w:space="0" w:color="1B365D"/>
+              <w:top w:val="single" w:sz="4" w:space="0" w:color="3E4A43"/>
+              <w:left w:val="single" w:sz="4" w:space="0" w:color="3E4A43"/>
+              <w:bottom w:val="single" w:sz="4" w:space="0" w:color="3E4A43"/>
+              <w:right w:val="single" w:sz="4" w:space="0" w:color="3E4A43"/>
             </w:tcBorders>
             <w:tcMar>
               <w:top w:w="50" w:type="dxa"/>
@@ -922,12 +922,12 @@
         <w:tc>
           <w:tcPr>
             <w:tcW w:type="dxa" w:w="2000"/>
-            <w:shd w:fill="1B365D" w:val="clear"/>
+            <w:shd w:fill="3A4540" w:val="clear"/>
             <w:tcBorders>
-              <w:top w:val="single" w:sz="4" w:space="0" w:color="1B365D"/>
-              <w:left w:val="single" w:sz="4" w:space="0" w:color="1B365D"/>
-              <w:bottom w:val="single" w:sz="4" w:space="0" w:color="1B365D"/>
-              <w:right w:val="single" w:sz="4" w:space="0" w:color="1B365D"/>
+              <w:top w:val="single" w:sz="4" w:space="0" w:color="3E4A43"/>
+              <w:left w:val="single" w:sz="4" w:space="0" w:color="3E4A43"/>
+              <w:bottom w:val="single" w:sz="4" w:space="0" w:color="3E4A43"/>
+              <w:right w:val="single" w:sz="4" w:space="0" w:color="3E4A43"/>
             </w:tcBorders>
             <w:tcMar>
               <w:top w:w="50" w:type="dxa"/>
@@ -955,12 +955,12 @@
         <w:tc>
           <w:tcPr>
             <w:tcW w:type="dxa" w:w="4500"/>
-            <w:shd w:fill="1B365D" w:val="clear"/>
+            <w:shd w:fill="3A4540" w:val="clear"/>
             <w:tcBorders>
-              <w:top w:val="single" w:sz="4" w:space="0" w:color="1B365D"/>
-              <w:left w:val="single" w:sz="4" w:space="0" w:color="1B365D"/>
-              <w:bottom w:val="single" w:sz="4" w:space="0" w:color="1B365D"/>
-              <w:right w:val="single" w:sz="4" w:space="0" w:color="1B365D"/>
+              <w:top w:val="single" w:sz="4" w:space="0" w:color="3E4A43"/>
+              <w:left w:val="single" w:sz="4" w:space="0" w:color="3E4A43"/>
+              <w:bottom w:val="single" w:sz="4" w:space="0" w:color="3E4A43"/>
+              <w:right w:val="single" w:sz="4" w:space="0" w:color="3E4A43"/>
             </w:tcBorders>
             <w:tcMar>
               <w:top w:w="50" w:type="dxa"/>
@@ -1124,7 +1124,7 @@
         <w:tc>
           <w:tcPr>
             <w:tcW w:type="dxa" w:w="900"/>
-            <w:shd w:fill="EEF2F6" w:val="clear"/>
+            <w:shd w:fill="E7EDE8" w:val="clear"/>
             <w:tcBorders>
               <w:top w:val="single" w:sz="4" w:space="0" w:color="C5CDD6"/>
               <w:left w:val="single" w:sz="4" w:space="0" w:color="C5CDD6"/>
@@ -1157,7 +1157,7 @@
         <w:tc>
           <w:tcPr>
             <w:tcW w:type="dxa" w:w="1600"/>
-            <w:shd w:fill="EEF2F6" w:val="clear"/>
+            <w:shd w:fill="E7EDE8" w:val="clear"/>
             <w:tcBorders>
               <w:top w:val="single" w:sz="4" w:space="0" w:color="C5CDD6"/>
               <w:left w:val="single" w:sz="4" w:space="0" w:color="C5CDD6"/>
@@ -1190,7 +1190,7 @@
         <w:tc>
           <w:tcPr>
             <w:tcW w:type="dxa" w:w="2000"/>
-            <w:shd w:fill="EEF2F6" w:val="clear"/>
+            <w:shd w:fill="E7EDE8" w:val="clear"/>
             <w:tcBorders>
               <w:top w:val="single" w:sz="4" w:space="0" w:color="C5CDD6"/>
               <w:left w:val="single" w:sz="4" w:space="0" w:color="C5CDD6"/>
@@ -1223,7 +1223,7 @@
         <w:tc>
           <w:tcPr>
             <w:tcW w:type="dxa" w:w="4500"/>
-            <w:shd w:fill="EEF2F6" w:val="clear"/>
+            <w:shd w:fill="E7EDE8" w:val="clear"/>
             <w:tcBorders>
               <w:top w:val="single" w:sz="4" w:space="0" w:color="C5CDD6"/>
               <w:left w:val="single" w:sz="4" w:space="0" w:color="C5CDD6"/>
@@ -1392,7 +1392,7 @@
         <w:tc>
           <w:tcPr>
             <w:tcW w:type="dxa" w:w="900"/>
-            <w:shd w:fill="EEF2F6" w:val="clear"/>
+            <w:shd w:fill="E7EDE8" w:val="clear"/>
             <w:tcBorders>
               <w:top w:val="single" w:sz="4" w:space="0" w:color="C5CDD6"/>
               <w:left w:val="single" w:sz="4" w:space="0" w:color="C5CDD6"/>
@@ -1425,7 +1425,7 @@
         <w:tc>
           <w:tcPr>
             <w:tcW w:type="dxa" w:w="1600"/>
-            <w:shd w:fill="EEF2F6" w:val="clear"/>
+            <w:shd w:fill="E7EDE8" w:val="clear"/>
             <w:tcBorders>
               <w:top w:val="single" w:sz="4" w:space="0" w:color="C5CDD6"/>
               <w:left w:val="single" w:sz="4" w:space="0" w:color="C5CDD6"/>
@@ -1458,7 +1458,7 @@
         <w:tc>
           <w:tcPr>
             <w:tcW w:type="dxa" w:w="2000"/>
-            <w:shd w:fill="EEF2F6" w:val="clear"/>
+            <w:shd w:fill="E7EDE8" w:val="clear"/>
             <w:tcBorders>
               <w:top w:val="single" w:sz="4" w:space="0" w:color="C5CDD6"/>
               <w:left w:val="single" w:sz="4" w:space="0" w:color="C5CDD6"/>
@@ -1491,7 +1491,7 @@
         <w:tc>
           <w:tcPr>
             <w:tcW w:type="dxa" w:w="4500"/>
-            <w:shd w:fill="EEF2F6" w:val="clear"/>
+            <w:shd w:fill="E7EDE8" w:val="clear"/>
             <w:tcBorders>
               <w:top w:val="single" w:sz="4" w:space="0" w:color="C5CDD6"/>
               <w:left w:val="single" w:sz="4" w:space="0" w:color="C5CDD6"/>
@@ -1536,7 +1536,7 @@
         <w:rPr>
           <w:rFonts w:ascii="Liberation Sans" w:hAnsi="Liberation Sans" w:eastAsia="Liberation Sans" w:cs="Liberation Sans"/>
           <w:b/>
-          <w:color w:val="1B365D"/>
+          <w:color w:val="3E4A43"/>
           <w:sz w:val="22"/>
         </w:rPr>
         <w:t>What this is</w:t>
@@ -1544,8 +1544,7 @@
     </w:p>
     <w:p>
       <w:pPr>
-        <w:spacing w:before="0" w:after="240" w:line="427" w:lineRule="auto"/>
-        <w:ind w:firstLine="288"/>
+        <w:spacing w:before="0" w:after="200" w:line="403" w:lineRule="auto"/>
       </w:pPr>
       <w:r>
         <w:rPr>
@@ -1566,8 +1565,7 @@
     </w:p>
     <w:p>
       <w:pPr>
-        <w:spacing w:before="0" w:after="240" w:line="427" w:lineRule="auto"/>
-        <w:ind w:firstLine="288"/>
+        <w:spacing w:before="0" w:after="200" w:line="403" w:lineRule="auto"/>
       </w:pPr>
       <w:r>
         <w:rPr>
@@ -1580,8 +1578,7 @@
     </w:p>
     <w:p>
       <w:pPr>
-        <w:spacing w:before="0" w:after="240" w:line="427" w:lineRule="auto"/>
-        <w:ind w:firstLine="288"/>
+        <w:spacing w:before="0" w:after="200" w:line="403" w:lineRule="auto"/>
       </w:pPr>
       <w:r>
         <w:rPr>
@@ -1602,8 +1599,7 @@
     </w:p>
     <w:p>
       <w:pPr>
-        <w:spacing w:before="0" w:after="240" w:line="427" w:lineRule="auto"/>
-        <w:ind w:firstLine="288"/>
+        <w:spacing w:before="0" w:after="200" w:line="403" w:lineRule="auto"/>
       </w:pPr>
       <w:r>
         <w:rPr>
@@ -1616,8 +1612,7 @@
     </w:p>
     <w:p>
       <w:pPr>
-        <w:spacing w:before="0" w:after="240" w:line="427" w:lineRule="auto"/>
-        <w:ind w:firstLine="288"/>
+        <w:spacing w:before="0" w:after="200" w:line="403" w:lineRule="auto"/>
       </w:pPr>
       <w:r>
         <w:rPr>
@@ -1634,18 +1629,18 @@
         <w:tblLook w:firstColumn="1" w:firstRow="1" w:lastColumn="0" w:lastRow="0" w:noHBand="0" w:noVBand="1" w:val="04A0"/>
       </w:tblPr>
       <w:tblGrid>
-        <w:gridCol w:w="8928"/>
+        <w:gridCol w:w="9216"/>
       </w:tblGrid>
       <w:tr>
         <w:tc>
           <w:tcPr>
-            <w:tcW w:type="dxa" w:w="8928"/>
+            <w:tcW w:type="dxa" w:w="9216"/>
             <w:shd w:fill="E7EEF5" w:val="clear"/>
             <w:tcBorders>
-              <w:top w:val="single" w:sz="10" w:space="0" w:color="1B365D"/>
-              <w:left w:val="single" w:sz="10" w:space="0" w:color="1B365D"/>
-              <w:bottom w:val="single" w:sz="10" w:space="0" w:color="1B365D"/>
-              <w:right w:val="single" w:sz="10" w:space="0" w:color="1B365D"/>
+              <w:top w:val="single" w:sz="10" w:space="0" w:color="3E4A43"/>
+              <w:left w:val="single" w:sz="10" w:space="0" w:color="3E4A43"/>
+              <w:bottom w:val="single" w:sz="10" w:space="0" w:color="3E4A43"/>
+              <w:right w:val="single" w:sz="10" w:space="0" w:color="3E4A43"/>
             </w:tcBorders>
             <w:tcMar>
               <w:top w:w="80" w:type="dxa"/>
@@ -1663,7 +1658,7 @@
               <w:rPr>
                 <w:rFonts w:ascii="Liberation Sans" w:hAnsi="Liberation Sans" w:eastAsia="Liberation Sans" w:cs="Liberation Sans"/>
                 <w:b/>
-                <w:color w:val="1B365D"/>
+                <w:color w:val="3E4A43"/>
                 <w:sz w:val="16"/>
               </w:rPr>
               <w:t>DECISION</w:t>
@@ -1790,20 +1785,20 @@
         <w:tblLook w:firstColumn="1" w:firstRow="1" w:lastColumn="0" w:lastRow="0" w:noHBand="0" w:noVBand="1" w:val="04A0"/>
       </w:tblPr>
       <w:tblGrid>
-        <w:gridCol w:w="2976"/>
-        <w:gridCol w:w="2976"/>
-        <w:gridCol w:w="2976"/>
+        <w:gridCol w:w="3072"/>
+        <w:gridCol w:w="3072"/>
+        <w:gridCol w:w="3072"/>
       </w:tblGrid>
       <w:tr>
         <w:tc>
           <w:tcPr>
-            <w:tcW w:type="dxa" w:w="2976"/>
-            <w:shd w:fill="1B365D" w:val="clear"/>
+            <w:tcW w:type="dxa" w:w="3072"/>
+            <w:shd w:fill="3A4540" w:val="clear"/>
             <w:tcBorders>
-              <w:top w:val="single" w:sz="4" w:space="0" w:color="1B365D"/>
-              <w:left w:val="single" w:sz="4" w:space="0" w:color="1B365D"/>
-              <w:bottom w:val="single" w:sz="4" w:space="0" w:color="1B365D"/>
-              <w:right w:val="single" w:sz="4" w:space="0" w:color="1B365D"/>
+              <w:top w:val="single" w:sz="4" w:space="0" w:color="3E4A43"/>
+              <w:left w:val="single" w:sz="4" w:space="0" w:color="3E4A43"/>
+              <w:bottom w:val="single" w:sz="4" w:space="0" w:color="3E4A43"/>
+              <w:right w:val="single" w:sz="4" w:space="0" w:color="3E4A43"/>
             </w:tcBorders>
             <w:tcMar>
               <w:top w:w="50" w:type="dxa"/>
@@ -1830,13 +1825,13 @@
         </w:tc>
         <w:tc>
           <w:tcPr>
-            <w:tcW w:type="dxa" w:w="2976"/>
-            <w:shd w:fill="1B365D" w:val="clear"/>
+            <w:tcW w:type="dxa" w:w="3072"/>
+            <w:shd w:fill="3A4540" w:val="clear"/>
             <w:tcBorders>
-              <w:top w:val="single" w:sz="4" w:space="0" w:color="1B365D"/>
-              <w:left w:val="single" w:sz="4" w:space="0" w:color="1B365D"/>
-              <w:bottom w:val="single" w:sz="4" w:space="0" w:color="1B365D"/>
-              <w:right w:val="single" w:sz="4" w:space="0" w:color="1B365D"/>
+              <w:top w:val="single" w:sz="4" w:space="0" w:color="3E4A43"/>
+              <w:left w:val="single" w:sz="4" w:space="0" w:color="3E4A43"/>
+              <w:bottom w:val="single" w:sz="4" w:space="0" w:color="3E4A43"/>
+              <w:right w:val="single" w:sz="4" w:space="0" w:color="3E4A43"/>
             </w:tcBorders>
             <w:tcMar>
               <w:top w:w="50" w:type="dxa"/>
@@ -1863,13 +1858,13 @@
         </w:tc>
         <w:tc>
           <w:tcPr>
-            <w:tcW w:type="dxa" w:w="2976"/>
-            <w:shd w:fill="1B365D" w:val="clear"/>
+            <w:tcW w:type="dxa" w:w="3072"/>
+            <w:shd w:fill="3A4540" w:val="clear"/>
             <w:tcBorders>
-              <w:top w:val="single" w:sz="4" w:space="0" w:color="1B365D"/>
-              <w:left w:val="single" w:sz="4" w:space="0" w:color="1B365D"/>
-              <w:bottom w:val="single" w:sz="4" w:space="0" w:color="1B365D"/>
-              <w:right w:val="single" w:sz="4" w:space="0" w:color="1B365D"/>
+              <w:top w:val="single" w:sz="4" w:space="0" w:color="3E4A43"/>
+              <w:left w:val="single" w:sz="4" w:space="0" w:color="3E4A43"/>
+              <w:bottom w:val="single" w:sz="4" w:space="0" w:color="3E4A43"/>
+              <w:right w:val="single" w:sz="4" w:space="0" w:color="3E4A43"/>
             </w:tcBorders>
             <w:tcMar>
               <w:top w:w="50" w:type="dxa"/>
@@ -1898,7 +1893,7 @@
       <w:tr>
         <w:tc>
           <w:tcPr>
-            <w:tcW w:type="dxa" w:w="2976"/>
+            <w:tcW w:type="dxa" w:w="3072"/>
             <w:shd w:fill="FFFFFF" w:val="clear"/>
             <w:tcBorders>
               <w:top w:val="single" w:sz="4" w:space="0" w:color="C5CDD6"/>
@@ -1931,7 +1926,7 @@
         </w:tc>
         <w:tc>
           <w:tcPr>
-            <w:tcW w:type="dxa" w:w="2976"/>
+            <w:tcW w:type="dxa" w:w="3072"/>
             <w:shd w:fill="FFFFFF" w:val="clear"/>
             <w:tcBorders>
               <w:top w:val="single" w:sz="4" w:space="0" w:color="C5CDD6"/>
@@ -1964,7 +1959,7 @@
         </w:tc>
         <w:tc>
           <w:tcPr>
-            <w:tcW w:type="dxa" w:w="2976"/>
+            <w:tcW w:type="dxa" w:w="3072"/>
             <w:shd w:fill="FFFFFF" w:val="clear"/>
             <w:tcBorders>
               <w:top w:val="single" w:sz="4" w:space="0" w:color="C5CDD6"/>
@@ -1999,8 +1994,8 @@
       <w:tr>
         <w:tc>
           <w:tcPr>
-            <w:tcW w:type="dxa" w:w="2976"/>
-            <w:shd w:fill="EEF2F6" w:val="clear"/>
+            <w:tcW w:type="dxa" w:w="3072"/>
+            <w:shd w:fill="E7EDE8" w:val="clear"/>
             <w:tcBorders>
               <w:top w:val="single" w:sz="4" w:space="0" w:color="C5CDD6"/>
               <w:left w:val="single" w:sz="4" w:space="0" w:color="C5CDD6"/>
@@ -2032,8 +2027,8 @@
         </w:tc>
         <w:tc>
           <w:tcPr>
-            <w:tcW w:type="dxa" w:w="2976"/>
-            <w:shd w:fill="EEF2F6" w:val="clear"/>
+            <w:tcW w:type="dxa" w:w="3072"/>
+            <w:shd w:fill="E7EDE8" w:val="clear"/>
             <w:tcBorders>
               <w:top w:val="single" w:sz="4" w:space="0" w:color="C5CDD6"/>
               <w:left w:val="single" w:sz="4" w:space="0" w:color="C5CDD6"/>
@@ -2065,8 +2060,8 @@
         </w:tc>
         <w:tc>
           <w:tcPr>
-            <w:tcW w:type="dxa" w:w="2976"/>
-            <w:shd w:fill="EEF2F6" w:val="clear"/>
+            <w:tcW w:type="dxa" w:w="3072"/>
+            <w:shd w:fill="E7EDE8" w:val="clear"/>
             <w:tcBorders>
               <w:top w:val="single" w:sz="4" w:space="0" w:color="C5CDD6"/>
               <w:left w:val="single" w:sz="4" w:space="0" w:color="C5CDD6"/>
@@ -2100,7 +2095,7 @@
       <w:tr>
         <w:tc>
           <w:tcPr>
-            <w:tcW w:type="dxa" w:w="2976"/>
+            <w:tcW w:type="dxa" w:w="3072"/>
             <w:shd w:fill="FFFFFF" w:val="clear"/>
             <w:tcBorders>
               <w:top w:val="single" w:sz="4" w:space="0" w:color="C5CDD6"/>
@@ -2133,7 +2128,7 @@
         </w:tc>
         <w:tc>
           <w:tcPr>
-            <w:tcW w:type="dxa" w:w="2976"/>
+            <w:tcW w:type="dxa" w:w="3072"/>
             <w:shd w:fill="FFFFFF" w:val="clear"/>
             <w:tcBorders>
               <w:top w:val="single" w:sz="4" w:space="0" w:color="C5CDD6"/>
@@ -2166,7 +2161,7 @@
         </w:tc>
         <w:tc>
           <w:tcPr>
-            <w:tcW w:type="dxa" w:w="2976"/>
+            <w:tcW w:type="dxa" w:w="3072"/>
             <w:shd w:fill="FFFFFF" w:val="clear"/>
             <w:tcBorders>
               <w:top w:val="single" w:sz="4" w:space="0" w:color="C5CDD6"/>
@@ -2201,8 +2196,8 @@
       <w:tr>
         <w:tc>
           <w:tcPr>
-            <w:tcW w:type="dxa" w:w="2976"/>
-            <w:shd w:fill="EEF2F6" w:val="clear"/>
+            <w:tcW w:type="dxa" w:w="3072"/>
+            <w:shd w:fill="E7EDE8" w:val="clear"/>
             <w:tcBorders>
               <w:top w:val="single" w:sz="4" w:space="0" w:color="C5CDD6"/>
               <w:left w:val="single" w:sz="4" w:space="0" w:color="C5CDD6"/>
@@ -2234,8 +2229,8 @@
         </w:tc>
         <w:tc>
           <w:tcPr>
-            <w:tcW w:type="dxa" w:w="2976"/>
-            <w:shd w:fill="EEF2F6" w:val="clear"/>
+            <w:tcW w:type="dxa" w:w="3072"/>
+            <w:shd w:fill="E7EDE8" w:val="clear"/>
             <w:tcBorders>
               <w:top w:val="single" w:sz="4" w:space="0" w:color="C5CDD6"/>
               <w:left w:val="single" w:sz="4" w:space="0" w:color="C5CDD6"/>
@@ -2267,8 +2262,8 @@
         </w:tc>
         <w:tc>
           <w:tcPr>
-            <w:tcW w:type="dxa" w:w="2976"/>
-            <w:shd w:fill="EEF2F6" w:val="clear"/>
+            <w:tcW w:type="dxa" w:w="3072"/>
+            <w:shd w:fill="E7EDE8" w:val="clear"/>
             <w:tcBorders>
               <w:top w:val="single" w:sz="4" w:space="0" w:color="C5CDD6"/>
               <w:left w:val="single" w:sz="4" w:space="0" w:color="C5CDD6"/>
@@ -2302,7 +2297,7 @@
       <w:tr>
         <w:tc>
           <w:tcPr>
-            <w:tcW w:type="dxa" w:w="2976"/>
+            <w:tcW w:type="dxa" w:w="3072"/>
             <w:shd w:fill="FFFFFF" w:val="clear"/>
             <w:tcBorders>
               <w:top w:val="single" w:sz="4" w:space="0" w:color="C5CDD6"/>
@@ -2335,7 +2330,7 @@
         </w:tc>
         <w:tc>
           <w:tcPr>
-            <w:tcW w:type="dxa" w:w="2976"/>
+            <w:tcW w:type="dxa" w:w="3072"/>
             <w:shd w:fill="FFFFFF" w:val="clear"/>
             <w:tcBorders>
               <w:top w:val="single" w:sz="4" w:space="0" w:color="C5CDD6"/>
@@ -2368,7 +2363,7 @@
         </w:tc>
         <w:tc>
           <w:tcPr>
-            <w:tcW w:type="dxa" w:w="2976"/>
+            <w:tcW w:type="dxa" w:w="3072"/>
             <w:shd w:fill="FFFFFF" w:val="clear"/>
             <w:tcBorders>
               <w:top w:val="single" w:sz="4" w:space="0" w:color="C5CDD6"/>
@@ -2434,12 +2429,12 @@
         <w:tblLook w:firstColumn="1" w:firstRow="1" w:lastColumn="0" w:lastRow="0" w:noHBand="0" w:noVBand="1" w:val="04A0"/>
       </w:tblPr>
       <w:tblGrid>
-        <w:gridCol w:w="8928"/>
+        <w:gridCol w:w="9216"/>
       </w:tblGrid>
       <w:tr>
         <w:tc>
           <w:tcPr>
-            <w:tcW w:type="dxa" w:w="8928"/>
+            <w:tcW w:type="dxa" w:w="9216"/>
             <w:shd w:fill="F3F4F6" w:val="clear"/>
             <w:tcBorders>
               <w:top w:val="single" w:sz="6" w:space="0" w:color="C5CDD6"/>
@@ -2845,8 +2840,7 @@
     </w:p>
     <w:p>
       <w:pPr>
-        <w:spacing w:before="0" w:after="240" w:line="427" w:lineRule="auto"/>
-        <w:ind w:firstLine="288"/>
+        <w:spacing w:before="0" w:after="200" w:line="403" w:lineRule="auto"/>
       </w:pPr>
       <w:r>
         <w:rPr>
@@ -2961,12 +2955,12 @@
         <w:tblLook w:firstColumn="1" w:firstRow="1" w:lastColumn="0" w:lastRow="0" w:noHBand="0" w:noVBand="1" w:val="04A0"/>
       </w:tblPr>
       <w:tblGrid>
-        <w:gridCol w:w="8928"/>
+        <w:gridCol w:w="9216"/>
       </w:tblGrid>
       <w:tr>
         <w:tc>
           <w:tcPr>
-            <w:tcW w:type="dxa" w:w="8928"/>
+            <w:tcW w:type="dxa" w:w="9216"/>
             <w:shd w:fill="F3F4F6" w:val="clear"/>
             <w:tcBorders>
               <w:top w:val="single" w:sz="6" w:space="0" w:color="C5CDD6"/>
@@ -3538,12 +3532,12 @@
         <w:tblLook w:firstColumn="1" w:firstRow="1" w:lastColumn="0" w:lastRow="0" w:noHBand="0" w:noVBand="1" w:val="04A0"/>
       </w:tblPr>
       <w:tblGrid>
-        <w:gridCol w:w="8928"/>
+        <w:gridCol w:w="9216"/>
       </w:tblGrid>
       <w:tr>
         <w:tc>
           <w:tcPr>
-            <w:tcW w:type="dxa" w:w="8928"/>
+            <w:tcW w:type="dxa" w:w="9216"/>
             <w:shd w:fill="F3F4F6" w:val="clear"/>
             <w:tcBorders>
               <w:top w:val="single" w:sz="6" w:space="0" w:color="C5CDD6"/>
@@ -4180,12 +4174,12 @@
         <w:tblLook w:firstColumn="1" w:firstRow="1" w:lastColumn="0" w:lastRow="0" w:noHBand="0" w:noVBand="1" w:val="04A0"/>
       </w:tblPr>
       <w:tblGrid>
-        <w:gridCol w:w="8928"/>
+        <w:gridCol w:w="9216"/>
       </w:tblGrid>
       <w:tr>
         <w:tc>
           <w:tcPr>
-            <w:tcW w:type="dxa" w:w="8928"/>
+            <w:tcW w:type="dxa" w:w="9216"/>
             <w:shd w:fill="F3F4F6" w:val="clear"/>
             <w:tcBorders>
               <w:top w:val="single" w:sz="6" w:space="0" w:color="C5CDD6"/>
@@ -4544,8 +4538,7 @@
     </w:p>
     <w:p>
       <w:pPr>
-        <w:spacing w:before="0" w:after="240" w:line="427" w:lineRule="auto"/>
-        <w:ind w:firstLine="288"/>
+        <w:spacing w:before="0" w:after="200" w:line="403" w:lineRule="auto"/>
       </w:pPr>
       <w:r>
         <w:rPr>
@@ -4578,20 +4571,20 @@
         <w:tblLook w:firstColumn="1" w:firstRow="1" w:lastColumn="0" w:lastRow="0" w:noHBand="0" w:noVBand="1" w:val="04A0"/>
       </w:tblPr>
       <w:tblGrid>
-        <w:gridCol w:w="2976"/>
-        <w:gridCol w:w="2976"/>
-        <w:gridCol w:w="2976"/>
+        <w:gridCol w:w="3072"/>
+        <w:gridCol w:w="3072"/>
+        <w:gridCol w:w="3072"/>
       </w:tblGrid>
       <w:tr>
         <w:tc>
           <w:tcPr>
-            <w:tcW w:type="dxa" w:w="2976"/>
-            <w:shd w:fill="1B365D" w:val="clear"/>
+            <w:tcW w:type="dxa" w:w="3072"/>
+            <w:shd w:fill="3A4540" w:val="clear"/>
             <w:tcBorders>
-              <w:top w:val="single" w:sz="4" w:space="0" w:color="1B365D"/>
-              <w:left w:val="single" w:sz="4" w:space="0" w:color="1B365D"/>
-              <w:bottom w:val="single" w:sz="4" w:space="0" w:color="1B365D"/>
-              <w:right w:val="single" w:sz="4" w:space="0" w:color="1B365D"/>
+              <w:top w:val="single" w:sz="4" w:space="0" w:color="3E4A43"/>
+              <w:left w:val="single" w:sz="4" w:space="0" w:color="3E4A43"/>
+              <w:bottom w:val="single" w:sz="4" w:space="0" w:color="3E4A43"/>
+              <w:right w:val="single" w:sz="4" w:space="0" w:color="3E4A43"/>
             </w:tcBorders>
             <w:tcMar>
               <w:top w:w="50" w:type="dxa"/>
@@ -4618,13 +4611,13 @@
         </w:tc>
         <w:tc>
           <w:tcPr>
-            <w:tcW w:type="dxa" w:w="2976"/>
-            <w:shd w:fill="1B365D" w:val="clear"/>
+            <w:tcW w:type="dxa" w:w="3072"/>
+            <w:shd w:fill="3A4540" w:val="clear"/>
             <w:tcBorders>
-              <w:top w:val="single" w:sz="4" w:space="0" w:color="1B365D"/>
-              <w:left w:val="single" w:sz="4" w:space="0" w:color="1B365D"/>
-              <w:bottom w:val="single" w:sz="4" w:space="0" w:color="1B365D"/>
-              <w:right w:val="single" w:sz="4" w:space="0" w:color="1B365D"/>
+              <w:top w:val="single" w:sz="4" w:space="0" w:color="3E4A43"/>
+              <w:left w:val="single" w:sz="4" w:space="0" w:color="3E4A43"/>
+              <w:bottom w:val="single" w:sz="4" w:space="0" w:color="3E4A43"/>
+              <w:right w:val="single" w:sz="4" w:space="0" w:color="3E4A43"/>
             </w:tcBorders>
             <w:tcMar>
               <w:top w:w="50" w:type="dxa"/>
@@ -4651,13 +4644,13 @@
         </w:tc>
         <w:tc>
           <w:tcPr>
-            <w:tcW w:type="dxa" w:w="2976"/>
-            <w:shd w:fill="1B365D" w:val="clear"/>
+            <w:tcW w:type="dxa" w:w="3072"/>
+            <w:shd w:fill="3A4540" w:val="clear"/>
             <w:tcBorders>
-              <w:top w:val="single" w:sz="4" w:space="0" w:color="1B365D"/>
-              <w:left w:val="single" w:sz="4" w:space="0" w:color="1B365D"/>
-              <w:bottom w:val="single" w:sz="4" w:space="0" w:color="1B365D"/>
-              <w:right w:val="single" w:sz="4" w:space="0" w:color="1B365D"/>
+              <w:top w:val="single" w:sz="4" w:space="0" w:color="3E4A43"/>
+              <w:left w:val="single" w:sz="4" w:space="0" w:color="3E4A43"/>
+              <w:bottom w:val="single" w:sz="4" w:space="0" w:color="3E4A43"/>
+              <w:right w:val="single" w:sz="4" w:space="0" w:color="3E4A43"/>
             </w:tcBorders>
             <w:tcMar>
               <w:top w:w="50" w:type="dxa"/>
@@ -4686,7 +4679,7 @@
       <w:tr>
         <w:tc>
           <w:tcPr>
-            <w:tcW w:type="dxa" w:w="2976"/>
+            <w:tcW w:type="dxa" w:w="3072"/>
             <w:shd w:fill="FFFFFF" w:val="clear"/>
             <w:tcBorders>
               <w:top w:val="single" w:sz="4" w:space="0" w:color="C5CDD6"/>
@@ -4719,7 +4712,7 @@
         </w:tc>
         <w:tc>
           <w:tcPr>
-            <w:tcW w:type="dxa" w:w="2976"/>
+            <w:tcW w:type="dxa" w:w="3072"/>
             <w:shd w:fill="FFFFFF" w:val="clear"/>
             <w:tcBorders>
               <w:top w:val="single" w:sz="4" w:space="0" w:color="C5CDD6"/>
@@ -4752,7 +4745,7 @@
         </w:tc>
         <w:tc>
           <w:tcPr>
-            <w:tcW w:type="dxa" w:w="2976"/>
+            <w:tcW w:type="dxa" w:w="3072"/>
             <w:shd w:fill="FFFFFF" w:val="clear"/>
             <w:tcBorders>
               <w:top w:val="single" w:sz="4" w:space="0" w:color="C5CDD6"/>
@@ -4787,8 +4780,8 @@
       <w:tr>
         <w:tc>
           <w:tcPr>
-            <w:tcW w:type="dxa" w:w="2976"/>
-            <w:shd w:fill="EEF2F6" w:val="clear"/>
+            <w:tcW w:type="dxa" w:w="3072"/>
+            <w:shd w:fill="E7EDE8" w:val="clear"/>
             <w:tcBorders>
               <w:top w:val="single" w:sz="4" w:space="0" w:color="C5CDD6"/>
               <w:left w:val="single" w:sz="4" w:space="0" w:color="C5CDD6"/>
@@ -4820,8 +4813,8 @@
         </w:tc>
         <w:tc>
           <w:tcPr>
-            <w:tcW w:type="dxa" w:w="2976"/>
-            <w:shd w:fill="EEF2F6" w:val="clear"/>
+            <w:tcW w:type="dxa" w:w="3072"/>
+            <w:shd w:fill="E7EDE8" w:val="clear"/>
             <w:tcBorders>
               <w:top w:val="single" w:sz="4" w:space="0" w:color="C5CDD6"/>
               <w:left w:val="single" w:sz="4" w:space="0" w:color="C5CDD6"/>
@@ -4853,8 +4846,8 @@
         </w:tc>
         <w:tc>
           <w:tcPr>
-            <w:tcW w:type="dxa" w:w="2976"/>
-            <w:shd w:fill="EEF2F6" w:val="clear"/>
+            <w:tcW w:type="dxa" w:w="3072"/>
+            <w:shd w:fill="E7EDE8" w:val="clear"/>
             <w:tcBorders>
               <w:top w:val="single" w:sz="4" w:space="0" w:color="C5CDD6"/>
               <w:left w:val="single" w:sz="4" w:space="0" w:color="C5CDD6"/>
@@ -4888,7 +4881,7 @@
       <w:tr>
         <w:tc>
           <w:tcPr>
-            <w:tcW w:type="dxa" w:w="2976"/>
+            <w:tcW w:type="dxa" w:w="3072"/>
             <w:shd w:fill="FFFFFF" w:val="clear"/>
             <w:tcBorders>
               <w:top w:val="single" w:sz="4" w:space="0" w:color="C5CDD6"/>
@@ -4921,7 +4914,7 @@
         </w:tc>
         <w:tc>
           <w:tcPr>
-            <w:tcW w:type="dxa" w:w="2976"/>
+            <w:tcW w:type="dxa" w:w="3072"/>
             <w:shd w:fill="FFFFFF" w:val="clear"/>
             <w:tcBorders>
               <w:top w:val="single" w:sz="4" w:space="0" w:color="C5CDD6"/>
@@ -4954,7 +4947,7 @@
         </w:tc>
         <w:tc>
           <w:tcPr>
-            <w:tcW w:type="dxa" w:w="2976"/>
+            <w:tcW w:type="dxa" w:w="3072"/>
             <w:shd w:fill="FFFFFF" w:val="clear"/>
             <w:tcBorders>
               <w:top w:val="single" w:sz="4" w:space="0" w:color="C5CDD6"/>
@@ -4989,8 +4982,8 @@
       <w:tr>
         <w:tc>
           <w:tcPr>
-            <w:tcW w:type="dxa" w:w="2976"/>
-            <w:shd w:fill="EEF2F6" w:val="clear"/>
+            <w:tcW w:type="dxa" w:w="3072"/>
+            <w:shd w:fill="E7EDE8" w:val="clear"/>
             <w:tcBorders>
               <w:top w:val="single" w:sz="4" w:space="0" w:color="C5CDD6"/>
               <w:left w:val="single" w:sz="4" w:space="0" w:color="C5CDD6"/>
@@ -5022,8 +5015,8 @@
         </w:tc>
         <w:tc>
           <w:tcPr>
-            <w:tcW w:type="dxa" w:w="2976"/>
-            <w:shd w:fill="EEF2F6" w:val="clear"/>
+            <w:tcW w:type="dxa" w:w="3072"/>
+            <w:shd w:fill="E7EDE8" w:val="clear"/>
             <w:tcBorders>
               <w:top w:val="single" w:sz="4" w:space="0" w:color="C5CDD6"/>
               <w:left w:val="single" w:sz="4" w:space="0" w:color="C5CDD6"/>
@@ -5055,8 +5048,8 @@
         </w:tc>
         <w:tc>
           <w:tcPr>
-            <w:tcW w:type="dxa" w:w="2976"/>
-            <w:shd w:fill="EEF2F6" w:val="clear"/>
+            <w:tcW w:type="dxa" w:w="3072"/>
+            <w:shd w:fill="E7EDE8" w:val="clear"/>
             <w:tcBorders>
               <w:top w:val="single" w:sz="4" w:space="0" w:color="C5CDD6"/>
               <w:left w:val="single" w:sz="4" w:space="0" w:color="C5CDD6"/>
@@ -5090,7 +5083,7 @@
       <w:tr>
         <w:tc>
           <w:tcPr>
-            <w:tcW w:type="dxa" w:w="2976"/>
+            <w:tcW w:type="dxa" w:w="3072"/>
             <w:shd w:fill="FFFFFF" w:val="clear"/>
             <w:tcBorders>
               <w:top w:val="single" w:sz="4" w:space="0" w:color="C5CDD6"/>
@@ -5123,7 +5116,7 @@
         </w:tc>
         <w:tc>
           <w:tcPr>
-            <w:tcW w:type="dxa" w:w="2976"/>
+            <w:tcW w:type="dxa" w:w="3072"/>
             <w:shd w:fill="FFFFFF" w:val="clear"/>
             <w:tcBorders>
               <w:top w:val="single" w:sz="4" w:space="0" w:color="C5CDD6"/>
@@ -5156,7 +5149,7 @@
         </w:tc>
         <w:tc>
           <w:tcPr>
-            <w:tcW w:type="dxa" w:w="2976"/>
+            <w:tcW w:type="dxa" w:w="3072"/>
             <w:shd w:fill="FFFFFF" w:val="clear"/>
             <w:tcBorders>
               <w:top w:val="single" w:sz="4" w:space="0" w:color="C5CDD6"/>
@@ -5191,8 +5184,8 @@
       <w:tr>
         <w:tc>
           <w:tcPr>
-            <w:tcW w:type="dxa" w:w="2976"/>
-            <w:shd w:fill="EEF2F6" w:val="clear"/>
+            <w:tcW w:type="dxa" w:w="3072"/>
+            <w:shd w:fill="E7EDE8" w:val="clear"/>
             <w:tcBorders>
               <w:top w:val="single" w:sz="4" w:space="0" w:color="C5CDD6"/>
               <w:left w:val="single" w:sz="4" w:space="0" w:color="C5CDD6"/>
@@ -5224,8 +5217,8 @@
         </w:tc>
         <w:tc>
           <w:tcPr>
-            <w:tcW w:type="dxa" w:w="2976"/>
-            <w:shd w:fill="EEF2F6" w:val="clear"/>
+            <w:tcW w:type="dxa" w:w="3072"/>
+            <w:shd w:fill="E7EDE8" w:val="clear"/>
             <w:tcBorders>
               <w:top w:val="single" w:sz="4" w:space="0" w:color="C5CDD6"/>
               <w:left w:val="single" w:sz="4" w:space="0" w:color="C5CDD6"/>
@@ -5257,8 +5250,8 @@
         </w:tc>
         <w:tc>
           <w:tcPr>
-            <w:tcW w:type="dxa" w:w="2976"/>
-            <w:shd w:fill="EEF2F6" w:val="clear"/>
+            <w:tcW w:type="dxa" w:w="3072"/>
+            <w:shd w:fill="E7EDE8" w:val="clear"/>
             <w:tcBorders>
               <w:top w:val="single" w:sz="4" w:space="0" w:color="C5CDD6"/>
               <w:left w:val="single" w:sz="4" w:space="0" w:color="C5CDD6"/>
@@ -5315,12 +5308,12 @@
         <w:tblLook w:firstColumn="1" w:firstRow="1" w:lastColumn="0" w:lastRow="0" w:noHBand="0" w:noVBand="1" w:val="04A0"/>
       </w:tblPr>
       <w:tblGrid>
-        <w:gridCol w:w="8928"/>
+        <w:gridCol w:w="9216"/>
       </w:tblGrid>
       <w:tr>
         <w:tc>
           <w:tcPr>
-            <w:tcW w:type="dxa" w:w="8928"/>
+            <w:tcW w:type="dxa" w:w="9216"/>
             <w:shd w:fill="F3F4F6" w:val="clear"/>
             <w:tcBorders>
               <w:top w:val="single" w:sz="6" w:space="0" w:color="C5CDD6"/>
@@ -5475,12 +5468,12 @@
         <w:tblLook w:firstColumn="1" w:firstRow="1" w:lastColumn="0" w:lastRow="0" w:noHBand="0" w:noVBand="1" w:val="04A0"/>
       </w:tblPr>
       <w:tblGrid>
-        <w:gridCol w:w="8928"/>
+        <w:gridCol w:w="9216"/>
       </w:tblGrid>
       <w:tr>
         <w:tc>
           <w:tcPr>
-            <w:tcW w:type="dxa" w:w="8928"/>
+            <w:tcW w:type="dxa" w:w="9216"/>
             <w:shd w:fill="F8EDE8" w:val="clear"/>
             <w:tcBorders>
               <w:top w:val="single" w:sz="10" w:space="0" w:color="A15C46"/>
@@ -5659,8 +5652,7 @@
     </w:p>
     <w:p>
       <w:pPr>
-        <w:spacing w:before="0" w:after="240" w:line="427" w:lineRule="auto"/>
-        <w:ind w:firstLine="288"/>
+        <w:spacing w:before="0" w:after="200" w:line="403" w:lineRule="auto"/>
       </w:pPr>
       <w:r>
         <w:rPr>
@@ -5681,8 +5673,7 @@
     </w:p>
     <w:p>
       <w:pPr>
-        <w:spacing w:before="0" w:after="240" w:line="427" w:lineRule="auto"/>
-        <w:ind w:firstLine="288"/>
+        <w:spacing w:before="0" w:after="200" w:line="403" w:lineRule="auto"/>
       </w:pPr>
       <w:r>
         <w:rPr>
@@ -5769,18 +5760,18 @@
         <w:tblLook w:firstColumn="1" w:firstRow="1" w:lastColumn="0" w:lastRow="0" w:noHBand="0" w:noVBand="1" w:val="04A0"/>
       </w:tblPr>
       <w:tblGrid>
-        <w:gridCol w:w="8928"/>
+        <w:gridCol w:w="9216"/>
       </w:tblGrid>
       <w:tr>
         <w:tc>
           <w:tcPr>
-            <w:tcW w:type="dxa" w:w="8928"/>
+            <w:tcW w:type="dxa" w:w="9216"/>
             <w:shd w:fill="F4F1E8" w:val="clear"/>
             <w:tcBorders>
-              <w:top w:val="single" w:sz="10" w:space="0" w:color="1B365D"/>
-              <w:left w:val="single" w:sz="10" w:space="0" w:color="1B365D"/>
-              <w:bottom w:val="single" w:sz="10" w:space="0" w:color="1B365D"/>
-              <w:right w:val="single" w:sz="10" w:space="0" w:color="1B365D"/>
+              <w:top w:val="single" w:sz="10" w:space="0" w:color="3E4A43"/>
+              <w:left w:val="single" w:sz="10" w:space="0" w:color="3E4A43"/>
+              <w:bottom w:val="single" w:sz="10" w:space="0" w:color="3E4A43"/>
+              <w:right w:val="single" w:sz="10" w:space="0" w:color="3E4A43"/>
             </w:tcBorders>
             <w:tcMar>
               <w:top w:w="80" w:type="dxa"/>
@@ -5798,7 +5789,7 @@
               <w:rPr>
                 <w:rFonts w:ascii="Liberation Sans" w:hAnsi="Liberation Sans" w:eastAsia="Liberation Sans" w:cs="Liberation Sans"/>
                 <w:b/>
-                <w:color w:val="1B365D"/>
+                <w:color w:val="3E4A43"/>
                 <w:sz w:val="16"/>
               </w:rPr>
               <w:t>NOTE</w:t>
@@ -5853,12 +5844,12 @@
         <w:tblLook w:firstColumn="1" w:firstRow="1" w:lastColumn="0" w:lastRow="0" w:noHBand="0" w:noVBand="1" w:val="04A0"/>
       </w:tblPr>
       <w:tblGrid>
-        <w:gridCol w:w="8928"/>
+        <w:gridCol w:w="9216"/>
       </w:tblGrid>
       <w:tr>
         <w:tc>
           <w:tcPr>
-            <w:tcW w:type="dxa" w:w="8928"/>
+            <w:tcW w:type="dxa" w:w="9216"/>
             <w:shd w:fill="F3F4F6" w:val="clear"/>
             <w:tcBorders>
               <w:top w:val="single" w:sz="6" w:space="0" w:color="C5CDD6"/>
@@ -6217,8 +6208,7 @@
     </w:p>
     <w:p>
       <w:pPr>
-        <w:spacing w:before="0" w:after="240" w:line="427" w:lineRule="auto"/>
-        <w:ind w:firstLine="288"/>
+        <w:spacing w:before="0" w:after="200" w:line="403" w:lineRule="auto"/>
       </w:pPr>
       <w:r>
         <w:rPr>
@@ -6231,8 +6221,7 @@
     </w:p>
     <w:p>
       <w:pPr>
-        <w:spacing w:before="0" w:after="240" w:line="427" w:lineRule="auto"/>
-        <w:ind w:firstLine="288"/>
+        <w:spacing w:before="0" w:after="200" w:line="403" w:lineRule="auto"/>
       </w:pPr>
       <w:r>
         <w:rPr>
@@ -6273,20 +6262,20 @@
         <w:tblLook w:firstColumn="1" w:firstRow="1" w:lastColumn="0" w:lastRow="0" w:noHBand="0" w:noVBand="1" w:val="04A0"/>
       </w:tblPr>
       <w:tblGrid>
-        <w:gridCol w:w="2976"/>
-        <w:gridCol w:w="2976"/>
-        <w:gridCol w:w="2976"/>
+        <w:gridCol w:w="3072"/>
+        <w:gridCol w:w="3072"/>
+        <w:gridCol w:w="3072"/>
       </w:tblGrid>
       <w:tr>
         <w:tc>
           <w:tcPr>
-            <w:tcW w:type="dxa" w:w="2976"/>
-            <w:shd w:fill="1B365D" w:val="clear"/>
+            <w:tcW w:type="dxa" w:w="3072"/>
+            <w:shd w:fill="3A4540" w:val="clear"/>
             <w:tcBorders>
-              <w:top w:val="single" w:sz="4" w:space="0" w:color="1B365D"/>
-              <w:left w:val="single" w:sz="4" w:space="0" w:color="1B365D"/>
-              <w:bottom w:val="single" w:sz="4" w:space="0" w:color="1B365D"/>
-              <w:right w:val="single" w:sz="4" w:space="0" w:color="1B365D"/>
+              <w:top w:val="single" w:sz="4" w:space="0" w:color="3E4A43"/>
+              <w:left w:val="single" w:sz="4" w:space="0" w:color="3E4A43"/>
+              <w:bottom w:val="single" w:sz="4" w:space="0" w:color="3E4A43"/>
+              <w:right w:val="single" w:sz="4" w:space="0" w:color="3E4A43"/>
             </w:tcBorders>
             <w:tcMar>
               <w:top w:w="50" w:type="dxa"/>
@@ -6313,13 +6302,13 @@
         </w:tc>
         <w:tc>
           <w:tcPr>
-            <w:tcW w:type="dxa" w:w="2976"/>
-            <w:shd w:fill="1B365D" w:val="clear"/>
+            <w:tcW w:type="dxa" w:w="3072"/>
+            <w:shd w:fill="3A4540" w:val="clear"/>
             <w:tcBorders>
-              <w:top w:val="single" w:sz="4" w:space="0" w:color="1B365D"/>
-              <w:left w:val="single" w:sz="4" w:space="0" w:color="1B365D"/>
-              <w:bottom w:val="single" w:sz="4" w:space="0" w:color="1B365D"/>
-              <w:right w:val="single" w:sz="4" w:space="0" w:color="1B365D"/>
+              <w:top w:val="single" w:sz="4" w:space="0" w:color="3E4A43"/>
+              <w:left w:val="single" w:sz="4" w:space="0" w:color="3E4A43"/>
+              <w:bottom w:val="single" w:sz="4" w:space="0" w:color="3E4A43"/>
+              <w:right w:val="single" w:sz="4" w:space="0" w:color="3E4A43"/>
             </w:tcBorders>
             <w:tcMar>
               <w:top w:w="50" w:type="dxa"/>
@@ -6346,13 +6335,13 @@
         </w:tc>
         <w:tc>
           <w:tcPr>
-            <w:tcW w:type="dxa" w:w="2976"/>
-            <w:shd w:fill="1B365D" w:val="clear"/>
+            <w:tcW w:type="dxa" w:w="3072"/>
+            <w:shd w:fill="3A4540" w:val="clear"/>
             <w:tcBorders>
-              <w:top w:val="single" w:sz="4" w:space="0" w:color="1B365D"/>
-              <w:left w:val="single" w:sz="4" w:space="0" w:color="1B365D"/>
-              <w:bottom w:val="single" w:sz="4" w:space="0" w:color="1B365D"/>
-              <w:right w:val="single" w:sz="4" w:space="0" w:color="1B365D"/>
+              <w:top w:val="single" w:sz="4" w:space="0" w:color="3E4A43"/>
+              <w:left w:val="single" w:sz="4" w:space="0" w:color="3E4A43"/>
+              <w:bottom w:val="single" w:sz="4" w:space="0" w:color="3E4A43"/>
+              <w:right w:val="single" w:sz="4" w:space="0" w:color="3E4A43"/>
             </w:tcBorders>
             <w:tcMar>
               <w:top w:w="50" w:type="dxa"/>
@@ -6381,7 +6370,7 @@
       <w:tr>
         <w:tc>
           <w:tcPr>
-            <w:tcW w:type="dxa" w:w="2976"/>
+            <w:tcW w:type="dxa" w:w="3072"/>
             <w:shd w:fill="FFFFFF" w:val="clear"/>
             <w:tcBorders>
               <w:top w:val="single" w:sz="4" w:space="0" w:color="C5CDD6"/>
@@ -6414,7 +6403,7 @@
         </w:tc>
         <w:tc>
           <w:tcPr>
-            <w:tcW w:type="dxa" w:w="2976"/>
+            <w:tcW w:type="dxa" w:w="3072"/>
             <w:shd w:fill="FFFFFF" w:val="clear"/>
             <w:tcBorders>
               <w:top w:val="single" w:sz="4" w:space="0" w:color="C5CDD6"/>
@@ -6447,7 +6436,7 @@
         </w:tc>
         <w:tc>
           <w:tcPr>
-            <w:tcW w:type="dxa" w:w="2976"/>
+            <w:tcW w:type="dxa" w:w="3072"/>
             <w:shd w:fill="FFFFFF" w:val="clear"/>
             <w:tcBorders>
               <w:top w:val="single" w:sz="4" w:space="0" w:color="C5CDD6"/>
@@ -6482,8 +6471,8 @@
       <w:tr>
         <w:tc>
           <w:tcPr>
-            <w:tcW w:type="dxa" w:w="2976"/>
-            <w:shd w:fill="EEF2F6" w:val="clear"/>
+            <w:tcW w:type="dxa" w:w="3072"/>
+            <w:shd w:fill="E7EDE8" w:val="clear"/>
             <w:tcBorders>
               <w:top w:val="single" w:sz="4" w:space="0" w:color="C5CDD6"/>
               <w:left w:val="single" w:sz="4" w:space="0" w:color="C5CDD6"/>
@@ -6515,8 +6504,8 @@
         </w:tc>
         <w:tc>
           <w:tcPr>
-            <w:tcW w:type="dxa" w:w="2976"/>
-            <w:shd w:fill="EEF2F6" w:val="clear"/>
+            <w:tcW w:type="dxa" w:w="3072"/>
+            <w:shd w:fill="E7EDE8" w:val="clear"/>
             <w:tcBorders>
               <w:top w:val="single" w:sz="4" w:space="0" w:color="C5CDD6"/>
               <w:left w:val="single" w:sz="4" w:space="0" w:color="C5CDD6"/>
@@ -6548,8 +6537,8 @@
         </w:tc>
         <w:tc>
           <w:tcPr>
-            <w:tcW w:type="dxa" w:w="2976"/>
-            <w:shd w:fill="EEF2F6" w:val="clear"/>
+            <w:tcW w:type="dxa" w:w="3072"/>
+            <w:shd w:fill="E7EDE8" w:val="clear"/>
             <w:tcBorders>
               <w:top w:val="single" w:sz="4" w:space="0" w:color="C5CDD6"/>
               <w:left w:val="single" w:sz="4" w:space="0" w:color="C5CDD6"/>
@@ -6583,7 +6572,7 @@
       <w:tr>
         <w:tc>
           <w:tcPr>
-            <w:tcW w:type="dxa" w:w="2976"/>
+            <w:tcW w:type="dxa" w:w="3072"/>
             <w:shd w:fill="FFFFFF" w:val="clear"/>
             <w:tcBorders>
               <w:top w:val="single" w:sz="4" w:space="0" w:color="C5CDD6"/>
@@ -6616,7 +6605,7 @@
         </w:tc>
         <w:tc>
           <w:tcPr>
-            <w:tcW w:type="dxa" w:w="2976"/>
+            <w:tcW w:type="dxa" w:w="3072"/>
             <w:shd w:fill="FFFFFF" w:val="clear"/>
             <w:tcBorders>
               <w:top w:val="single" w:sz="4" w:space="0" w:color="C5CDD6"/>
@@ -6649,7 +6638,7 @@
         </w:tc>
         <w:tc>
           <w:tcPr>
-            <w:tcW w:type="dxa" w:w="2976"/>
+            <w:tcW w:type="dxa" w:w="3072"/>
             <w:shd w:fill="FFFFFF" w:val="clear"/>
             <w:tcBorders>
               <w:top w:val="single" w:sz="4" w:space="0" w:color="C5CDD6"/>
@@ -6684,8 +6673,8 @@
       <w:tr>
         <w:tc>
           <w:tcPr>
-            <w:tcW w:type="dxa" w:w="2976"/>
-            <w:shd w:fill="EEF2F6" w:val="clear"/>
+            <w:tcW w:type="dxa" w:w="3072"/>
+            <w:shd w:fill="E7EDE8" w:val="clear"/>
             <w:tcBorders>
               <w:top w:val="single" w:sz="4" w:space="0" w:color="C5CDD6"/>
               <w:left w:val="single" w:sz="4" w:space="0" w:color="C5CDD6"/>
@@ -6717,8 +6706,8 @@
         </w:tc>
         <w:tc>
           <w:tcPr>
-            <w:tcW w:type="dxa" w:w="2976"/>
-            <w:shd w:fill="EEF2F6" w:val="clear"/>
+            <w:tcW w:type="dxa" w:w="3072"/>
+            <w:shd w:fill="E7EDE8" w:val="clear"/>
             <w:tcBorders>
               <w:top w:val="single" w:sz="4" w:space="0" w:color="C5CDD6"/>
               <w:left w:val="single" w:sz="4" w:space="0" w:color="C5CDD6"/>
@@ -6750,8 +6739,8 @@
         </w:tc>
         <w:tc>
           <w:tcPr>
-            <w:tcW w:type="dxa" w:w="2976"/>
-            <w:shd w:fill="EEF2F6" w:val="clear"/>
+            <w:tcW w:type="dxa" w:w="3072"/>
+            <w:shd w:fill="E7EDE8" w:val="clear"/>
             <w:tcBorders>
               <w:top w:val="single" w:sz="4" w:space="0" w:color="C5CDD6"/>
               <w:left w:val="single" w:sz="4" w:space="0" w:color="C5CDD6"/>
@@ -6785,7 +6774,7 @@
       <w:tr>
         <w:tc>
           <w:tcPr>
-            <w:tcW w:type="dxa" w:w="2976"/>
+            <w:tcW w:type="dxa" w:w="3072"/>
             <w:shd w:fill="FFFFFF" w:val="clear"/>
             <w:tcBorders>
               <w:top w:val="single" w:sz="4" w:space="0" w:color="C5CDD6"/>
@@ -6818,7 +6807,7 @@
         </w:tc>
         <w:tc>
           <w:tcPr>
-            <w:tcW w:type="dxa" w:w="2976"/>
+            <w:tcW w:type="dxa" w:w="3072"/>
             <w:shd w:fill="FFFFFF" w:val="clear"/>
             <w:tcBorders>
               <w:top w:val="single" w:sz="4" w:space="0" w:color="C5CDD6"/>
@@ -6851,7 +6840,7 @@
         </w:tc>
         <w:tc>
           <w:tcPr>
-            <w:tcW w:type="dxa" w:w="2976"/>
+            <w:tcW w:type="dxa" w:w="3072"/>
             <w:shd w:fill="FFFFFF" w:val="clear"/>
             <w:tcBorders>
               <w:top w:val="single" w:sz="4" w:space="0" w:color="C5CDD6"/>
@@ -6886,8 +6875,8 @@
       <w:tr>
         <w:tc>
           <w:tcPr>
-            <w:tcW w:type="dxa" w:w="2976"/>
-            <w:shd w:fill="EEF2F6" w:val="clear"/>
+            <w:tcW w:type="dxa" w:w="3072"/>
+            <w:shd w:fill="E7EDE8" w:val="clear"/>
             <w:tcBorders>
               <w:top w:val="single" w:sz="4" w:space="0" w:color="C5CDD6"/>
               <w:left w:val="single" w:sz="4" w:space="0" w:color="C5CDD6"/>
@@ -6919,8 +6908,8 @@
         </w:tc>
         <w:tc>
           <w:tcPr>
-            <w:tcW w:type="dxa" w:w="2976"/>
-            <w:shd w:fill="EEF2F6" w:val="clear"/>
+            <w:tcW w:type="dxa" w:w="3072"/>
+            <w:shd w:fill="E7EDE8" w:val="clear"/>
             <w:tcBorders>
               <w:top w:val="single" w:sz="4" w:space="0" w:color="C5CDD6"/>
               <w:left w:val="single" w:sz="4" w:space="0" w:color="C5CDD6"/>
@@ -6952,8 +6941,8 @@
         </w:tc>
         <w:tc>
           <w:tcPr>
-            <w:tcW w:type="dxa" w:w="2976"/>
-            <w:shd w:fill="EEF2F6" w:val="clear"/>
+            <w:tcW w:type="dxa" w:w="3072"/>
+            <w:shd w:fill="E7EDE8" w:val="clear"/>
             <w:tcBorders>
               <w:top w:val="single" w:sz="4" w:space="0" w:color="C5CDD6"/>
               <w:left w:val="single" w:sz="4" w:space="0" w:color="C5CDD6"/>
@@ -7020,21 +7009,21 @@
         <w:tblLook w:firstColumn="1" w:firstRow="1" w:lastColumn="0" w:lastRow="0" w:noHBand="0" w:noVBand="1" w:val="04A0"/>
       </w:tblPr>
       <w:tblGrid>
-        <w:gridCol w:w="2232"/>
-        <w:gridCol w:w="2232"/>
-        <w:gridCol w:w="2232"/>
-        <w:gridCol w:w="2232"/>
+        <w:gridCol w:w="2304"/>
+        <w:gridCol w:w="2304"/>
+        <w:gridCol w:w="2304"/>
+        <w:gridCol w:w="2304"/>
       </w:tblGrid>
       <w:tr>
         <w:tc>
           <w:tcPr>
-            <w:tcW w:type="dxa" w:w="2232"/>
-            <w:shd w:fill="1B365D" w:val="clear"/>
+            <w:tcW w:type="dxa" w:w="2304"/>
+            <w:shd w:fill="3A4540" w:val="clear"/>
             <w:tcBorders>
-              <w:top w:val="single" w:sz="4" w:space="0" w:color="1B365D"/>
-              <w:left w:val="single" w:sz="4" w:space="0" w:color="1B365D"/>
-              <w:bottom w:val="single" w:sz="4" w:space="0" w:color="1B365D"/>
-              <w:right w:val="single" w:sz="4" w:space="0" w:color="1B365D"/>
+              <w:top w:val="single" w:sz="4" w:space="0" w:color="3E4A43"/>
+              <w:left w:val="single" w:sz="4" w:space="0" w:color="3E4A43"/>
+              <w:bottom w:val="single" w:sz="4" w:space="0" w:color="3E4A43"/>
+              <w:right w:val="single" w:sz="4" w:space="0" w:color="3E4A43"/>
             </w:tcBorders>
             <w:tcMar>
               <w:top w:w="50" w:type="dxa"/>
@@ -7061,13 +7050,13 @@
         </w:tc>
         <w:tc>
           <w:tcPr>
-            <w:tcW w:type="dxa" w:w="2232"/>
-            <w:shd w:fill="1B365D" w:val="clear"/>
+            <w:tcW w:type="dxa" w:w="2304"/>
+            <w:shd w:fill="3A4540" w:val="clear"/>
             <w:tcBorders>
-              <w:top w:val="single" w:sz="4" w:space="0" w:color="1B365D"/>
-              <w:left w:val="single" w:sz="4" w:space="0" w:color="1B365D"/>
-              <w:bottom w:val="single" w:sz="4" w:space="0" w:color="1B365D"/>
-              <w:right w:val="single" w:sz="4" w:space="0" w:color="1B365D"/>
+              <w:top w:val="single" w:sz="4" w:space="0" w:color="3E4A43"/>
+              <w:left w:val="single" w:sz="4" w:space="0" w:color="3E4A43"/>
+              <w:bottom w:val="single" w:sz="4" w:space="0" w:color="3E4A43"/>
+              <w:right w:val="single" w:sz="4" w:space="0" w:color="3E4A43"/>
             </w:tcBorders>
             <w:tcMar>
               <w:top w:w="50" w:type="dxa"/>
@@ -7094,13 +7083,13 @@
         </w:tc>
         <w:tc>
           <w:tcPr>
-            <w:tcW w:type="dxa" w:w="2232"/>
-            <w:shd w:fill="1B365D" w:val="clear"/>
+            <w:tcW w:type="dxa" w:w="2304"/>
+            <w:shd w:fill="3A4540" w:val="clear"/>
             <w:tcBorders>
-              <w:top w:val="single" w:sz="4" w:space="0" w:color="1B365D"/>
-              <w:left w:val="single" w:sz="4" w:space="0" w:color="1B365D"/>
-              <w:bottom w:val="single" w:sz="4" w:space="0" w:color="1B365D"/>
-              <w:right w:val="single" w:sz="4" w:space="0" w:color="1B365D"/>
+              <w:top w:val="single" w:sz="4" w:space="0" w:color="3E4A43"/>
+              <w:left w:val="single" w:sz="4" w:space="0" w:color="3E4A43"/>
+              <w:bottom w:val="single" w:sz="4" w:space="0" w:color="3E4A43"/>
+              <w:right w:val="single" w:sz="4" w:space="0" w:color="3E4A43"/>
             </w:tcBorders>
             <w:tcMar>
               <w:top w:w="50" w:type="dxa"/>
@@ -7127,13 +7116,13 @@
         </w:tc>
         <w:tc>
           <w:tcPr>
-            <w:tcW w:type="dxa" w:w="2232"/>
-            <w:shd w:fill="1B365D" w:val="clear"/>
+            <w:tcW w:type="dxa" w:w="2304"/>
+            <w:shd w:fill="3A4540" w:val="clear"/>
             <w:tcBorders>
-              <w:top w:val="single" w:sz="4" w:space="0" w:color="1B365D"/>
-              <w:left w:val="single" w:sz="4" w:space="0" w:color="1B365D"/>
-              <w:bottom w:val="single" w:sz="4" w:space="0" w:color="1B365D"/>
-              <w:right w:val="single" w:sz="4" w:space="0" w:color="1B365D"/>
+              <w:top w:val="single" w:sz="4" w:space="0" w:color="3E4A43"/>
+              <w:left w:val="single" w:sz="4" w:space="0" w:color="3E4A43"/>
+              <w:bottom w:val="single" w:sz="4" w:space="0" w:color="3E4A43"/>
+              <w:right w:val="single" w:sz="4" w:space="0" w:color="3E4A43"/>
             </w:tcBorders>
             <w:tcMar>
               <w:top w:w="50" w:type="dxa"/>
@@ -7162,7 +7151,7 @@
       <w:tr>
         <w:tc>
           <w:tcPr>
-            <w:tcW w:type="dxa" w:w="2232"/>
+            <w:tcW w:type="dxa" w:w="2304"/>
             <w:shd w:fill="FFFFFF" w:val="clear"/>
             <w:tcBorders>
               <w:top w:val="single" w:sz="4" w:space="0" w:color="C5CDD6"/>
@@ -7195,7 +7184,7 @@
         </w:tc>
         <w:tc>
           <w:tcPr>
-            <w:tcW w:type="dxa" w:w="2232"/>
+            <w:tcW w:type="dxa" w:w="2304"/>
             <w:shd w:fill="FFFFFF" w:val="clear"/>
             <w:tcBorders>
               <w:top w:val="single" w:sz="4" w:space="0" w:color="C5CDD6"/>
@@ -7228,7 +7217,7 @@
         </w:tc>
         <w:tc>
           <w:tcPr>
-            <w:tcW w:type="dxa" w:w="2232"/>
+            <w:tcW w:type="dxa" w:w="2304"/>
             <w:shd w:fill="FFFFFF" w:val="clear"/>
             <w:tcBorders>
               <w:top w:val="single" w:sz="4" w:space="0" w:color="C5CDD6"/>
@@ -7261,7 +7250,7 @@
         </w:tc>
         <w:tc>
           <w:tcPr>
-            <w:tcW w:type="dxa" w:w="2232"/>
+            <w:tcW w:type="dxa" w:w="2304"/>
             <w:shd w:fill="FFFFFF" w:val="clear"/>
             <w:tcBorders>
               <w:top w:val="single" w:sz="4" w:space="0" w:color="C5CDD6"/>
@@ -7296,8 +7285,8 @@
       <w:tr>
         <w:tc>
           <w:tcPr>
-            <w:tcW w:type="dxa" w:w="2232"/>
-            <w:shd w:fill="EEF2F6" w:val="clear"/>
+            <w:tcW w:type="dxa" w:w="2304"/>
+            <w:shd w:fill="E7EDE8" w:val="clear"/>
             <w:tcBorders>
               <w:top w:val="single" w:sz="4" w:space="0" w:color="C5CDD6"/>
               <w:left w:val="single" w:sz="4" w:space="0" w:color="C5CDD6"/>
@@ -7329,8 +7318,8 @@
         </w:tc>
         <w:tc>
           <w:tcPr>
-            <w:tcW w:type="dxa" w:w="2232"/>
-            <w:shd w:fill="EEF2F6" w:val="clear"/>
+            <w:tcW w:type="dxa" w:w="2304"/>
+            <w:shd w:fill="E7EDE8" w:val="clear"/>
             <w:tcBorders>
               <w:top w:val="single" w:sz="4" w:space="0" w:color="C5CDD6"/>
               <w:left w:val="single" w:sz="4" w:space="0" w:color="C5CDD6"/>
@@ -7362,8 +7351,8 @@
         </w:tc>
         <w:tc>
           <w:tcPr>
-            <w:tcW w:type="dxa" w:w="2232"/>
-            <w:shd w:fill="EEF2F6" w:val="clear"/>
+            <w:tcW w:type="dxa" w:w="2304"/>
+            <w:shd w:fill="E7EDE8" w:val="clear"/>
             <w:tcBorders>
               <w:top w:val="single" w:sz="4" w:space="0" w:color="C5CDD6"/>
               <w:left w:val="single" w:sz="4" w:space="0" w:color="C5CDD6"/>
@@ -7395,8 +7384,8 @@
         </w:tc>
         <w:tc>
           <w:tcPr>
-            <w:tcW w:type="dxa" w:w="2232"/>
-            <w:shd w:fill="EEF2F6" w:val="clear"/>
+            <w:tcW w:type="dxa" w:w="2304"/>
+            <w:shd w:fill="E7EDE8" w:val="clear"/>
             <w:tcBorders>
               <w:top w:val="single" w:sz="4" w:space="0" w:color="C5CDD6"/>
               <w:left w:val="single" w:sz="4" w:space="0" w:color="C5CDD6"/>
@@ -7430,7 +7419,7 @@
       <w:tr>
         <w:tc>
           <w:tcPr>
-            <w:tcW w:type="dxa" w:w="2232"/>
+            <w:tcW w:type="dxa" w:w="2304"/>
             <w:shd w:fill="FFFFFF" w:val="clear"/>
             <w:tcBorders>
               <w:top w:val="single" w:sz="4" w:space="0" w:color="C5CDD6"/>
@@ -7463,7 +7452,7 @@
         </w:tc>
         <w:tc>
           <w:tcPr>
-            <w:tcW w:type="dxa" w:w="2232"/>
+            <w:tcW w:type="dxa" w:w="2304"/>
             <w:shd w:fill="FFFFFF" w:val="clear"/>
             <w:tcBorders>
               <w:top w:val="single" w:sz="4" w:space="0" w:color="C5CDD6"/>
@@ -7496,7 +7485,7 @@
         </w:tc>
         <w:tc>
           <w:tcPr>
-            <w:tcW w:type="dxa" w:w="2232"/>
+            <w:tcW w:type="dxa" w:w="2304"/>
             <w:shd w:fill="FFFFFF" w:val="clear"/>
             <w:tcBorders>
               <w:top w:val="single" w:sz="4" w:space="0" w:color="C5CDD6"/>
@@ -7529,7 +7518,7 @@
         </w:tc>
         <w:tc>
           <w:tcPr>
-            <w:tcW w:type="dxa" w:w="2232"/>
+            <w:tcW w:type="dxa" w:w="2304"/>
             <w:shd w:fill="FFFFFF" w:val="clear"/>
             <w:tcBorders>
               <w:top w:val="single" w:sz="4" w:space="0" w:color="C5CDD6"/>
@@ -7564,8 +7553,8 @@
       <w:tr>
         <w:tc>
           <w:tcPr>
-            <w:tcW w:type="dxa" w:w="2232"/>
-            <w:shd w:fill="EEF2F6" w:val="clear"/>
+            <w:tcW w:type="dxa" w:w="2304"/>
+            <w:shd w:fill="E7EDE8" w:val="clear"/>
             <w:tcBorders>
               <w:top w:val="single" w:sz="4" w:space="0" w:color="C5CDD6"/>
               <w:left w:val="single" w:sz="4" w:space="0" w:color="C5CDD6"/>
@@ -7597,8 +7586,8 @@
         </w:tc>
         <w:tc>
           <w:tcPr>
-            <w:tcW w:type="dxa" w:w="2232"/>
-            <w:shd w:fill="EEF2F6" w:val="clear"/>
+            <w:tcW w:type="dxa" w:w="2304"/>
+            <w:shd w:fill="E7EDE8" w:val="clear"/>
             <w:tcBorders>
               <w:top w:val="single" w:sz="4" w:space="0" w:color="C5CDD6"/>
               <w:left w:val="single" w:sz="4" w:space="0" w:color="C5CDD6"/>
@@ -7630,8 +7619,8 @@
         </w:tc>
         <w:tc>
           <w:tcPr>
-            <w:tcW w:type="dxa" w:w="2232"/>
-            <w:shd w:fill="EEF2F6" w:val="clear"/>
+            <w:tcW w:type="dxa" w:w="2304"/>
+            <w:shd w:fill="E7EDE8" w:val="clear"/>
             <w:tcBorders>
               <w:top w:val="single" w:sz="4" w:space="0" w:color="C5CDD6"/>
               <w:left w:val="single" w:sz="4" w:space="0" w:color="C5CDD6"/>
@@ -7663,8 +7652,8 @@
         </w:tc>
         <w:tc>
           <w:tcPr>
-            <w:tcW w:type="dxa" w:w="2232"/>
-            <w:shd w:fill="EEF2F6" w:val="clear"/>
+            <w:tcW w:type="dxa" w:w="2304"/>
+            <w:shd w:fill="E7EDE8" w:val="clear"/>
             <w:tcBorders>
               <w:top w:val="single" w:sz="4" w:space="0" w:color="C5CDD6"/>
               <w:left w:val="single" w:sz="4" w:space="0" w:color="C5CDD6"/>
@@ -7698,7 +7687,7 @@
       <w:tr>
         <w:tc>
           <w:tcPr>
-            <w:tcW w:type="dxa" w:w="2232"/>
+            <w:tcW w:type="dxa" w:w="2304"/>
             <w:shd w:fill="FFFFFF" w:val="clear"/>
             <w:tcBorders>
               <w:top w:val="single" w:sz="4" w:space="0" w:color="C5CDD6"/>
@@ -7731,7 +7720,7 @@
         </w:tc>
         <w:tc>
           <w:tcPr>
-            <w:tcW w:type="dxa" w:w="2232"/>
+            <w:tcW w:type="dxa" w:w="2304"/>
             <w:shd w:fill="FFFFFF" w:val="clear"/>
             <w:tcBorders>
               <w:top w:val="single" w:sz="4" w:space="0" w:color="C5CDD6"/>
@@ -7764,7 +7753,7 @@
         </w:tc>
         <w:tc>
           <w:tcPr>
-            <w:tcW w:type="dxa" w:w="2232"/>
+            <w:tcW w:type="dxa" w:w="2304"/>
             <w:shd w:fill="FFFFFF" w:val="clear"/>
             <w:tcBorders>
               <w:top w:val="single" w:sz="4" w:space="0" w:color="C5CDD6"/>
@@ -7797,7 +7786,7 @@
         </w:tc>
         <w:tc>
           <w:tcPr>
-            <w:tcW w:type="dxa" w:w="2232"/>
+            <w:tcW w:type="dxa" w:w="2304"/>
             <w:shd w:fill="FFFFFF" w:val="clear"/>
             <w:tcBorders>
               <w:top w:val="single" w:sz="4" w:space="0" w:color="C5CDD6"/>
@@ -7837,8 +7826,7 @@
     </w:p>
     <w:p>
       <w:pPr>
-        <w:spacing w:before="0" w:after="240" w:line="427" w:lineRule="auto"/>
-        <w:ind w:firstLine="288"/>
+        <w:spacing w:before="0" w:after="200" w:line="403" w:lineRule="auto"/>
       </w:pPr>
       <w:r>
         <w:rPr>
@@ -7859,8 +7847,7 @@
     </w:p>
     <w:p>
       <w:pPr>
-        <w:spacing w:before="0" w:after="240" w:line="427" w:lineRule="auto"/>
-        <w:ind w:firstLine="288"/>
+        <w:spacing w:before="0" w:after="200" w:line="403" w:lineRule="auto"/>
       </w:pPr>
       <w:r>
         <w:rPr>
@@ -7881,8 +7868,7 @@
     </w:p>
     <w:p>
       <w:pPr>
-        <w:spacing w:before="0" w:after="240" w:line="427" w:lineRule="auto"/>
-        <w:ind w:firstLine="288"/>
+        <w:spacing w:before="0" w:after="200" w:line="403" w:lineRule="auto"/>
       </w:pPr>
       <w:r>
         <w:rPr>
@@ -7913,12 +7899,12 @@
         <w:tblLook w:firstColumn="1" w:firstRow="1" w:lastColumn="0" w:lastRow="0" w:noHBand="0" w:noVBand="1" w:val="04A0"/>
       </w:tblPr>
       <w:tblGrid>
-        <w:gridCol w:w="8928"/>
+        <w:gridCol w:w="9216"/>
       </w:tblGrid>
       <w:tr>
         <w:tc>
           <w:tcPr>
-            <w:tcW w:type="dxa" w:w="8928"/>
+            <w:tcW w:type="dxa" w:w="9216"/>
             <w:shd w:fill="F3F4F6" w:val="clear"/>
             <w:tcBorders>
               <w:top w:val="single" w:sz="6" w:space="0" w:color="C5CDD6"/>
@@ -8100,8 +8086,7 @@
     </w:p>
     <w:p>
       <w:pPr>
-        <w:spacing w:before="0" w:after="240" w:line="427" w:lineRule="auto"/>
-        <w:ind w:firstLine="288"/>
+        <w:spacing w:before="0" w:after="200" w:line="403" w:lineRule="auto"/>
       </w:pPr>
       <w:r>
         <w:rPr>
@@ -8132,12 +8117,12 @@
         <w:tblLook w:firstColumn="1" w:firstRow="1" w:lastColumn="0" w:lastRow="0" w:noHBand="0" w:noVBand="1" w:val="04A0"/>
       </w:tblPr>
       <w:tblGrid>
-        <w:gridCol w:w="8928"/>
+        <w:gridCol w:w="9216"/>
       </w:tblGrid>
       <w:tr>
         <w:tc>
           <w:tcPr>
-            <w:tcW w:type="dxa" w:w="8928"/>
+            <w:tcW w:type="dxa" w:w="9216"/>
             <w:shd w:fill="F3F4F6" w:val="clear"/>
             <w:tcBorders>
               <w:top w:val="single" w:sz="6" w:space="0" w:color="C5CDD6"/>
@@ -8319,8 +8304,7 @@
     </w:p>
     <w:p>
       <w:pPr>
-        <w:spacing w:before="0" w:after="240" w:line="427" w:lineRule="auto"/>
-        <w:ind w:firstLine="288"/>
+        <w:spacing w:before="0" w:after="200" w:line="403" w:lineRule="auto"/>
       </w:pPr>
       <w:r>
         <w:rPr>
@@ -8351,12 +8335,12 @@
         <w:tblLook w:firstColumn="1" w:firstRow="1" w:lastColumn="0" w:lastRow="0" w:noHBand="0" w:noVBand="1" w:val="04A0"/>
       </w:tblPr>
       <w:tblGrid>
-        <w:gridCol w:w="8928"/>
+        <w:gridCol w:w="9216"/>
       </w:tblGrid>
       <w:tr>
         <w:tc>
           <w:tcPr>
-            <w:tcW w:type="dxa" w:w="8928"/>
+            <w:tcW w:type="dxa" w:w="9216"/>
             <w:shd w:fill="F3F4F6" w:val="clear"/>
             <w:tcBorders>
               <w:top w:val="single" w:sz="6" w:space="0" w:color="C5CDD6"/>
@@ -8538,8 +8522,7 @@
     </w:p>
     <w:p>
       <w:pPr>
-        <w:spacing w:before="0" w:after="240" w:line="427" w:lineRule="auto"/>
-        <w:ind w:firstLine="288"/>
+        <w:spacing w:before="0" w:after="200" w:line="403" w:lineRule="auto"/>
       </w:pPr>
       <w:r>
         <w:rPr>
@@ -8570,12 +8553,12 @@
         <w:tblLook w:firstColumn="1" w:firstRow="1" w:lastColumn="0" w:lastRow="0" w:noHBand="0" w:noVBand="1" w:val="04A0"/>
       </w:tblPr>
       <w:tblGrid>
-        <w:gridCol w:w="8928"/>
+        <w:gridCol w:w="9216"/>
       </w:tblGrid>
       <w:tr>
         <w:tc>
           <w:tcPr>
-            <w:tcW w:type="dxa" w:w="8928"/>
+            <w:tcW w:type="dxa" w:w="9216"/>
             <w:shd w:fill="F3F4F6" w:val="clear"/>
             <w:tcBorders>
               <w:top w:val="single" w:sz="6" w:space="0" w:color="C5CDD6"/>
@@ -8757,8 +8740,7 @@
     </w:p>
     <w:p>
       <w:pPr>
-        <w:spacing w:before="0" w:after="240" w:line="427" w:lineRule="auto"/>
-        <w:ind w:firstLine="288"/>
+        <w:spacing w:before="0" w:after="200" w:line="403" w:lineRule="auto"/>
       </w:pPr>
       <w:r>
         <w:rPr>
@@ -8789,12 +8771,12 @@
         <w:tblLook w:firstColumn="1" w:firstRow="1" w:lastColumn="0" w:lastRow="0" w:noHBand="0" w:noVBand="1" w:val="04A0"/>
       </w:tblPr>
       <w:tblGrid>
-        <w:gridCol w:w="8928"/>
+        <w:gridCol w:w="9216"/>
       </w:tblGrid>
       <w:tr>
         <w:tc>
           <w:tcPr>
-            <w:tcW w:type="dxa" w:w="8928"/>
+            <w:tcW w:type="dxa" w:w="9216"/>
             <w:shd w:fill="F3F4F6" w:val="clear"/>
             <w:tcBorders>
               <w:top w:val="single" w:sz="6" w:space="0" w:color="C5CDD6"/>
@@ -8976,8 +8958,7 @@
     </w:p>
     <w:p>
       <w:pPr>
-        <w:spacing w:before="0" w:after="240" w:line="427" w:lineRule="auto"/>
-        <w:ind w:firstLine="288"/>
+        <w:spacing w:before="0" w:after="200" w:line="403" w:lineRule="auto"/>
       </w:pPr>
       <w:r>
         <w:rPr>
@@ -9008,12 +8989,12 @@
         <w:tblLook w:firstColumn="1" w:firstRow="1" w:lastColumn="0" w:lastRow="0" w:noHBand="0" w:noVBand="1" w:val="04A0"/>
       </w:tblPr>
       <w:tblGrid>
-        <w:gridCol w:w="8928"/>
+        <w:gridCol w:w="9216"/>
       </w:tblGrid>
       <w:tr>
         <w:tc>
           <w:tcPr>
-            <w:tcW w:type="dxa" w:w="8928"/>
+            <w:tcW w:type="dxa" w:w="9216"/>
             <w:shd w:fill="F3F4F6" w:val="clear"/>
             <w:tcBorders>
               <w:top w:val="single" w:sz="6" w:space="0" w:color="C5CDD6"/>
@@ -9195,8 +9176,7 @@
     </w:p>
     <w:p>
       <w:pPr>
-        <w:spacing w:before="0" w:after="240" w:line="427" w:lineRule="auto"/>
-        <w:ind w:firstLine="288"/>
+        <w:spacing w:before="0" w:after="200" w:line="403" w:lineRule="auto"/>
       </w:pPr>
       <w:r>
         <w:rPr>
@@ -9227,12 +9207,12 @@
         <w:tblLook w:firstColumn="1" w:firstRow="1" w:lastColumn="0" w:lastRow="0" w:noHBand="0" w:noVBand="1" w:val="04A0"/>
       </w:tblPr>
       <w:tblGrid>
-        <w:gridCol w:w="8928"/>
+        <w:gridCol w:w="9216"/>
       </w:tblGrid>
       <w:tr>
         <w:tc>
           <w:tcPr>
-            <w:tcW w:type="dxa" w:w="8928"/>
+            <w:tcW w:type="dxa" w:w="9216"/>
             <w:shd w:fill="F3F4F6" w:val="clear"/>
             <w:tcBorders>
               <w:top w:val="single" w:sz="6" w:space="0" w:color="C5CDD6"/>
@@ -9414,8 +9394,7 @@
     </w:p>
     <w:p>
       <w:pPr>
-        <w:spacing w:before="0" w:after="240" w:line="427" w:lineRule="auto"/>
-        <w:ind w:firstLine="288"/>
+        <w:spacing w:before="0" w:after="200" w:line="403" w:lineRule="auto"/>
       </w:pPr>
       <w:r>
         <w:rPr>
@@ -9446,12 +9425,12 @@
         <w:tblLook w:firstColumn="1" w:firstRow="1" w:lastColumn="0" w:lastRow="0" w:noHBand="0" w:noVBand="1" w:val="04A0"/>
       </w:tblPr>
       <w:tblGrid>
-        <w:gridCol w:w="8928"/>
+        <w:gridCol w:w="9216"/>
       </w:tblGrid>
       <w:tr>
         <w:tc>
           <w:tcPr>
-            <w:tcW w:type="dxa" w:w="8928"/>
+            <w:tcW w:type="dxa" w:w="9216"/>
             <w:shd w:fill="F3F4F6" w:val="clear"/>
             <w:tcBorders>
               <w:top w:val="single" w:sz="6" w:space="0" w:color="C5CDD6"/>
@@ -9633,8 +9612,7 @@
     </w:p>
     <w:p>
       <w:pPr>
-        <w:spacing w:before="0" w:after="240" w:line="427" w:lineRule="auto"/>
-        <w:ind w:firstLine="288"/>
+        <w:spacing w:before="0" w:after="200" w:line="403" w:lineRule="auto"/>
       </w:pPr>
       <w:r>
         <w:rPr>
@@ -9665,12 +9643,12 @@
         <w:tblLook w:firstColumn="1" w:firstRow="1" w:lastColumn="0" w:lastRow="0" w:noHBand="0" w:noVBand="1" w:val="04A0"/>
       </w:tblPr>
       <w:tblGrid>
-        <w:gridCol w:w="8928"/>
+        <w:gridCol w:w="9216"/>
       </w:tblGrid>
       <w:tr>
         <w:tc>
           <w:tcPr>
-            <w:tcW w:type="dxa" w:w="8928"/>
+            <w:tcW w:type="dxa" w:w="9216"/>
             <w:shd w:fill="F3F4F6" w:val="clear"/>
             <w:tcBorders>
               <w:top w:val="single" w:sz="6" w:space="0" w:color="C5CDD6"/>
@@ -9852,8 +9830,7 @@
     </w:p>
     <w:p>
       <w:pPr>
-        <w:spacing w:before="0" w:after="240" w:line="427" w:lineRule="auto"/>
-        <w:ind w:firstLine="288"/>
+        <w:spacing w:before="0" w:after="200" w:line="403" w:lineRule="auto"/>
       </w:pPr>
       <w:r>
         <w:rPr>
@@ -9884,12 +9861,12 @@
         <w:tblLook w:firstColumn="1" w:firstRow="1" w:lastColumn="0" w:lastRow="0" w:noHBand="0" w:noVBand="1" w:val="04A0"/>
       </w:tblPr>
       <w:tblGrid>
-        <w:gridCol w:w="8928"/>
+        <w:gridCol w:w="9216"/>
       </w:tblGrid>
       <w:tr>
         <w:tc>
           <w:tcPr>
-            <w:tcW w:type="dxa" w:w="8928"/>
+            <w:tcW w:type="dxa" w:w="9216"/>
             <w:shd w:fill="F3F4F6" w:val="clear"/>
             <w:tcBorders>
               <w:top w:val="single" w:sz="6" w:space="0" w:color="C5CDD6"/>
@@ -10071,8 +10048,7 @@
     </w:p>
     <w:p>
       <w:pPr>
-        <w:spacing w:before="0" w:after="240" w:line="427" w:lineRule="auto"/>
-        <w:ind w:firstLine="288"/>
+        <w:spacing w:before="0" w:after="200" w:line="403" w:lineRule="auto"/>
       </w:pPr>
       <w:r>
         <w:rPr>
@@ -10103,12 +10079,12 @@
         <w:tblLook w:firstColumn="1" w:firstRow="1" w:lastColumn="0" w:lastRow="0" w:noHBand="0" w:noVBand="1" w:val="04A0"/>
       </w:tblPr>
       <w:tblGrid>
-        <w:gridCol w:w="8928"/>
+        <w:gridCol w:w="9216"/>
       </w:tblGrid>
       <w:tr>
         <w:tc>
           <w:tcPr>
-            <w:tcW w:type="dxa" w:w="8928"/>
+            <w:tcW w:type="dxa" w:w="9216"/>
             <w:shd w:fill="F3F4F6" w:val="clear"/>
             <w:tcBorders>
               <w:top w:val="single" w:sz="6" w:space="0" w:color="C5CDD6"/>
@@ -10290,8 +10266,7 @@
     </w:p>
     <w:p>
       <w:pPr>
-        <w:spacing w:before="0" w:after="240" w:line="427" w:lineRule="auto"/>
-        <w:ind w:firstLine="288"/>
+        <w:spacing w:before="0" w:after="200" w:line="403" w:lineRule="auto"/>
       </w:pPr>
       <w:r>
         <w:rPr>
@@ -10322,12 +10297,12 @@
         <w:tblLook w:firstColumn="1" w:firstRow="1" w:lastColumn="0" w:lastRow="0" w:noHBand="0" w:noVBand="1" w:val="04A0"/>
       </w:tblPr>
       <w:tblGrid>
-        <w:gridCol w:w="8928"/>
+        <w:gridCol w:w="9216"/>
       </w:tblGrid>
       <w:tr>
         <w:tc>
           <w:tcPr>
-            <w:tcW w:type="dxa" w:w="8928"/>
+            <w:tcW w:type="dxa" w:w="9216"/>
             <w:shd w:fill="F3F4F6" w:val="clear"/>
             <w:tcBorders>
               <w:top w:val="single" w:sz="6" w:space="0" w:color="C5CDD6"/>
@@ -10504,13 +10479,12 @@
         <w:pStyle w:val="Heading1"/>
       </w:pPr>
       <w:r>
-        <w:t>Open work after March 12, 2020</w:t>
+        <w:t>If the happy path already failed</w:t>
       </w:r>
     </w:p>
     <w:p>
       <w:pPr>
-        <w:spacing w:before="0" w:after="240" w:line="427" w:lineRule="auto"/>
-        <w:ind w:firstLine="288"/>
+        <w:spacing w:before="0" w:after="200" w:line="403" w:lineRule="auto"/>
       </w:pPr>
       <w:r>
         <w:rPr>
@@ -10518,7 +10492,7 @@
           <w:color w:val="222222"/>
           <w:sz w:val="24"/>
         </w:rPr>
-        <w:t>What follows is leftover work from Oakridge nightly inventory extract SOP: named people, named boxes, named tickets, and the items I still owe. If a paragraph fights the decision in the front of OAK-SOP-2020-011, strike the paragraph.</w:t>
+        <w:t>I am dumping the after-work for OAK-SOP-2020-011 here so it is not in Slack. Diego Alvarez can skim headings. Implementers can steal the commands.</w:t>
       </w:r>
     </w:p>
     <w:p>
@@ -10526,7 +10500,94 @@
         <w:pStyle w:val="Heading2"/>
       </w:pPr>
       <w:r>
-        <w:t>What we are still refusing (staging that is too small to catch the bug)</w:t>
+        <w:t>People who missed the room</w:t>
+      </w:r>
+    </w:p>
+    <w:p>
+      <w:pPr>
+        <w:spacing w:before="0" w:after="200" w:line="403" w:lineRule="auto"/>
+      </w:pPr>
+      <w:r>
+        <w:rPr>
+          <w:rFonts w:ascii="Liberation Serif" w:hAnsi="Liberation Serif" w:eastAsia="Liberation Serif" w:cs="Liberation Serif"/>
+          <w:color w:val="222222"/>
+          <w:sz w:val="24"/>
+        </w:rPr>
+        <w:t>Attendees who still owe something: Diego Alvarez, Diego Alvarez, and whoever owns batch-01.oak.internal. One question was on the table: can we ship without dealing with a vendor overlay we already rejected. Answer was no. I repeated the number 01 because two people in the room had stale graphs. Action: Diego Alvarez files the follow-up on OAK-4412-22 before March 16, 2020. I will not mark the ticket done because a meeting happened.</w:t>
+      </w:r>
+    </w:p>
+    <w:p>
+      <w:pPr>
+        <w:spacing w:before="0" w:after="200" w:line="403" w:lineRule="auto"/>
+      </w:pPr>
+      <w:r>
+        <w:rPr>
+          <w:rFonts w:ascii="Liberation Serif" w:hAnsi="Liberation Serif" w:eastAsia="Liberation Serif" w:cs="Liberation Serif"/>
+          <w:color w:val="222222"/>
+          <w:sz w:val="24"/>
+        </w:rPr>
+        <w:t>People who were absent still get a usable remainder, not a transcript. Aman Kumar gets the decision, the refuse, and the date. They do not get a reconstruction of who raised their voice. If they object, they object on OAK-4412-22.</w:t>
+      </w:r>
+    </w:p>
+    <w:p>
+      <w:pPr>
+        <w:spacing w:before="0" w:after="200" w:line="403" w:lineRule="auto"/>
+      </w:pPr>
+      <w:r>
+        <w:rPr>
+          <w:rFonts w:ascii="Liberation Serif" w:hAnsi="Liberation Serif" w:eastAsia="Liberation Serif" w:cs="Liberation Serif"/>
+          <w:color w:val="222222"/>
+          <w:sz w:val="24"/>
+        </w:rPr>
+        <w:t>I parked a vendor overlay we already rejected on OAK-4412-22 so it is not Slack archaeology, pages go to a person, not a muted channel, and I will drop my leftover role the day Diego Alvarez takes OAK-4412-22.</w:t>
+      </w:r>
+    </w:p>
+    <w:p>
+      <w:pPr>
+        <w:spacing w:before="0" w:after="200" w:line="403" w:lineRule="auto"/>
+      </w:pPr>
+      <w:r>
+        <w:rPr>
+          <w:rFonts w:ascii="Liberation Serif" w:hAnsi="Liberation Serif" w:eastAsia="Liberation Serif" w:cs="Liberation Serif"/>
+          <w:color w:val="222222"/>
+          <w:sz w:val="24"/>
+        </w:rPr>
+        <w:t>Elena Vasquez still has a vendor overlay we already rejected on OAK-4412, no hostname belongs in the customer line, Elena Vasquez drafts and I review, and I will not mix clocks to make a vendor overlay we already rejected look healthier.</w:t>
+      </w:r>
+    </w:p>
+    <w:p>
+      <w:pPr>
+        <w:pStyle w:val="Heading2"/>
+      </w:pPr>
+      <w:r>
+        <w:t>Read-only on batch-01.oak.internal first</w:t>
+      </w:r>
+    </w:p>
+    <w:p>
+      <w:pPr>
+        <w:spacing w:before="0" w:after="200" w:line="403" w:lineRule="auto"/>
+      </w:pPr>
+      <w:r>
+        <w:rPr>
+          <w:rFonts w:ascii="Liberation Serif" w:hAnsi="Liberation Serif" w:eastAsia="Liberation Serif" w:cs="Liberation Serif"/>
+          <w:color w:val="222222"/>
+          <w:sz w:val="24"/>
+        </w:rPr>
+        <w:t>Only if the front matter already put you on files.oak.internal. Stop after the first unexpected line. Elena Vasquez is the wake-up, not a group chat. Ticket OAK-4412 opens before any write. This is the identifiers in chat, logs, or a support zip path, not a general restart recipe.</w:t>
+      </w:r>
+    </w:p>
+    <w:p>
+      <w:pPr>
+        <w:spacing w:before="80" w:after="40" w:line="200" w:lineRule="auto"/>
+      </w:pPr>
+      <w:r>
+        <w:rPr>
+          <w:rFonts w:ascii="Liberation Sans" w:hAnsi="Liberation Sans" w:eastAsia="Liberation Sans" w:cs="Liberation Sans"/>
+          <w:i/>
+          <w:color w:val="555555"/>
+          <w:sz w:val="17"/>
+        </w:rPr>
+        <w:t>Read-only. OAK-4412. files.oak.internal.</w:t>
       </w:r>
     </w:p>
     <w:tbl>
@@ -10535,12 +10596,255 @@
         <w:tblLook w:firstColumn="1" w:firstRow="1" w:lastColumn="0" w:lastRow="0" w:noHBand="0" w:noVBand="1" w:val="04A0"/>
       </w:tblPr>
       <w:tblGrid>
-        <w:gridCol w:w="8928"/>
+        <w:gridCol w:w="9216"/>
       </w:tblGrid>
       <w:tr>
         <w:tc>
           <w:tcPr>
-            <w:tcW w:type="dxa" w:w="8928"/>
+            <w:tcW w:type="dxa" w:w="9216"/>
+            <w:shd w:fill="F3F4F6" w:val="clear"/>
+            <w:tcBorders>
+              <w:top w:val="single" w:sz="6" w:space="0" w:color="C5CDD6"/>
+              <w:left w:val="single" w:sz="6" w:space="0" w:color="C5CDD6"/>
+              <w:bottom w:val="single" w:sz="6" w:space="0" w:color="C5CDD6"/>
+              <w:right w:val="single" w:sz="6" w:space="0" w:color="C5CDD6"/>
+            </w:tcBorders>
+            <w:tcMar>
+              <w:top w:w="90" w:type="dxa"/>
+              <w:left w:w="120" w:type="dxa"/>
+              <w:bottom w:w="90" w:type="dxa"/>
+              <w:right w:w="120" w:type="dxa"/>
+            </w:tcMar>
+          </w:tcPr>
+          <w:p>
+            <w:pPr>
+              <w:spacing w:before="0" w:after="0" w:line="220" w:lineRule="auto"/>
+            </w:pPr>
+            <w:r/>
+            <w:r>
+              <w:rPr>
+                <w:rFonts w:ascii="Liberation Mono" w:hAnsi="Liberation Mono" w:eastAsia="Liberation Mono" w:cs="Liberation Mono"/>
+                <w:color w:val="222222"/>
+                <w:sz w:val="17"/>
+              </w:rPr>
+              <w:t># OAK-SOP-2020-011 / OAK-4412 / identifiers in chat, logs, or a support zip</w:t>
+            </w:r>
+          </w:p>
+          <w:p>
+            <w:pPr>
+              <w:spacing w:before="0" w:after="0" w:line="220" w:lineRule="auto"/>
+            </w:pPr>
+            <w:r>
+              <w:rPr>
+                <w:rFonts w:ascii="Liberation Mono" w:hAnsi="Liberation Mono" w:eastAsia="Liberation Mono" w:cs="Liberation Mono"/>
+                <w:color w:val="222222"/>
+                <w:sz w:val="17"/>
+              </w:rPr>
+              <w:t>date -u</w:t>
+            </w:r>
+          </w:p>
+          <w:p>
+            <w:pPr>
+              <w:spacing w:before="0" w:after="0" w:line="220" w:lineRule="auto"/>
+            </w:pPr>
+            <w:r>
+              <w:rPr>
+                <w:rFonts w:ascii="Liberation Mono" w:hAnsi="Liberation Mono" w:eastAsia="Liberation Mono" w:cs="Liberation Mono"/>
+                <w:color w:val="222222"/>
+                <w:sz w:val="17"/>
+              </w:rPr>
+              <w:t>ssh files.oak.internal 'uptime; df -h | head'</w:t>
+            </w:r>
+          </w:p>
+          <w:p>
+            <w:pPr>
+              <w:spacing w:before="0" w:after="0" w:line="220" w:lineRule="auto"/>
+            </w:pPr>
+            <w:r>
+              <w:rPr>
+                <w:rFonts w:ascii="Liberation Mono" w:hAnsi="Liberation Mono" w:eastAsia="Liberation Mono" w:cs="Liberation Mono"/>
+                <w:color w:val="222222"/>
+                <w:sz w:val="17"/>
+              </w:rPr>
+              <w:t>kubectl -n clh-prod get pods -l app=match-engine -o wide | head</w:t>
+            </w:r>
+          </w:p>
+          <w:p>
+            <w:pPr>
+              <w:spacing w:before="0" w:after="0" w:line="220" w:lineRule="auto"/>
+            </w:pPr>
+            <w:r>
+              <w:rPr>
+                <w:rFonts w:ascii="Liberation Mono" w:hAnsi="Liberation Mono" w:eastAsia="Liberation Mono" w:cs="Liberation Mono"/>
+                <w:color w:val="222222"/>
+                <w:sz w:val="17"/>
+              </w:rPr>
+              <w:t>kubectl -n clh-prod logs deploy/match-engine --tail=80 | tail</w:t>
+            </w:r>
+          </w:p>
+          <w:p>
+            <w:pPr>
+              <w:spacing w:before="0" w:after="0" w:line="220" w:lineRule="auto"/>
+            </w:pPr>
+            <w:r>
+              <w:rPr>
+                <w:rFonts w:ascii="Liberation Mono" w:hAnsi="Liberation Mono" w:eastAsia="Liberation Mono" w:cs="Liberation Mono"/>
+                <w:color w:val="222222"/>
+                <w:sz w:val="17"/>
+              </w:rPr>
+              <w:t># stop. write the last error in one sentence on OAK-4412</w:t>
+            </w:r>
+          </w:p>
+          <w:p>
+            <w:pPr>
+              <w:spacing w:before="0" w:after="0" w:line="220" w:lineRule="auto"/>
+            </w:pPr>
+            <w:r>
+              <w:rPr>
+                <w:rFonts w:ascii="Liberation Mono" w:hAnsi="Liberation Mono" w:eastAsia="Liberation Mono" w:cs="Liberation Mono"/>
+                <w:color w:val="222222"/>
+                <w:sz w:val="17"/>
+              </w:rPr>
+              <w:t># do not helm upgrade from a laptop in a freeze</w:t>
+            </w:r>
+          </w:p>
+        </w:tc>
+      </w:tr>
+    </w:tbl>
+    <w:p>
+      <w:pPr>
+        <w:spacing w:before="40" w:after="160" w:line="80" w:lineRule="auto"/>
+      </w:pPr>
+    </w:p>
+    <w:p>
+      <w:pPr>
+        <w:pStyle w:val="ListNumber"/>
+        <w:spacing w:before="20" w:after="60" w:line="260" w:lineRule="auto"/>
+      </w:pPr>
+      <w:r>
+        <w:rPr>
+          <w:rFonts w:ascii="Liberation Serif" w:hAnsi="Liberation Serif" w:eastAsia="Liberation Serif" w:cs="Liberation Serif"/>
+          <w:color w:val="222222"/>
+          <w:sz w:val="24"/>
+        </w:rPr>
+        <w:t>Write the symptom on OAK-4412 before any write.</w:t>
+      </w:r>
+    </w:p>
+    <w:p>
+      <w:pPr>
+        <w:pStyle w:val="ListNumber"/>
+        <w:spacing w:before="20" w:after="60" w:line="260" w:lineRule="auto"/>
+      </w:pPr>
+      <w:r>
+        <w:rPr>
+          <w:rFonts w:ascii="Liberation Serif" w:hAnsi="Liberation Serif" w:eastAsia="Liberation Serif" w:cs="Liberation Serif"/>
+          <w:color w:val="222222"/>
+          <w:sz w:val="24"/>
+        </w:rPr>
+        <w:t>If poison: fence the record. Do not raise retries past 3.</w:t>
+      </w:r>
+    </w:p>
+    <w:p>
+      <w:pPr>
+        <w:pStyle w:val="ListNumber"/>
+        <w:spacing w:before="20" w:after="60" w:line="260" w:lineRule="auto"/>
+      </w:pPr>
+      <w:r>
+        <w:rPr>
+          <w:rFonts w:ascii="Liberation Serif" w:hAnsi="Liberation Serif" w:eastAsia="Liberation Serif" w:cs="Liberation Serif"/>
+          <w:color w:val="222222"/>
+          <w:sz w:val="24"/>
+        </w:rPr>
+        <w:t>If lag with all partitions moving: scale only after Elena Vasquez would scale.</w:t>
+      </w:r>
+    </w:p>
+    <w:p>
+      <w:pPr>
+        <w:pStyle w:val="ListNumber"/>
+        <w:spacing w:before="20" w:after="60" w:line="260" w:lineRule="auto"/>
+      </w:pPr>
+      <w:r>
+        <w:rPr>
+          <w:rFonts w:ascii="Liberation Serif" w:hAnsi="Liberation Serif" w:eastAsia="Liberation Serif" w:cs="Liberation Serif"/>
+          <w:color w:val="222222"/>
+          <w:sz w:val="24"/>
+        </w:rPr>
+        <w:t>If rollback: read the schema SOP. Expanded columns roll forward.</w:t>
+      </w:r>
+    </w:p>
+    <w:p>
+      <w:pPr>
+        <w:pStyle w:val="ListNumber"/>
+        <w:spacing w:before="20" w:after="60" w:line="260" w:lineRule="auto"/>
+      </w:pPr>
+      <w:r>
+        <w:rPr>
+          <w:rFonts w:ascii="Liberation Serif" w:hAnsi="Liberation Serif" w:eastAsia="Liberation Serif" w:cs="Liberation Serif"/>
+          <w:color w:val="222222"/>
+          <w:sz w:val="24"/>
+        </w:rPr>
+        <w:t>Wake Elena Vasquez only after the read-only commands and a one-line diagnosis.</w:t>
+      </w:r>
+    </w:p>
+    <w:p>
+      <w:pPr>
+        <w:spacing w:before="0" w:after="200" w:line="403" w:lineRule="auto"/>
+      </w:pPr>
+      <w:r>
+        <w:rPr>
+          <w:rFonts w:ascii="Liberation Serif" w:hAnsi="Liberation Serif" w:eastAsia="Liberation Serif" w:cs="Liberation Serif"/>
+          <w:color w:val="222222"/>
+          <w:sz w:val="24"/>
+        </w:rPr>
+        <w:t>I will not restart files.oak.internal because it is the fastest way to stop a page. Restart is a listed step with a listed rollback. If I am wrong, the next page is louder. Memory bump is a last resort and it is a ticket, not a one-line kubectl set. Aman Kumar has already been wrong about that twice this year.</w:t>
+      </w:r>
+    </w:p>
+    <w:p>
+      <w:pPr>
+        <w:spacing w:before="0" w:after="200" w:line="403" w:lineRule="auto"/>
+      </w:pPr>
+      <w:r>
+        <w:rPr>
+          <w:rFonts w:ascii="Liberation Serif" w:hAnsi="Liberation Serif" w:eastAsia="Liberation Serif" w:cs="Liberation Serif"/>
+          <w:color w:val="222222"/>
+          <w:sz w:val="24"/>
+        </w:rPr>
+        <w:t>date pressure on identifiers in chat, logs, or a support zip is not a date, March 20, 2020 is if Aman Kumar keeps it, schema order stays expand then backfill then contract, and I ping once and after that Aman Kumar is late, not blocked.</w:t>
+      </w:r>
+    </w:p>
+    <w:p>
+      <w:pPr>
+        <w:spacing w:before="0" w:after="200" w:line="403" w:lineRule="auto"/>
+      </w:pPr>
+      <w:r>
+        <w:rPr>
+          <w:rFonts w:ascii="Liberation Serif" w:hAnsi="Liberation Serif" w:eastAsia="Liberation Serif" w:cs="Liberation Serif"/>
+          <w:color w:val="222222"/>
+          <w:sz w:val="24"/>
+        </w:rPr>
+        <w:t>after March 21, 2020, leftover access for identifiers in chat, logs, or a support zip is a bug, not a courtesy, pages go to a person, not a muted channel, and the call in the front still holds and this is leftover work only.</w:t>
+      </w:r>
+    </w:p>
+    <w:p>
+      <w:pPr>
+        <w:pStyle w:val="Heading2"/>
+      </w:pPr>
+      <w:r>
+        <w:t>OAK-4412-22 does not include this</w:t>
+      </w:r>
+    </w:p>
+    <w:tbl>
+      <w:tblPr>
+        <w:tblW w:type="auto" w:w="0"/>
+        <w:tblLook w:firstColumn="1" w:firstRow="1" w:lastColumn="0" w:lastRow="0" w:noHBand="0" w:noVBand="1" w:val="04A0"/>
+      </w:tblPr>
+      <w:tblGrid>
+        <w:gridCol w:w="9216"/>
+      </w:tblGrid>
+      <w:tr>
+        <w:tc>
+          <w:tcPr>
+            <w:tcW w:type="dxa" w:w="9216"/>
             <w:shd w:fill="F8EDE8" w:val="clear"/>
             <w:tcBorders>
               <w:top w:val="single" w:sz="10" w:space="0" w:color="A15C46"/>
@@ -10580,7 +10884,7 @@
                 <w:color w:val="222222"/>
                 <w:sz w:val="21"/>
               </w:rPr>
-              <w:t>Diego Alvarez does not get a shortcut that reopens staging that is too small to catch the bug. If batch-01.oak.internal looks easy to bump, stop and write the count on OAK-4412-22 first.</w:t>
+              <w:t>Aman Kumar does not get a shortcut that reopens replica lag after a count that looked fine. If forgenet-ro-01.oak.internal looks easy to bump, stop and write the count on OAK-REQ-2019-014 first.</w:t>
             </w:r>
           </w:p>
         </w:tc>
@@ -10593,8 +10897,7 @@
     </w:p>
     <w:p>
       <w:pPr>
-        <w:spacing w:before="0" w:after="240" w:line="427" w:lineRule="auto"/>
-        <w:ind w:firstLine="288"/>
+        <w:spacing w:before="0" w:after="200" w:line="403" w:lineRule="auto"/>
       </w:pPr>
       <w:r>
         <w:rPr>
@@ -10602,13 +10905,12 @@
           <w:color w:val="222222"/>
           <w:sz w:val="24"/>
         </w:rPr>
-        <w:t>I am writing this because staging that is too small to catch the bug is the thing people reopen when a date slips. The front of OAK-SOP-2020-011 already killed a path. I will not kill it again in a wiki comment. Ticket OAK-4412-22 is the record. Diego Alvarez owns the next sentence if they want it undone. Aman Kumar is the writer, not the backup owner. Elapsed I would still defend: 33 minutes on batch-01.oak.internal, sample 6301, using the same clock as the number 01 already in the front matter.</w:t>
+        <w:t>I am writing this because replica lag after a count that looked fine is the thing people reopen when a date slips. The front of OAK-SOP-2020-011 already killed a path. I will not kill it again in a wiki comment. Ticket OAK-REQ-2019-014 is the record. Aman Kumar owns the next sentence if they want it undone. Aman Kumar is the writer, not the backup owner. Elapsed I would still defend: 36 minutes on forgenet-ro-01.oak.internal, sample 283, using the same clock as the number 02 already in the front matter.</w:t>
       </w:r>
     </w:p>
     <w:p>
       <w:pPr>
-        <w:spacing w:before="0" w:after="240" w:line="427" w:lineRule="auto"/>
-        <w:ind w:firstLine="288"/>
+        <w:spacing w:before="0" w:after="200" w:line="403" w:lineRule="auto"/>
       </w:pPr>
       <w:r>
         <w:rPr>
@@ -10616,13 +10918,12 @@
           <w:color w:val="222222"/>
           <w:sz w:val="24"/>
         </w:rPr>
-        <w:t>A status dump that lists meetings is not a close. If the date slips, Diego Alvarez writes the new date on OAK-4412-22 before asking for more people. If legal or the control owner asks why we still refuse staging that is too small to catch the bug, the answer is this paragraph plus the decision callout in the front, not a Slack thread from March 12, 2020. Client remains Oakridge. I will not paste a payload to prove the point.</w:t>
+        <w:t>A status dump that lists meetings is not a close. If the date slips, Aman Kumar writes the new date on OAK-REQ-2019-014 before asking for more people. If legal or the control owner asks why we still refuse replica lag after a count that looked fine, the answer is this paragraph plus the decision callout in the front, not a Slack thread from March 12, 2020. Client remains Oakridge. I will not paste a payload to prove the point.</w:t>
       </w:r>
     </w:p>
     <w:p>
       <w:pPr>
-        <w:spacing w:before="0" w:after="240" w:line="427" w:lineRule="auto"/>
-        <w:ind w:firstLine="288"/>
+        <w:spacing w:before="0" w:after="200" w:line="403" w:lineRule="auto"/>
       </w:pPr>
       <w:r>
         <w:rPr>
@@ -10630,13 +10931,12 @@
           <w:color w:val="222222"/>
           <w:sz w:val="24"/>
         </w:rPr>
-        <w:t>Rejected move that keeps coming back: treat batch-01.oak.internal as a special case until the window is over. That is how we grew the last exception file nobody reads. Exceptions expire. This one does not get written. If we need a time-boxed carve-out, Diego Alvarez files a new ticket with an expiry, reviewers on-call plus the team that owns batch-01.oak.internal, and a rollback that is 'delete the carve-out and restart,' not 'leave it until someone notices.'</w:t>
+        <w:t>leftover replica lag after a count that looked fine sits with Priya Nair on OAK-DOC-2020-003, no hostname belongs in the customer line, Priya Nair drafts and I review, and Aman Kumar will not keep a shadow list.</w:t>
       </w:r>
     </w:p>
     <w:p>
       <w:pPr>
-        <w:spacing w:before="0" w:after="240" w:line="427" w:lineRule="auto"/>
-        <w:ind w:firstLine="288"/>
+        <w:spacing w:before="0" w:after="200" w:line="403" w:lineRule="auto"/>
       </w:pPr>
       <w:r>
         <w:rPr>
@@ -10644,62 +10944,20 @@
           <w:color w:val="222222"/>
           <w:sz w:val="24"/>
         </w:rPr>
-        <w:t>How I would explain staging that is too small to catch the bug to Diego Alvarez in one minute: the front of OAK-SOP-2020-011 already made the call. This leftover is execution. Diego Alvarez owns OAK-4412-22. batch-01.oak.internal is the box I would open first. The number I would put on the table is 01, and if that is stale I would say so instead of performing precision. I would ask whether we are still inside the freeze and whether Diego Alvarez can hit March 18, 2020.</w:t>
+        <w:t>Tom Rourke asked for a one-line version of replica lag after a count that looked fine, schema order stays expand then backfill then contract, and close is yes, no, or a new date on OAK-MTG-2019-044 by March 23, 2020.</w:t>
       </w:r>
     </w:p>
     <w:p>
       <w:pPr>
-        <w:spacing w:before="0" w:after="240" w:line="427" w:lineRule="auto"/>
-        <w:ind w:firstLine="288"/>
+        <w:pStyle w:val="Heading2"/>
       </w:pPr>
       <w:r>
-        <w:rPr>
-          <w:rFonts w:ascii="Liberation Serif" w:hAnsi="Liberation Serif" w:eastAsia="Liberation Serif" w:cs="Liberation Serif"/>
-          <w:color w:val="222222"/>
-          <w:sz w:val="24"/>
-        </w:rPr>
-        <w:t>Elena Vasquez asked whether we could 'just' keep a side path for staging that is too small to catch the bug until the window ends. No. Side paths are how the last exception file grew. If we need a carve-out, it expires, it lives on OAK-4412-22, and rollback is delete-and-restart on batch-01.oak.internal, not 'leave it until someone notices.'</w:t>
+        <w:t>Smallest failing row (averaging QPS instead of testing the close)</w:t>
       </w:r>
     </w:p>
     <w:p>
       <w:pPr>
-        <w:spacing w:before="0" w:after="240" w:line="427" w:lineRule="auto"/>
-        <w:ind w:firstLine="288"/>
-      </w:pPr>
-      <w:r>
-        <w:rPr>
-          <w:rFonts w:ascii="Liberation Serif" w:hAnsi="Liberation Serif" w:eastAsia="Liberation Serif" w:cs="Liberation Serif"/>
-          <w:color w:val="222222"/>
-          <w:sz w:val="24"/>
-        </w:rPr>
-        <w:t>I will not put staging that is too small to catch the bug on a wiki that drifts. OAK-4412-22 and this file are the record. If Diego Alvarez needs a diagram, they get a permalink, not a photo of a whiteboard. batch-01.oak.internal stays out of the diagram title. If a new engineer asks where the leftover lives, I point here. I do not point at a Slack pin from March 12, 2020.</w:t>
-      </w:r>
-    </w:p>
-    <w:p>
-      <w:pPr>
-        <w:pStyle w:val="Heading2"/>
-      </w:pPr>
-      <w:r>
-        <w:t>Numbers I will still quote (date pressure versus a date with owners)</w:t>
-      </w:r>
-    </w:p>
-    <w:p>
-      <w:pPr>
-        <w:spacing w:before="0" w:after="240" w:line="427" w:lineRule="auto"/>
-        <w:ind w:firstLine="288"/>
-      </w:pPr>
-      <w:r>
-        <w:rPr>
-          <w:rFonts w:ascii="Liberation Serif" w:hAnsi="Liberation Serif" w:eastAsia="Liberation Serif" w:cs="Liberation Serif"/>
-          <w:color w:val="222222"/>
-          <w:sz w:val="24"/>
-        </w:rPr>
-        <w:t>These are working numbers for date pressure versus a date with owners, not a new model. If they disagree with the front of Oakridge nightly inventory extract SOP, the front wins. I measured on files.oak.internal. Ticket OAK-4412. Owner for the next measurement is Elena Vasquez. Sample window was 35 minutes. Rows in the sample: 2454. Front-matter figure I am not relitigating: 01.</w:t>
-      </w:r>
-    </w:p>
-    <w:p>
-      <w:pPr>
-        <w:spacing w:before="80" w:after="60" w:line="200" w:lineRule="auto"/>
+        <w:spacing w:before="80" w:after="40" w:line="200" w:lineRule="auto"/>
       </w:pPr>
       <w:r>
         <w:rPr>
@@ -10708,7 +10966,181 @@
           <w:color w:val="555555"/>
           <w:sz w:val="17"/>
         </w:rPr>
-        <w:t>Working measurements for OAK-SOP-2020-011, date pressure versus a date with owners.</w:t>
+        <w:t>Name the test after the bug. OAK-TDD-2020-002.</w:t>
+      </w:r>
+    </w:p>
+    <w:tbl>
+      <w:tblPr>
+        <w:tblW w:type="auto" w:w="0"/>
+        <w:tblLook w:firstColumn="1" w:firstRow="1" w:lastColumn="0" w:lastRow="0" w:noHBand="0" w:noVBand="1" w:val="04A0"/>
+      </w:tblPr>
+      <w:tblGrid>
+        <w:gridCol w:w="9216"/>
+      </w:tblGrid>
+      <w:tr>
+        <w:tc>
+          <w:tcPr>
+            <w:tcW w:type="dxa" w:w="9216"/>
+            <w:shd w:fill="F3F4F6" w:val="clear"/>
+            <w:tcBorders>
+              <w:top w:val="single" w:sz="6" w:space="0" w:color="C5CDD6"/>
+              <w:left w:val="single" w:sz="6" w:space="0" w:color="C5CDD6"/>
+              <w:bottom w:val="single" w:sz="6" w:space="0" w:color="C5CDD6"/>
+              <w:right w:val="single" w:sz="6" w:space="0" w:color="C5CDD6"/>
+            </w:tcBorders>
+            <w:tcMar>
+              <w:top w:w="90" w:type="dxa"/>
+              <w:left w:w="120" w:type="dxa"/>
+              <w:bottom w:w="90" w:type="dxa"/>
+              <w:right w:w="120" w:type="dxa"/>
+            </w:tcMar>
+          </w:tcPr>
+          <w:p>
+            <w:pPr>
+              <w:spacing w:before="0" w:after="0" w:line="220" w:lineRule="auto"/>
+            </w:pPr>
+            <w:r/>
+            <w:r>
+              <w:rPr>
+                <w:rFonts w:ascii="Liberation Mono" w:hAnsi="Liberation Mono" w:eastAsia="Liberation Mono" w:cs="Liberation Mono"/>
+                <w:color w:val="222222"/>
+                <w:sz w:val="17"/>
+              </w:rPr>
+              <w:t># OAK-SOP-2020-011 / averaging QPS instead of testing the close</w:t>
+            </w:r>
+          </w:p>
+          <w:p>
+            <w:pPr>
+              <w:spacing w:before="0" w:after="0" w:line="220" w:lineRule="auto"/>
+            </w:pPr>
+            <w:r>
+              <w:rPr>
+                <w:rFonts w:ascii="Liberation Mono" w:hAnsi="Liberation Mono" w:eastAsia="Liberation Mono" w:cs="Liberation Mono"/>
+                <w:color w:val="222222"/>
+                <w:sz w:val="17"/>
+              </w:rPr>
+              <w:t>pytest -k 'empty_batch' -q</w:t>
+            </w:r>
+          </w:p>
+          <w:p>
+            <w:pPr>
+              <w:spacing w:before="0" w:after="0" w:line="220" w:lineRule="auto"/>
+            </w:pPr>
+            <w:r>
+              <w:rPr>
+                <w:rFonts w:ascii="Liberation Mono" w:hAnsi="Liberation Mono" w:eastAsia="Liberation Mono" w:cs="Liberation Mono"/>
+                <w:color w:val="222222"/>
+                <w:sz w:val="17"/>
+              </w:rPr>
+              <w:t># fail if the fixture hash changes without OAK-TDD-2020-002</w:t>
+            </w:r>
+          </w:p>
+          <w:p>
+            <w:pPr>
+              <w:spacing w:before="0" w:after="0" w:line="220" w:lineRule="auto"/>
+            </w:pPr>
+            <w:r>
+              <w:rPr>
+                <w:rFonts w:ascii="Liberation Mono" w:hAnsi="Liberation Mono" w:eastAsia="Liberation Mono" w:cs="Liberation Mono"/>
+                <w:color w:val="222222"/>
+                <w:sz w:val="17"/>
+              </w:rPr>
+              <w:t># do not record against inv-api-01.oak.internal from a laptop</w:t>
+            </w:r>
+          </w:p>
+        </w:tc>
+      </w:tr>
+    </w:tbl>
+    <w:p>
+      <w:pPr>
+        <w:spacing w:before="40" w:after="160" w:line="80" w:lineRule="auto"/>
+      </w:pPr>
+    </w:p>
+    <w:p>
+      <w:pPr>
+        <w:spacing w:before="0" w:after="200" w:line="403" w:lineRule="auto"/>
+      </w:pPr>
+      <w:r>
+        <w:rPr>
+          <w:rFonts w:ascii="Liberation Serif" w:hAnsi="Liberation Serif" w:eastAsia="Liberation Serif" w:cs="Liberation Serif"/>
+          <w:color w:val="222222"/>
+          <w:sz w:val="24"/>
+        </w:rPr>
+        <w:t>Setup should take under two minutes on a laptop. Teardown drops the fixture database. Flakes I will not blame on the network without a packet capture. If someone deletes this test, they also delete the incident it maps to (OAK-TDD-2020-002) and they do that in review. Fort Wayne owns golden fixtures. Aman Kumar owns the case list.</w:t>
+      </w:r>
+    </w:p>
+    <w:p>
+      <w:pPr>
+        <w:spacing w:before="0" w:after="200" w:line="403" w:lineRule="auto"/>
+      </w:pPr>
+      <w:r>
+        <w:rPr>
+          <w:rFonts w:ascii="Liberation Serif" w:hAnsi="Liberation Serif" w:eastAsia="Liberation Serif" w:cs="Liberation Serif"/>
+          <w:color w:val="222222"/>
+          <w:sz w:val="24"/>
+        </w:rPr>
+        <w:t>Staging partition count has to be high enough to catch a rebalance. If prod has dozens of partitions, a staging cluster with one will bless a bad build. I want that written next to averaging QPS instead of testing the close, not rediscovered on a Monday. Number from the front I am not going to 'simplify': 15.</w:t>
+      </w:r>
+    </w:p>
+    <w:p>
+      <w:pPr>
+        <w:spacing w:before="0" w:after="200" w:line="403" w:lineRule="auto"/>
+      </w:pPr>
+      <w:r>
+        <w:rPr>
+          <w:rFonts w:ascii="Liberation Serif" w:hAnsi="Liberation Serif" w:eastAsia="Liberation Serif" w:cs="Liberation Serif"/>
+          <w:color w:val="222222"/>
+          <w:sz w:val="24"/>
+        </w:rPr>
+        <w:t>if averaging QPS instead of testing the close is still fuzzy, OAK-4412-22 is the place to say so, pages go to a person, not a muted channel, and if this fights the front of OAK-SOP-2020-011, strike it.</w:t>
+      </w:r>
+    </w:p>
+    <w:p>
+      <w:pPr>
+        <w:spacing w:before="0" w:after="200" w:line="403" w:lineRule="auto"/>
+      </w:pPr>
+      <w:r>
+        <w:rPr>
+          <w:rFonts w:ascii="Liberation Serif" w:hAnsi="Liberation Serif" w:eastAsia="Liberation Serif" w:cs="Liberation Serif"/>
+          <w:color w:val="222222"/>
+          <w:sz w:val="24"/>
+        </w:rPr>
+        <w:t>do not treat averaging QPS instead of testing the close as polish, Diego Alvarez either owns it or we drop it, no hostname belongs in the customer line, Diego Alvarez drafts and I review, and a vendor discount is not evidence.</w:t>
+      </w:r>
+    </w:p>
+    <w:p>
+      <w:pPr>
+        <w:pStyle w:val="Heading2"/>
+      </w:pPr>
+      <w:r>
+        <w:t>the freeze clock versus a 'small apply' vs the ops clock</w:t>
+      </w:r>
+    </w:p>
+    <w:p>
+      <w:pPr>
+        <w:spacing w:before="0" w:after="200" w:line="403" w:lineRule="auto"/>
+      </w:pPr>
+      <w:r>
+        <w:rPr>
+          <w:rFonts w:ascii="Liberation Serif" w:hAnsi="Liberation Serif" w:eastAsia="Liberation Serif" w:cs="Liberation Serif"/>
+          <w:color w:val="222222"/>
+          <w:sz w:val="24"/>
+        </w:rPr>
+        <w:t>This is not a full incident timeline. It is the clock I will use when someone asks which thing happened first around the freeze clock versus a 'small apply'. batch-01.oak.internal is the box. OAK-DOC-2020-003 is the thread. Priya Nair is the person I will name if the clocks disagree. Customer/ops clock and match/extract clock are different. I will not pretend they are the same.</w:t>
+      </w:r>
+    </w:p>
+    <w:p>
+      <w:pPr>
+        <w:spacing w:before="80" w:after="60" w:line="200" w:lineRule="auto"/>
+      </w:pPr>
+      <w:r>
+        <w:rPr>
+          <w:rFonts w:ascii="Liberation Sans" w:hAnsi="Liberation Sans" w:eastAsia="Liberation Sans" w:cs="Liberation Sans"/>
+          <w:i/>
+          <w:color w:val="555555"/>
+          <w:sz w:val="17"/>
+        </w:rPr>
+        <w:t>Working clock for OAK-SOP-2020-011. Times are ET unless noted.</w:t>
       </w:r>
     </w:p>
     <w:tbl>
@@ -10719,21 +11151,20 @@
         <w:tblLook w:firstColumn="1" w:firstRow="1" w:lastColumn="0" w:lastRow="0" w:noHBand="0" w:noVBand="1" w:val="04A0"/>
       </w:tblPr>
       <w:tblGrid>
-        <w:gridCol w:w="2232"/>
-        <w:gridCol w:w="2232"/>
-        <w:gridCol w:w="2232"/>
-        <w:gridCol w:w="2232"/>
+        <w:gridCol w:w="3072"/>
+        <w:gridCol w:w="3072"/>
+        <w:gridCol w:w="3072"/>
       </w:tblGrid>
       <w:tr>
         <w:tc>
           <w:tcPr>
-            <w:tcW w:type="dxa" w:w="2232"/>
-            <w:shd w:fill="1B365D" w:val="clear"/>
+            <w:tcW w:type="dxa" w:w="3072"/>
+            <w:shd w:fill="3A4540" w:val="clear"/>
             <w:tcBorders>
-              <w:top w:val="single" w:sz="4" w:space="0" w:color="1B365D"/>
-              <w:left w:val="single" w:sz="4" w:space="0" w:color="1B365D"/>
-              <w:bottom w:val="single" w:sz="4" w:space="0" w:color="1B365D"/>
-              <w:right w:val="single" w:sz="4" w:space="0" w:color="1B365D"/>
+              <w:top w:val="single" w:sz="4" w:space="0" w:color="3E4A43"/>
+              <w:left w:val="single" w:sz="4" w:space="0" w:color="3E4A43"/>
+              <w:bottom w:val="single" w:sz="4" w:space="0" w:color="3E4A43"/>
+              <w:right w:val="single" w:sz="4" w:space="0" w:color="3E4A43"/>
             </w:tcBorders>
             <w:tcMar>
               <w:top w:w="50" w:type="dxa"/>
@@ -10754,19 +11185,19 @@
                 <w:color w:val="FFFFFF"/>
                 <w:sz w:val="18"/>
               </w:rPr>
-              <w:t>Clock</w:t>
+              <w:t>When</w:t>
             </w:r>
           </w:p>
         </w:tc>
         <w:tc>
           <w:tcPr>
-            <w:tcW w:type="dxa" w:w="2232"/>
-            <w:shd w:fill="1B365D" w:val="clear"/>
+            <w:tcW w:type="dxa" w:w="3072"/>
+            <w:shd w:fill="3A4540" w:val="clear"/>
             <w:tcBorders>
-              <w:top w:val="single" w:sz="4" w:space="0" w:color="1B365D"/>
-              <w:left w:val="single" w:sz="4" w:space="0" w:color="1B365D"/>
-              <w:bottom w:val="single" w:sz="4" w:space="0" w:color="1B365D"/>
-              <w:right w:val="single" w:sz="4" w:space="0" w:color="1B365D"/>
+              <w:top w:val="single" w:sz="4" w:space="0" w:color="3E4A43"/>
+              <w:left w:val="single" w:sz="4" w:space="0" w:color="3E4A43"/>
+              <w:bottom w:val="single" w:sz="4" w:space="0" w:color="3E4A43"/>
+              <w:right w:val="single" w:sz="4" w:space="0" w:color="3E4A43"/>
             </w:tcBorders>
             <w:tcMar>
               <w:top w:w="50" w:type="dxa"/>
@@ -10787,19 +11218,19 @@
                 <w:color w:val="FFFFFF"/>
                 <w:sz w:val="18"/>
               </w:rPr>
-              <w:t>Value</w:t>
+              <w:t>What I can defend</w:t>
             </w:r>
           </w:p>
         </w:tc>
         <w:tc>
           <w:tcPr>
-            <w:tcW w:type="dxa" w:w="2232"/>
-            <w:shd w:fill="1B365D" w:val="clear"/>
+            <w:tcW w:type="dxa" w:w="3072"/>
+            <w:shd w:fill="3A4540" w:val="clear"/>
             <w:tcBorders>
-              <w:top w:val="single" w:sz="4" w:space="0" w:color="1B365D"/>
-              <w:left w:val="single" w:sz="4" w:space="0" w:color="1B365D"/>
-              <w:bottom w:val="single" w:sz="4" w:space="0" w:color="1B365D"/>
-              <w:right w:val="single" w:sz="4" w:space="0" w:color="1B365D"/>
+              <w:top w:val="single" w:sz="4" w:space="0" w:color="3E4A43"/>
+              <w:left w:val="single" w:sz="4" w:space="0" w:color="3E4A43"/>
+              <w:bottom w:val="single" w:sz="4" w:space="0" w:color="3E4A43"/>
+              <w:right w:val="single" w:sz="4" w:space="0" w:color="3E4A43"/>
             </w:tcBorders>
             <w:tcMar>
               <w:top w:w="50" w:type="dxa"/>
@@ -10820,40 +11251,7 @@
                 <w:color w:val="FFFFFF"/>
                 <w:sz w:val="18"/>
               </w:rPr>
-              <w:t>Where</w:t>
-            </w:r>
-          </w:p>
-        </w:tc>
-        <w:tc>
-          <w:tcPr>
-            <w:tcW w:type="dxa" w:w="2232"/>
-            <w:shd w:fill="1B365D" w:val="clear"/>
-            <w:tcBorders>
-              <w:top w:val="single" w:sz="4" w:space="0" w:color="1B365D"/>
-              <w:left w:val="single" w:sz="4" w:space="0" w:color="1B365D"/>
-              <w:bottom w:val="single" w:sz="4" w:space="0" w:color="1B365D"/>
-              <w:right w:val="single" w:sz="4" w:space="0" w:color="1B365D"/>
-            </w:tcBorders>
-            <w:tcMar>
-              <w:top w:w="50" w:type="dxa"/>
-              <w:left w:w="70" w:type="dxa"/>
-              <w:bottom w:w="50" w:type="dxa"/>
-              <w:right w:w="70" w:type="dxa"/>
-            </w:tcMar>
-          </w:tcPr>
-          <w:p>
-            <w:pPr>
-              <w:spacing w:before="0" w:after="0" w:line="230" w:lineRule="auto"/>
-            </w:pPr>
-            <w:r/>
-            <w:r>
-              <w:rPr>
-                <w:rFonts w:ascii="Liberation Sans" w:hAnsi="Liberation Sans" w:eastAsia="Liberation Sans" w:cs="Liberation Sans"/>
-                <w:b/>
-                <w:color w:val="FFFFFF"/>
-                <w:sz w:val="18"/>
-              </w:rPr>
-              <w:t>Who repeats it</w:t>
+              <w:t>Who</w:t>
             </w:r>
           </w:p>
         </w:tc>
@@ -10861,7 +11259,7 @@
       <w:tr>
         <w:tc>
           <w:tcPr>
-            <w:tcW w:type="dxa" w:w="2232"/>
+            <w:tcW w:type="dxa" w:w="3072"/>
             <w:shd w:fill="FFFFFF" w:val="clear"/>
             <w:tcBorders>
               <w:top w:val="single" w:sz="4" w:space="0" w:color="C5CDD6"/>
@@ -10888,13 +11286,13 @@
                 <w:color w:val="222222"/>
                 <w:sz w:val="19"/>
               </w:rPr>
-              <w:t>p95 I would quote</w:t>
+              <w:t>March 10</w:t>
             </w:r>
           </w:p>
         </w:tc>
         <w:tc>
           <w:tcPr>
-            <w:tcW w:type="dxa" w:w="2232"/>
+            <w:tcW w:type="dxa" w:w="3072"/>
             <w:shd w:fill="FFFFFF" w:val="clear"/>
             <w:tcBorders>
               <w:top w:val="single" w:sz="4" w:space="0" w:color="C5CDD6"/>
@@ -10921,13 +11319,13 @@
                 <w:color w:val="222222"/>
                 <w:sz w:val="19"/>
               </w:rPr>
-              <w:t>88.9</w:t>
+              <w:t>First stale graph or first complaint tied to the freeze clock versus a 'small apply'</w:t>
             </w:r>
           </w:p>
         </w:tc>
         <w:tc>
           <w:tcPr>
-            <w:tcW w:type="dxa" w:w="2232"/>
+            <w:tcW w:type="dxa" w:w="3072"/>
             <w:shd w:fill="FFFFFF" w:val="clear"/>
             <w:tcBorders>
               <w:top w:val="single" w:sz="4" w:space="0" w:color="C5CDD6"/>
@@ -10954,13 +11352,116 @@
                 <w:color w:val="222222"/>
                 <w:sz w:val="19"/>
               </w:rPr>
-              <w:t>files.oak.internal</w:t>
+              <w:t>Aman Kumar</w:t>
+            </w:r>
+          </w:p>
+        </w:tc>
+      </w:tr>
+      <w:tr>
+        <w:tc>
+          <w:tcPr>
+            <w:tcW w:type="dxa" w:w="3072"/>
+            <w:shd w:fill="E7EDE8" w:val="clear"/>
+            <w:tcBorders>
+              <w:top w:val="single" w:sz="4" w:space="0" w:color="C5CDD6"/>
+              <w:left w:val="single" w:sz="4" w:space="0" w:color="C5CDD6"/>
+              <w:bottom w:val="single" w:sz="4" w:space="0" w:color="C5CDD6"/>
+              <w:right w:val="single" w:sz="4" w:space="0" w:color="C5CDD6"/>
+            </w:tcBorders>
+            <w:tcMar>
+              <w:top w:w="50" w:type="dxa"/>
+              <w:left w:w="70" w:type="dxa"/>
+              <w:bottom w:w="50" w:type="dxa"/>
+              <w:right w:w="70" w:type="dxa"/>
+            </w:tcMar>
+          </w:tcPr>
+          <w:p>
+            <w:pPr>
+              <w:spacing w:before="0" w:after="0" w:line="230" w:lineRule="auto"/>
+            </w:pPr>
+            <w:r/>
+            <w:r>
+              <w:rPr>
+                <w:rFonts w:ascii="Liberation Serif" w:hAnsi="Liberation Serif" w:eastAsia="Liberation Serif" w:cs="Liberation Serif"/>
+                <w:b w:val="0"/>
+                <w:color w:val="222222"/>
+                <w:sz w:val="19"/>
+              </w:rPr>
+              <w:t>March 11</w:t>
             </w:r>
           </w:p>
         </w:tc>
         <w:tc>
           <w:tcPr>
-            <w:tcW w:type="dxa" w:w="2232"/>
+            <w:tcW w:type="dxa" w:w="3072"/>
+            <w:shd w:fill="E7EDE8" w:val="clear"/>
+            <w:tcBorders>
+              <w:top w:val="single" w:sz="4" w:space="0" w:color="C5CDD6"/>
+              <w:left w:val="single" w:sz="4" w:space="0" w:color="C5CDD6"/>
+              <w:bottom w:val="single" w:sz="4" w:space="0" w:color="C5CDD6"/>
+              <w:right w:val="single" w:sz="4" w:space="0" w:color="C5CDD6"/>
+            </w:tcBorders>
+            <w:tcMar>
+              <w:top w:w="50" w:type="dxa"/>
+              <w:left w:w="70" w:type="dxa"/>
+              <w:bottom w:w="50" w:type="dxa"/>
+              <w:right w:w="70" w:type="dxa"/>
+            </w:tcMar>
+          </w:tcPr>
+          <w:p>
+            <w:pPr>
+              <w:spacing w:before="0" w:after="0" w:line="230" w:lineRule="auto"/>
+            </w:pPr>
+            <w:r/>
+            <w:r>
+              <w:rPr>
+                <w:rFonts w:ascii="Liberation Serif" w:hAnsi="Liberation Serif" w:eastAsia="Liberation Serif" w:cs="Liberation Serif"/>
+                <w:b w:val="0"/>
+                <w:color w:val="222222"/>
+                <w:sz w:val="19"/>
+              </w:rPr>
+              <w:t>Read-only check on batch-01.oak.internal; ticket OAK-DOC-2020-003 exists or is opened</w:t>
+            </w:r>
+          </w:p>
+        </w:tc>
+        <w:tc>
+          <w:tcPr>
+            <w:tcW w:type="dxa" w:w="3072"/>
+            <w:shd w:fill="E7EDE8" w:val="clear"/>
+            <w:tcBorders>
+              <w:top w:val="single" w:sz="4" w:space="0" w:color="C5CDD6"/>
+              <w:left w:val="single" w:sz="4" w:space="0" w:color="C5CDD6"/>
+              <w:bottom w:val="single" w:sz="4" w:space="0" w:color="C5CDD6"/>
+              <w:right w:val="single" w:sz="4" w:space="0" w:color="C5CDD6"/>
+            </w:tcBorders>
+            <w:tcMar>
+              <w:top w:w="50" w:type="dxa"/>
+              <w:left w:w="70" w:type="dxa"/>
+              <w:bottom w:w="50" w:type="dxa"/>
+              <w:right w:w="70" w:type="dxa"/>
+            </w:tcMar>
+          </w:tcPr>
+          <w:p>
+            <w:pPr>
+              <w:spacing w:before="0" w:after="0" w:line="230" w:lineRule="auto"/>
+            </w:pPr>
+            <w:r/>
+            <w:r>
+              <w:rPr>
+                <w:rFonts w:ascii="Liberation Serif" w:hAnsi="Liberation Serif" w:eastAsia="Liberation Serif" w:cs="Liberation Serif"/>
+                <w:b w:val="0"/>
+                <w:color w:val="222222"/>
+                <w:sz w:val="19"/>
+              </w:rPr>
+              <w:t>Aman Kumar</w:t>
+            </w:r>
+          </w:p>
+        </w:tc>
+      </w:tr>
+      <w:tr>
+        <w:tc>
+          <w:tcPr>
+            <w:tcW w:type="dxa" w:w="3072"/>
             <w:shd w:fill="FFFFFF" w:val="clear"/>
             <w:tcBorders>
               <w:top w:val="single" w:sz="4" w:space="0" w:color="C5CDD6"/>
@@ -10987,149 +11488,13 @@
                 <w:color w:val="222222"/>
                 <w:sz w:val="19"/>
               </w:rPr>
-              <w:t>Elena Vasquez</w:t>
-            </w:r>
-          </w:p>
-        </w:tc>
-      </w:tr>
-      <w:tr>
-        <w:tc>
-          <w:tcPr>
-            <w:tcW w:type="dxa" w:w="2232"/>
-            <w:shd w:fill="EEF2F6" w:val="clear"/>
-            <w:tcBorders>
-              <w:top w:val="single" w:sz="4" w:space="0" w:color="C5CDD6"/>
-              <w:left w:val="single" w:sz="4" w:space="0" w:color="C5CDD6"/>
-              <w:bottom w:val="single" w:sz="4" w:space="0" w:color="C5CDD6"/>
-              <w:right w:val="single" w:sz="4" w:space="0" w:color="C5CDD6"/>
-            </w:tcBorders>
-            <w:tcMar>
-              <w:top w:w="50" w:type="dxa"/>
-              <w:left w:w="70" w:type="dxa"/>
-              <w:bottom w:w="50" w:type="dxa"/>
-              <w:right w:w="70" w:type="dxa"/>
-            </w:tcMar>
-          </w:tcPr>
-          <w:p>
-            <w:pPr>
-              <w:spacing w:before="0" w:after="0" w:line="230" w:lineRule="auto"/>
-            </w:pPr>
-            <w:r/>
-            <w:r>
-              <w:rPr>
-                <w:rFonts w:ascii="Liberation Serif" w:hAnsi="Liberation Serif" w:eastAsia="Liberation Serif" w:cs="Liberation Serif"/>
-                <w:b w:val="0"/>
-                <w:color w:val="222222"/>
-                <w:sz w:val="19"/>
-              </w:rPr>
-              <w:t>errors in the sampled hour</w:t>
+              <w:t>March 12, 2020</w:t>
             </w:r>
           </w:p>
         </w:tc>
         <w:tc>
           <w:tcPr>
-            <w:tcW w:type="dxa" w:w="2232"/>
-            <w:shd w:fill="EEF2F6" w:val="clear"/>
-            <w:tcBorders>
-              <w:top w:val="single" w:sz="4" w:space="0" w:color="C5CDD6"/>
-              <w:left w:val="single" w:sz="4" w:space="0" w:color="C5CDD6"/>
-              <w:bottom w:val="single" w:sz="4" w:space="0" w:color="C5CDD6"/>
-              <w:right w:val="single" w:sz="4" w:space="0" w:color="C5CDD6"/>
-            </w:tcBorders>
-            <w:tcMar>
-              <w:top w:w="50" w:type="dxa"/>
-              <w:left w:w="70" w:type="dxa"/>
-              <w:bottom w:w="50" w:type="dxa"/>
-              <w:right w:w="70" w:type="dxa"/>
-            </w:tcMar>
-          </w:tcPr>
-          <w:p>
-            <w:pPr>
-              <w:spacing w:before="0" w:after="0" w:line="230" w:lineRule="auto"/>
-            </w:pPr>
-            <w:r/>
-            <w:r>
-              <w:rPr>
-                <w:rFonts w:ascii="Liberation Serif" w:hAnsi="Liberation Serif" w:eastAsia="Liberation Serif" w:cs="Liberation Serif"/>
-                <w:b w:val="0"/>
-                <w:color w:val="222222"/>
-                <w:sz w:val="19"/>
-              </w:rPr>
-              <w:t>13</w:t>
-            </w:r>
-          </w:p>
-        </w:tc>
-        <w:tc>
-          <w:tcPr>
-            <w:tcW w:type="dxa" w:w="2232"/>
-            <w:shd w:fill="EEF2F6" w:val="clear"/>
-            <w:tcBorders>
-              <w:top w:val="single" w:sz="4" w:space="0" w:color="C5CDD6"/>
-              <w:left w:val="single" w:sz="4" w:space="0" w:color="C5CDD6"/>
-              <w:bottom w:val="single" w:sz="4" w:space="0" w:color="C5CDD6"/>
-              <w:right w:val="single" w:sz="4" w:space="0" w:color="C5CDD6"/>
-            </w:tcBorders>
-            <w:tcMar>
-              <w:top w:w="50" w:type="dxa"/>
-              <w:left w:w="70" w:type="dxa"/>
-              <w:bottom w:w="50" w:type="dxa"/>
-              <w:right w:w="70" w:type="dxa"/>
-            </w:tcMar>
-          </w:tcPr>
-          <w:p>
-            <w:pPr>
-              <w:spacing w:before="0" w:after="0" w:line="230" w:lineRule="auto"/>
-            </w:pPr>
-            <w:r/>
-            <w:r>
-              <w:rPr>
-                <w:rFonts w:ascii="Liberation Serif" w:hAnsi="Liberation Serif" w:eastAsia="Liberation Serif" w:cs="Liberation Serif"/>
-                <w:b w:val="0"/>
-                <w:color w:val="222222"/>
-                <w:sz w:val="19"/>
-              </w:rPr>
-              <w:t>files.oak.internal</w:t>
-            </w:r>
-          </w:p>
-        </w:tc>
-        <w:tc>
-          <w:tcPr>
-            <w:tcW w:type="dxa" w:w="2232"/>
-            <w:shd w:fill="EEF2F6" w:val="clear"/>
-            <w:tcBorders>
-              <w:top w:val="single" w:sz="4" w:space="0" w:color="C5CDD6"/>
-              <w:left w:val="single" w:sz="4" w:space="0" w:color="C5CDD6"/>
-              <w:bottom w:val="single" w:sz="4" w:space="0" w:color="C5CDD6"/>
-              <w:right w:val="single" w:sz="4" w:space="0" w:color="C5CDD6"/>
-            </w:tcBorders>
-            <w:tcMar>
-              <w:top w:w="50" w:type="dxa"/>
-              <w:left w:w="70" w:type="dxa"/>
-              <w:bottom w:w="50" w:type="dxa"/>
-              <w:right w:w="70" w:type="dxa"/>
-            </w:tcMar>
-          </w:tcPr>
-          <w:p>
-            <w:pPr>
-              <w:spacing w:before="0" w:after="0" w:line="230" w:lineRule="auto"/>
-            </w:pPr>
-            <w:r/>
-            <w:r>
-              <w:rPr>
-                <w:rFonts w:ascii="Liberation Serif" w:hAnsi="Liberation Serif" w:eastAsia="Liberation Serif" w:cs="Liberation Serif"/>
-                <w:b w:val="0"/>
-                <w:color w:val="222222"/>
-                <w:sz w:val="19"/>
-              </w:rPr>
-              <w:t>Aman Kumar</w:t>
-            </w:r>
-          </w:p>
-        </w:tc>
-      </w:tr>
-      <w:tr>
-        <w:tc>
-          <w:tcPr>
-            <w:tcW w:type="dxa" w:w="2232"/>
+            <w:tcW w:type="dxa" w:w="3072"/>
             <w:shd w:fill="FFFFFF" w:val="clear"/>
             <w:tcBorders>
               <w:top w:val="single" w:sz="4" w:space="0" w:color="C5CDD6"/>
@@ -11156,13 +11521,13 @@
                 <w:color w:val="222222"/>
                 <w:sz w:val="19"/>
               </w:rPr>
-              <w:t>queue or backlog</w:t>
+              <w:t>Decision in the front of this file still stands</w:t>
             </w:r>
           </w:p>
         </w:tc>
         <w:tc>
           <w:tcPr>
-            <w:tcW w:type="dxa" w:w="2232"/>
+            <w:tcW w:type="dxa" w:w="3072"/>
             <w:shd w:fill="FFFFFF" w:val="clear"/>
             <w:tcBorders>
               <w:top w:val="single" w:sz="4" w:space="0" w:color="C5CDD6"/>
@@ -11189,207 +11554,7 @@
                 <w:color w:val="222222"/>
                 <w:sz w:val="19"/>
               </w:rPr>
-              <w:t>217</w:t>
-            </w:r>
-          </w:p>
-        </w:tc>
-        <w:tc>
-          <w:tcPr>
-            <w:tcW w:type="dxa" w:w="2232"/>
-            <w:shd w:fill="FFFFFF" w:val="clear"/>
-            <w:tcBorders>
-              <w:top w:val="single" w:sz="4" w:space="0" w:color="C5CDD6"/>
-              <w:left w:val="single" w:sz="4" w:space="0" w:color="C5CDD6"/>
-              <w:bottom w:val="single" w:sz="4" w:space="0" w:color="C5CDD6"/>
-              <w:right w:val="single" w:sz="4" w:space="0" w:color="C5CDD6"/>
-            </w:tcBorders>
-            <w:tcMar>
-              <w:top w:w="50" w:type="dxa"/>
-              <w:left w:w="70" w:type="dxa"/>
-              <w:bottom w:w="50" w:type="dxa"/>
-              <w:right w:w="70" w:type="dxa"/>
-            </w:tcMar>
-          </w:tcPr>
-          <w:p>
-            <w:pPr>
-              <w:spacing w:before="0" w:after="0" w:line="230" w:lineRule="auto"/>
-            </w:pPr>
-            <w:r/>
-            <w:r>
-              <w:rPr>
-                <w:rFonts w:ascii="Liberation Serif" w:hAnsi="Liberation Serif" w:eastAsia="Liberation Serif" w:cs="Liberation Serif"/>
-                <w:b w:val="0"/>
-                <w:color w:val="222222"/>
-                <w:sz w:val="19"/>
-              </w:rPr>
-              <w:t>OAK-REQ-2019-014</w:t>
-            </w:r>
-          </w:p>
-        </w:tc>
-        <w:tc>
-          <w:tcPr>
-            <w:tcW w:type="dxa" w:w="2232"/>
-            <w:shd w:fill="FFFFFF" w:val="clear"/>
-            <w:tcBorders>
-              <w:top w:val="single" w:sz="4" w:space="0" w:color="C5CDD6"/>
-              <w:left w:val="single" w:sz="4" w:space="0" w:color="C5CDD6"/>
-              <w:bottom w:val="single" w:sz="4" w:space="0" w:color="C5CDD6"/>
-              <w:right w:val="single" w:sz="4" w:space="0" w:color="C5CDD6"/>
-            </w:tcBorders>
-            <w:tcMar>
-              <w:top w:w="50" w:type="dxa"/>
-              <w:left w:w="70" w:type="dxa"/>
-              <w:bottom w:w="50" w:type="dxa"/>
-              <w:right w:w="70" w:type="dxa"/>
-            </w:tcMar>
-          </w:tcPr>
-          <w:p>
-            <w:pPr>
-              <w:spacing w:before="0" w:after="0" w:line="230" w:lineRule="auto"/>
-            </w:pPr>
-            <w:r/>
-            <w:r>
-              <w:rPr>
-                <w:rFonts w:ascii="Liberation Serif" w:hAnsi="Liberation Serif" w:eastAsia="Liberation Serif" w:cs="Liberation Serif"/>
-                <w:b w:val="0"/>
-                <w:color w:val="222222"/>
-                <w:sz w:val="19"/>
-              </w:rPr>
-              <w:t>Diego Alvarez</w:t>
-            </w:r>
-          </w:p>
-        </w:tc>
-      </w:tr>
-      <w:tr>
-        <w:tc>
-          <w:tcPr>
-            <w:tcW w:type="dxa" w:w="2232"/>
-            <w:shd w:fill="EEF2F6" w:val="clear"/>
-            <w:tcBorders>
-              <w:top w:val="single" w:sz="4" w:space="0" w:color="C5CDD6"/>
-              <w:left w:val="single" w:sz="4" w:space="0" w:color="C5CDD6"/>
-              <w:bottom w:val="single" w:sz="4" w:space="0" w:color="C5CDD6"/>
-              <w:right w:val="single" w:sz="4" w:space="0" w:color="C5CDD6"/>
-            </w:tcBorders>
-            <w:tcMar>
-              <w:top w:w="50" w:type="dxa"/>
-              <w:left w:w="70" w:type="dxa"/>
-              <w:bottom w:w="50" w:type="dxa"/>
-              <w:right w:w="70" w:type="dxa"/>
-            </w:tcMar>
-          </w:tcPr>
-          <w:p>
-            <w:pPr>
-              <w:spacing w:before="0" w:after="0" w:line="230" w:lineRule="auto"/>
-            </w:pPr>
-            <w:r/>
-            <w:r>
-              <w:rPr>
-                <w:rFonts w:ascii="Liberation Serif" w:hAnsi="Liberation Serif" w:eastAsia="Liberation Serif" w:cs="Liberation Serif"/>
-                <w:b w:val="0"/>
-                <w:color w:val="222222"/>
-                <w:sz w:val="19"/>
-              </w:rPr>
-              <w:t>front-matter number</w:t>
-            </w:r>
-          </w:p>
-        </w:tc>
-        <w:tc>
-          <w:tcPr>
-            <w:tcW w:type="dxa" w:w="2232"/>
-            <w:shd w:fill="EEF2F6" w:val="clear"/>
-            <w:tcBorders>
-              <w:top w:val="single" w:sz="4" w:space="0" w:color="C5CDD6"/>
-              <w:left w:val="single" w:sz="4" w:space="0" w:color="C5CDD6"/>
-              <w:bottom w:val="single" w:sz="4" w:space="0" w:color="C5CDD6"/>
-              <w:right w:val="single" w:sz="4" w:space="0" w:color="C5CDD6"/>
-            </w:tcBorders>
-            <w:tcMar>
-              <w:top w:w="50" w:type="dxa"/>
-              <w:left w:w="70" w:type="dxa"/>
-              <w:bottom w:w="50" w:type="dxa"/>
-              <w:right w:w="70" w:type="dxa"/>
-            </w:tcMar>
-          </w:tcPr>
-          <w:p>
-            <w:pPr>
-              <w:spacing w:before="0" w:after="0" w:line="230" w:lineRule="auto"/>
-            </w:pPr>
-            <w:r/>
-            <w:r>
-              <w:rPr>
-                <w:rFonts w:ascii="Liberation Serif" w:hAnsi="Liberation Serif" w:eastAsia="Liberation Serif" w:cs="Liberation Serif"/>
-                <w:b w:val="0"/>
-                <w:color w:val="222222"/>
-                <w:sz w:val="19"/>
-              </w:rPr>
-              <w:t>10</w:t>
-            </w:r>
-          </w:p>
-        </w:tc>
-        <w:tc>
-          <w:tcPr>
-            <w:tcW w:type="dxa" w:w="2232"/>
-            <w:shd w:fill="EEF2F6" w:val="clear"/>
-            <w:tcBorders>
-              <w:top w:val="single" w:sz="4" w:space="0" w:color="C5CDD6"/>
-              <w:left w:val="single" w:sz="4" w:space="0" w:color="C5CDD6"/>
-              <w:bottom w:val="single" w:sz="4" w:space="0" w:color="C5CDD6"/>
-              <w:right w:val="single" w:sz="4" w:space="0" w:color="C5CDD6"/>
-            </w:tcBorders>
-            <w:tcMar>
-              <w:top w:w="50" w:type="dxa"/>
-              <w:left w:w="70" w:type="dxa"/>
-              <w:bottom w:w="50" w:type="dxa"/>
-              <w:right w:w="70" w:type="dxa"/>
-            </w:tcMar>
-          </w:tcPr>
-          <w:p>
-            <w:pPr>
-              <w:spacing w:before="0" w:after="0" w:line="230" w:lineRule="auto"/>
-            </w:pPr>
-            <w:r/>
-            <w:r>
-              <w:rPr>
-                <w:rFonts w:ascii="Liberation Serif" w:hAnsi="Liberation Serif" w:eastAsia="Liberation Serif" w:cs="Liberation Serif"/>
-                <w:b w:val="0"/>
-                <w:color w:val="222222"/>
-                <w:sz w:val="19"/>
-              </w:rPr>
-              <w:t>this file</w:t>
-            </w:r>
-          </w:p>
-        </w:tc>
-        <w:tc>
-          <w:tcPr>
-            <w:tcW w:type="dxa" w:w="2232"/>
-            <w:shd w:fill="EEF2F6" w:val="clear"/>
-            <w:tcBorders>
-              <w:top w:val="single" w:sz="4" w:space="0" w:color="C5CDD6"/>
-              <w:left w:val="single" w:sz="4" w:space="0" w:color="C5CDD6"/>
-              <w:bottom w:val="single" w:sz="4" w:space="0" w:color="C5CDD6"/>
-              <w:right w:val="single" w:sz="4" w:space="0" w:color="C5CDD6"/>
-            </w:tcBorders>
-            <w:tcMar>
-              <w:top w:w="50" w:type="dxa"/>
-              <w:left w:w="70" w:type="dxa"/>
-              <w:bottom w:w="50" w:type="dxa"/>
-              <w:right w:w="70" w:type="dxa"/>
-            </w:tcMar>
-          </w:tcPr>
-          <w:p>
-            <w:pPr>
-              <w:spacing w:before="0" w:after="0" w:line="230" w:lineRule="auto"/>
-            </w:pPr>
-            <w:r/>
-            <w:r>
-              <w:rPr>
-                <w:rFonts w:ascii="Liberation Serif" w:hAnsi="Liberation Serif" w:eastAsia="Liberation Serif" w:cs="Liberation Serif"/>
-                <w:b w:val="0"/>
-                <w:color w:val="222222"/>
-                <w:sz w:val="19"/>
-              </w:rPr>
-              <w:t>Elena Vasquez</w:t>
+              <w:t>Priya Nair</w:t>
             </w:r>
           </w:p>
         </w:tc>
@@ -11402,8 +11567,7 @@
     </w:p>
     <w:p>
       <w:pPr>
-        <w:spacing w:before="0" w:after="240" w:line="427" w:lineRule="auto"/>
-        <w:ind w:firstLine="288"/>
+        <w:spacing w:before="0" w:after="200" w:line="403" w:lineRule="auto"/>
       </w:pPr>
       <w:r>
         <w:rPr>
@@ -11411,13 +11575,12 @@
           <w:color w:val="222222"/>
           <w:sz w:val="24"/>
         </w:rPr>
-        <w:t>I will not average this into a team dashboard that hides files.oak.internal. If finance or the EM asks why we did not pick the cheaper looking option, the answer is the page we would have taken and the miss rate on month-end, not a slide. Headroom I want on a normal Tuesday is about 27 percent. Below that I file for hardware or I shed load. I will not do both in the same change. Elena Vasquez can disagree in writing on OAK-4412.</w:t>
+        <w:t>If NTP on batch-01.oak.internal jumped, window math is garbage. I want that checked before I argue about 7.4. I will not reconstruct a minute-by-minute novel. I will reconstruct enough that Diego Alvarez can brief without calling me.</w:t>
       </w:r>
     </w:p>
     <w:p>
       <w:pPr>
-        <w:spacing w:before="0" w:after="240" w:line="427" w:lineRule="auto"/>
-        <w:ind w:firstLine="288"/>
+        <w:spacing w:before="0" w:after="200" w:line="403" w:lineRule="auto"/>
       </w:pPr>
       <w:r>
         <w:rPr>
@@ -11425,13 +11588,12 @@
           <w:color w:val="222222"/>
           <w:sz w:val="24"/>
         </w:rPr>
-        <w:t>Blast radius if we ignore date pressure versus a date with owners: the whole drop. That is the difference between a DLQ and a desk thread. I want the gate in CI or in the runbook, not in my memory. Related leftover OAK-REQ-2019-014 is not a twin tracker. Keep one thread.</w:t>
+        <w:t>Aman Kumar owes a close on the freeze clock versus a 'small apply' by March 26, 2020, not a status emoji, schema order stays expand then backfill then contract, and the sample I would still defend uses the same clock as 62%.</w:t>
       </w:r>
     </w:p>
     <w:p>
       <w:pPr>
-        <w:spacing w:before="0" w:after="240" w:line="427" w:lineRule="auto"/>
-        <w:ind w:firstLine="288"/>
+        <w:spacing w:before="0" w:after="200" w:line="403" w:lineRule="auto"/>
       </w:pPr>
       <w:r>
         <w:rPr>
@@ -11439,13 +11601,20 @@
           <w:color w:val="222222"/>
           <w:sz w:val="24"/>
         </w:rPr>
-        <w:t>Cost I can defend for date pressure versus a date with owners is the spend on files.oak.internal and this job. I will not average it into a team number. If finance asks why we skipped the cheaper look, the answer is the page and the miss rate, not a deck. Elena Vasquez can disagree on OAK-4412. Sample I still like: 1834 rows, 41 minutes.</w:t>
+        <w:t>I parked the freeze clock versus a 'small apply' on OAK-TDD-2020-002 so it is not Slack archaeology, pages go to a person, not a muted channel, and I will drop my leftover role the day Aman Kumar takes OAK-TDD-2020-002.</w:t>
       </w:r>
     </w:p>
     <w:p>
       <w:pPr>
-        <w:spacing w:before="0" w:after="240" w:line="427" w:lineRule="auto"/>
-        <w:ind w:firstLine="288"/>
+        <w:pStyle w:val="Heading2"/>
+      </w:pPr>
+      <w:r>
+        <w:t>No hostnames in the customer line</w:t>
+      </w:r>
+    </w:p>
+    <w:p>
+      <w:pPr>
+        <w:spacing w:before="0" w:after="200" w:line="403" w:lineRule="auto"/>
       </w:pPr>
       <w:r>
         <w:rPr>
@@ -11453,13 +11622,13 @@
           <w:color w:val="222222"/>
           <w:sz w:val="24"/>
         </w:rPr>
-        <w:t>I keep the receipt: ticket OAK-4412, merge, and the bill line. I will not argue from a screenshot of a dashboard. Permalink or it did not happen. Aman Kumar will reject a status update that is only a graph PNG in Slack.</w:t>
+        <w:t>Internal note can name files.oak.internal, OAK-4412-22, and the last error line. It still does not paste identifiers. If someone asks for a root cause the same day, they get the user-visible version. Legal reads outbound mail that names money or medical data. I will not put a hostname in a customer ticket because it makes me look precise.</w:t>
       </w:r>
     </w:p>
     <w:p>
       <w:pPr>
-        <w:spacing w:before="0" w:after="240" w:line="427" w:lineRule="auto"/>
-        <w:ind w:firstLine="288"/>
+        <w:pStyle w:val="ListBullet"/>
+        <w:spacing w:before="20" w:after="60" w:line="260" w:lineRule="auto"/>
       </w:pPr>
       <w:r>
         <w:rPr>
@@ -11467,21 +11636,13 @@
           <w:color w:val="222222"/>
           <w:sz w:val="24"/>
         </w:rPr>
-        <w:t>Month-end math for this leftover uses the same clock as 10. I will not mix clocks to make date pressure versus a date with owners look healthier. Elena Vasquez can correct the clock on OAK-4412. If finance or the EM wants a single slide, they get this paragraph plus the decision callout, not a new model I made up to look precise.</w:t>
+        <w:t>External: window, effect, done or not. Owner Tom Rourke.</w:t>
       </w:r>
     </w:p>
     <w:p>
       <w:pPr>
-        <w:pStyle w:val="Heading2"/>
-      </w:pPr>
-      <w:r>
-        <w:t>What we send, and what stays internal (pre-page: is this even a page)</w:t>
-      </w:r>
-    </w:p>
-    <w:p>
-      <w:pPr>
-        <w:spacing w:before="0" w:after="240" w:line="427" w:lineRule="auto"/>
-        <w:ind w:firstLine="288"/>
+        <w:pStyle w:val="ListBullet"/>
+        <w:spacing w:before="20" w:after="60" w:line="260" w:lineRule="auto"/>
       </w:pPr>
       <w:r>
         <w:rPr>
@@ -11489,49 +11650,7 @@
           <w:color w:val="222222"/>
           <w:sz w:val="24"/>
         </w:rPr>
-        <w:t>Outbound mail about pre-page: is this even a page does not include forgenet-ro-01.oak.internal. It includes the window, the user-visible effect, and whether we are done. Aman Kumar drafts. I review. Ticket OAK-REQ-2019-014. Tone is plain. I will not say we are investigating if we already know the cause. I will not promise a timestamp we cannot hit. Oakridge owns the business clock. We own the engineering one. If those clocks disagree, the first sentence says so.</w:t>
-      </w:r>
-    </w:p>
-    <w:p>
-      <w:pPr>
-        <w:spacing w:before="0" w:after="240" w:line="427" w:lineRule="auto"/>
-        <w:ind w:firstLine="288"/>
-      </w:pPr>
-      <w:r>
-        <w:rPr>
-          <w:rFonts w:ascii="Liberation Serif" w:hAnsi="Liberation Serif" w:eastAsia="Liberation Serif" w:cs="Liberation Serif"/>
-          <w:color w:val="222222"/>
-          <w:sz w:val="24"/>
-        </w:rPr>
-        <w:t>Internal note can name forgenet-ro-01.oak.internal, OAK-TDD-2020-002, and the last error line. It still does not paste identifiers. If someone asks for a root cause the same day, they get the user-visible version. Legal reads outbound mail that names money or medical data. I will not put a hostname in a customer ticket because it makes me look precise.</w:t>
-      </w:r>
-    </w:p>
-    <w:p>
-      <w:pPr>
-        <w:pStyle w:val="ListBullet"/>
-        <w:spacing w:before="20" w:after="60" w:line="260" w:lineRule="auto"/>
-      </w:pPr>
-      <w:r>
-        <w:rPr>
-          <w:rFonts w:ascii="Liberation Serif" w:hAnsi="Liberation Serif" w:eastAsia="Liberation Serif" w:cs="Liberation Serif"/>
-          <w:color w:val="222222"/>
-          <w:sz w:val="24"/>
-        </w:rPr>
-        <w:t>External: window, effect, done or not. Owner Aman Kumar.</w:t>
-      </w:r>
-    </w:p>
-    <w:p>
-      <w:pPr>
-        <w:pStyle w:val="ListBullet"/>
-        <w:spacing w:before="20" w:after="60" w:line="260" w:lineRule="auto"/>
-      </w:pPr>
-      <w:r>
-        <w:rPr>
-          <w:rFonts w:ascii="Liberation Serif" w:hAnsi="Liberation Serif" w:eastAsia="Liberation Serif" w:cs="Liberation Serif"/>
-          <w:color w:val="222222"/>
-          <w:sz w:val="24"/>
-        </w:rPr>
-        <w:t>Internal: forgenet-ro-01.oak.internal, counts, OAK-REQ-2019-014. Owner Aman Kumar.</w:t>
+        <w:t>Internal: files.oak.internal, counts, OAK-MTG-2019-044. Owner Aman Kumar.</w:t>
       </w:r>
     </w:p>
     <w:p>
@@ -11564,8 +11683,7 @@
     </w:p>
     <w:p>
       <w:pPr>
-        <w:spacing w:before="0" w:after="240" w:line="427" w:lineRule="auto"/>
-        <w:ind w:firstLine="288"/>
+        <w:spacing w:before="0" w:after="200" w:line="403" w:lineRule="auto"/>
       </w:pPr>
       <w:r>
         <w:rPr>
@@ -11573,13 +11691,12 @@
           <w:color w:val="222222"/>
           <w:sz w:val="24"/>
         </w:rPr>
-        <w:t>I keep a one-line draft in OAK-REQ-2019-014 so we do not invent tone at 01:10. If the incident is still open, the draft says 'still open' and a next update time we can actually hit, usually 57 minutes. If we are done, the draft says what changed for the user and what did not. I will not apologize in a way that implies a cash or clinical miss we did not have.</w:t>
+        <w:t>I keep a one-line draft in OAK-MTG-2019-044 so we do not invent tone at 01:10. If the incident is still open, the draft says 'still open' and a next update time we can actually hit, usually 82 minutes. If we are done, the draft says what changed for the user and what did not. I will not apologize in a way that implies a cash or clinical miss we did not have.</w:t>
       </w:r>
     </w:p>
     <w:p>
       <w:pPr>
-        <w:spacing w:before="0" w:after="240" w:line="427" w:lineRule="auto"/>
-        <w:ind w:firstLine="288"/>
+        <w:spacing w:before="0" w:after="200" w:line="403" w:lineRule="auto"/>
       </w:pPr>
       <w:r>
         <w:rPr>
@@ -11587,13 +11704,12 @@
           <w:color w:val="222222"/>
           <w:sz w:val="24"/>
         </w:rPr>
-        <w:t>Customer-facing sentence for pre-page: is this even a page if Aman Kumar asks today: we are inside the window already named, the user-visible effect is the one in the front, and we are not done until Aman Kumar closes OAK-REQ-2019-014. I will not add forgenet-ro-01.oak.internal to that sentence. I will not promise March 20, 2020 in outbound mail unless we can hit it.</w:t>
+        <w:t>Fort Wayne still has secret skew that looks like 'no work' on OAK-DOC-2020-003, no hostname belongs in the customer line, Fort Wayne drafts and I review, and I will not mix clocks to make secret skew that looks like 'no work' look healthier.</w:t>
       </w:r>
     </w:p>
     <w:p>
       <w:pPr>
-        <w:spacing w:before="0" w:after="240" w:line="427" w:lineRule="auto"/>
-        <w:ind w:firstLine="288"/>
+        <w:spacing w:before="0" w:after="200" w:line="403" w:lineRule="auto"/>
       </w:pPr>
       <w:r>
         <w:rPr>
@@ -11601,13 +11717,20 @@
           <w:color w:val="222222"/>
           <w:sz w:val="24"/>
         </w:rPr>
-        <w:t>Internal sentence can name forgenet-ro-01.oak.internal and the last error class. It still does not paste identifiers. Legal reads outbound mail that names money or medical data. I will not get clever about that because pre-page: is this even a page is loud.</w:t>
+        <w:t>date pressure on secret skew that looks like 'no work' is not a date, March 18, 2020 is if Priya Nair keeps it, schema order stays expand then backfill then contract, and I ping once and after that Priya Nair is late, not blocked.</w:t>
       </w:r>
     </w:p>
     <w:p>
       <w:pPr>
-        <w:spacing w:before="0" w:after="240" w:line="427" w:lineRule="auto"/>
-        <w:ind w:firstLine="288"/>
+        <w:pStyle w:val="Heading2"/>
+      </w:pPr>
+      <w:r>
+        <w:t>A small apply is still an apply</w:t>
+      </w:r>
+    </w:p>
+    <w:p>
+      <w:pPr>
+        <w:spacing w:before="0" w:after="200" w:line="403" w:lineRule="auto"/>
       </w:pPr>
       <w:r>
         <w:rPr>
@@ -11615,21 +11738,12 @@
           <w:color w:val="222222"/>
           <w:sz w:val="24"/>
         </w:rPr>
-        <w:t>If Aman Kumar forwards a customer thread about pre-page: is this even a page, I answer from the comms leftover. I do not paste forgenet-ro-01.oak.internal. I do not paste a stack trace. I do not promise March 20, 2020 unless we can hit it. User-visible effect, window, done or not. That is the whole outbound mail.</w:t>
+        <w:t>If the front of this file already named a freeze, owner as a team name instead of a person does not get a courtesy thaw on forgenet-ro-01.oak.internal. A small apply is still an apply. SEV1 is the SOP definition. Walt Hendricks can argue SEV1 on OAK-4412-22 with a count, not with a demo time. I will not Helm-apply from a laptop because the window is 'almost over.'</w:t>
       </w:r>
     </w:p>
     <w:p>
       <w:pPr>
-        <w:pStyle w:val="Heading2"/>
-      </w:pPr>
-      <w:r>
-        <w:t>Handoff for weekend coverage that is not in the SLA</w:t>
-      </w:r>
-    </w:p>
-    <w:p>
-      <w:pPr>
-        <w:spacing w:before="0" w:after="240" w:line="427" w:lineRule="auto"/>
-        <w:ind w:firstLine="288"/>
+        <w:spacing w:before="0" w:after="200" w:line="403" w:lineRule="auto"/>
       </w:pPr>
       <w:r>
         <w:rPr>
@@ -11637,13 +11751,12 @@
           <w:color w:val="222222"/>
           <w:sz w:val="24"/>
         </w:rPr>
-        <w:t>Next owner inherits inv-api-01.oak.internal, OAK-TDD-2020-002, and the last three working pages of OAK-SOP-2020-011. I will not leave a Slack screenshot as the record. Fort Wayne is owner until they accept in writing. Date I want that written: March 24, 2020. Access that has to move: who can ssh or kubectl, who can merge, who can talk to Oakridge. If any of those is still me after that date, the handoff failed.</w:t>
+        <w:t>Calendar leftovers I will not hide inside owner as a team name instead of a person: weekend coverage that is not in the SLA, a plant shutdown, a clinical quiet hours window, month-end 16:00-21:00 ET. If the leftover date lands inside one of those, the date moves. The scope does not. Diego Alvarez hears the new date on OAK-4412-22.</w:t>
       </w:r>
     </w:p>
     <w:p>
       <w:pPr>
-        <w:spacing w:before="0" w:after="240" w:line="427" w:lineRule="auto"/>
-        <w:ind w:firstLine="288"/>
+        <w:spacing w:before="0" w:after="200" w:line="403" w:lineRule="auto"/>
       </w:pPr>
       <w:r>
         <w:rPr>
@@ -11651,582 +11764,12 @@
           <w:color w:val="222222"/>
           <w:sz w:val="24"/>
         </w:rPr>
-        <w:t>Pages start going to Fort Wayne the morning after, not to a rotation alias that still rings my laptop. I stay on the ticket as reviewer for one week, not as the person who gets paged. Aman Kumar will not silently keep the IAM grant 'just in case.' If we need a temporary grant, it expires. Topic in play: weekend coverage that is not in the SLA.</w:t>
+        <w:t>after March 19, 2020, leftover access for owner as a team name instead of a person is a bug, not a courtesy, pages go to a person, not a muted channel, and the call in the front still holds and this is leftover work only.</w:t>
       </w:r>
     </w:p>
     <w:p>
       <w:pPr>
-        <w:spacing w:before="80" w:after="60" w:line="200" w:lineRule="auto"/>
-      </w:pPr>
-      <w:r>
-        <w:rPr>
-          <w:rFonts w:ascii="Liberation Sans" w:hAnsi="Liberation Sans" w:eastAsia="Liberation Sans" w:cs="Liberation Sans"/>
-          <w:i/>
-          <w:color w:val="555555"/>
-          <w:sz w:val="17"/>
-        </w:rPr>
-        <w:t>Access that has to move with OAK-TDD-2020-002.</w:t>
-      </w:r>
-    </w:p>
-    <w:tbl>
-      <w:tblPr>
-        <w:tblW w:type="auto" w:w="0"/>
-        <w:jc w:val="center"/>
-        <w:tblLayout w:type="autofit"/>
-        <w:tblLook w:firstColumn="1" w:firstRow="1" w:lastColumn="0" w:lastRow="0" w:noHBand="0" w:noVBand="1" w:val="04A0"/>
-      </w:tblPr>
-      <w:tblGrid>
-        <w:gridCol w:w="2232"/>
-        <w:gridCol w:w="2232"/>
-        <w:gridCol w:w="2232"/>
-        <w:gridCol w:w="2232"/>
-      </w:tblGrid>
-      <w:tr>
-        <w:tc>
-          <w:tcPr>
-            <w:tcW w:type="dxa" w:w="2232"/>
-            <w:shd w:fill="1B365D" w:val="clear"/>
-            <w:tcBorders>
-              <w:top w:val="single" w:sz="4" w:space="0" w:color="1B365D"/>
-              <w:left w:val="single" w:sz="4" w:space="0" w:color="1B365D"/>
-              <w:bottom w:val="single" w:sz="4" w:space="0" w:color="1B365D"/>
-              <w:right w:val="single" w:sz="4" w:space="0" w:color="1B365D"/>
-            </w:tcBorders>
-            <w:tcMar>
-              <w:top w:w="50" w:type="dxa"/>
-              <w:left w:w="70" w:type="dxa"/>
-              <w:bottom w:w="50" w:type="dxa"/>
-              <w:right w:w="70" w:type="dxa"/>
-            </w:tcMar>
-          </w:tcPr>
-          <w:p>
-            <w:pPr>
-              <w:spacing w:before="0" w:after="0" w:line="230" w:lineRule="auto"/>
-            </w:pPr>
-            <w:r/>
-            <w:r>
-              <w:rPr>
-                <w:rFonts w:ascii="Liberation Sans" w:hAnsi="Liberation Sans" w:eastAsia="Liberation Sans" w:cs="Liberation Sans"/>
-                <w:b/>
-                <w:color w:val="FFFFFF"/>
-                <w:sz w:val="18"/>
-              </w:rPr>
-              <w:t>What</w:t>
-            </w:r>
-          </w:p>
-        </w:tc>
-        <w:tc>
-          <w:tcPr>
-            <w:tcW w:type="dxa" w:w="2232"/>
-            <w:shd w:fill="1B365D" w:val="clear"/>
-            <w:tcBorders>
-              <w:top w:val="single" w:sz="4" w:space="0" w:color="1B365D"/>
-              <w:left w:val="single" w:sz="4" w:space="0" w:color="1B365D"/>
-              <w:bottom w:val="single" w:sz="4" w:space="0" w:color="1B365D"/>
-              <w:right w:val="single" w:sz="4" w:space="0" w:color="1B365D"/>
-            </w:tcBorders>
-            <w:tcMar>
-              <w:top w:w="50" w:type="dxa"/>
-              <w:left w:w="70" w:type="dxa"/>
-              <w:bottom w:w="50" w:type="dxa"/>
-              <w:right w:w="70" w:type="dxa"/>
-            </w:tcMar>
-          </w:tcPr>
-          <w:p>
-            <w:pPr>
-              <w:spacing w:before="0" w:after="0" w:line="230" w:lineRule="auto"/>
-            </w:pPr>
-            <w:r/>
-            <w:r>
-              <w:rPr>
-                <w:rFonts w:ascii="Liberation Sans" w:hAnsi="Liberation Sans" w:eastAsia="Liberation Sans" w:cs="Liberation Sans"/>
-                <w:b/>
-                <w:color w:val="FFFFFF"/>
-                <w:sz w:val="18"/>
-              </w:rPr>
-              <w:t>From</w:t>
-            </w:r>
-          </w:p>
-        </w:tc>
-        <w:tc>
-          <w:tcPr>
-            <w:tcW w:type="dxa" w:w="2232"/>
-            <w:shd w:fill="1B365D" w:val="clear"/>
-            <w:tcBorders>
-              <w:top w:val="single" w:sz="4" w:space="0" w:color="1B365D"/>
-              <w:left w:val="single" w:sz="4" w:space="0" w:color="1B365D"/>
-              <w:bottom w:val="single" w:sz="4" w:space="0" w:color="1B365D"/>
-              <w:right w:val="single" w:sz="4" w:space="0" w:color="1B365D"/>
-            </w:tcBorders>
-            <w:tcMar>
-              <w:top w:w="50" w:type="dxa"/>
-              <w:left w:w="70" w:type="dxa"/>
-              <w:bottom w:w="50" w:type="dxa"/>
-              <w:right w:w="70" w:type="dxa"/>
-            </w:tcMar>
-          </w:tcPr>
-          <w:p>
-            <w:pPr>
-              <w:spacing w:before="0" w:after="0" w:line="230" w:lineRule="auto"/>
-            </w:pPr>
-            <w:r/>
-            <w:r>
-              <w:rPr>
-                <w:rFonts w:ascii="Liberation Sans" w:hAnsi="Liberation Sans" w:eastAsia="Liberation Sans" w:cs="Liberation Sans"/>
-                <w:b/>
-                <w:color w:val="FFFFFF"/>
-                <w:sz w:val="18"/>
-              </w:rPr>
-              <w:t>To</w:t>
-            </w:r>
-          </w:p>
-        </w:tc>
-        <w:tc>
-          <w:tcPr>
-            <w:tcW w:type="dxa" w:w="2232"/>
-            <w:shd w:fill="1B365D" w:val="clear"/>
-            <w:tcBorders>
-              <w:top w:val="single" w:sz="4" w:space="0" w:color="1B365D"/>
-              <w:left w:val="single" w:sz="4" w:space="0" w:color="1B365D"/>
-              <w:bottom w:val="single" w:sz="4" w:space="0" w:color="1B365D"/>
-              <w:right w:val="single" w:sz="4" w:space="0" w:color="1B365D"/>
-            </w:tcBorders>
-            <w:tcMar>
-              <w:top w:w="50" w:type="dxa"/>
-              <w:left w:w="70" w:type="dxa"/>
-              <w:bottom w:w="50" w:type="dxa"/>
-              <w:right w:w="70" w:type="dxa"/>
-            </w:tcMar>
-          </w:tcPr>
-          <w:p>
-            <w:pPr>
-              <w:spacing w:before="0" w:after="0" w:line="230" w:lineRule="auto"/>
-            </w:pPr>
-            <w:r/>
-            <w:r>
-              <w:rPr>
-                <w:rFonts w:ascii="Liberation Sans" w:hAnsi="Liberation Sans" w:eastAsia="Liberation Sans" w:cs="Liberation Sans"/>
-                <w:b/>
-                <w:color w:val="FFFFFF"/>
-                <w:sz w:val="18"/>
-              </w:rPr>
-              <w:t>When</w:t>
-            </w:r>
-          </w:p>
-        </w:tc>
-      </w:tr>
-      <w:tr>
-        <w:tc>
-          <w:tcPr>
-            <w:tcW w:type="dxa" w:w="2232"/>
-            <w:shd w:fill="FFFFFF" w:val="clear"/>
-            <w:tcBorders>
-              <w:top w:val="single" w:sz="4" w:space="0" w:color="C5CDD6"/>
-              <w:left w:val="single" w:sz="4" w:space="0" w:color="C5CDD6"/>
-              <w:bottom w:val="single" w:sz="4" w:space="0" w:color="C5CDD6"/>
-              <w:right w:val="single" w:sz="4" w:space="0" w:color="C5CDD6"/>
-            </w:tcBorders>
-            <w:tcMar>
-              <w:top w:w="50" w:type="dxa"/>
-              <w:left w:w="70" w:type="dxa"/>
-              <w:bottom w:w="50" w:type="dxa"/>
-              <w:right w:w="70" w:type="dxa"/>
-            </w:tcMar>
-          </w:tcPr>
-          <w:p>
-            <w:pPr>
-              <w:spacing w:before="0" w:after="0" w:line="230" w:lineRule="auto"/>
-            </w:pPr>
-            <w:r/>
-            <w:r>
-              <w:rPr>
-                <w:rFonts w:ascii="Liberation Serif" w:hAnsi="Liberation Serif" w:eastAsia="Liberation Serif" w:cs="Liberation Serif"/>
-                <w:b w:val="0"/>
-                <w:color w:val="222222"/>
-                <w:sz w:val="19"/>
-              </w:rPr>
-              <w:t>On-call for inv-api-01.oak.internal</w:t>
-            </w:r>
-          </w:p>
-        </w:tc>
-        <w:tc>
-          <w:tcPr>
-            <w:tcW w:type="dxa" w:w="2232"/>
-            <w:shd w:fill="FFFFFF" w:val="clear"/>
-            <w:tcBorders>
-              <w:top w:val="single" w:sz="4" w:space="0" w:color="C5CDD6"/>
-              <w:left w:val="single" w:sz="4" w:space="0" w:color="C5CDD6"/>
-              <w:bottom w:val="single" w:sz="4" w:space="0" w:color="C5CDD6"/>
-              <w:right w:val="single" w:sz="4" w:space="0" w:color="C5CDD6"/>
-            </w:tcBorders>
-            <w:tcMar>
-              <w:top w:w="50" w:type="dxa"/>
-              <w:left w:w="70" w:type="dxa"/>
-              <w:bottom w:w="50" w:type="dxa"/>
-              <w:right w:w="70" w:type="dxa"/>
-            </w:tcMar>
-          </w:tcPr>
-          <w:p>
-            <w:pPr>
-              <w:spacing w:before="0" w:after="0" w:line="230" w:lineRule="auto"/>
-            </w:pPr>
-            <w:r/>
-            <w:r>
-              <w:rPr>
-                <w:rFonts w:ascii="Liberation Serif" w:hAnsi="Liberation Serif" w:eastAsia="Liberation Serif" w:cs="Liberation Serif"/>
-                <w:b w:val="0"/>
-                <w:color w:val="222222"/>
-                <w:sz w:val="19"/>
-              </w:rPr>
-              <w:t>Aman Kumar</w:t>
-            </w:r>
-          </w:p>
-        </w:tc>
-        <w:tc>
-          <w:tcPr>
-            <w:tcW w:type="dxa" w:w="2232"/>
-            <w:shd w:fill="FFFFFF" w:val="clear"/>
-            <w:tcBorders>
-              <w:top w:val="single" w:sz="4" w:space="0" w:color="C5CDD6"/>
-              <w:left w:val="single" w:sz="4" w:space="0" w:color="C5CDD6"/>
-              <w:bottom w:val="single" w:sz="4" w:space="0" w:color="C5CDD6"/>
-              <w:right w:val="single" w:sz="4" w:space="0" w:color="C5CDD6"/>
-            </w:tcBorders>
-            <w:tcMar>
-              <w:top w:w="50" w:type="dxa"/>
-              <w:left w:w="70" w:type="dxa"/>
-              <w:bottom w:w="50" w:type="dxa"/>
-              <w:right w:w="70" w:type="dxa"/>
-            </w:tcMar>
-          </w:tcPr>
-          <w:p>
-            <w:pPr>
-              <w:spacing w:before="0" w:after="0" w:line="230" w:lineRule="auto"/>
-            </w:pPr>
-            <w:r/>
-            <w:r>
-              <w:rPr>
-                <w:rFonts w:ascii="Liberation Serif" w:hAnsi="Liberation Serif" w:eastAsia="Liberation Serif" w:cs="Liberation Serif"/>
-                <w:b w:val="0"/>
-                <w:color w:val="222222"/>
-                <w:sz w:val="19"/>
-              </w:rPr>
-              <w:t>Fort Wayne</w:t>
-            </w:r>
-          </w:p>
-        </w:tc>
-        <w:tc>
-          <w:tcPr>
-            <w:tcW w:type="dxa" w:w="2232"/>
-            <w:shd w:fill="FFFFFF" w:val="clear"/>
-            <w:tcBorders>
-              <w:top w:val="single" w:sz="4" w:space="0" w:color="C5CDD6"/>
-              <w:left w:val="single" w:sz="4" w:space="0" w:color="C5CDD6"/>
-              <w:bottom w:val="single" w:sz="4" w:space="0" w:color="C5CDD6"/>
-              <w:right w:val="single" w:sz="4" w:space="0" w:color="C5CDD6"/>
-            </w:tcBorders>
-            <w:tcMar>
-              <w:top w:w="50" w:type="dxa"/>
-              <w:left w:w="70" w:type="dxa"/>
-              <w:bottom w:w="50" w:type="dxa"/>
-              <w:right w:w="70" w:type="dxa"/>
-            </w:tcMar>
-          </w:tcPr>
-          <w:p>
-            <w:pPr>
-              <w:spacing w:before="0" w:after="0" w:line="230" w:lineRule="auto"/>
-            </w:pPr>
-            <w:r/>
-            <w:r>
-              <w:rPr>
-                <w:rFonts w:ascii="Liberation Serif" w:hAnsi="Liberation Serif" w:eastAsia="Liberation Serif" w:cs="Liberation Serif"/>
-                <w:b w:val="0"/>
-                <w:color w:val="222222"/>
-                <w:sz w:val="19"/>
-              </w:rPr>
-              <w:t>2020-03-24</w:t>
-            </w:r>
-          </w:p>
-        </w:tc>
-      </w:tr>
-      <w:tr>
-        <w:tc>
-          <w:tcPr>
-            <w:tcW w:type="dxa" w:w="2232"/>
-            <w:shd w:fill="EEF2F6" w:val="clear"/>
-            <w:tcBorders>
-              <w:top w:val="single" w:sz="4" w:space="0" w:color="C5CDD6"/>
-              <w:left w:val="single" w:sz="4" w:space="0" w:color="C5CDD6"/>
-              <w:bottom w:val="single" w:sz="4" w:space="0" w:color="C5CDD6"/>
-              <w:right w:val="single" w:sz="4" w:space="0" w:color="C5CDD6"/>
-            </w:tcBorders>
-            <w:tcMar>
-              <w:top w:w="50" w:type="dxa"/>
-              <w:left w:w="70" w:type="dxa"/>
-              <w:bottom w:w="50" w:type="dxa"/>
-              <w:right w:w="70" w:type="dxa"/>
-            </w:tcMar>
-          </w:tcPr>
-          <w:p>
-            <w:pPr>
-              <w:spacing w:before="0" w:after="0" w:line="230" w:lineRule="auto"/>
-            </w:pPr>
-            <w:r/>
-            <w:r>
-              <w:rPr>
-                <w:rFonts w:ascii="Liberation Serif" w:hAnsi="Liberation Serif" w:eastAsia="Liberation Serif" w:cs="Liberation Serif"/>
-                <w:b w:val="0"/>
-                <w:color w:val="222222"/>
-                <w:sz w:val="19"/>
-              </w:rPr>
-              <w:t>Merge on the repo named in front matter</w:t>
-            </w:r>
-          </w:p>
-        </w:tc>
-        <w:tc>
-          <w:tcPr>
-            <w:tcW w:type="dxa" w:w="2232"/>
-            <w:shd w:fill="EEF2F6" w:val="clear"/>
-            <w:tcBorders>
-              <w:top w:val="single" w:sz="4" w:space="0" w:color="C5CDD6"/>
-              <w:left w:val="single" w:sz="4" w:space="0" w:color="C5CDD6"/>
-              <w:bottom w:val="single" w:sz="4" w:space="0" w:color="C5CDD6"/>
-              <w:right w:val="single" w:sz="4" w:space="0" w:color="C5CDD6"/>
-            </w:tcBorders>
-            <w:tcMar>
-              <w:top w:w="50" w:type="dxa"/>
-              <w:left w:w="70" w:type="dxa"/>
-              <w:bottom w:w="50" w:type="dxa"/>
-              <w:right w:w="70" w:type="dxa"/>
-            </w:tcMar>
-          </w:tcPr>
-          <w:p>
-            <w:pPr>
-              <w:spacing w:before="0" w:after="0" w:line="230" w:lineRule="auto"/>
-            </w:pPr>
-            <w:r/>
-            <w:r>
-              <w:rPr>
-                <w:rFonts w:ascii="Liberation Serif" w:hAnsi="Liberation Serif" w:eastAsia="Liberation Serif" w:cs="Liberation Serif"/>
-                <w:b w:val="0"/>
-                <w:color w:val="222222"/>
-                <w:sz w:val="19"/>
-              </w:rPr>
-              <w:t>Elena Vasquez</w:t>
-            </w:r>
-          </w:p>
-        </w:tc>
-        <w:tc>
-          <w:tcPr>
-            <w:tcW w:type="dxa" w:w="2232"/>
-            <w:shd w:fill="EEF2F6" w:val="clear"/>
-            <w:tcBorders>
-              <w:top w:val="single" w:sz="4" w:space="0" w:color="C5CDD6"/>
-              <w:left w:val="single" w:sz="4" w:space="0" w:color="C5CDD6"/>
-              <w:bottom w:val="single" w:sz="4" w:space="0" w:color="C5CDD6"/>
-              <w:right w:val="single" w:sz="4" w:space="0" w:color="C5CDD6"/>
-            </w:tcBorders>
-            <w:tcMar>
-              <w:top w:w="50" w:type="dxa"/>
-              <w:left w:w="70" w:type="dxa"/>
-              <w:bottom w:w="50" w:type="dxa"/>
-              <w:right w:w="70" w:type="dxa"/>
-            </w:tcMar>
-          </w:tcPr>
-          <w:p>
-            <w:pPr>
-              <w:spacing w:before="0" w:after="0" w:line="230" w:lineRule="auto"/>
-            </w:pPr>
-            <w:r/>
-            <w:r>
-              <w:rPr>
-                <w:rFonts w:ascii="Liberation Serif" w:hAnsi="Liberation Serif" w:eastAsia="Liberation Serif" w:cs="Liberation Serif"/>
-                <w:b w:val="0"/>
-                <w:color w:val="222222"/>
-                <w:sz w:val="19"/>
-              </w:rPr>
-              <w:t>Fort Wayne</w:t>
-            </w:r>
-          </w:p>
-        </w:tc>
-        <w:tc>
-          <w:tcPr>
-            <w:tcW w:type="dxa" w:w="2232"/>
-            <w:shd w:fill="EEF2F6" w:val="clear"/>
-            <w:tcBorders>
-              <w:top w:val="single" w:sz="4" w:space="0" w:color="C5CDD6"/>
-              <w:left w:val="single" w:sz="4" w:space="0" w:color="C5CDD6"/>
-              <w:bottom w:val="single" w:sz="4" w:space="0" w:color="C5CDD6"/>
-              <w:right w:val="single" w:sz="4" w:space="0" w:color="C5CDD6"/>
-            </w:tcBorders>
-            <w:tcMar>
-              <w:top w:w="50" w:type="dxa"/>
-              <w:left w:w="70" w:type="dxa"/>
-              <w:bottom w:w="50" w:type="dxa"/>
-              <w:right w:w="70" w:type="dxa"/>
-            </w:tcMar>
-          </w:tcPr>
-          <w:p>
-            <w:pPr>
-              <w:spacing w:before="0" w:after="0" w:line="230" w:lineRule="auto"/>
-            </w:pPr>
-            <w:r/>
-            <w:r>
-              <w:rPr>
-                <w:rFonts w:ascii="Liberation Serif" w:hAnsi="Liberation Serif" w:eastAsia="Liberation Serif" w:cs="Liberation Serif"/>
-                <w:b w:val="0"/>
-                <w:color w:val="222222"/>
-                <w:sz w:val="19"/>
-              </w:rPr>
-              <w:t>2020-03-24</w:t>
-            </w:r>
-          </w:p>
-        </w:tc>
-      </w:tr>
-      <w:tr>
-        <w:tc>
-          <w:tcPr>
-            <w:tcW w:type="dxa" w:w="2232"/>
-            <w:shd w:fill="FFFFFF" w:val="clear"/>
-            <w:tcBorders>
-              <w:top w:val="single" w:sz="4" w:space="0" w:color="C5CDD6"/>
-              <w:left w:val="single" w:sz="4" w:space="0" w:color="C5CDD6"/>
-              <w:bottom w:val="single" w:sz="4" w:space="0" w:color="C5CDD6"/>
-              <w:right w:val="single" w:sz="4" w:space="0" w:color="C5CDD6"/>
-            </w:tcBorders>
-            <w:tcMar>
-              <w:top w:w="50" w:type="dxa"/>
-              <w:left w:w="70" w:type="dxa"/>
-              <w:bottom w:w="50" w:type="dxa"/>
-              <w:right w:w="70" w:type="dxa"/>
-            </w:tcMar>
-          </w:tcPr>
-          <w:p>
-            <w:pPr>
-              <w:spacing w:before="0" w:after="0" w:line="230" w:lineRule="auto"/>
-            </w:pPr>
-            <w:r/>
-            <w:r>
-              <w:rPr>
-                <w:rFonts w:ascii="Liberation Serif" w:hAnsi="Liberation Serif" w:eastAsia="Liberation Serif" w:cs="Liberation Serif"/>
-                <w:b w:val="0"/>
-                <w:color w:val="222222"/>
-                <w:sz w:val="19"/>
-              </w:rPr>
-              <w:t>Customer/ops thread</w:t>
-            </w:r>
-          </w:p>
-        </w:tc>
-        <w:tc>
-          <w:tcPr>
-            <w:tcW w:type="dxa" w:w="2232"/>
-            <w:shd w:fill="FFFFFF" w:val="clear"/>
-            <w:tcBorders>
-              <w:top w:val="single" w:sz="4" w:space="0" w:color="C5CDD6"/>
-              <w:left w:val="single" w:sz="4" w:space="0" w:color="C5CDD6"/>
-              <w:bottom w:val="single" w:sz="4" w:space="0" w:color="C5CDD6"/>
-              <w:right w:val="single" w:sz="4" w:space="0" w:color="C5CDD6"/>
-            </w:tcBorders>
-            <w:tcMar>
-              <w:top w:w="50" w:type="dxa"/>
-              <w:left w:w="70" w:type="dxa"/>
-              <w:bottom w:w="50" w:type="dxa"/>
-              <w:right w:w="70" w:type="dxa"/>
-            </w:tcMar>
-          </w:tcPr>
-          <w:p>
-            <w:pPr>
-              <w:spacing w:before="0" w:after="0" w:line="230" w:lineRule="auto"/>
-            </w:pPr>
-            <w:r/>
-            <w:r>
-              <w:rPr>
-                <w:rFonts w:ascii="Liberation Serif" w:hAnsi="Liberation Serif" w:eastAsia="Liberation Serif" w:cs="Liberation Serif"/>
-                <w:b w:val="0"/>
-                <w:color w:val="222222"/>
-                <w:sz w:val="19"/>
-              </w:rPr>
-              <w:t>Aman Kumar</w:t>
-            </w:r>
-          </w:p>
-        </w:tc>
-        <w:tc>
-          <w:tcPr>
-            <w:tcW w:type="dxa" w:w="2232"/>
-            <w:shd w:fill="FFFFFF" w:val="clear"/>
-            <w:tcBorders>
-              <w:top w:val="single" w:sz="4" w:space="0" w:color="C5CDD6"/>
-              <w:left w:val="single" w:sz="4" w:space="0" w:color="C5CDD6"/>
-              <w:bottom w:val="single" w:sz="4" w:space="0" w:color="C5CDD6"/>
-              <w:right w:val="single" w:sz="4" w:space="0" w:color="C5CDD6"/>
-            </w:tcBorders>
-            <w:tcMar>
-              <w:top w:w="50" w:type="dxa"/>
-              <w:left w:w="70" w:type="dxa"/>
-              <w:bottom w:w="50" w:type="dxa"/>
-              <w:right w:w="70" w:type="dxa"/>
-            </w:tcMar>
-          </w:tcPr>
-          <w:p>
-            <w:pPr>
-              <w:spacing w:before="0" w:after="0" w:line="230" w:lineRule="auto"/>
-            </w:pPr>
-            <w:r/>
-            <w:r>
-              <w:rPr>
-                <w:rFonts w:ascii="Liberation Serif" w:hAnsi="Liberation Serif" w:eastAsia="Liberation Serif" w:cs="Liberation Serif"/>
-                <w:b w:val="0"/>
-                <w:color w:val="222222"/>
-                <w:sz w:val="19"/>
-              </w:rPr>
-              <w:t>Diego Alvarez</w:t>
-            </w:r>
-          </w:p>
-        </w:tc>
-        <w:tc>
-          <w:tcPr>
-            <w:tcW w:type="dxa" w:w="2232"/>
-            <w:shd w:fill="FFFFFF" w:val="clear"/>
-            <w:tcBorders>
-              <w:top w:val="single" w:sz="4" w:space="0" w:color="C5CDD6"/>
-              <w:left w:val="single" w:sz="4" w:space="0" w:color="C5CDD6"/>
-              <w:bottom w:val="single" w:sz="4" w:space="0" w:color="C5CDD6"/>
-              <w:right w:val="single" w:sz="4" w:space="0" w:color="C5CDD6"/>
-            </w:tcBorders>
-            <w:tcMar>
-              <w:top w:w="50" w:type="dxa"/>
-              <w:left w:w="70" w:type="dxa"/>
-              <w:bottom w:w="50" w:type="dxa"/>
-              <w:right w:w="70" w:type="dxa"/>
-            </w:tcMar>
-          </w:tcPr>
-          <w:p>
-            <w:pPr>
-              <w:spacing w:before="0" w:after="0" w:line="230" w:lineRule="auto"/>
-            </w:pPr>
-            <w:r/>
-            <w:r>
-              <w:rPr>
-                <w:rFonts w:ascii="Liberation Serif" w:hAnsi="Liberation Serif" w:eastAsia="Liberation Serif" w:cs="Liberation Serif"/>
-                <w:b w:val="0"/>
-                <w:color w:val="222222"/>
-                <w:sz w:val="19"/>
-              </w:rPr>
-              <w:t>2020-03-24</w:t>
-            </w:r>
-          </w:p>
-        </w:tc>
-      </w:tr>
-    </w:tbl>
-    <w:p>
-      <w:pPr>
-        <w:spacing w:before="40" w:after="160" w:line="80" w:lineRule="auto"/>
-      </w:pPr>
-    </w:p>
-    <w:p>
-      <w:pPr>
-        <w:spacing w:before="0" w:after="240" w:line="427" w:lineRule="auto"/>
-        <w:ind w:firstLine="288"/>
+        <w:spacing w:before="0" w:after="200" w:line="403" w:lineRule="auto"/>
       </w:pPr>
       <w:r>
         <w:rPr>
@@ -12234,13 +11777,20 @@
           <w:color w:val="222222"/>
           <w:sz w:val="24"/>
         </w:rPr>
-        <w:t>If Fort Wayne is out that week, Elena Vasquez is the named backup, not 'the team.' I will write that on OAK-TDD-2020-002 the day I hand off, not the day the page fires. This handoff does not reopen weekend coverage that is not in the SLA. It only changes who carries it.</w:t>
+        <w:t>leftover owner as a team name instead of a person sits with Walt Hendricks on OAK-4412, no hostname belongs in the customer line, Walt Hendricks drafts and I review, and Aman Kumar will not keep a shadow list.</w:t>
       </w:r>
     </w:p>
     <w:p>
       <w:pPr>
-        <w:spacing w:before="0" w:after="240" w:line="427" w:lineRule="auto"/>
-        <w:ind w:firstLine="288"/>
+        <w:pStyle w:val="Heading2"/>
+      </w:pPr>
+      <w:r>
+        <w:t>Spend I can defend for poison versus lag versus empty-success</w:t>
+      </w:r>
+    </w:p>
+    <w:p>
+      <w:pPr>
+        <w:spacing w:before="0" w:after="200" w:line="403" w:lineRule="auto"/>
       </w:pPr>
       <w:r>
         <w:rPr>
@@ -12248,13 +11798,12 @@
           <w:color w:val="222222"/>
           <w:sz w:val="24"/>
         </w:rPr>
-        <w:t>Access that still has my name on it for weekend coverage that is not in the SLA: if I can still kubectl to inv-api-01.oak.internal after March 21, 2020, the handoff failed. Fort Wayne accepts in writing on OAK-TDD-2020-002 or we keep paging me, which is the same as not handing off. Priya Nair is backup only if named on that ticket the same day.</w:t>
+        <w:t>inv-api-01.oak.internal is the box I keep measuring because it is the one that pages. poison versus lag versus empty-success is the reason the graph lies if you only watch CPU. Queue depth and disk are the two numbers I write down. Owner Diego Alvarez. Ticket OAK-4412. If the graph is green and the queue is growing, I page. CPU lagged the queue by about 8 minutes on the last incident I will admit to.</w:t>
       </w:r>
     </w:p>
     <w:p>
       <w:pPr>
-        <w:spacing w:before="0" w:after="240" w:line="427" w:lineRule="auto"/>
-        <w:ind w:firstLine="288"/>
+        <w:spacing w:before="0" w:after="200" w:line="403" w:lineRule="auto"/>
       </w:pPr>
       <w:r>
         <w:rPr>
@@ -12262,13 +11811,12 @@
           <w:color w:val="222222"/>
           <w:sz w:val="24"/>
         </w:rPr>
-        <w:t>I will drop the IAM grant instead of leaving it 'just in case.' Temporary grants expire. A copied kubeconfig is not a grant. Aman Kumar will not keep a personal break-glass for convenience.</w:t>
+        <w:t>The spend I can defend is the spend tied to inv-api-01.oak.internal and this job, not a team average. Year-1 extra I would put on a sticky: about $22.1k on top of what we already burn, or zero if we do nothing and eat the miss rate. Front-matter volume I am using: 01. I will not argue from a slide.</w:t>
       </w:r>
     </w:p>
     <w:p>
       <w:pPr>
-        <w:spacing w:before="0" w:after="240" w:line="427" w:lineRule="auto"/>
-        <w:ind w:firstLine="288"/>
+        <w:spacing w:before="0" w:after="200" w:line="403" w:lineRule="auto"/>
       </w:pPr>
       <w:r>
         <w:rPr>
@@ -12276,21 +11824,12 @@
           <w:color w:val="222222"/>
           <w:sz w:val="24"/>
         </w:rPr>
-        <w:t>Grant review date for weekend coverage that is not in the SLA is March 21, 2020. If we miss it, the grant dies, the work waits. Fort Wayne can renew on OAK-TDD-2020-002 with an expiry. I will not silently extend. A copied kubeconfig on a laptop is not a grant. Aman Kumar will revoke my own leftover access the same day the handoff is accepted.</w:t>
+        <w:t>Diego Alvarez asked for a one-line version of poison versus lag versus empty-success, schema order stays expand then backfill then contract, and close is yes, no, or a new date on OAK-REQ-2019-014 by March 21, 2020.</w:t>
       </w:r>
     </w:p>
     <w:p>
       <w:pPr>
-        <w:pStyle w:val="Heading2"/>
-      </w:pPr>
-      <w:r>
-        <w:t>Read-only first: secret skew that looks like 'no work'</w:t>
-      </w:r>
-    </w:p>
-    <w:p>
-      <w:pPr>
-        <w:spacing w:before="0" w:after="240" w:line="427" w:lineRule="auto"/>
-        <w:ind w:firstLine="288"/>
+        <w:spacing w:before="0" w:after="200" w:line="403" w:lineRule="auto"/>
       </w:pPr>
       <w:r>
         <w:rPr>
@@ -12298,21 +11837,131 @@
           <w:color w:val="222222"/>
           <w:sz w:val="24"/>
         </w:rPr>
-        <w:t>Only if the front matter already put you on batch-01.oak.internal. Stop after the first unexpected line. Priya Nair is the wake-up, not a group chat. Ticket OAK-DOC-2020-003 opens before any write. This is the secret skew that looks like 'no work' path, not a general restart recipe.</w:t>
+        <w:t>if poison versus lag versus empty-success is still fuzzy, OAK-TDD-2020-002 is the place to say so, pages go to a person, not a muted channel, and if this fights the front of OAK-SOP-2020-011, strike it.</w:t>
       </w:r>
     </w:p>
     <w:p>
       <w:pPr>
-        <w:spacing w:before="80" w:after="40" w:line="200" w:lineRule="auto"/>
+        <w:pStyle w:val="Heading2"/>
+      </w:pPr>
+      <w:r>
+        <w:t>Expand then contract (who to wake after the read-only commands)</w:t>
+      </w:r>
+    </w:p>
+    <w:p>
+      <w:pPr>
+        <w:spacing w:before="0" w:after="200" w:line="403" w:lineRule="auto"/>
       </w:pPr>
       <w:r>
         <w:rPr>
-          <w:rFonts w:ascii="Liberation Sans" w:hAnsi="Liberation Sans" w:eastAsia="Liberation Sans" w:cs="Liberation Sans"/>
-          <w:i/>
-          <w:color w:val="555555"/>
-          <w:sz w:val="17"/>
+          <w:rFonts w:ascii="Liberation Serif" w:hAnsi="Liberation Serif" w:eastAsia="Liberation Serif" w:cs="Liberation Serif"/>
+          <w:color w:val="222222"/>
+          <w:sz w:val="24"/>
         </w:rPr>
-        <w:t>Read-only. OAK-DOC-2020-003. batch-01.oak.internal.</w:t>
+        <w:t>The column or field that moved is the one who to wake after the read-only commands cares about on batch-01.oak.internal. Order is expand, backfill, contract. I will not drop a column in the same release as a code deploy that still reads it. Owner Elena Vasquez. Ticket OAK-REQ-2019-014. Dual-write window is measured in hours, not left open. If the backfill is still running at a freeze, I stop the freeze, not the backfill, unless legal says otherwise. I write the stop condition on OAK-REQ-2019-014 before I start the job.</w:t>
+      </w:r>
+    </w:p>
+    <w:p>
+      <w:pPr>
+        <w:spacing w:before="0" w:after="200" w:line="403" w:lineRule="auto"/>
+      </w:pPr>
+      <w:r>
+        <w:rPr>
+          <w:rFonts w:ascii="Liberation Serif" w:hAnsi="Liberation Serif" w:eastAsia="Liberation Serif" w:cs="Liberation Serif"/>
+          <w:color w:val="222222"/>
+          <w:sz w:val="24"/>
+        </w:rPr>
+        <w:t>Rejected: rewrite the type in place because Postgres will 'just cast it.' That is how we locked batch-01.oak.internal for longer than the 5s budget last time. Historical load never runs on the OLTP primary. Cost the job, then run it. Number from the front I am using as the size hint: 02.</w:t>
+      </w:r>
+    </w:p>
+    <w:p>
+      <w:pPr>
+        <w:pStyle w:val="ListNumber"/>
+        <w:spacing w:before="20" w:after="60" w:line="260" w:lineRule="auto"/>
+      </w:pPr>
+      <w:r>
+        <w:rPr>
+          <w:rFonts w:ascii="Liberation Serif" w:hAnsi="Liberation Serif" w:eastAsia="Liberation Serif" w:cs="Liberation Serif"/>
+          <w:color w:val="222222"/>
+          <w:sz w:val="24"/>
+        </w:rPr>
+        <w:t>Add the new column or field. Ship readers that tolerate both. OAK-REQ-2019-014.</w:t>
+      </w:r>
+    </w:p>
+    <w:p>
+      <w:pPr>
+        <w:pStyle w:val="ListNumber"/>
+        <w:spacing w:before="20" w:after="60" w:line="260" w:lineRule="auto"/>
+      </w:pPr>
+      <w:r>
+        <w:rPr>
+          <w:rFonts w:ascii="Liberation Serif" w:hAnsi="Liberation Serif" w:eastAsia="Liberation Serif" w:cs="Liberation Serif"/>
+          <w:color w:val="222222"/>
+          <w:sz w:val="24"/>
+        </w:rPr>
+        <w:t>Backfill in batches of 17k. Pause on replication lag.</w:t>
+      </w:r>
+    </w:p>
+    <w:p>
+      <w:pPr>
+        <w:pStyle w:val="ListNumber"/>
+        <w:spacing w:before="20" w:after="60" w:line="260" w:lineRule="auto"/>
+      </w:pPr>
+      <w:r>
+        <w:rPr>
+          <w:rFonts w:ascii="Liberation Serif" w:hAnsi="Liberation Serif" w:eastAsia="Liberation Serif" w:cs="Liberation Serif"/>
+          <w:color w:val="222222"/>
+          <w:sz w:val="24"/>
+        </w:rPr>
+        <w:t>Flip writers. Watch error class, not CPU.</w:t>
+      </w:r>
+    </w:p>
+    <w:p>
+      <w:pPr>
+        <w:pStyle w:val="ListNumber"/>
+        <w:spacing w:before="20" w:after="60" w:line="260" w:lineRule="auto"/>
+      </w:pPr>
+      <w:r>
+        <w:rPr>
+          <w:rFonts w:ascii="Liberation Serif" w:hAnsi="Liberation Serif" w:eastAsia="Liberation Serif" w:cs="Liberation Serif"/>
+          <w:color w:val="222222"/>
+          <w:sz w:val="24"/>
+        </w:rPr>
+        <w:t>Contract only after Elena Vasquez signs the count on OAK-REQ-2019-014.</w:t>
+      </w:r>
+    </w:p>
+    <w:p>
+      <w:pPr>
+        <w:spacing w:before="0" w:after="200" w:line="403" w:lineRule="auto"/>
+      </w:pPr>
+      <w:r>
+        <w:rPr>
+          <w:rFonts w:ascii="Liberation Serif" w:hAnsi="Liberation Serif" w:eastAsia="Liberation Serif" w:cs="Liberation Serif"/>
+          <w:color w:val="222222"/>
+          <w:sz w:val="24"/>
+        </w:rPr>
+        <w:t>do not treat who to wake after the read-only commands as polish, Aman Kumar either owns it or we drop it, no hostname belongs in the customer line, Aman Kumar drafts and I review, and a vendor discount is not evidence.</w:t>
+      </w:r>
+    </w:p>
+    <w:p>
+      <w:pPr>
+        <w:spacing w:before="0" w:after="200" w:line="403" w:lineRule="auto"/>
+      </w:pPr>
+      <w:r>
+        <w:rPr>
+          <w:rFonts w:ascii="Liberation Serif" w:hAnsi="Liberation Serif" w:eastAsia="Liberation Serif" w:cs="Liberation Serif"/>
+          <w:color w:val="222222"/>
+          <w:sz w:val="24"/>
+        </w:rPr>
+        <w:t>Aman Kumar owes a close on who to wake after the read-only commands by March 24, 2020, not a status emoji, schema order stays expand then backfill then contract, and the sample I would still defend uses the same clock as 2018.</w:t>
+      </w:r>
+    </w:p>
+    <w:p>
+      <w:pPr>
+        <w:pStyle w:val="Heading2"/>
+      </w:pPr>
+      <w:r>
+        <w:t>Hold the front-matter call</w:t>
       </w:r>
     </w:p>
     <w:tbl>
@@ -12321,21 +11970,21 @@
         <w:tblLook w:firstColumn="1" w:firstRow="1" w:lastColumn="0" w:lastRow="0" w:noHBand="0" w:noVBand="1" w:val="04A0"/>
       </w:tblPr>
       <w:tblGrid>
-        <w:gridCol w:w="8928"/>
+        <w:gridCol w:w="9216"/>
       </w:tblGrid>
       <w:tr>
         <w:tc>
           <w:tcPr>
-            <w:tcW w:type="dxa" w:w="8928"/>
-            <w:shd w:fill="F3F4F6" w:val="clear"/>
+            <w:tcW w:type="dxa" w:w="9216"/>
+            <w:shd w:fill="E7EEF5" w:val="clear"/>
             <w:tcBorders>
-              <w:top w:val="single" w:sz="6" w:space="0" w:color="C5CDD6"/>
-              <w:left w:val="single" w:sz="6" w:space="0" w:color="C5CDD6"/>
-              <w:bottom w:val="single" w:sz="6" w:space="0" w:color="C5CDD6"/>
-              <w:right w:val="single" w:sz="6" w:space="0" w:color="C5CDD6"/>
+              <w:top w:val="single" w:sz="10" w:space="0" w:color="3E4A43"/>
+              <w:left w:val="single" w:sz="10" w:space="0" w:color="3E4A43"/>
+              <w:bottom w:val="single" w:sz="10" w:space="0" w:color="3E4A43"/>
+              <w:right w:val="single" w:sz="10" w:space="0" w:color="3E4A43"/>
             </w:tcBorders>
             <w:tcMar>
-              <w:top w:w="90" w:type="dxa"/>
+              <w:top w:w="80" w:type="dxa"/>
               <w:left w:w="120" w:type="dxa"/>
               <w:bottom w:w="90" w:type="dxa"/>
               <w:right w:w="120" w:type="dxa"/>
@@ -12343,94 +11992,30 @@
           </w:tcPr>
           <w:p>
             <w:pPr>
-              <w:spacing w:before="0" w:after="0" w:line="220" w:lineRule="auto"/>
+              <w:spacing w:before="0" w:after="80" w:line="220" w:lineRule="auto"/>
             </w:pPr>
             <w:r/>
             <w:r>
               <w:rPr>
-                <w:rFonts w:ascii="Liberation Mono" w:hAnsi="Liberation Mono" w:eastAsia="Liberation Mono" w:cs="Liberation Mono"/>
+                <w:rFonts w:ascii="Liberation Sans" w:hAnsi="Liberation Sans" w:eastAsia="Liberation Sans" w:cs="Liberation Sans"/>
+                <w:b/>
+                <w:color w:val="3E4A43"/>
+                <w:sz w:val="16"/>
+              </w:rPr>
+              <w:t>STILL THE CALL</w:t>
+            </w:r>
+          </w:p>
+          <w:p>
+            <w:pPr>
+              <w:spacing w:before="0" w:after="0" w:line="250" w:lineRule="auto"/>
+            </w:pPr>
+            <w:r>
+              <w:rPr>
+                <w:rFonts w:ascii="Liberation Serif" w:hAnsi="Liberation Serif" w:eastAsia="Liberation Serif" w:cs="Liberation Serif"/>
                 <w:color w:val="222222"/>
-                <w:sz w:val="17"/>
-              </w:rPr>
-              <w:t># OAK-SOP-2020-011 / OAK-DOC-2020-003 / secret skew that looks like 'no work'</w:t>
-            </w:r>
-          </w:p>
-          <w:p>
-            <w:pPr>
-              <w:spacing w:before="0" w:after="0" w:line="220" w:lineRule="auto"/>
-            </w:pPr>
-            <w:r>
-              <w:rPr>
-                <w:rFonts w:ascii="Liberation Mono" w:hAnsi="Liberation Mono" w:eastAsia="Liberation Mono" w:cs="Liberation Mono"/>
-                <w:color w:val="222222"/>
-                <w:sz w:val="17"/>
-              </w:rPr>
-              <w:t>date -u</w:t>
-            </w:r>
-          </w:p>
-          <w:p>
-            <w:pPr>
-              <w:spacing w:before="0" w:after="0" w:line="220" w:lineRule="auto"/>
-            </w:pPr>
-            <w:r>
-              <w:rPr>
-                <w:rFonts w:ascii="Liberation Mono" w:hAnsi="Liberation Mono" w:eastAsia="Liberation Mono" w:cs="Liberation Mono"/>
-                <w:color w:val="222222"/>
-                <w:sz w:val="17"/>
-              </w:rPr>
-              <w:t>ssh batch-01.oak.internal 'uptime; df -h | head'</w:t>
-            </w:r>
-          </w:p>
-          <w:p>
-            <w:pPr>
-              <w:spacing w:before="0" w:after="0" w:line="220" w:lineRule="auto"/>
-            </w:pPr>
-            <w:r>
-              <w:rPr>
-                <w:rFonts w:ascii="Liberation Mono" w:hAnsi="Liberation Mono" w:eastAsia="Liberation Mono" w:cs="Liberation Mono"/>
-                <w:color w:val="222222"/>
-                <w:sz w:val="17"/>
-              </w:rPr>
-              <w:t>kubectl -n recon get pods -l app=match-engine -o wide | head</w:t>
-            </w:r>
-          </w:p>
-          <w:p>
-            <w:pPr>
-              <w:spacing w:before="0" w:after="0" w:line="220" w:lineRule="auto"/>
-            </w:pPr>
-            <w:r>
-              <w:rPr>
-                <w:rFonts w:ascii="Liberation Mono" w:hAnsi="Liberation Mono" w:eastAsia="Liberation Mono" w:cs="Liberation Mono"/>
-                <w:color w:val="222222"/>
-                <w:sz w:val="17"/>
-              </w:rPr>
-              <w:t>kubectl -n recon logs deploy/match-engine --tail=80 | tail</w:t>
-            </w:r>
-          </w:p>
-          <w:p>
-            <w:pPr>
-              <w:spacing w:before="0" w:after="0" w:line="220" w:lineRule="auto"/>
-            </w:pPr>
-            <w:r>
-              <w:rPr>
-                <w:rFonts w:ascii="Liberation Mono" w:hAnsi="Liberation Mono" w:eastAsia="Liberation Mono" w:cs="Liberation Mono"/>
-                <w:color w:val="222222"/>
-                <w:sz w:val="17"/>
-              </w:rPr>
-              <w:t># stop. write the last error in one sentence on OAK-DOC-2020-003</w:t>
-            </w:r>
-          </w:p>
-          <w:p>
-            <w:pPr>
-              <w:spacing w:before="0" w:after="0" w:line="220" w:lineRule="auto"/>
-            </w:pPr>
-            <w:r>
-              <w:rPr>
-                <w:rFonts w:ascii="Liberation Mono" w:hAnsi="Liberation Mono" w:eastAsia="Liberation Mono" w:cs="Liberation Mono"/>
-                <w:color w:val="222222"/>
-                <w:sz w:val="17"/>
-              </w:rPr>
-              <w:t># do not helm upgrade from a laptop in a freeze</w:t>
+                <w:sz w:val="21"/>
+              </w:rPr>
+              <w:t>The front of OAK-SOP-2020-011 still stands. weekend coverage that is not in the SLA does not reopen it. Aman Kumar owns OAK-TDD-2020-002. files.oak.internal stays in the path already named.</w:t>
             </w:r>
           </w:p>
         </w:tc>
@@ -12438,13 +12023,12 @@
     </w:tbl>
     <w:p>
       <w:pPr>
-        <w:spacing w:before="40" w:after="160" w:line="80" w:lineRule="auto"/>
-      </w:pPr>
-    </w:p>
-    <w:p>
-      <w:pPr>
-        <w:pStyle w:val="ListNumber"/>
-        <w:spacing w:before="20" w:after="60" w:line="260" w:lineRule="auto"/>
+        <w:spacing w:before="80" w:after="160" w:line="80" w:lineRule="auto"/>
+      </w:pPr>
+    </w:p>
+    <w:p>
+      <w:pPr>
+        <w:spacing w:before="0" w:after="200" w:line="403" w:lineRule="auto"/>
       </w:pPr>
       <w:r>
         <w:rPr>
@@ -12452,13 +12036,12 @@
           <w:color w:val="222222"/>
           <w:sz w:val="24"/>
         </w:rPr>
-        <w:t>Write the symptom on OAK-DOC-2020-003 before any write.</w:t>
+        <w:t>If you are implementing, keep the rejected alternative dead. If you are on-call, start read-only. If you are Diego Alvarez, the ask is unchanged: pick the path in the main body or send it back with a named objection. Sample I would still defend: 1791 rows, 6 minutes, freeze respected. Strike this section if it ever fights the decision callout.</w:t>
       </w:r>
     </w:p>
     <w:p>
       <w:pPr>
-        <w:pStyle w:val="ListNumber"/>
-        <w:spacing w:before="20" w:after="60" w:line="260" w:lineRule="auto"/>
+        <w:spacing w:before="0" w:after="200" w:line="403" w:lineRule="auto"/>
       </w:pPr>
       <w:r>
         <w:rPr>
@@ -12466,13 +12049,12 @@
           <w:color w:val="222222"/>
           <w:sz w:val="24"/>
         </w:rPr>
-        <w:t>If poison: fence the record. Do not raise retries past 8.</w:t>
+        <w:t>This heading is the reopen rule. weekend coverage that is not in the SLA is done when Aman Kumar closes OAK-TDD-2020-002 or writes a new date.</w:t>
       </w:r>
     </w:p>
     <w:p>
       <w:pPr>
-        <w:pStyle w:val="ListNumber"/>
-        <w:spacing w:before="20" w:after="60" w:line="260" w:lineRule="auto"/>
+        <w:spacing w:before="0" w:after="200" w:line="403" w:lineRule="auto"/>
       </w:pPr>
       <w:r>
         <w:rPr>
@@ -12480,13 +12062,12 @@
           <w:color w:val="222222"/>
           <w:sz w:val="24"/>
         </w:rPr>
-        <w:t>If lag with all partitions moving: scale only after Priya Nair would scale.</w:t>
+        <w:t>I parked weekend coverage that is not in the SLA on OAK-4412-22 so it is not Slack archaeology, pages go to a person, not a muted channel, and I will drop my leftover role the day Priya Nair takes OAK-4412-22.</w:t>
       </w:r>
     </w:p>
     <w:p>
       <w:pPr>
-        <w:pStyle w:val="ListNumber"/>
-        <w:spacing w:before="20" w:after="60" w:line="260" w:lineRule="auto"/>
+        <w:spacing w:before="0" w:after="200" w:line="403" w:lineRule="auto"/>
       </w:pPr>
       <w:r>
         <w:rPr>
@@ -12494,13 +12075,20 @@
           <w:color w:val="222222"/>
           <w:sz w:val="24"/>
         </w:rPr>
-        <w:t>If rollback: read the schema SOP. Expanded columns roll forward.</w:t>
+        <w:t>Tom Rourke still has weekend coverage that is not in the SLA on OAK-4412, no hostname belongs in the customer line, Tom Rourke drafts and I review, and I will not mix clocks to make weekend coverage that is not in the SLA look healthier.</w:t>
       </w:r>
     </w:p>
     <w:p>
       <w:pPr>
-        <w:pStyle w:val="ListNumber"/>
-        <w:spacing w:before="20" w:after="60" w:line="260" w:lineRule="auto"/>
+        <w:pStyle w:val="Heading2"/>
+      </w:pPr>
+      <w:r>
+        <w:t>Secrets stay off OAK-4412-22 descriptions</w:t>
+      </w:r>
+    </w:p>
+    <w:p>
+      <w:pPr>
+        <w:spacing w:before="0" w:after="200" w:line="403" w:lineRule="auto"/>
       </w:pPr>
       <w:r>
         <w:rPr>
@@ -12508,13 +12096,12 @@
           <w:color w:val="222222"/>
           <w:sz w:val="24"/>
         </w:rPr>
-        <w:t>Wake Priya Nair only after the read-only commands and a one-line diagnosis.</w:t>
+        <w:t>Break-glass is a separate path. Missing role is 403, missing token is 401. I will not collapse those because the UI looks nicer. Diego Alvarez accepted that split in the front matter. I am not reopening it here. IRSA or the equivalent role on forgenet-ro-01.oak.internal is the grant. A laptop copy of the kube file is not.</w:t>
       </w:r>
     </w:p>
     <w:p>
       <w:pPr>
-        <w:spacing w:before="0" w:after="240" w:line="427" w:lineRule="auto"/>
-        <w:ind w:firstLine="288"/>
+        <w:spacing w:before="0" w:after="200" w:line="403" w:lineRule="auto"/>
       </w:pPr>
       <w:r>
         <w:rPr>
@@ -12522,13 +12109,12 @@
           <w:color w:val="222222"/>
           <w:sz w:val="24"/>
         </w:rPr>
-        <w:t>I will not restart batch-01.oak.internal because it is the fastest way to stop a page. Restart is a listed step with a listed rollback. If I am wrong, the next page is louder. Memory bump is a last resort and it is a ticket, not a one-line kubectl set. Aman Kumar has already been wrong about that twice this year.</w:t>
+        <w:t>Support zips go through redaction first. I will not 'just this once' attach an application log because pre-page: is this even a page is on fire. The on-call SOP already says this. Repeating it here is for the person who has not opened that SOP. Aman Kumar will reject the zip in the ticket if it still has identifiers.</w:t>
       </w:r>
     </w:p>
     <w:p>
       <w:pPr>
-        <w:spacing w:before="0" w:after="240" w:line="427" w:lineRule="auto"/>
-        <w:ind w:firstLine="288"/>
+        <w:spacing w:before="0" w:after="200" w:line="403" w:lineRule="auto"/>
       </w:pPr>
       <w:r>
         <w:rPr>
@@ -12536,13 +12122,12 @@
           <w:color w:val="222222"/>
           <w:sz w:val="24"/>
         </w:rPr>
-        <w:t>First command on batch-01.oak.internal for secret skew that looks like 'no work' is still a read. Second is the last error line. Third is whether the front-matter rule is still true. I will not restart to silence a page. Restart is a listed step. Priya Nair gets the one-line diagnosis before a write. Ticket OAK-DOC-2020-003 is open first.</w:t>
+        <w:t>date pressure on pre-page: is this even a page is not a date, March 27, 2020 is if Walt Hendricks keeps it, schema order stays expand then backfill then contract, and I ping once and after that Walt Hendricks is late, not blocked.</w:t>
       </w:r>
     </w:p>
     <w:p>
       <w:pPr>
-        <w:spacing w:before="0" w:after="240" w:line="427" w:lineRule="auto"/>
-        <w:ind w:firstLine="288"/>
+        <w:spacing w:before="0" w:after="200" w:line="403" w:lineRule="auto"/>
       </w:pPr>
       <w:r>
         <w:rPr>
@@ -12550,13 +12135,21 @@
           <w:color w:val="222222"/>
           <w:sz w:val="24"/>
         </w:rPr>
-        <w:t>If the tell is poison, fence. If the tell is lag with every partition moving, scale only the way Priya Nair would scale. If the tell is empty-success, page. Green plus zero rows is a lie we have already paid for.</w:t>
+        <w:t>after March 28, 2020, leftover access for pre-page: is this even a page is a bug, not a courtesy, pages go to a person, not a muted channel, and the call in the front still holds and this is leftover work only.</w:t>
       </w:r>
     </w:p>
     <w:p>
       <w:pPr>
-        <w:spacing w:before="0" w:after="240" w:line="427" w:lineRule="auto"/>
-        <w:ind w:firstLine="288"/>
+        <w:pStyle w:val="Heading2"/>
+      </w:pPr>
+      <w:r>
+        <w:t>Open: staging that is too small to catch the bug</w:t>
+      </w:r>
+    </w:p>
+    <w:p>
+      <w:pPr>
+        <w:pStyle w:val="ListBullet"/>
+        <w:spacing w:before="20" w:after="60" w:line="260" w:lineRule="auto"/>
       </w:pPr>
       <w:r>
         <w:rPr>
@@ -12564,43 +12157,7 @@
           <w:color w:val="222222"/>
           <w:sz w:val="24"/>
         </w:rPr>
-        <w:t>I want the last error line from batch-01.oak.internal in OAK-DOC-2020-003 before anyone says they 'restarted just in case.' Restart without a tell is how we lost time last incident. Priya Nair can restart after the read-only commands and a one-line diagnosis. Not before. Memory bump is a ticket, not a one-liner.</w:t>
-      </w:r>
-    </w:p>
-    <w:p>
-      <w:pPr>
-        <w:pStyle w:val="Heading2"/>
-      </w:pPr>
-      <w:r>
-        <w:t>Still open: who to wake after the read-only commands</w:t>
-      </w:r>
-    </w:p>
-    <w:p>
-      <w:pPr>
-        <w:spacing w:before="0" w:after="240" w:line="427" w:lineRule="auto"/>
-        <w:ind w:firstLine="288"/>
-      </w:pPr>
-      <w:r>
-        <w:rPr>
-          <w:rFonts w:ascii="Liberation Serif" w:hAnsi="Liberation Serif" w:eastAsia="Liberation Serif" w:cs="Liberation Serif"/>
-          <w:color w:val="222222"/>
-          <w:sz w:val="24"/>
-        </w:rPr>
-        <w:t>Tom Rourke still owes a close, not a status. Due March 29, 2020. The question is whether files.oak.internal stays in the path for who to wake after the read-only commands. If yes, the main body already says how. If no, Tom Rourke writes the cut on OAK-MTG-2019-044. I will ping once. After that the owner is late, not blocked.</w:t>
-      </w:r>
-    </w:p>
-    <w:p>
-      <w:pPr>
-        <w:pStyle w:val="ListBullet"/>
-        <w:spacing w:before="20" w:after="60" w:line="260" w:lineRule="auto"/>
-      </w:pPr>
-      <w:r>
-        <w:rPr>
-          <w:rFonts w:ascii="Liberation Serif" w:hAnsi="Liberation Serif" w:eastAsia="Liberation Serif" w:cs="Liberation Serif"/>
-          <w:color w:val="222222"/>
-          <w:sz w:val="24"/>
-        </w:rPr>
-        <w:t>Owner: Tom Rourke</w:t>
+        <w:t>Owner: Priya Nair</w:t>
       </w:r>
     </w:p>
     <w:p>
@@ -12628,7 +12185,7 @@
           <w:color w:val="222222"/>
           <w:sz w:val="24"/>
         </w:rPr>
-        <w:t>Host in play: files.oak.internal</w:t>
+        <w:t>Host in play: inv-api-01.oak.internal</w:t>
       </w:r>
     </w:p>
     <w:p>
@@ -12661,8 +12218,7 @@
     </w:p>
     <w:p>
       <w:pPr>
-        <w:spacing w:before="0" w:after="240" w:line="427" w:lineRule="auto"/>
-        <w:ind w:firstLine="288"/>
+        <w:spacing w:before="0" w:after="200" w:line="403" w:lineRule="auto"/>
       </w:pPr>
       <w:r>
         <w:rPr>
@@ -12670,13 +12226,12 @@
           <w:color w:val="222222"/>
           <w:sz w:val="24"/>
         </w:rPr>
-        <w:t>This question does not reopen the recommendation in the front of Oakridge nightly inventory extract SOP. It is leftover work. If Tom Rourke wants a different product, that is a new ticket and Diego Alvarez is in the thread. I will not hide a scope change inside who to wake after the read-only commands.</w:t>
+        <w:t>This question does not reopen the recommendation in the front of Oakridge nightly inventory extract SOP. It is leftover work. If Priya Nair wants a different product, that is a new ticket and Diego Alvarez is in the thread. I will not hide a scope change inside staging that is too small to catch the bug.</w:t>
       </w:r>
     </w:p>
     <w:p>
       <w:pPr>
-        <w:spacing w:before="0" w:after="240" w:line="427" w:lineRule="auto"/>
-        <w:ind w:firstLine="288"/>
+        <w:spacing w:before="0" w:after="200" w:line="403" w:lineRule="auto"/>
       </w:pPr>
       <w:r>
         <w:rPr>
@@ -12684,13 +12239,12 @@
           <w:color w:val="222222"/>
           <w:sz w:val="24"/>
         </w:rPr>
-        <w:t>Check that the close does not collide with the freeze or ops window already named in the main body. If it does, the date moves, the scope does not. Number I will cite if someone asks whether this is blocking: 2018. If that number is not the blocker, say so on OAK-MTG-2019-044 in the first line.</w:t>
+        <w:t>Check that the close does not collide with the freeze or ops window already named in the main body. If it does, the date moves, the scope does not. Number I will cite if someone asks whether this is blocking: 10.24. If that number is not the blocker, say so on OAK-MTG-2019-044 in the first line.</w:t>
       </w:r>
     </w:p>
     <w:p>
       <w:pPr>
-        <w:spacing w:before="0" w:after="240" w:line="427" w:lineRule="auto"/>
-        <w:ind w:firstLine="288"/>
+        <w:spacing w:before="0" w:after="200" w:line="403" w:lineRule="auto"/>
       </w:pPr>
       <w:r>
         <w:rPr>
@@ -12698,13 +12252,12 @@
           <w:color w:val="222222"/>
           <w:sz w:val="24"/>
         </w:rPr>
-        <w:t>Close for who to wake after the read-only commands is yes, no, or a new date on OAK-MTG-2019-044 by March 23, 2020. Tom Rourke writes it. I ping once. Late is late. I will not convert this into a standing meeting. I will not hide a scope change inside a 'quick align.' Diego Alvarez is in the thread if the product changes.</w:t>
+        <w:t>leftover staging that is too small to catch the bug sits with Elena Vasquez on OAK-DOC-2020-003, no hostname belongs in the customer line, Elena Vasquez drafts and I review, and Aman Kumar will not keep a shadow list.</w:t>
       </w:r>
     </w:p>
     <w:p>
       <w:pPr>
-        <w:spacing w:before="0" w:after="240" w:line="427" w:lineRule="auto"/>
-        <w:ind w:firstLine="288"/>
+        <w:spacing w:before="0" w:after="200" w:line="403" w:lineRule="auto"/>
       </w:pPr>
       <w:r>
         <w:rPr>
@@ -12712,2514 +12265,20 @@
           <w:color w:val="222222"/>
           <w:sz w:val="24"/>
         </w:rPr>
-        <w:t>If who to wake after the read-only commands collides with a freeze, the date moves and the scope does not. That is the whole rule. files.oak.internal does not get a special thaw because someone booked a demo. Number I will cite: 2018.</w:t>
+        <w:t>Aman Kumar asked for a one-line version of staging that is too small to catch the bug, schema order stays expand then backfill then contract, and close is yes, no, or a new date on OAK-MTG-2019-044 by March 19, 2020.</w:t>
       </w:r>
     </w:p>
     <w:p>
       <w:pPr>
-        <w:spacing w:before="0" w:after="240" w:line="427" w:lineRule="auto"/>
-        <w:ind w:firstLine="288"/>
+        <w:pStyle w:val="Heading1"/>
       </w:pPr>
       <w:r>
-        <w:rPr>
-          <w:rFonts w:ascii="Liberation Serif" w:hAnsi="Liberation Serif" w:eastAsia="Liberation Serif" w:cs="Liberation Serif"/>
-          <w:color w:val="222222"/>
-          <w:sz w:val="24"/>
-        </w:rPr>
-        <w:t>Scope leftover: who to wake after the read-only commands is not a place to sneak serial, WIP, weekend, or identifier work back in. New slice, new signature from Diego Alvarez. Hallway yes is not a signature. I will not hide that inside OAK-MTG-2019-044 as a subtask so it looks small.</w:t>
+        <w:t>Close-outs Aman Kumar still owes on OAK-SOP-2020-011</w:t>
       </w:r>
     </w:p>
     <w:p>
       <w:pPr>
-        <w:pStyle w:val="Heading2"/>
-      </w:pPr>
-      <w:r>
-        <w:t>Failure we already paid for (averaging QPS instead of testing the close)</w:t>
-      </w:r>
-    </w:p>
-    <w:p>
-      <w:pPr>
-        <w:spacing w:before="0" w:after="240" w:line="427" w:lineRule="auto"/>
-        <w:ind w:firstLine="288"/>
-      </w:pPr>
-      <w:r>
-        <w:rPr>
-          <w:rFonts w:ascii="Liberation Serif" w:hAnsi="Liberation Serif" w:eastAsia="Liberation Serif" w:cs="Liberation Serif"/>
-          <w:color w:val="222222"/>
-          <w:sz w:val="24"/>
-        </w:rPr>
-        <w:t>Tell: one partition stuck while the graph was green. That showed up around forgenet-ro-01.oak.internal. OAK-4412-22 is the record. averaging QPS instead of testing the close is how it will show up again if we get sloppy. The fix is to make the failure loud and stop the write path before it creates 2304 junk rows, not to widen a retry. Verification is a staging replay that used to succeed at being wrong and must now fail.</w:t>
-      </w:r>
-    </w:p>
-    <w:p>
-      <w:pPr>
-        <w:spacing w:before="0" w:after="240" w:line="427" w:lineRule="auto"/>
-        <w:ind w:firstLine="288"/>
-      </w:pPr>
-      <w:r>
-        <w:rPr>
-          <w:rFonts w:ascii="Liberation Serif" w:hAnsi="Liberation Serif" w:eastAsia="Liberation Serif" w:cs="Liberation Serif"/>
-          <w:color w:val="222222"/>
-          <w:sz w:val="24"/>
-        </w:rPr>
-        <w:t>We will not claim this class cannot happen. We will claim the next one dies at the gate we are building, and that the page names the tell we missed. Walt Hendricks accepts the gate. Aman Kumar writes it. Diego Alvarez gets a factual count if it repeats, not an apology paragraph.</w:t>
-      </w:r>
-    </w:p>
-    <w:p>
-      <w:pPr>
-        <w:spacing w:before="0" w:after="240" w:line="427" w:lineRule="auto"/>
-        <w:ind w:firstLine="288"/>
-      </w:pPr>
-      <w:r>
-        <w:rPr>
-          <w:rFonts w:ascii="Liberation Serif" w:hAnsi="Liberation Serif" w:eastAsia="Liberation Serif" w:cs="Liberation Serif"/>
-          <w:color w:val="222222"/>
-          <w:sz w:val="24"/>
-        </w:rPr>
-        <w:t>What we will not do: a rewrite of Oakridge nightly inventory extract SOP as therapy. What we will do if the date slips: Walt Hendricks says so on OAK-4412-22 with a new date. Detection that should have fired: a join of freshness and uniqueness, or an empty-success alert, depending on the tell. I want that alert in the same pack as the code change, not a follow-up that dies in a quarter plan.</w:t>
-      </w:r>
-    </w:p>
-    <w:p>
-      <w:pPr>
-        <w:spacing w:before="0" w:after="240" w:line="427" w:lineRule="auto"/>
-        <w:ind w:firstLine="288"/>
-      </w:pPr>
-      <w:r>
-        <w:rPr>
-          <w:rFonts w:ascii="Liberation Serif" w:hAnsi="Liberation Serif" w:eastAsia="Liberation Serif" w:cs="Liberation Serif"/>
-          <w:color w:val="222222"/>
-          <w:sz w:val="24"/>
-        </w:rPr>
-        <w:t>The last time averaging QPS instead of testing the close bit us, the tell showed up on forgenet-ro-01.oak.internal and we argued about CPU. CPU was late. Queue was the tell. I want the next page to name queue. Walt Hendricks owns that alert text. OAK-4412-22 is where the wording lives, not a wiki that drifts.</w:t>
-      </w:r>
-    </w:p>
-    <w:p>
-      <w:pPr>
-        <w:spacing w:before="0" w:after="240" w:line="427" w:lineRule="auto"/>
-        <w:ind w:firstLine="288"/>
-      </w:pPr>
-      <w:r>
-        <w:rPr>
-          <w:rFonts w:ascii="Liberation Serif" w:hAnsi="Liberation Serif" w:eastAsia="Liberation Serif" w:cs="Liberation Serif"/>
-          <w:color w:val="222222"/>
-          <w:sz w:val="24"/>
-        </w:rPr>
-        <w:t>Verification is a replay that used to succeed at being wrong. If staging cannot run that replay, staging is lying and we do not ship. Diego Alvarez does not get to waive it because the calendar is tight.</w:t>
-      </w:r>
-    </w:p>
-    <w:p>
-      <w:pPr>
-        <w:spacing w:before="0" w:after="240" w:line="427" w:lineRule="auto"/>
-        <w:ind w:firstLine="288"/>
-      </w:pPr>
-      <w:r>
-        <w:rPr>
-          <w:rFonts w:ascii="Liberation Serif" w:hAnsi="Liberation Serif" w:eastAsia="Liberation Serif" w:cs="Liberation Serif"/>
-          <w:color w:val="222222"/>
-          <w:sz w:val="24"/>
-        </w:rPr>
-        <w:t>Alert text for averaging QPS instead of testing the close names the tell in plain words. Walt Hendricks writes it. I will not accept 'check the dashboard' as a page body. If uniqueness is red and freshness is green, the page says that. If rows are zero and the job is green, the page says that. forgenet-ro-01.oak.internal can be in the internal page. Not in the customer one.</w:t>
-      </w:r>
-    </w:p>
-    <w:p>
-      <w:pPr>
-        <w:pStyle w:val="Heading2"/>
-      </w:pPr>
-      <w:r>
-        <w:t>Expand / backfill / contract (a vendor overlay we already rejected)</w:t>
-      </w:r>
-    </w:p>
-    <w:p>
-      <w:pPr>
-        <w:spacing w:before="0" w:after="240" w:line="427" w:lineRule="auto"/>
-        <w:ind w:firstLine="288"/>
-      </w:pPr>
-      <w:r>
-        <w:rPr>
-          <w:rFonts w:ascii="Liberation Serif" w:hAnsi="Liberation Serif" w:eastAsia="Liberation Serif" w:cs="Liberation Serif"/>
-          <w:color w:val="222222"/>
-          <w:sz w:val="24"/>
-        </w:rPr>
-        <w:t>The column or field that moved is the one a vendor overlay we already rejected cares about on inv-api-01.oak.internal. Order is expand, backfill, contract. I will not drop a column in the same release as a code deploy that still reads it. Owner Diego Alvarez. Ticket OAK-4412. Dual-write window is measured in hours, not left open. If the backfill is still running at a freeze, I stop the freeze, not the backfill, unless legal says otherwise. I write the stop condition on OAK-4412 before I start the job.</w:t>
-      </w:r>
-    </w:p>
-    <w:p>
-      <w:pPr>
-        <w:spacing w:before="0" w:after="240" w:line="427" w:lineRule="auto"/>
-        <w:ind w:firstLine="288"/>
-      </w:pPr>
-      <w:r>
-        <w:rPr>
-          <w:rFonts w:ascii="Liberation Serif" w:hAnsi="Liberation Serif" w:eastAsia="Liberation Serif" w:cs="Liberation Serif"/>
-          <w:color w:val="222222"/>
-          <w:sz w:val="24"/>
-        </w:rPr>
-        <w:t>Rejected: rewrite the type in place because Postgres will 'just cast it.' That is how we locked inv-api-01.oak.internal for longer than the 4s budget last time. Historical load never runs on the OLTP primary. Cost the job, then run it. Number from the front I am using as the size hint: 02.</w:t>
-      </w:r>
-    </w:p>
-    <w:p>
-      <w:pPr>
-        <w:pStyle w:val="ListNumber"/>
-        <w:spacing w:before="20" w:after="60" w:line="260" w:lineRule="auto"/>
-      </w:pPr>
-      <w:r>
-        <w:rPr>
-          <w:rFonts w:ascii="Liberation Serif" w:hAnsi="Liberation Serif" w:eastAsia="Liberation Serif" w:cs="Liberation Serif"/>
-          <w:color w:val="222222"/>
-          <w:sz w:val="24"/>
-        </w:rPr>
-        <w:t>Add the new column or field. Ship readers that tolerate both. OAK-4412.</w:t>
-      </w:r>
-    </w:p>
-    <w:p>
-      <w:pPr>
-        <w:pStyle w:val="ListNumber"/>
-        <w:spacing w:before="20" w:after="60" w:line="260" w:lineRule="auto"/>
-      </w:pPr>
-      <w:r>
-        <w:rPr>
-          <w:rFonts w:ascii="Liberation Serif" w:hAnsi="Liberation Serif" w:eastAsia="Liberation Serif" w:cs="Liberation Serif"/>
-          <w:color w:val="222222"/>
-          <w:sz w:val="24"/>
-        </w:rPr>
-        <w:t>Backfill in batches of 33k. Pause on replication lag.</w:t>
-      </w:r>
-    </w:p>
-    <w:p>
-      <w:pPr>
-        <w:pStyle w:val="ListNumber"/>
-        <w:spacing w:before="20" w:after="60" w:line="260" w:lineRule="auto"/>
-      </w:pPr>
-      <w:r>
-        <w:rPr>
-          <w:rFonts w:ascii="Liberation Serif" w:hAnsi="Liberation Serif" w:eastAsia="Liberation Serif" w:cs="Liberation Serif"/>
-          <w:color w:val="222222"/>
-          <w:sz w:val="24"/>
-        </w:rPr>
-        <w:t>Flip writers. Watch error class, not CPU.</w:t>
-      </w:r>
-    </w:p>
-    <w:p>
-      <w:pPr>
-        <w:pStyle w:val="ListNumber"/>
-        <w:spacing w:before="20" w:after="60" w:line="260" w:lineRule="auto"/>
-      </w:pPr>
-      <w:r>
-        <w:rPr>
-          <w:rFonts w:ascii="Liberation Serif" w:hAnsi="Liberation Serif" w:eastAsia="Liberation Serif" w:cs="Liberation Serif"/>
-          <w:color w:val="222222"/>
-          <w:sz w:val="24"/>
-        </w:rPr>
-        <w:t>Contract only after Diego Alvarez signs the count on OAK-4412.</w:t>
-      </w:r>
-    </w:p>
-    <w:p>
-      <w:pPr>
-        <w:spacing w:before="0" w:after="240" w:line="427" w:lineRule="auto"/>
-        <w:ind w:firstLine="288"/>
-      </w:pPr>
-      <w:r>
-        <w:rPr>
-          <w:rFonts w:ascii="Liberation Serif" w:hAnsi="Liberation Serif" w:eastAsia="Liberation Serif" w:cs="Liberation Serif"/>
-          <w:color w:val="222222"/>
-          <w:sz w:val="24"/>
-        </w:rPr>
-        <w:t>If Helm rollback is the instinct after a bad migrate, stop. Expanded columns roll forward. Read the schema SOP. Aman Kumar will not approve a rollback that leaves the database ahead of the chart.</w:t>
-      </w:r>
-    </w:p>
-    <w:p>
-      <w:pPr>
-        <w:spacing w:before="0" w:after="240" w:line="427" w:lineRule="auto"/>
-        <w:ind w:firstLine="288"/>
-      </w:pPr>
-      <w:r>
-        <w:rPr>
-          <w:rFonts w:ascii="Liberation Serif" w:hAnsi="Liberation Serif" w:eastAsia="Liberation Serif" w:cs="Liberation Serif"/>
-          <w:color w:val="222222"/>
-          <w:sz w:val="24"/>
-        </w:rPr>
-        <w:t>Schema leftover for a vendor overlay we already rejected: expand, backfill, contract. inv-api-01.oak.internal is not the place to drop a column the same day readers still need it. Diego Alvarez signs the count on OAK-4412 before contract. Lock budget is 10s. Abort and retry off-peak if we miss it.</w:t>
-      </w:r>
-    </w:p>
-    <w:p>
-      <w:pPr>
-        <w:spacing w:before="0" w:after="240" w:line="427" w:lineRule="auto"/>
-        <w:ind w:firstLine="288"/>
-      </w:pPr>
-      <w:r>
-        <w:rPr>
-          <w:rFonts w:ascii="Liberation Serif" w:hAnsi="Liberation Serif" w:eastAsia="Liberation Serif" w:cs="Liberation Serif"/>
-          <w:color w:val="222222"/>
-          <w:sz w:val="24"/>
-        </w:rPr>
-        <w:t>Helm rollback after a migrate that expanded is the wrong instinct. Roll forward. I will say that again because we have already tried the wrong instinct. Aman Kumar will not approve a chart rollback that leaves Postgres ahead.</w:t>
-      </w:r>
-    </w:p>
-    <w:p>
-      <w:pPr>
-        <w:spacing w:before="0" w:after="240" w:line="427" w:lineRule="auto"/>
-        <w:ind w:firstLine="288"/>
-      </w:pPr>
-      <w:r>
-        <w:rPr>
-          <w:rFonts w:ascii="Liberation Serif" w:hAnsi="Liberation Serif" w:eastAsia="Liberation Serif" w:cs="Liberation Serif"/>
-          <w:color w:val="222222"/>
-          <w:sz w:val="24"/>
-        </w:rPr>
-        <w:t>Backfill leftover: not on the OLTP primary, not during freeze, not without a stop condition on OAK-4412. Diego Alvarez writes the stop condition first. Batch size I would start at 28k. Pause on replication lag. Contract only after the count is signed.</w:t>
-      </w:r>
-    </w:p>
-    <w:p>
-      <w:pPr>
-        <w:pStyle w:val="Heading2"/>
-      </w:pPr>
-      <w:r>
-        <w:t>Meeting leftover: a cleanup PR that renames a field</w:t>
-      </w:r>
-    </w:p>
-    <w:p>
-      <w:pPr>
-        <w:spacing w:before="0" w:after="240" w:line="427" w:lineRule="auto"/>
-        <w:ind w:firstLine="288"/>
-      </w:pPr>
-      <w:r>
-        <w:rPr>
-          <w:rFonts w:ascii="Liberation Serif" w:hAnsi="Liberation Serif" w:eastAsia="Liberation Serif" w:cs="Liberation Serif"/>
-          <w:color w:val="222222"/>
-          <w:sz w:val="24"/>
-        </w:rPr>
-        <w:t>Attendees who still owe something: Elena Vasquez, Diego Alvarez, and whoever owns batch-01.oak.internal. One question was on the table: can we ship without dealing with a cleanup PR that renames a field. Answer was no. I repeated the number 62% because two people in the room had stale graphs. Action: Elena Vasquez files the follow-up on OAK-REQ-2019-014 before March 24, 2020. I will not mark the ticket done because a meeting happened.</w:t>
-      </w:r>
-    </w:p>
-    <w:p>
-      <w:pPr>
-        <w:spacing w:before="0" w:after="240" w:line="427" w:lineRule="auto"/>
-        <w:ind w:firstLine="288"/>
-      </w:pPr>
-      <w:r>
-        <w:rPr>
-          <w:rFonts w:ascii="Liberation Serif" w:hAnsi="Liberation Serif" w:eastAsia="Liberation Serif" w:cs="Liberation Serif"/>
-          <w:color w:val="222222"/>
-          <w:sz w:val="24"/>
-        </w:rPr>
-        <w:t>Parking lot: a dashboard request that does not unblock OAK-REQ-2019-014. I parked it. A calendar invite is not a decision. If someone wants this recorded as a decision, they write it here or they change the callout in the front of OAK-SOP-2020-011. Quotes from the room stay quotes. They do not become scope.</w:t>
-      </w:r>
-    </w:p>
-    <w:p>
-      <w:pPr>
-        <w:spacing w:before="0" w:after="240" w:line="427" w:lineRule="auto"/>
-        <w:ind w:firstLine="288"/>
-      </w:pPr>
-      <w:r>
-        <w:rPr>
-          <w:rFonts w:ascii="Liberation Serif" w:hAnsi="Liberation Serif" w:eastAsia="Liberation Serif" w:cs="Liberation Serif"/>
-          <w:color w:val="222222"/>
-          <w:sz w:val="24"/>
-        </w:rPr>
-        <w:t>People who were absent still get a usable remainder, not a transcript. Aman Kumar gets the decision, the refuse, and the date. They do not get a reconstruction of who raised their voice. If they object, they object on OAK-REQ-2019-014.</w:t>
-      </w:r>
-    </w:p>
-    <w:p>
-      <w:pPr>
-        <w:spacing w:before="0" w:after="240" w:line="427" w:lineRule="auto"/>
-        <w:ind w:firstLine="288"/>
-      </w:pPr>
-      <w:r>
-        <w:rPr>
-          <w:rFonts w:ascii="Liberation Serif" w:hAnsi="Liberation Serif" w:eastAsia="Liberation Serif" w:cs="Liberation Serif"/>
-          <w:color w:val="222222"/>
-          <w:sz w:val="24"/>
-        </w:rPr>
-        <w:t>People who missed the room still need a cleanup PR that renames a field in a form they can act on. Decision, refuse, date, owner Elena Vasquez, ticket OAK-REQ-2019-014. Not a reconstruction of tone. Aman Kumar gets that pack. If they object, they object on the ticket.</w:t>
-      </w:r>
-    </w:p>
-    <w:p>
-      <w:pPr>
-        <w:spacing w:before="0" w:after="240" w:line="427" w:lineRule="auto"/>
-        <w:ind w:firstLine="288"/>
-      </w:pPr>
-      <w:r>
-        <w:rPr>
-          <w:rFonts w:ascii="Liberation Serif" w:hAnsi="Liberation Serif" w:eastAsia="Liberation Serif" w:cs="Liberation Serif"/>
-          <w:color w:val="222222"/>
-          <w:sz w:val="24"/>
-        </w:rPr>
-        <w:t>A quote is a quote. It is not scope. I will not launder a hallway yes into v1 because it was vivid. Parking lot stays parked until Diego Alvarez signs a new slice.</w:t>
-      </w:r>
-    </w:p>
-    <w:p>
-      <w:pPr>
-        <w:spacing w:before="0" w:after="240" w:line="427" w:lineRule="auto"/>
-        <w:ind w:firstLine="288"/>
-      </w:pPr>
-      <w:r>
-        <w:rPr>
-          <w:rFonts w:ascii="Liberation Serif" w:hAnsi="Liberation Serif" w:eastAsia="Liberation Serif" w:cs="Liberation Serif"/>
-          <w:color w:val="222222"/>
-          <w:sz w:val="24"/>
-        </w:rPr>
-        <w:t>Absent people get the pack for a cleanup PR that renames a field the same day, not after they ask. Aman Kumar is on that list if they were missing. Decision, refuse, date, owner, ticket OAK-REQ-2019-014. Not a reconstruction of tone. If they object, they object on the ticket.</w:t>
-      </w:r>
-    </w:p>
-    <w:p>
-      <w:pPr>
-        <w:pStyle w:val="Heading2"/>
-      </w:pPr>
-      <w:r>
-        <w:t>Fixture and test note (a dashboard screenshot standing in for a permalink)</w:t>
-      </w:r>
-    </w:p>
-    <w:p>
-      <w:pPr>
-        <w:spacing w:before="0" w:after="240" w:line="427" w:lineRule="auto"/>
-        <w:ind w:firstLine="288"/>
-      </w:pPr>
-      <w:r>
-        <w:rPr>
-          <w:rFonts w:ascii="Liberation Serif" w:hAnsi="Liberation Serif" w:eastAsia="Liberation Serif" w:cs="Liberation Serif"/>
-          <w:color w:val="222222"/>
-          <w:sz w:val="24"/>
-        </w:rPr>
-        <w:t>Fixture for a dashboard screenshot standing in for a permalink lives next to the test, not in a laptop path. No PHI, no PAN. Host if we have to soak: files.oak.internal. Assert the smallest row that still fails without the fix. I will not copy a sanitized production dump; it is too big and it hid the bug twice. Owner Aman Kumar. Ticket OAK-TDD-2020-002. If the test is skipped, the skip reason is a ticket, not a comment.</w:t>
-      </w:r>
-    </w:p>
-    <w:p>
-      <w:pPr>
-        <w:spacing w:before="80" w:after="40" w:line="200" w:lineRule="auto"/>
-      </w:pPr>
-      <w:r>
-        <w:rPr>
-          <w:rFonts w:ascii="Liberation Sans" w:hAnsi="Liberation Sans" w:eastAsia="Liberation Sans" w:cs="Liberation Sans"/>
-          <w:i/>
-          <w:color w:val="555555"/>
-          <w:sz w:val="17"/>
-        </w:rPr>
-        <w:t>Name the test after the bug. OAK-TDD-2020-002.</w:t>
-      </w:r>
-    </w:p>
-    <w:tbl>
-      <w:tblPr>
-        <w:tblW w:type="auto" w:w="0"/>
-        <w:tblLook w:firstColumn="1" w:firstRow="1" w:lastColumn="0" w:lastRow="0" w:noHBand="0" w:noVBand="1" w:val="04A0"/>
-      </w:tblPr>
-      <w:tblGrid>
-        <w:gridCol w:w="8928"/>
-      </w:tblGrid>
-      <w:tr>
-        <w:tc>
-          <w:tcPr>
-            <w:tcW w:type="dxa" w:w="8928"/>
-            <w:shd w:fill="F3F4F6" w:val="clear"/>
-            <w:tcBorders>
-              <w:top w:val="single" w:sz="6" w:space="0" w:color="C5CDD6"/>
-              <w:left w:val="single" w:sz="6" w:space="0" w:color="C5CDD6"/>
-              <w:bottom w:val="single" w:sz="6" w:space="0" w:color="C5CDD6"/>
-              <w:right w:val="single" w:sz="6" w:space="0" w:color="C5CDD6"/>
-            </w:tcBorders>
-            <w:tcMar>
-              <w:top w:w="90" w:type="dxa"/>
-              <w:left w:w="120" w:type="dxa"/>
-              <w:bottom w:w="90" w:type="dxa"/>
-              <w:right w:w="120" w:type="dxa"/>
-            </w:tcMar>
-          </w:tcPr>
-          <w:p>
-            <w:pPr>
-              <w:spacing w:before="0" w:after="0" w:line="220" w:lineRule="auto"/>
-            </w:pPr>
-            <w:r/>
-            <w:r>
-              <w:rPr>
-                <w:rFonts w:ascii="Liberation Mono" w:hAnsi="Liberation Mono" w:eastAsia="Liberation Mono" w:cs="Liberation Mono"/>
-                <w:color w:val="222222"/>
-                <w:sz w:val="17"/>
-              </w:rPr>
-              <w:t># OAK-SOP-2020-011 / a dashboard screenshot standing in for a permalink</w:t>
-            </w:r>
-          </w:p>
-          <w:p>
-            <w:pPr>
-              <w:spacing w:before="0" w:after="0" w:line="220" w:lineRule="auto"/>
-            </w:pPr>
-            <w:r>
-              <w:rPr>
-                <w:rFonts w:ascii="Liberation Mono" w:hAnsi="Liberation Mono" w:eastAsia="Liberation Mono" w:cs="Liberation Mono"/>
-                <w:color w:val="222222"/>
-                <w:sz w:val="17"/>
-              </w:rPr>
-              <w:t>pytest -k 'timezone' -q</w:t>
-            </w:r>
-          </w:p>
-          <w:p>
-            <w:pPr>
-              <w:spacing w:before="0" w:after="0" w:line="220" w:lineRule="auto"/>
-            </w:pPr>
-            <w:r>
-              <w:rPr>
-                <w:rFonts w:ascii="Liberation Mono" w:hAnsi="Liberation Mono" w:eastAsia="Liberation Mono" w:cs="Liberation Mono"/>
-                <w:color w:val="222222"/>
-                <w:sz w:val="17"/>
-              </w:rPr>
-              <w:t># fail if the fixture hash changes without OAK-TDD-2020-002</w:t>
-            </w:r>
-          </w:p>
-          <w:p>
-            <w:pPr>
-              <w:spacing w:before="0" w:after="0" w:line="220" w:lineRule="auto"/>
-            </w:pPr>
-            <w:r>
-              <w:rPr>
-                <w:rFonts w:ascii="Liberation Mono" w:hAnsi="Liberation Mono" w:eastAsia="Liberation Mono" w:cs="Liberation Mono"/>
-                <w:color w:val="222222"/>
-                <w:sz w:val="17"/>
-              </w:rPr>
-              <w:t># do not record against files.oak.internal from a laptop</w:t>
-            </w:r>
-          </w:p>
-        </w:tc>
-      </w:tr>
-    </w:tbl>
-    <w:p>
-      <w:pPr>
-        <w:spacing w:before="40" w:after="160" w:line="80" w:lineRule="auto"/>
-      </w:pPr>
-    </w:p>
-    <w:p>
-      <w:pPr>
-        <w:spacing w:before="0" w:after="240" w:line="427" w:lineRule="auto"/>
-        <w:ind w:firstLine="288"/>
-      </w:pPr>
-      <w:r>
-        <w:rPr>
-          <w:rFonts w:ascii="Liberation Serif" w:hAnsi="Liberation Serif" w:eastAsia="Liberation Serif" w:cs="Liberation Serif"/>
-          <w:color w:val="222222"/>
-          <w:sz w:val="24"/>
-        </w:rPr>
-        <w:t>Setup should take under two minutes on a laptop. Teardown drops the fixture database. Flakes I will not blame on the network without a packet capture. If someone deletes this test, they also delete the incident it maps to (OAK-TDD-2020-002) and they do that in review. Aman Kumar owns golden fixtures. Aman Kumar owns the case list.</w:t>
-      </w:r>
-    </w:p>
-    <w:p>
-      <w:pPr>
-        <w:spacing w:before="0" w:after="240" w:line="427" w:lineRule="auto"/>
-        <w:ind w:firstLine="288"/>
-      </w:pPr>
-      <w:r>
-        <w:rPr>
-          <w:rFonts w:ascii="Liberation Serif" w:hAnsi="Liberation Serif" w:eastAsia="Liberation Serif" w:cs="Liberation Serif"/>
-          <w:color w:val="222222"/>
-          <w:sz w:val="24"/>
-        </w:rPr>
-        <w:t>Staging partition count has to be high enough to catch a rebalance. If prod has dozens of partitions, a staging cluster with one will bless a bad build. I want that written next to a dashboard screenshot standing in for a permalink, not rediscovered on a Monday. Number from the front I am not going to 'simplify': 15.</w:t>
-      </w:r>
-    </w:p>
-    <w:p>
-      <w:pPr>
-        <w:spacing w:before="0" w:after="240" w:line="427" w:lineRule="auto"/>
-        <w:ind w:firstLine="288"/>
-      </w:pPr>
-      <w:r>
-        <w:rPr>
-          <w:rFonts w:ascii="Liberation Serif" w:hAnsi="Liberation Serif" w:eastAsia="Liberation Serif" w:cs="Liberation Serif"/>
-          <w:color w:val="222222"/>
-          <w:sz w:val="24"/>
-        </w:rPr>
-        <w:t>Fixture for a dashboard screenshot standing in for a permalink is the smallest failing row, next to the test, hashed. No production dump. No PHI. If the hash moves without OAK-TDD-2020-002, CI fails. Aman Kumar owns the fixture. Soak host if we must: files.oak.internal. I will not record from a laptop against prod.</w:t>
-      </w:r>
-    </w:p>
-    <w:p>
-      <w:pPr>
-        <w:spacing w:before="0" w:after="240" w:line="427" w:lineRule="auto"/>
-        <w:ind w:firstLine="288"/>
-      </w:pPr>
-      <w:r>
-        <w:rPr>
-          <w:rFonts w:ascii="Liberation Serif" w:hAnsi="Liberation Serif" w:eastAsia="Liberation Serif" w:cs="Liberation Serif"/>
-          <w:color w:val="222222"/>
-          <w:sz w:val="24"/>
-        </w:rPr>
-        <w:t>If someone deletes the test, they delete the incident mapping in review, not in a drive-by. Skip needs a ticket. Flakes need a capture, not a shrug about the network.</w:t>
-      </w:r>
-    </w:p>
-    <w:p>
-      <w:pPr>
-        <w:spacing w:before="0" w:after="240" w:line="427" w:lineRule="auto"/>
-        <w:ind w:firstLine="288"/>
-      </w:pPr>
-      <w:r>
-        <w:rPr>
-          <w:rFonts w:ascii="Liberation Serif" w:hAnsi="Liberation Serif" w:eastAsia="Liberation Serif" w:cs="Liberation Serif"/>
-          <w:color w:val="222222"/>
-          <w:sz w:val="24"/>
-        </w:rPr>
-        <w:t>CI leftover: fixture hash is the gate. If someone needs a one-off on files.oak.internal, that is a soak, and it is ticketed. It is not a reason to skip CI. Skip reason is a ticket. Flake reason is a capture. Aman Kumar owns golden fixtures. Aman Kumar owns the case list.</w:t>
-      </w:r>
-    </w:p>
-    <w:p>
-      <w:pPr>
-        <w:pStyle w:val="Heading2"/>
-      </w:pPr>
-      <w:r>
-        <w:t>Capacity and cost (replica lag after a count that looked fine)</w:t>
-      </w:r>
-    </w:p>
-    <w:p>
-      <w:pPr>
-        <w:spacing w:before="0" w:after="240" w:line="427" w:lineRule="auto"/>
-        <w:ind w:firstLine="288"/>
-      </w:pPr>
-      <w:r>
-        <w:rPr>
-          <w:rFonts w:ascii="Liberation Serif" w:hAnsi="Liberation Serif" w:eastAsia="Liberation Serif" w:cs="Liberation Serif"/>
-          <w:color w:val="222222"/>
-          <w:sz w:val="24"/>
-        </w:rPr>
-        <w:t>forgenet-ro-01.oak.internal is the box I keep measuring because it is the one that pages. replica lag after a count that looked fine is the reason the graph lies if you only watch CPU. Queue depth and disk are the two numbers I write down. Owner Fort Wayne. Ticket OAK-DOC-2020-003. If the graph is green and the queue is growing, I page. CPU lagged the queue by about 18 minutes on the last incident I will admit to.</w:t>
-      </w:r>
-    </w:p>
-    <w:p>
-      <w:pPr>
-        <w:spacing w:before="0" w:after="240" w:line="427" w:lineRule="auto"/>
-        <w:ind w:firstLine="288"/>
-      </w:pPr>
-      <w:r>
-        <w:rPr>
-          <w:rFonts w:ascii="Liberation Serif" w:hAnsi="Liberation Serif" w:eastAsia="Liberation Serif" w:cs="Liberation Serif"/>
-          <w:color w:val="222222"/>
-          <w:sz w:val="24"/>
-        </w:rPr>
-        <w:t>The spend I can defend is the spend tied to forgenet-ro-01.oak.internal and this job, not a team average. Year-1 extra I would put on a sticky: about $4.4k on top of what we already burn, or zero if we do nothing and eat the miss rate. Front-matter volume I am using: 01. I will not argue from a slide.</w:t>
-      </w:r>
-    </w:p>
-    <w:p>
-      <w:pPr>
-        <w:spacing w:before="0" w:after="240" w:line="427" w:lineRule="auto"/>
-        <w:ind w:firstLine="288"/>
-      </w:pPr>
-      <w:r>
-        <w:rPr>
-          <w:rFonts w:ascii="Liberation Serif" w:hAnsi="Liberation Serif" w:eastAsia="Liberation Serif" w:cs="Liberation Serif"/>
-          <w:color w:val="222222"/>
-          <w:sz w:val="24"/>
-        </w:rPr>
-        <w:t>If we need more brokers or more pods, I want the reason to be replica lag after a count that looked fine, not a round number someone saw in a vendor deck. Do-nothing through next month-end still has a miss rate I will write down. Fort Wayne picks in writing on OAK-DOC-2020-003. I will not hide a hardware buy inside a 'temporary' memory limit.</w:t>
-      </w:r>
-    </w:p>
-    <w:p>
-      <w:pPr>
-        <w:spacing w:before="0" w:after="240" w:line="427" w:lineRule="auto"/>
-        <w:ind w:firstLine="288"/>
-      </w:pPr>
-      <w:r>
-        <w:rPr>
-          <w:rFonts w:ascii="Liberation Serif" w:hAnsi="Liberation Serif" w:eastAsia="Liberation Serif" w:cs="Liberation Serif"/>
-          <w:color w:val="222222"/>
-          <w:sz w:val="24"/>
-        </w:rPr>
-        <w:t>forgenet-ro-01.oak.internal pages because of replica lag after a count that looked fine more than because of CPU. I write queue and disk. Headroom I want on a Tuesday is about 34 percent. Below that I file for hardware or I shed load, not both. Fort Wayne picks on OAK-DOC-2020-003.</w:t>
-      </w:r>
-    </w:p>
-    <w:p>
-      <w:pPr>
-        <w:spacing w:before="0" w:after="240" w:line="427" w:lineRule="auto"/>
-        <w:ind w:firstLine="288"/>
-      </w:pPr>
-      <w:r>
-        <w:rPr>
-          <w:rFonts w:ascii="Liberation Serif" w:hAnsi="Liberation Serif" w:eastAsia="Liberation Serif" w:cs="Liberation Serif"/>
-          <w:color w:val="222222"/>
-          <w:sz w:val="24"/>
-        </w:rPr>
-        <w:t>Do-nothing through month-end still has a miss rate. I will write it. I will not hide a buy inside a temporary memory limit. Front-matter volume I am using: 00.</w:t>
-      </w:r>
-    </w:p>
-    <w:p>
-      <w:pPr>
-        <w:spacing w:before="0" w:after="240" w:line="427" w:lineRule="auto"/>
-        <w:ind w:firstLine="288"/>
-      </w:pPr>
-      <w:r>
-        <w:rPr>
-          <w:rFonts w:ascii="Liberation Serif" w:hAnsi="Liberation Serif" w:eastAsia="Liberation Serif" w:cs="Liberation Serif"/>
-          <w:color w:val="222222"/>
-          <w:sz w:val="24"/>
-        </w:rPr>
-        <w:t>I will not buy my way out of replica lag after a count that looked fine with a round hardware number. Queue and disk on forgenet-ro-01.oak.internal first. Then a ticket. Then a buy if Fort Wayne still needs it. Headroom I want on a Tuesday is about 36 percent. Below that I file or I shed, not both in one change.</w:t>
-      </w:r>
-    </w:p>
-    <w:p>
-      <w:pPr>
-        <w:pStyle w:val="Heading2"/>
-      </w:pPr>
-      <w:r>
-        <w:t>Secrets, grants, and the freeze clock versus a 'small apply'</w:t>
-      </w:r>
-    </w:p>
-    <w:p>
-      <w:pPr>
-        <w:spacing w:before="0" w:after="240" w:line="427" w:lineRule="auto"/>
-        <w:ind w:firstLine="288"/>
-      </w:pPr>
-      <w:r>
-        <w:rPr>
-          <w:rFonts w:ascii="Liberation Serif" w:hAnsi="Liberation Serif" w:eastAsia="Liberation Serif" w:cs="Liberation Serif"/>
-          <w:color w:val="222222"/>
-          <w:sz w:val="24"/>
-        </w:rPr>
-        <w:t>Secret handling on inv-api-01.oak.internal: not in git, not in the ticket description, not in a screenshot. the freeze clock versus a 'small apply' is not a reason to paste a token into chat. Owner Priya Nair. Ticket OAK-MTG-2019-044. If I need a temporary grant, it expires. If I need a production query, I use the replica and I log the query id. Wrong secret looks healthy as 'no work.' Alert on zero rows, not on HTTP 200.</w:t>
-      </w:r>
-    </w:p>
-    <w:p>
-      <w:pPr>
-        <w:spacing w:before="0" w:after="240" w:line="427" w:lineRule="auto"/>
-        <w:ind w:firstLine="288"/>
-      </w:pPr>
-      <w:r>
-        <w:rPr>
-          <w:rFonts w:ascii="Liberation Serif" w:hAnsi="Liberation Serif" w:eastAsia="Liberation Serif" w:cs="Liberation Serif"/>
-          <w:color w:val="222222"/>
-          <w:sz w:val="24"/>
-        </w:rPr>
-        <w:t>Break-glass is a separate path. Missing role is 403, missing token is 401. I will not collapse those because the UI looks nicer. Diego Alvarez accepted that split in the front matter. I am not reopening it here. IRSA or the equivalent role on inv-api-01.oak.internal is the grant. A copied kubeconfig on a laptop is not.</w:t>
-      </w:r>
-    </w:p>
-    <w:p>
-      <w:pPr>
-        <w:spacing w:before="0" w:after="240" w:line="427" w:lineRule="auto"/>
-        <w:ind w:firstLine="288"/>
-      </w:pPr>
-      <w:r>
-        <w:rPr>
-          <w:rFonts w:ascii="Liberation Serif" w:hAnsi="Liberation Serif" w:eastAsia="Liberation Serif" w:cs="Liberation Serif"/>
-          <w:color w:val="222222"/>
-          <w:sz w:val="24"/>
-        </w:rPr>
-        <w:t>Support zips go through redaction first. I will not 'just this once' attach an application log because the freeze clock versus a 'small apply' is on fire. The on-call SOP already says this. Repeating it here is for the person who has not opened that SOP. Aman Kumar will reject the zip in the ticket if it still has identifiers.</w:t>
-      </w:r>
-    </w:p>
-    <w:p>
-      <w:pPr>
-        <w:spacing w:before="0" w:after="240" w:line="427" w:lineRule="auto"/>
-        <w:ind w:firstLine="288"/>
-      </w:pPr>
-      <w:r>
-        <w:rPr>
-          <w:rFonts w:ascii="Liberation Serif" w:hAnsi="Liberation Serif" w:eastAsia="Liberation Serif" w:cs="Liberation Serif"/>
-          <w:color w:val="222222"/>
-          <w:sz w:val="24"/>
-        </w:rPr>
-        <w:t>Secrets for the freeze clock versus a 'small apply' stay out of git, tickets, and screenshots. Zero-row success on inv-api-01.oak.internal is the tell that the secret is wrong. Alert on that. Priya Nair owns the grant. OAK-MTG-2019-044 owns the expiry. I query the replica and I log the query id.</w:t>
-      </w:r>
-    </w:p>
-    <w:p>
-      <w:pPr>
-        <w:spacing w:before="0" w:after="240" w:line="427" w:lineRule="auto"/>
-        <w:ind w:firstLine="288"/>
-      </w:pPr>
-      <w:r>
-        <w:rPr>
-          <w:rFonts w:ascii="Liberation Serif" w:hAnsi="Liberation Serif" w:eastAsia="Liberation Serif" w:cs="Liberation Serif"/>
-          <w:color w:val="222222"/>
-          <w:sz w:val="24"/>
-        </w:rPr>
-        <w:t>403 versus 401 stays split. Break-glass is separate. I will not collapse them for a prettier UI. Support zips go through redaction. Aman Kumar rejects the zip if identifiers remain.</w:t>
-      </w:r>
-    </w:p>
-    <w:p>
-      <w:pPr>
-        <w:spacing w:before="0" w:after="240" w:line="427" w:lineRule="auto"/>
-        <w:ind w:firstLine="288"/>
-      </w:pPr>
-      <w:r>
-        <w:rPr>
-          <w:rFonts w:ascii="Liberation Serif" w:hAnsi="Liberation Serif" w:eastAsia="Liberation Serif" w:cs="Liberation Serif"/>
-          <w:color w:val="222222"/>
-          <w:sz w:val="24"/>
-        </w:rPr>
-        <w:t>Redaction leftover: if a zip for the freeze clock versus a 'small apply' still has identifiers, it comes back. No 'just this once.' Aman Kumar will reject it on OAK-MTG-2019-044. Support pressure is not a reason to paste MRN, PAN, or a secret. The SOP already says this. Repeating it is for the person who has not opened the SOP.</w:t>
-      </w:r>
-    </w:p>
-    <w:p>
-      <w:pPr>
-        <w:pStyle w:val="Heading2"/>
-      </w:pPr>
-      <w:r>
-        <w:t>Clock for identifiers in chat, logs, or a support zip</w:t>
-      </w:r>
-    </w:p>
-    <w:p>
-      <w:pPr>
-        <w:spacing w:before="0" w:after="240" w:line="427" w:lineRule="auto"/>
-        <w:ind w:firstLine="288"/>
-      </w:pPr>
-      <w:r>
-        <w:rPr>
-          <w:rFonts w:ascii="Liberation Serif" w:hAnsi="Liberation Serif" w:eastAsia="Liberation Serif" w:cs="Liberation Serif"/>
-          <w:color w:val="222222"/>
-          <w:sz w:val="24"/>
-        </w:rPr>
-        <w:t>This is not a full incident timeline. It is the clock I will use when someone asks which thing happened first around identifiers in chat, logs, or a support zip. batch-01.oak.internal is the box. OAK-4412-22 is the thread. Tom Rourke is the person I will name if the clocks disagree. Customer/ops clock and match/extract clock are different. I will not pretend they are the same.</w:t>
-      </w:r>
-    </w:p>
-    <w:p>
-      <w:pPr>
-        <w:spacing w:before="80" w:after="60" w:line="200" w:lineRule="auto"/>
-      </w:pPr>
-      <w:r>
-        <w:rPr>
-          <w:rFonts w:ascii="Liberation Sans" w:hAnsi="Liberation Sans" w:eastAsia="Liberation Sans" w:cs="Liberation Sans"/>
-          <w:i/>
-          <w:color w:val="555555"/>
-          <w:sz w:val="17"/>
-        </w:rPr>
-        <w:t>Working clock for OAK-SOP-2020-011. Times are ET unless noted.</w:t>
-      </w:r>
-    </w:p>
-    <w:tbl>
-      <w:tblPr>
-        <w:tblW w:type="auto" w:w="0"/>
-        <w:jc w:val="center"/>
-        <w:tblLayout w:type="autofit"/>
-        <w:tblLook w:firstColumn="1" w:firstRow="1" w:lastColumn="0" w:lastRow="0" w:noHBand="0" w:noVBand="1" w:val="04A0"/>
-      </w:tblPr>
-      <w:tblGrid>
-        <w:gridCol w:w="2976"/>
-        <w:gridCol w:w="2976"/>
-        <w:gridCol w:w="2976"/>
-      </w:tblGrid>
-      <w:tr>
-        <w:tc>
-          <w:tcPr>
-            <w:tcW w:type="dxa" w:w="2976"/>
-            <w:shd w:fill="1B365D" w:val="clear"/>
-            <w:tcBorders>
-              <w:top w:val="single" w:sz="4" w:space="0" w:color="1B365D"/>
-              <w:left w:val="single" w:sz="4" w:space="0" w:color="1B365D"/>
-              <w:bottom w:val="single" w:sz="4" w:space="0" w:color="1B365D"/>
-              <w:right w:val="single" w:sz="4" w:space="0" w:color="1B365D"/>
-            </w:tcBorders>
-            <w:tcMar>
-              <w:top w:w="50" w:type="dxa"/>
-              <w:left w:w="70" w:type="dxa"/>
-              <w:bottom w:w="50" w:type="dxa"/>
-              <w:right w:w="70" w:type="dxa"/>
-            </w:tcMar>
-          </w:tcPr>
-          <w:p>
-            <w:pPr>
-              <w:spacing w:before="0" w:after="0" w:line="230" w:lineRule="auto"/>
-            </w:pPr>
-            <w:r/>
-            <w:r>
-              <w:rPr>
-                <w:rFonts w:ascii="Liberation Sans" w:hAnsi="Liberation Sans" w:eastAsia="Liberation Sans" w:cs="Liberation Sans"/>
-                <w:b/>
-                <w:color w:val="FFFFFF"/>
-                <w:sz w:val="18"/>
-              </w:rPr>
-              <w:t>When</w:t>
-            </w:r>
-          </w:p>
-        </w:tc>
-        <w:tc>
-          <w:tcPr>
-            <w:tcW w:type="dxa" w:w="2976"/>
-            <w:shd w:fill="1B365D" w:val="clear"/>
-            <w:tcBorders>
-              <w:top w:val="single" w:sz="4" w:space="0" w:color="1B365D"/>
-              <w:left w:val="single" w:sz="4" w:space="0" w:color="1B365D"/>
-              <w:bottom w:val="single" w:sz="4" w:space="0" w:color="1B365D"/>
-              <w:right w:val="single" w:sz="4" w:space="0" w:color="1B365D"/>
-            </w:tcBorders>
-            <w:tcMar>
-              <w:top w:w="50" w:type="dxa"/>
-              <w:left w:w="70" w:type="dxa"/>
-              <w:bottom w:w="50" w:type="dxa"/>
-              <w:right w:w="70" w:type="dxa"/>
-            </w:tcMar>
-          </w:tcPr>
-          <w:p>
-            <w:pPr>
-              <w:spacing w:before="0" w:after="0" w:line="230" w:lineRule="auto"/>
-            </w:pPr>
-            <w:r/>
-            <w:r>
-              <w:rPr>
-                <w:rFonts w:ascii="Liberation Sans" w:hAnsi="Liberation Sans" w:eastAsia="Liberation Sans" w:cs="Liberation Sans"/>
-                <w:b/>
-                <w:color w:val="FFFFFF"/>
-                <w:sz w:val="18"/>
-              </w:rPr>
-              <w:t>What I can defend</w:t>
-            </w:r>
-          </w:p>
-        </w:tc>
-        <w:tc>
-          <w:tcPr>
-            <w:tcW w:type="dxa" w:w="2976"/>
-            <w:shd w:fill="1B365D" w:val="clear"/>
-            <w:tcBorders>
-              <w:top w:val="single" w:sz="4" w:space="0" w:color="1B365D"/>
-              <w:left w:val="single" w:sz="4" w:space="0" w:color="1B365D"/>
-              <w:bottom w:val="single" w:sz="4" w:space="0" w:color="1B365D"/>
-              <w:right w:val="single" w:sz="4" w:space="0" w:color="1B365D"/>
-            </w:tcBorders>
-            <w:tcMar>
-              <w:top w:w="50" w:type="dxa"/>
-              <w:left w:w="70" w:type="dxa"/>
-              <w:bottom w:w="50" w:type="dxa"/>
-              <w:right w:w="70" w:type="dxa"/>
-            </w:tcMar>
-          </w:tcPr>
-          <w:p>
-            <w:pPr>
-              <w:spacing w:before="0" w:after="0" w:line="230" w:lineRule="auto"/>
-            </w:pPr>
-            <w:r/>
-            <w:r>
-              <w:rPr>
-                <w:rFonts w:ascii="Liberation Sans" w:hAnsi="Liberation Sans" w:eastAsia="Liberation Sans" w:cs="Liberation Sans"/>
-                <w:b/>
-                <w:color w:val="FFFFFF"/>
-                <w:sz w:val="18"/>
-              </w:rPr>
-              <w:t>Who</w:t>
-            </w:r>
-          </w:p>
-        </w:tc>
-      </w:tr>
-      <w:tr>
-        <w:tc>
-          <w:tcPr>
-            <w:tcW w:type="dxa" w:w="2976"/>
-            <w:shd w:fill="FFFFFF" w:val="clear"/>
-            <w:tcBorders>
-              <w:top w:val="single" w:sz="4" w:space="0" w:color="C5CDD6"/>
-              <w:left w:val="single" w:sz="4" w:space="0" w:color="C5CDD6"/>
-              <w:bottom w:val="single" w:sz="4" w:space="0" w:color="C5CDD6"/>
-              <w:right w:val="single" w:sz="4" w:space="0" w:color="C5CDD6"/>
-            </w:tcBorders>
-            <w:tcMar>
-              <w:top w:w="50" w:type="dxa"/>
-              <w:left w:w="70" w:type="dxa"/>
-              <w:bottom w:w="50" w:type="dxa"/>
-              <w:right w:w="70" w:type="dxa"/>
-            </w:tcMar>
-          </w:tcPr>
-          <w:p>
-            <w:pPr>
-              <w:spacing w:before="0" w:after="0" w:line="230" w:lineRule="auto"/>
-            </w:pPr>
-            <w:r/>
-            <w:r>
-              <w:rPr>
-                <w:rFonts w:ascii="Liberation Serif" w:hAnsi="Liberation Serif" w:eastAsia="Liberation Serif" w:cs="Liberation Serif"/>
-                <w:b w:val="0"/>
-                <w:color w:val="222222"/>
-                <w:sz w:val="19"/>
-              </w:rPr>
-              <w:t>March 10</w:t>
-            </w:r>
-          </w:p>
-        </w:tc>
-        <w:tc>
-          <w:tcPr>
-            <w:tcW w:type="dxa" w:w="2976"/>
-            <w:shd w:fill="FFFFFF" w:val="clear"/>
-            <w:tcBorders>
-              <w:top w:val="single" w:sz="4" w:space="0" w:color="C5CDD6"/>
-              <w:left w:val="single" w:sz="4" w:space="0" w:color="C5CDD6"/>
-              <w:bottom w:val="single" w:sz="4" w:space="0" w:color="C5CDD6"/>
-              <w:right w:val="single" w:sz="4" w:space="0" w:color="C5CDD6"/>
-            </w:tcBorders>
-            <w:tcMar>
-              <w:top w:w="50" w:type="dxa"/>
-              <w:left w:w="70" w:type="dxa"/>
-              <w:bottom w:w="50" w:type="dxa"/>
-              <w:right w:w="70" w:type="dxa"/>
-            </w:tcMar>
-          </w:tcPr>
-          <w:p>
-            <w:pPr>
-              <w:spacing w:before="0" w:after="0" w:line="230" w:lineRule="auto"/>
-            </w:pPr>
-            <w:r/>
-            <w:r>
-              <w:rPr>
-                <w:rFonts w:ascii="Liberation Serif" w:hAnsi="Liberation Serif" w:eastAsia="Liberation Serif" w:cs="Liberation Serif"/>
-                <w:b w:val="0"/>
-                <w:color w:val="222222"/>
-                <w:sz w:val="19"/>
-              </w:rPr>
-              <w:t>First stale graph or first complaint tied to identifiers in chat, logs, or a support zip</w:t>
-            </w:r>
-          </w:p>
-        </w:tc>
-        <w:tc>
-          <w:tcPr>
-            <w:tcW w:type="dxa" w:w="2976"/>
-            <w:shd w:fill="FFFFFF" w:val="clear"/>
-            <w:tcBorders>
-              <w:top w:val="single" w:sz="4" w:space="0" w:color="C5CDD6"/>
-              <w:left w:val="single" w:sz="4" w:space="0" w:color="C5CDD6"/>
-              <w:bottom w:val="single" w:sz="4" w:space="0" w:color="C5CDD6"/>
-              <w:right w:val="single" w:sz="4" w:space="0" w:color="C5CDD6"/>
-            </w:tcBorders>
-            <w:tcMar>
-              <w:top w:w="50" w:type="dxa"/>
-              <w:left w:w="70" w:type="dxa"/>
-              <w:bottom w:w="50" w:type="dxa"/>
-              <w:right w:w="70" w:type="dxa"/>
-            </w:tcMar>
-          </w:tcPr>
-          <w:p>
-            <w:pPr>
-              <w:spacing w:before="0" w:after="0" w:line="230" w:lineRule="auto"/>
-            </w:pPr>
-            <w:r/>
-            <w:r>
-              <w:rPr>
-                <w:rFonts w:ascii="Liberation Serif" w:hAnsi="Liberation Serif" w:eastAsia="Liberation Serif" w:cs="Liberation Serif"/>
-                <w:b w:val="0"/>
-                <w:color w:val="222222"/>
-                <w:sz w:val="19"/>
-              </w:rPr>
-              <w:t>Aman Kumar</w:t>
-            </w:r>
-          </w:p>
-        </w:tc>
-      </w:tr>
-      <w:tr>
-        <w:tc>
-          <w:tcPr>
-            <w:tcW w:type="dxa" w:w="2976"/>
-            <w:shd w:fill="EEF2F6" w:val="clear"/>
-            <w:tcBorders>
-              <w:top w:val="single" w:sz="4" w:space="0" w:color="C5CDD6"/>
-              <w:left w:val="single" w:sz="4" w:space="0" w:color="C5CDD6"/>
-              <w:bottom w:val="single" w:sz="4" w:space="0" w:color="C5CDD6"/>
-              <w:right w:val="single" w:sz="4" w:space="0" w:color="C5CDD6"/>
-            </w:tcBorders>
-            <w:tcMar>
-              <w:top w:w="50" w:type="dxa"/>
-              <w:left w:w="70" w:type="dxa"/>
-              <w:bottom w:w="50" w:type="dxa"/>
-              <w:right w:w="70" w:type="dxa"/>
-            </w:tcMar>
-          </w:tcPr>
-          <w:p>
-            <w:pPr>
-              <w:spacing w:before="0" w:after="0" w:line="230" w:lineRule="auto"/>
-            </w:pPr>
-            <w:r/>
-            <w:r>
-              <w:rPr>
-                <w:rFonts w:ascii="Liberation Serif" w:hAnsi="Liberation Serif" w:eastAsia="Liberation Serif" w:cs="Liberation Serif"/>
-                <w:b w:val="0"/>
-                <w:color w:val="222222"/>
-                <w:sz w:val="19"/>
-              </w:rPr>
-              <w:t>March 11</w:t>
-            </w:r>
-          </w:p>
-        </w:tc>
-        <w:tc>
-          <w:tcPr>
-            <w:tcW w:type="dxa" w:w="2976"/>
-            <w:shd w:fill="EEF2F6" w:val="clear"/>
-            <w:tcBorders>
-              <w:top w:val="single" w:sz="4" w:space="0" w:color="C5CDD6"/>
-              <w:left w:val="single" w:sz="4" w:space="0" w:color="C5CDD6"/>
-              <w:bottom w:val="single" w:sz="4" w:space="0" w:color="C5CDD6"/>
-              <w:right w:val="single" w:sz="4" w:space="0" w:color="C5CDD6"/>
-            </w:tcBorders>
-            <w:tcMar>
-              <w:top w:w="50" w:type="dxa"/>
-              <w:left w:w="70" w:type="dxa"/>
-              <w:bottom w:w="50" w:type="dxa"/>
-              <w:right w:w="70" w:type="dxa"/>
-            </w:tcMar>
-          </w:tcPr>
-          <w:p>
-            <w:pPr>
-              <w:spacing w:before="0" w:after="0" w:line="230" w:lineRule="auto"/>
-            </w:pPr>
-            <w:r/>
-            <w:r>
-              <w:rPr>
-                <w:rFonts w:ascii="Liberation Serif" w:hAnsi="Liberation Serif" w:eastAsia="Liberation Serif" w:cs="Liberation Serif"/>
-                <w:b w:val="0"/>
-                <w:color w:val="222222"/>
-                <w:sz w:val="19"/>
-              </w:rPr>
-              <w:t>Read-only check on batch-01.oak.internal; ticket OAK-4412-22 exists or is opened</w:t>
-            </w:r>
-          </w:p>
-        </w:tc>
-        <w:tc>
-          <w:tcPr>
-            <w:tcW w:type="dxa" w:w="2976"/>
-            <w:shd w:fill="EEF2F6" w:val="clear"/>
-            <w:tcBorders>
-              <w:top w:val="single" w:sz="4" w:space="0" w:color="C5CDD6"/>
-              <w:left w:val="single" w:sz="4" w:space="0" w:color="C5CDD6"/>
-              <w:bottom w:val="single" w:sz="4" w:space="0" w:color="C5CDD6"/>
-              <w:right w:val="single" w:sz="4" w:space="0" w:color="C5CDD6"/>
-            </w:tcBorders>
-            <w:tcMar>
-              <w:top w:w="50" w:type="dxa"/>
-              <w:left w:w="70" w:type="dxa"/>
-              <w:bottom w:w="50" w:type="dxa"/>
-              <w:right w:w="70" w:type="dxa"/>
-            </w:tcMar>
-          </w:tcPr>
-          <w:p>
-            <w:pPr>
-              <w:spacing w:before="0" w:after="0" w:line="230" w:lineRule="auto"/>
-            </w:pPr>
-            <w:r/>
-            <w:r>
-              <w:rPr>
-                <w:rFonts w:ascii="Liberation Serif" w:hAnsi="Liberation Serif" w:eastAsia="Liberation Serif" w:cs="Liberation Serif"/>
-                <w:b w:val="0"/>
-                <w:color w:val="222222"/>
-                <w:sz w:val="19"/>
-              </w:rPr>
-              <w:t>Aman Kumar</w:t>
-            </w:r>
-          </w:p>
-        </w:tc>
-      </w:tr>
-      <w:tr>
-        <w:tc>
-          <w:tcPr>
-            <w:tcW w:type="dxa" w:w="2976"/>
-            <w:shd w:fill="FFFFFF" w:val="clear"/>
-            <w:tcBorders>
-              <w:top w:val="single" w:sz="4" w:space="0" w:color="C5CDD6"/>
-              <w:left w:val="single" w:sz="4" w:space="0" w:color="C5CDD6"/>
-              <w:bottom w:val="single" w:sz="4" w:space="0" w:color="C5CDD6"/>
-              <w:right w:val="single" w:sz="4" w:space="0" w:color="C5CDD6"/>
-            </w:tcBorders>
-            <w:tcMar>
-              <w:top w:w="50" w:type="dxa"/>
-              <w:left w:w="70" w:type="dxa"/>
-              <w:bottom w:w="50" w:type="dxa"/>
-              <w:right w:w="70" w:type="dxa"/>
-            </w:tcMar>
-          </w:tcPr>
-          <w:p>
-            <w:pPr>
-              <w:spacing w:before="0" w:after="0" w:line="230" w:lineRule="auto"/>
-            </w:pPr>
-            <w:r/>
-            <w:r>
-              <w:rPr>
-                <w:rFonts w:ascii="Liberation Serif" w:hAnsi="Liberation Serif" w:eastAsia="Liberation Serif" w:cs="Liberation Serif"/>
-                <w:b w:val="0"/>
-                <w:color w:val="222222"/>
-                <w:sz w:val="19"/>
-              </w:rPr>
-              <w:t>March 12, 2020</w:t>
-            </w:r>
-          </w:p>
-        </w:tc>
-        <w:tc>
-          <w:tcPr>
-            <w:tcW w:type="dxa" w:w="2976"/>
-            <w:shd w:fill="FFFFFF" w:val="clear"/>
-            <w:tcBorders>
-              <w:top w:val="single" w:sz="4" w:space="0" w:color="C5CDD6"/>
-              <w:left w:val="single" w:sz="4" w:space="0" w:color="C5CDD6"/>
-              <w:bottom w:val="single" w:sz="4" w:space="0" w:color="C5CDD6"/>
-              <w:right w:val="single" w:sz="4" w:space="0" w:color="C5CDD6"/>
-            </w:tcBorders>
-            <w:tcMar>
-              <w:top w:w="50" w:type="dxa"/>
-              <w:left w:w="70" w:type="dxa"/>
-              <w:bottom w:w="50" w:type="dxa"/>
-              <w:right w:w="70" w:type="dxa"/>
-            </w:tcMar>
-          </w:tcPr>
-          <w:p>
-            <w:pPr>
-              <w:spacing w:before="0" w:after="0" w:line="230" w:lineRule="auto"/>
-            </w:pPr>
-            <w:r/>
-            <w:r>
-              <w:rPr>
-                <w:rFonts w:ascii="Liberation Serif" w:hAnsi="Liberation Serif" w:eastAsia="Liberation Serif" w:cs="Liberation Serif"/>
-                <w:b w:val="0"/>
-                <w:color w:val="222222"/>
-                <w:sz w:val="19"/>
-              </w:rPr>
-              <w:t>Decision in the front of this file still stands</w:t>
-            </w:r>
-          </w:p>
-        </w:tc>
-        <w:tc>
-          <w:tcPr>
-            <w:tcW w:type="dxa" w:w="2976"/>
-            <w:shd w:fill="FFFFFF" w:val="clear"/>
-            <w:tcBorders>
-              <w:top w:val="single" w:sz="4" w:space="0" w:color="C5CDD6"/>
-              <w:left w:val="single" w:sz="4" w:space="0" w:color="C5CDD6"/>
-              <w:bottom w:val="single" w:sz="4" w:space="0" w:color="C5CDD6"/>
-              <w:right w:val="single" w:sz="4" w:space="0" w:color="C5CDD6"/>
-            </w:tcBorders>
-            <w:tcMar>
-              <w:top w:w="50" w:type="dxa"/>
-              <w:left w:w="70" w:type="dxa"/>
-              <w:bottom w:w="50" w:type="dxa"/>
-              <w:right w:w="70" w:type="dxa"/>
-            </w:tcMar>
-          </w:tcPr>
-          <w:p>
-            <w:pPr>
-              <w:spacing w:before="0" w:after="0" w:line="230" w:lineRule="auto"/>
-            </w:pPr>
-            <w:r/>
-            <w:r>
-              <w:rPr>
-                <w:rFonts w:ascii="Liberation Serif" w:hAnsi="Liberation Serif" w:eastAsia="Liberation Serif" w:cs="Liberation Serif"/>
-                <w:b w:val="0"/>
-                <w:color w:val="222222"/>
-                <w:sz w:val="19"/>
-              </w:rPr>
-              <w:t>Tom Rourke</w:t>
-            </w:r>
-          </w:p>
-        </w:tc>
-      </w:tr>
-    </w:tbl>
-    <w:p>
-      <w:pPr>
-        <w:spacing w:before="40" w:after="160" w:line="80" w:lineRule="auto"/>
-      </w:pPr>
-    </w:p>
-    <w:p>
-      <w:pPr>
-        <w:spacing w:before="0" w:after="240" w:line="427" w:lineRule="auto"/>
-        <w:ind w:firstLine="288"/>
-      </w:pPr>
-      <w:r>
-        <w:rPr>
-          <w:rFonts w:ascii="Liberation Serif" w:hAnsi="Liberation Serif" w:eastAsia="Liberation Serif" w:cs="Liberation Serif"/>
-          <w:color w:val="222222"/>
-          <w:sz w:val="24"/>
-        </w:rPr>
-        <w:t>If NTP on batch-01.oak.internal jumped, window math is garbage. I want that checked before I argue about 01. I will not reconstruct a minute-by-minute novel. I will reconstruct enough that Diego Alvarez can brief without calling me.</w:t>
-      </w:r>
-    </w:p>
-    <w:p>
-      <w:pPr>
-        <w:spacing w:before="0" w:after="240" w:line="427" w:lineRule="auto"/>
-        <w:ind w:firstLine="288"/>
-      </w:pPr>
-      <w:r>
-        <w:rPr>
-          <w:rFonts w:ascii="Liberation Serif" w:hAnsi="Liberation Serif" w:eastAsia="Liberation Serif" w:cs="Liberation Serif"/>
-          <w:color w:val="222222"/>
-          <w:sz w:val="24"/>
-        </w:rPr>
-        <w:t>After this clock, the remaining work is owned, or it is late. I will not add a fourth restart to make the timeline look shorter. Oakridge can have the user-visible version of this table. They cannot have internal hostnames.</w:t>
-      </w:r>
-    </w:p>
-    <w:p>
-      <w:pPr>
-        <w:spacing w:before="0" w:after="240" w:line="427" w:lineRule="auto"/>
-        <w:ind w:firstLine="288"/>
-      </w:pPr>
-      <w:r>
-        <w:rPr>
-          <w:rFonts w:ascii="Liberation Serif" w:hAnsi="Liberation Serif" w:eastAsia="Liberation Serif" w:cs="Liberation Serif"/>
-          <w:color w:val="222222"/>
-          <w:sz w:val="24"/>
-        </w:rPr>
-        <w:t>Clock for identifiers in chat, logs, or a support zip: ops/customer clock and match/extract clock are different. I will say which one I am using. batch-01.oak.internal NTP gets checked before I argue about 01. Tom Rourke can brief Diego Alvarez without calling me if this table in the heading above is right.</w:t>
-      </w:r>
-    </w:p>
-    <w:p>
-      <w:pPr>
-        <w:spacing w:before="0" w:after="240" w:line="427" w:lineRule="auto"/>
-        <w:ind w:firstLine="288"/>
-      </w:pPr>
-      <w:r>
-        <w:rPr>
-          <w:rFonts w:ascii="Liberation Serif" w:hAnsi="Liberation Serif" w:eastAsia="Liberation Serif" w:cs="Liberation Serif"/>
-          <w:color w:val="222222"/>
-          <w:sz w:val="24"/>
-        </w:rPr>
-        <w:t>Oakridge can have the user-visible clock. They cannot have batch-01.oak.internal. I will not reconstruct a minute novel. I will reconstruct enough to act.</w:t>
-      </w:r>
-    </w:p>
-    <w:p>
-      <w:pPr>
-        <w:spacing w:before="0" w:after="240" w:line="427" w:lineRule="auto"/>
-        <w:ind w:firstLine="288"/>
-      </w:pPr>
-      <w:r>
-        <w:rPr>
-          <w:rFonts w:ascii="Liberation Serif" w:hAnsi="Liberation Serif" w:eastAsia="Liberation Serif" w:cs="Liberation Serif"/>
-          <w:color w:val="222222"/>
-          <w:sz w:val="24"/>
-        </w:rPr>
-        <w:t>If NTP on batch-01.oak.internal is wrong, I will not debate 01. Fix the clock, then measure. Tom Rourke owns that check. Window math is garbage if the clock jumped. I will not reconstruct a minute novel to hide that.</w:t>
-      </w:r>
-    </w:p>
-    <w:p>
-      <w:pPr>
-        <w:pStyle w:val="Heading2"/>
-      </w:pPr>
-      <w:r>
-        <w:t>What would make me reopen OAK-SOP-2020-011 (raising retries on a poison record)</w:t>
-      </w:r>
-    </w:p>
-    <w:tbl>
-      <w:tblPr>
-        <w:tblW w:type="auto" w:w="0"/>
-        <w:tblLook w:firstColumn="1" w:firstRow="1" w:lastColumn="0" w:lastRow="0" w:noHBand="0" w:noVBand="1" w:val="04A0"/>
-      </w:tblPr>
-      <w:tblGrid>
-        <w:gridCol w:w="8928"/>
-      </w:tblGrid>
-      <w:tr>
-        <w:tc>
-          <w:tcPr>
-            <w:tcW w:type="dxa" w:w="8928"/>
-            <w:shd w:fill="E7EEF5" w:val="clear"/>
-            <w:tcBorders>
-              <w:top w:val="single" w:sz="10" w:space="0" w:color="1B365D"/>
-              <w:left w:val="single" w:sz="10" w:space="0" w:color="1B365D"/>
-              <w:bottom w:val="single" w:sz="10" w:space="0" w:color="1B365D"/>
-              <w:right w:val="single" w:sz="10" w:space="0" w:color="1B365D"/>
-            </w:tcBorders>
-            <w:tcMar>
-              <w:top w:w="80" w:type="dxa"/>
-              <w:left w:w="120" w:type="dxa"/>
-              <w:bottom w:w="90" w:type="dxa"/>
-              <w:right w:w="120" w:type="dxa"/>
-            </w:tcMar>
-          </w:tcPr>
-          <w:p>
-            <w:pPr>
-              <w:spacing w:before="0" w:after="80" w:line="220" w:lineRule="auto"/>
-            </w:pPr>
-            <w:r/>
-            <w:r>
-              <w:rPr>
-                <w:rFonts w:ascii="Liberation Sans" w:hAnsi="Liberation Sans" w:eastAsia="Liberation Sans" w:cs="Liberation Sans"/>
-                <w:b/>
-                <w:color w:val="1B365D"/>
-                <w:sz w:val="16"/>
-              </w:rPr>
-              <w:t>STILL THE CALL</w:t>
-            </w:r>
-          </w:p>
-          <w:p>
-            <w:pPr>
-              <w:spacing w:before="0" w:after="0" w:line="250" w:lineRule="auto"/>
-            </w:pPr>
-            <w:r>
-              <w:rPr>
-                <w:rFonts w:ascii="Liberation Serif" w:hAnsi="Liberation Serif" w:eastAsia="Liberation Serif" w:cs="Liberation Serif"/>
-                <w:color w:val="222222"/>
-                <w:sz w:val="21"/>
-              </w:rPr>
-              <w:t>The front of OAK-SOP-2020-011 still stands. raising retries on a poison record does not reopen it. Walt Hendricks owns OAK-4412. files.oak.internal stays in the path already named.</w:t>
-            </w:r>
-          </w:p>
-        </w:tc>
-      </w:tr>
-    </w:tbl>
-    <w:p>
-      <w:pPr>
-        <w:spacing w:before="80" w:after="160" w:line="80" w:lineRule="auto"/>
-      </w:pPr>
-    </w:p>
-    <w:p>
-      <w:pPr>
-        <w:spacing w:before="0" w:after="240" w:line="427" w:lineRule="auto"/>
-        <w:ind w:firstLine="288"/>
-      </w:pPr>
-      <w:r>
-        <w:rPr>
-          <w:rFonts w:ascii="Liberation Serif" w:hAnsi="Liberation Serif" w:eastAsia="Liberation Serif" w:cs="Liberation Serif"/>
-          <w:color w:val="222222"/>
-          <w:sz w:val="24"/>
-        </w:rPr>
-        <w:t>I will reopen this file if the measurement on files.oak.internal says the cutover is lying, if a freeze and a migrate disagree, or if Walt Hendricks puts a new date on OAK-4412 that the EM accepts. I will not reopen it because a meeting is booked, because a vendor offered a discount, or because someone found a blog post. Evidence is a dry-run count, a replay that used to be wrong, or a miss rate worse than the do-nothing line.</w:t>
-      </w:r>
-    </w:p>
-    <w:p>
-      <w:pPr>
-        <w:spacing w:before="0" w:after="240" w:line="427" w:lineRule="auto"/>
-        <w:ind w:firstLine="288"/>
-      </w:pPr>
-      <w:r>
-        <w:rPr>
-          <w:rFonts w:ascii="Liberation Serif" w:hAnsi="Liberation Serif" w:eastAsia="Liberation Serif" w:cs="Liberation Serif"/>
-          <w:color w:val="222222"/>
-          <w:sz w:val="24"/>
-        </w:rPr>
-        <w:t>If you are implementing, keep the rejected alternative dead. If you are on-call, start read-only. If you are Diego Alvarez, the ask is unchanged: pick the path in the main body or send it back with a named objection. Sample I would still defend: 3930 rows, 11 minutes, freeze respected. Strike this section if it ever fights the decision callout.</w:t>
-      </w:r>
-    </w:p>
-    <w:p>
-      <w:pPr>
-        <w:spacing w:before="0" w:after="240" w:line="427" w:lineRule="auto"/>
-        <w:ind w:firstLine="288"/>
-      </w:pPr>
-      <w:r>
-        <w:rPr>
-          <w:rFonts w:ascii="Liberation Serif" w:hAnsi="Liberation Serif" w:eastAsia="Liberation Serif" w:cs="Liberation Serif"/>
-          <w:color w:val="222222"/>
-          <w:sz w:val="24"/>
-        </w:rPr>
-        <w:t>This heading is the reopen rule. raising retries on a poison record is done when Walt Hendricks closes OAK-4412 or writes a new date.</w:t>
-      </w:r>
-    </w:p>
-    <w:p>
-      <w:pPr>
-        <w:spacing w:before="0" w:after="240" w:line="427" w:lineRule="auto"/>
-        <w:ind w:firstLine="288"/>
-      </w:pPr>
-      <w:r>
-        <w:rPr>
-          <w:rFonts w:ascii="Liberation Serif" w:hAnsi="Liberation Serif" w:eastAsia="Liberation Serif" w:cs="Liberation Serif"/>
-          <w:color w:val="222222"/>
-          <w:sz w:val="24"/>
-        </w:rPr>
-        <w:t>I reopen OAK-SOP-2020-011 for raising retries on a poison record only if the measurement on files.oak.internal says the cutover is lying, a freeze and a migrate disagree, or Walt Hendricks puts a new date on OAK-4412 that the EM accepts. I do not reopen for a booked meeting or a vendor discount.</w:t>
-      </w:r>
-    </w:p>
-    <w:p>
-      <w:pPr>
-        <w:spacing w:before="0" w:after="240" w:line="427" w:lineRule="auto"/>
-        <w:ind w:firstLine="288"/>
-      </w:pPr>
-      <w:r>
-        <w:rPr>
-          <w:rFonts w:ascii="Liberation Serif" w:hAnsi="Liberation Serif" w:eastAsia="Liberation Serif" w:cs="Liberation Serif"/>
-          <w:color w:val="222222"/>
-          <w:sz w:val="24"/>
-        </w:rPr>
-        <w:t>Evidence is a dry-run count, a replay that used to be wrong, or a miss rate worse than do-nothing. Everything else is noise. Strike this remainder if it fights the front callout.</w:t>
-      </w:r>
-    </w:p>
-    <w:p>
-      <w:pPr>
-        <w:spacing w:before="0" w:after="240" w:line="427" w:lineRule="auto"/>
-        <w:ind w:firstLine="288"/>
-      </w:pPr>
-      <w:r>
-        <w:rPr>
-          <w:rFonts w:ascii="Liberation Serif" w:hAnsi="Liberation Serif" w:eastAsia="Liberation Serif" w:cs="Liberation Serif"/>
-          <w:color w:val="222222"/>
-          <w:sz w:val="24"/>
-        </w:rPr>
-        <w:t>Reopen leftover is evidence, not volume of Slack. Dry-run count, bad replay, or miss rate worse than do-nothing. Walt Hendricks brings one of those or we stay closed. A booked meeting is not evidence. A vendor discount is not evidence.</w:t>
-      </w:r>
-    </w:p>
-    <w:p>
-      <w:pPr>
-        <w:pStyle w:val="Heading2"/>
-      </w:pPr>
-      <w:r>
-        <w:t>Questions I still get about dropping a column in the same release as the readers</w:t>
-      </w:r>
-    </w:p>
-    <w:p>
-      <w:pPr>
-        <w:spacing w:before="0" w:after="240" w:line="427" w:lineRule="auto"/>
-        <w:ind w:firstLine="288"/>
-      </w:pPr>
-      <w:r>
-        <w:rPr>
-          <w:rFonts w:ascii="Liberation Serif" w:hAnsi="Liberation Serif" w:eastAsia="Liberation Serif" w:cs="Liberation Serif"/>
-          <w:color w:val="222222"/>
-          <w:sz w:val="24"/>
-        </w:rPr>
-        <w:t>I am writing the answers here so they stop living in my inbox. Diego Alvarez can point at OAK-REQ-2019-014 instead of asking me to re-explain dropping a column in the same release as the readers on forgenet-ro-01.oak.internal.</w:t>
-      </w:r>
-    </w:p>
-    <w:p>
-      <w:pPr>
-        <w:pStyle w:val="ListBullet"/>
-        <w:spacing w:before="20" w:after="60" w:line="260" w:lineRule="auto"/>
-      </w:pPr>
-      <w:r>
-        <w:rPr>
-          <w:rFonts w:ascii="Liberation Serif" w:hAnsi="Liberation Serif" w:eastAsia="Liberation Serif" w:cs="Liberation Serif"/>
-          <w:color w:val="222222"/>
-          <w:sz w:val="24"/>
-        </w:rPr>
-        <w:t>Is v1 smaller than Oakridge asked in the hallway? Yes. That is the point.</w:t>
-      </w:r>
-    </w:p>
-    <w:p>
-      <w:pPr>
-        <w:pStyle w:val="ListBullet"/>
-        <w:spacing w:before="20" w:after="60" w:line="260" w:lineRule="auto"/>
-      </w:pPr>
-      <w:r>
-        <w:rPr>
-          <w:rFonts w:ascii="Liberation Serif" w:hAnsi="Liberation Serif" w:eastAsia="Liberation Serif" w:cs="Liberation Serif"/>
-          <w:color w:val="222222"/>
-          <w:sz w:val="24"/>
-        </w:rPr>
-        <w:t>Can we add the extra slice in this release? Only if Diego Alvarez signs it.</w:t>
-      </w:r>
-    </w:p>
-    <w:p>
-      <w:pPr>
-        <w:pStyle w:val="ListBullet"/>
-        <w:spacing w:before="20" w:after="60" w:line="260" w:lineRule="auto"/>
-      </w:pPr>
-      <w:r>
-        <w:rPr>
-          <w:rFonts w:ascii="Liberation Serif" w:hAnsi="Liberation Serif" w:eastAsia="Liberation Serif" w:cs="Liberation Serif"/>
-          <w:color w:val="222222"/>
-          <w:sz w:val="24"/>
-        </w:rPr>
-        <w:t>Is forgenet-ro-01.oak.internal a special case? No.</w:t>
-      </w:r>
-    </w:p>
-    <w:p>
-      <w:pPr>
-        <w:pStyle w:val="ListBullet"/>
-        <w:spacing w:before="20" w:after="60" w:line="260" w:lineRule="auto"/>
-      </w:pPr>
-      <w:r>
-        <w:rPr>
-          <w:rFonts w:ascii="Liberation Serif" w:hAnsi="Liberation Serif" w:eastAsia="Liberation Serif" w:cs="Liberation Serif"/>
-          <w:color w:val="222222"/>
-          <w:sz w:val="24"/>
-        </w:rPr>
-        <w:t>Who closes OAK-REQ-2019-014? Diego Alvarez.</w:t>
-      </w:r>
-    </w:p>
-    <w:p>
-      <w:pPr>
-        <w:pStyle w:val="ListBullet"/>
-        <w:spacing w:before="20" w:after="60" w:line="260" w:lineRule="auto"/>
-      </w:pPr>
-      <w:r>
-        <w:rPr>
-          <w:rFonts w:ascii="Liberation Serif" w:hAnsi="Liberation Serif" w:eastAsia="Liberation Serif" w:cs="Liberation Serif"/>
-          <w:color w:val="222222"/>
-          <w:sz w:val="24"/>
-        </w:rPr>
-        <w:t>What number do I cite? 02, or I say it is stale.</w:t>
-      </w:r>
-    </w:p>
-    <w:p>
-      <w:pPr>
-        <w:spacing w:before="0" w:after="240" w:line="427" w:lineRule="auto"/>
-        <w:ind w:firstLine="288"/>
-      </w:pPr>
-      <w:r>
-        <w:rPr>
-          <w:rFonts w:ascii="Liberation Serif" w:hAnsi="Liberation Serif" w:eastAsia="Liberation Serif" w:cs="Liberation Serif"/>
-          <w:color w:val="222222"/>
-          <w:sz w:val="24"/>
-        </w:rPr>
-        <w:t>If the answer changes, we change the front of OAK-SOP-2020-011 in review. We do not keep a shadow FAQ. Aman Kumar will not maintain two truths.</w:t>
-      </w:r>
-    </w:p>
-    <w:p>
-      <w:pPr>
-        <w:spacing w:before="0" w:after="240" w:line="427" w:lineRule="auto"/>
-        <w:ind w:firstLine="288"/>
-      </w:pPr>
-      <w:r>
-        <w:rPr>
-          <w:rFonts w:ascii="Liberation Serif" w:hAnsi="Liberation Serif" w:eastAsia="Liberation Serif" w:cs="Liberation Serif"/>
-          <w:color w:val="222222"/>
-          <w:sz w:val="24"/>
-        </w:rPr>
-        <w:t>The question I will not answer in Slack is 'can we just this once.' The answer is already no, and writing it on OAK-REQ-2019-014 is what makes it a record. If Aman Kumar needs a user-visible version, they get the comms leftover, not this list.</w:t>
-      </w:r>
-    </w:p>
-    <w:p>
-      <w:pPr>
-        <w:spacing w:before="0" w:after="240" w:line="427" w:lineRule="auto"/>
-        <w:ind w:firstLine="288"/>
-      </w:pPr>
-      <w:r>
-        <w:rPr>
-          <w:rFonts w:ascii="Liberation Serif" w:hAnsi="Liberation Serif" w:eastAsia="Liberation Serif" w:cs="Liberation Serif"/>
-          <w:color w:val="222222"/>
-          <w:sz w:val="24"/>
-        </w:rPr>
-        <w:t>Questions I still get about dropping a column in the same release as the readers, with the short answers: Is v1 smaller than people want? Yes. Is that a bug? No. Can we add it in the same release? Only if Diego Alvarez signs a new slice. Can forgenet-ro-01.oak.internal be a special case? No. Owner on the FAQ is Diego Alvarez via OAK-REQ-2019-014.</w:t>
-      </w:r>
-    </w:p>
-    <w:p>
-      <w:pPr>
-        <w:spacing w:before="0" w:after="240" w:line="427" w:lineRule="auto"/>
-        <w:ind w:firstLine="288"/>
-      </w:pPr>
-      <w:r>
-        <w:rPr>
-          <w:rFonts w:ascii="Liberation Serif" w:hAnsi="Liberation Serif" w:eastAsia="Liberation Serif" w:cs="Liberation Serif"/>
-          <w:color w:val="222222"/>
-          <w:sz w:val="24"/>
-        </w:rPr>
-        <w:t>I will not publish a second FAQ in Confluence that drifts. This file is the FAQ. If the answer changes, the front matter changes in review, not a comment thread.</w:t>
-      </w:r>
-    </w:p>
-    <w:p>
-      <w:pPr>
-        <w:spacing w:before="0" w:after="240" w:line="427" w:lineRule="auto"/>
-        <w:ind w:firstLine="288"/>
-      </w:pPr>
-      <w:r>
-        <w:rPr>
-          <w:rFonts w:ascii="Liberation Serif" w:hAnsi="Liberation Serif" w:eastAsia="Liberation Serif" w:cs="Liberation Serif"/>
-          <w:color w:val="222222"/>
-          <w:sz w:val="24"/>
-        </w:rPr>
-        <w:t>I will keep answering dropping a column in the same release as the readers from this file until OAK-REQ-2019-014 closes. I will not fork a FAQ. Two truths is how we shipped the last wrong field name. If the answer changes, the front of OAK-SOP-2020-011 changes in review.</w:t>
-      </w:r>
-    </w:p>
-    <w:p>
-      <w:pPr>
-        <w:pStyle w:val="Heading2"/>
-      </w:pPr>
-      <w:r>
-        <w:t>Freeze and calendar leftover (owner as a team name instead of a person)</w:t>
-      </w:r>
-    </w:p>
-    <w:p>
-      <w:pPr>
-        <w:spacing w:before="0" w:after="240" w:line="427" w:lineRule="auto"/>
-        <w:ind w:firstLine="288"/>
-      </w:pPr>
-      <w:r>
-        <w:rPr>
-          <w:rFonts w:ascii="Liberation Serif" w:hAnsi="Liberation Serif" w:eastAsia="Liberation Serif" w:cs="Liberation Serif"/>
-          <w:color w:val="222222"/>
-          <w:sz w:val="24"/>
-        </w:rPr>
-        <w:t>If the front of this file already named a freeze, owner as a team name instead of a person does not get a courtesy thaw on inv-api-01.oak.internal. A small apply is still an apply. SEV1 is the SOP definition. Elena Vasquez can argue SEV1 on OAK-TDD-2020-002 with a count, not with a demo time. I will not Helm-apply from a laptop because the window is 'almost over.'</w:t>
-      </w:r>
-    </w:p>
-    <w:p>
-      <w:pPr>
-        <w:spacing w:before="0" w:after="240" w:line="427" w:lineRule="auto"/>
-        <w:ind w:firstLine="288"/>
-      </w:pPr>
-      <w:r>
-        <w:rPr>
-          <w:rFonts w:ascii="Liberation Serif" w:hAnsi="Liberation Serif" w:eastAsia="Liberation Serif" w:cs="Liberation Serif"/>
-          <w:color w:val="222222"/>
-          <w:sz w:val="24"/>
-        </w:rPr>
-        <w:t>Calendar leftovers I will not hide inside owner as a team name instead of a person: weekend coverage that is not in the SLA, a plant shutdown, a clinical quiet hours window, month-end 16:00-21:00 ET. If the leftover date lands inside one of those, the date moves. The scope does not. Diego Alvarez hears the new date on OAK-TDD-2020-002.</w:t>
-      </w:r>
-    </w:p>
-    <w:p>
-      <w:pPr>
-        <w:spacing w:before="0" w:after="240" w:line="427" w:lineRule="auto"/>
-        <w:ind w:firstLine="288"/>
-      </w:pPr>
-      <w:r>
-        <w:rPr>
-          <w:rFonts w:ascii="Liberation Serif" w:hAnsi="Liberation Serif" w:eastAsia="Liberation Serif" w:cs="Liberation Serif"/>
-          <w:color w:val="222222"/>
-          <w:sz w:val="24"/>
-        </w:rPr>
-        <w:t>I will not book a change in the last 28 minutes of a freeze because the change is 'just config.' Config is a change. Aman Kumar has already lost that argument once and I am not losing it again on inv-api-01.oak.internal.</w:t>
-      </w:r>
-    </w:p>
-    <w:p>
-      <w:pPr>
-        <w:spacing w:before="0" w:after="240" w:line="427" w:lineRule="auto"/>
-        <w:ind w:firstLine="288"/>
-      </w:pPr>
-      <w:r>
-        <w:rPr>
-          <w:rFonts w:ascii="Liberation Serif" w:hAnsi="Liberation Serif" w:eastAsia="Liberation Serif" w:cs="Liberation Serif"/>
-          <w:color w:val="222222"/>
-          <w:sz w:val="24"/>
-        </w:rPr>
-        <w:t>Freeze math for owner as a team name instead of a person: if the window is already named in the front, a small apply is still an apply. inv-api-01.oak.internal does not get a courtesy thaw. SEV1 is the definition in the SOP, not a feeling. Elena Vasquez can argue SEV1 on OAK-TDD-2020-002 with a count.</w:t>
-      </w:r>
-    </w:p>
-    <w:p>
-      <w:pPr>
-        <w:spacing w:before="0" w:after="240" w:line="427" w:lineRule="auto"/>
-        <w:ind w:firstLine="288"/>
-      </w:pPr>
-      <w:r>
-        <w:rPr>
-          <w:rFonts w:ascii="Liberation Serif" w:hAnsi="Liberation Serif" w:eastAsia="Liberation Serif" w:cs="Liberation Serif"/>
-          <w:color w:val="222222"/>
-          <w:sz w:val="24"/>
-        </w:rPr>
-        <w:t>I will not Helm-apply from a laptop because the freeze 'is almost over.' Almost over is still freeze. April 2, 2020 is a date for leftover work, not a freeze exception.</w:t>
-      </w:r>
-    </w:p>
-    <w:p>
-      <w:pPr>
-        <w:spacing w:before="0" w:after="240" w:line="427" w:lineRule="auto"/>
-        <w:ind w:firstLine="288"/>
-      </w:pPr>
-      <w:r>
-        <w:rPr>
-          <w:rFonts w:ascii="Liberation Serif" w:hAnsi="Liberation Serif" w:eastAsia="Liberation Serif" w:cs="Liberation Serif"/>
-          <w:color w:val="222222"/>
-          <w:sz w:val="24"/>
-        </w:rPr>
-        <w:t>Freeze leftover: config is a change. Helm is a change. A tiny flag flip on inv-api-01.oak.internal is a change. Elena Vasquez can wait or they can argue SEV1 with a count on OAK-TDD-2020-002. Almost over is still freeze. I will not apply from a laptop.</w:t>
-      </w:r>
-    </w:p>
-    <w:p>
-      <w:pPr>
-        <w:pStyle w:val="Heading2"/>
-      </w:pPr>
-      <w:r>
-        <w:t>Names, not teams (rollback when the migrate already expanded)</w:t>
-      </w:r>
-    </w:p>
-    <w:p>
-      <w:pPr>
-        <w:spacing w:before="80" w:after="60" w:line="200" w:lineRule="auto"/>
-      </w:pPr>
-      <w:r>
-        <w:rPr>
-          <w:rFonts w:ascii="Liberation Sans" w:hAnsi="Liberation Sans" w:eastAsia="Liberation Sans" w:cs="Liberation Sans"/>
-          <w:i/>
-          <w:color w:val="555555"/>
-          <w:sz w:val="17"/>
-        </w:rPr>
-        <w:t>RACI for rollback when the migrate already expanded on OAK-DOC-2020-003. Team names are a defect.</w:t>
-      </w:r>
-    </w:p>
-    <w:tbl>
-      <w:tblPr>
-        <w:tblW w:type="auto" w:w="0"/>
-        <w:jc w:val="center"/>
-        <w:tblLayout w:type="autofit"/>
-        <w:tblLook w:firstColumn="1" w:firstRow="1" w:lastColumn="0" w:lastRow="0" w:noHBand="0" w:noVBand="1" w:val="04A0"/>
-      </w:tblPr>
-      <w:tblGrid>
-        <w:gridCol w:w="2976"/>
-        <w:gridCol w:w="2976"/>
-        <w:gridCol w:w="2976"/>
-      </w:tblGrid>
-      <w:tr>
-        <w:tc>
-          <w:tcPr>
-            <w:tcW w:type="dxa" w:w="2976"/>
-            <w:shd w:fill="1B365D" w:val="clear"/>
-            <w:tcBorders>
-              <w:top w:val="single" w:sz="4" w:space="0" w:color="1B365D"/>
-              <w:left w:val="single" w:sz="4" w:space="0" w:color="1B365D"/>
-              <w:bottom w:val="single" w:sz="4" w:space="0" w:color="1B365D"/>
-              <w:right w:val="single" w:sz="4" w:space="0" w:color="1B365D"/>
-            </w:tcBorders>
-            <w:tcMar>
-              <w:top w:w="50" w:type="dxa"/>
-              <w:left w:w="70" w:type="dxa"/>
-              <w:bottom w:w="50" w:type="dxa"/>
-              <w:right w:w="70" w:type="dxa"/>
-            </w:tcMar>
-          </w:tcPr>
-          <w:p>
-            <w:pPr>
-              <w:spacing w:before="0" w:after="0" w:line="230" w:lineRule="auto"/>
-            </w:pPr>
-            <w:r/>
-            <w:r>
-              <w:rPr>
-                <w:rFonts w:ascii="Liberation Sans" w:hAnsi="Liberation Sans" w:eastAsia="Liberation Sans" w:cs="Liberation Sans"/>
-                <w:b/>
-                <w:color w:val="FFFFFF"/>
-                <w:sz w:val="18"/>
-              </w:rPr>
-              <w:t>Role</w:t>
-            </w:r>
-          </w:p>
-        </w:tc>
-        <w:tc>
-          <w:tcPr>
-            <w:tcW w:type="dxa" w:w="2976"/>
-            <w:shd w:fill="1B365D" w:val="clear"/>
-            <w:tcBorders>
-              <w:top w:val="single" w:sz="4" w:space="0" w:color="1B365D"/>
-              <w:left w:val="single" w:sz="4" w:space="0" w:color="1B365D"/>
-              <w:bottom w:val="single" w:sz="4" w:space="0" w:color="1B365D"/>
-              <w:right w:val="single" w:sz="4" w:space="0" w:color="1B365D"/>
-            </w:tcBorders>
-            <w:tcMar>
-              <w:top w:w="50" w:type="dxa"/>
-              <w:left w:w="70" w:type="dxa"/>
-              <w:bottom w:w="50" w:type="dxa"/>
-              <w:right w:w="70" w:type="dxa"/>
-            </w:tcMar>
-          </w:tcPr>
-          <w:p>
-            <w:pPr>
-              <w:spacing w:before="0" w:after="0" w:line="230" w:lineRule="auto"/>
-            </w:pPr>
-            <w:r/>
-            <w:r>
-              <w:rPr>
-                <w:rFonts w:ascii="Liberation Sans" w:hAnsi="Liberation Sans" w:eastAsia="Liberation Sans" w:cs="Liberation Sans"/>
-                <w:b/>
-                <w:color w:val="FFFFFF"/>
-                <w:sz w:val="18"/>
-              </w:rPr>
-              <w:t>Person</w:t>
-            </w:r>
-          </w:p>
-        </w:tc>
-        <w:tc>
-          <w:tcPr>
-            <w:tcW w:type="dxa" w:w="2976"/>
-            <w:shd w:fill="1B365D" w:val="clear"/>
-            <w:tcBorders>
-              <w:top w:val="single" w:sz="4" w:space="0" w:color="1B365D"/>
-              <w:left w:val="single" w:sz="4" w:space="0" w:color="1B365D"/>
-              <w:bottom w:val="single" w:sz="4" w:space="0" w:color="1B365D"/>
-              <w:right w:val="single" w:sz="4" w:space="0" w:color="1B365D"/>
-            </w:tcBorders>
-            <w:tcMar>
-              <w:top w:w="50" w:type="dxa"/>
-              <w:left w:w="70" w:type="dxa"/>
-              <w:bottom w:w="50" w:type="dxa"/>
-              <w:right w:w="70" w:type="dxa"/>
-            </w:tcMar>
-          </w:tcPr>
-          <w:p>
-            <w:pPr>
-              <w:spacing w:before="0" w:after="0" w:line="230" w:lineRule="auto"/>
-            </w:pPr>
-            <w:r/>
-            <w:r>
-              <w:rPr>
-                <w:rFonts w:ascii="Liberation Sans" w:hAnsi="Liberation Sans" w:eastAsia="Liberation Sans" w:cs="Liberation Sans"/>
-                <w:b/>
-                <w:color w:val="FFFFFF"/>
-                <w:sz w:val="18"/>
-              </w:rPr>
-              <w:t>Notes</w:t>
-            </w:r>
-          </w:p>
-        </w:tc>
-      </w:tr>
-      <w:tr>
-        <w:tc>
-          <w:tcPr>
-            <w:tcW w:type="dxa" w:w="2976"/>
-            <w:shd w:fill="FFFFFF" w:val="clear"/>
-            <w:tcBorders>
-              <w:top w:val="single" w:sz="4" w:space="0" w:color="C5CDD6"/>
-              <w:left w:val="single" w:sz="4" w:space="0" w:color="C5CDD6"/>
-              <w:bottom w:val="single" w:sz="4" w:space="0" w:color="C5CDD6"/>
-              <w:right w:val="single" w:sz="4" w:space="0" w:color="C5CDD6"/>
-            </w:tcBorders>
-            <w:tcMar>
-              <w:top w:w="50" w:type="dxa"/>
-              <w:left w:w="70" w:type="dxa"/>
-              <w:bottom w:w="50" w:type="dxa"/>
-              <w:right w:w="70" w:type="dxa"/>
-            </w:tcMar>
-          </w:tcPr>
-          <w:p>
-            <w:pPr>
-              <w:spacing w:before="0" w:after="0" w:line="230" w:lineRule="auto"/>
-            </w:pPr>
-            <w:r/>
-            <w:r>
-              <w:rPr>
-                <w:rFonts w:ascii="Liberation Serif" w:hAnsi="Liberation Serif" w:eastAsia="Liberation Serif" w:cs="Liberation Serif"/>
-                <w:b w:val="0"/>
-                <w:color w:val="222222"/>
-                <w:sz w:val="19"/>
-              </w:rPr>
-              <w:t>Responsible</w:t>
-            </w:r>
-          </w:p>
-        </w:tc>
-        <w:tc>
-          <w:tcPr>
-            <w:tcW w:type="dxa" w:w="2976"/>
-            <w:shd w:fill="FFFFFF" w:val="clear"/>
-            <w:tcBorders>
-              <w:top w:val="single" w:sz="4" w:space="0" w:color="C5CDD6"/>
-              <w:left w:val="single" w:sz="4" w:space="0" w:color="C5CDD6"/>
-              <w:bottom w:val="single" w:sz="4" w:space="0" w:color="C5CDD6"/>
-              <w:right w:val="single" w:sz="4" w:space="0" w:color="C5CDD6"/>
-            </w:tcBorders>
-            <w:tcMar>
-              <w:top w:w="50" w:type="dxa"/>
-              <w:left w:w="70" w:type="dxa"/>
-              <w:bottom w:w="50" w:type="dxa"/>
-              <w:right w:w="70" w:type="dxa"/>
-            </w:tcMar>
-          </w:tcPr>
-          <w:p>
-            <w:pPr>
-              <w:spacing w:before="0" w:after="0" w:line="230" w:lineRule="auto"/>
-            </w:pPr>
-            <w:r/>
-            <w:r>
-              <w:rPr>
-                <w:rFonts w:ascii="Liberation Serif" w:hAnsi="Liberation Serif" w:eastAsia="Liberation Serif" w:cs="Liberation Serif"/>
-                <w:b w:val="0"/>
-                <w:color w:val="222222"/>
-                <w:sz w:val="19"/>
-              </w:rPr>
-              <w:t>Aman Kumar</w:t>
-            </w:r>
-          </w:p>
-        </w:tc>
-        <w:tc>
-          <w:tcPr>
-            <w:tcW w:type="dxa" w:w="2976"/>
-            <w:shd w:fill="FFFFFF" w:val="clear"/>
-            <w:tcBorders>
-              <w:top w:val="single" w:sz="4" w:space="0" w:color="C5CDD6"/>
-              <w:left w:val="single" w:sz="4" w:space="0" w:color="C5CDD6"/>
-              <w:bottom w:val="single" w:sz="4" w:space="0" w:color="C5CDD6"/>
-              <w:right w:val="single" w:sz="4" w:space="0" w:color="C5CDD6"/>
-            </w:tcBorders>
-            <w:tcMar>
-              <w:top w:w="50" w:type="dxa"/>
-              <w:left w:w="70" w:type="dxa"/>
-              <w:bottom w:w="50" w:type="dxa"/>
-              <w:right w:w="70" w:type="dxa"/>
-            </w:tcMar>
-          </w:tcPr>
-          <w:p>
-            <w:pPr>
-              <w:spacing w:before="0" w:after="0" w:line="230" w:lineRule="auto"/>
-            </w:pPr>
-            <w:r/>
-            <w:r>
-              <w:rPr>
-                <w:rFonts w:ascii="Liberation Serif" w:hAnsi="Liberation Serif" w:eastAsia="Liberation Serif" w:cs="Liberation Serif"/>
-                <w:b w:val="0"/>
-                <w:color w:val="222222"/>
-                <w:sz w:val="19"/>
-              </w:rPr>
-              <w:t>Does the work on batch-01.oak.internal</w:t>
-            </w:r>
-          </w:p>
-        </w:tc>
-      </w:tr>
-      <w:tr>
-        <w:tc>
-          <w:tcPr>
-            <w:tcW w:type="dxa" w:w="2976"/>
-            <w:shd w:fill="EEF2F6" w:val="clear"/>
-            <w:tcBorders>
-              <w:top w:val="single" w:sz="4" w:space="0" w:color="C5CDD6"/>
-              <w:left w:val="single" w:sz="4" w:space="0" w:color="C5CDD6"/>
-              <w:bottom w:val="single" w:sz="4" w:space="0" w:color="C5CDD6"/>
-              <w:right w:val="single" w:sz="4" w:space="0" w:color="C5CDD6"/>
-            </w:tcBorders>
-            <w:tcMar>
-              <w:top w:w="50" w:type="dxa"/>
-              <w:left w:w="70" w:type="dxa"/>
-              <w:bottom w:w="50" w:type="dxa"/>
-              <w:right w:w="70" w:type="dxa"/>
-            </w:tcMar>
-          </w:tcPr>
-          <w:p>
-            <w:pPr>
-              <w:spacing w:before="0" w:after="0" w:line="230" w:lineRule="auto"/>
-            </w:pPr>
-            <w:r/>
-            <w:r>
-              <w:rPr>
-                <w:rFonts w:ascii="Liberation Serif" w:hAnsi="Liberation Serif" w:eastAsia="Liberation Serif" w:cs="Liberation Serif"/>
-                <w:b w:val="0"/>
-                <w:color w:val="222222"/>
-                <w:sz w:val="19"/>
-              </w:rPr>
-              <w:t>Accountable</w:t>
-            </w:r>
-          </w:p>
-        </w:tc>
-        <w:tc>
-          <w:tcPr>
-            <w:tcW w:type="dxa" w:w="2976"/>
-            <w:shd w:fill="EEF2F6" w:val="clear"/>
-            <w:tcBorders>
-              <w:top w:val="single" w:sz="4" w:space="0" w:color="C5CDD6"/>
-              <w:left w:val="single" w:sz="4" w:space="0" w:color="C5CDD6"/>
-              <w:bottom w:val="single" w:sz="4" w:space="0" w:color="C5CDD6"/>
-              <w:right w:val="single" w:sz="4" w:space="0" w:color="C5CDD6"/>
-            </w:tcBorders>
-            <w:tcMar>
-              <w:top w:w="50" w:type="dxa"/>
-              <w:left w:w="70" w:type="dxa"/>
-              <w:bottom w:w="50" w:type="dxa"/>
-              <w:right w:w="70" w:type="dxa"/>
-            </w:tcMar>
-          </w:tcPr>
-          <w:p>
-            <w:pPr>
-              <w:spacing w:before="0" w:after="0" w:line="230" w:lineRule="auto"/>
-            </w:pPr>
-            <w:r/>
-            <w:r>
-              <w:rPr>
-                <w:rFonts w:ascii="Liberation Serif" w:hAnsi="Liberation Serif" w:eastAsia="Liberation Serif" w:cs="Liberation Serif"/>
-                <w:b w:val="0"/>
-                <w:color w:val="222222"/>
-                <w:sz w:val="19"/>
-              </w:rPr>
-              <w:t>Diego Alvarez</w:t>
-            </w:r>
-          </w:p>
-        </w:tc>
-        <w:tc>
-          <w:tcPr>
-            <w:tcW w:type="dxa" w:w="2976"/>
-            <w:shd w:fill="EEF2F6" w:val="clear"/>
-            <w:tcBorders>
-              <w:top w:val="single" w:sz="4" w:space="0" w:color="C5CDD6"/>
-              <w:left w:val="single" w:sz="4" w:space="0" w:color="C5CDD6"/>
-              <w:bottom w:val="single" w:sz="4" w:space="0" w:color="C5CDD6"/>
-              <w:right w:val="single" w:sz="4" w:space="0" w:color="C5CDD6"/>
-            </w:tcBorders>
-            <w:tcMar>
-              <w:top w:w="50" w:type="dxa"/>
-              <w:left w:w="70" w:type="dxa"/>
-              <w:bottom w:w="50" w:type="dxa"/>
-              <w:right w:w="70" w:type="dxa"/>
-            </w:tcMar>
-          </w:tcPr>
-          <w:p>
-            <w:pPr>
-              <w:spacing w:before="0" w:after="0" w:line="230" w:lineRule="auto"/>
-            </w:pPr>
-            <w:r/>
-            <w:r>
-              <w:rPr>
-                <w:rFonts w:ascii="Liberation Serif" w:hAnsi="Liberation Serif" w:eastAsia="Liberation Serif" w:cs="Liberation Serif"/>
-                <w:b w:val="0"/>
-                <w:color w:val="222222"/>
-                <w:sz w:val="19"/>
-              </w:rPr>
-              <w:t>One person. Signs the close.</w:t>
-            </w:r>
-          </w:p>
-        </w:tc>
-      </w:tr>
-      <w:tr>
-        <w:tc>
-          <w:tcPr>
-            <w:tcW w:type="dxa" w:w="2976"/>
-            <w:shd w:fill="FFFFFF" w:val="clear"/>
-            <w:tcBorders>
-              <w:top w:val="single" w:sz="4" w:space="0" w:color="C5CDD6"/>
-              <w:left w:val="single" w:sz="4" w:space="0" w:color="C5CDD6"/>
-              <w:bottom w:val="single" w:sz="4" w:space="0" w:color="C5CDD6"/>
-              <w:right w:val="single" w:sz="4" w:space="0" w:color="C5CDD6"/>
-            </w:tcBorders>
-            <w:tcMar>
-              <w:top w:w="50" w:type="dxa"/>
-              <w:left w:w="70" w:type="dxa"/>
-              <w:bottom w:w="50" w:type="dxa"/>
-              <w:right w:w="70" w:type="dxa"/>
-            </w:tcMar>
-          </w:tcPr>
-          <w:p>
-            <w:pPr>
-              <w:spacing w:before="0" w:after="0" w:line="230" w:lineRule="auto"/>
-            </w:pPr>
-            <w:r/>
-            <w:r>
-              <w:rPr>
-                <w:rFonts w:ascii="Liberation Serif" w:hAnsi="Liberation Serif" w:eastAsia="Liberation Serif" w:cs="Liberation Serif"/>
-                <w:b w:val="0"/>
-                <w:color w:val="222222"/>
-                <w:sz w:val="19"/>
-              </w:rPr>
-              <w:t>Consulted</w:t>
-            </w:r>
-          </w:p>
-        </w:tc>
-        <w:tc>
-          <w:tcPr>
-            <w:tcW w:type="dxa" w:w="2976"/>
-            <w:shd w:fill="FFFFFF" w:val="clear"/>
-            <w:tcBorders>
-              <w:top w:val="single" w:sz="4" w:space="0" w:color="C5CDD6"/>
-              <w:left w:val="single" w:sz="4" w:space="0" w:color="C5CDD6"/>
-              <w:bottom w:val="single" w:sz="4" w:space="0" w:color="C5CDD6"/>
-              <w:right w:val="single" w:sz="4" w:space="0" w:color="C5CDD6"/>
-            </w:tcBorders>
-            <w:tcMar>
-              <w:top w:w="50" w:type="dxa"/>
-              <w:left w:w="70" w:type="dxa"/>
-              <w:bottom w:w="50" w:type="dxa"/>
-              <w:right w:w="70" w:type="dxa"/>
-            </w:tcMar>
-          </w:tcPr>
-          <w:p>
-            <w:pPr>
-              <w:spacing w:before="0" w:after="0" w:line="230" w:lineRule="auto"/>
-            </w:pPr>
-            <w:r/>
-            <w:r>
-              <w:rPr>
-                <w:rFonts w:ascii="Liberation Serif" w:hAnsi="Liberation Serif" w:eastAsia="Liberation Serif" w:cs="Liberation Serif"/>
-                <w:b w:val="0"/>
-                <w:color w:val="222222"/>
-                <w:sz w:val="19"/>
-              </w:rPr>
-              <w:t>Elena Vasquez</w:t>
-            </w:r>
-          </w:p>
-        </w:tc>
-        <w:tc>
-          <w:tcPr>
-            <w:tcW w:type="dxa" w:w="2976"/>
-            <w:shd w:fill="FFFFFF" w:val="clear"/>
-            <w:tcBorders>
-              <w:top w:val="single" w:sz="4" w:space="0" w:color="C5CDD6"/>
-              <w:left w:val="single" w:sz="4" w:space="0" w:color="C5CDD6"/>
-              <w:bottom w:val="single" w:sz="4" w:space="0" w:color="C5CDD6"/>
-              <w:right w:val="single" w:sz="4" w:space="0" w:color="C5CDD6"/>
-            </w:tcBorders>
-            <w:tcMar>
-              <w:top w:w="50" w:type="dxa"/>
-              <w:left w:w="70" w:type="dxa"/>
-              <w:bottom w:w="50" w:type="dxa"/>
-              <w:right w:w="70" w:type="dxa"/>
-            </w:tcMar>
-          </w:tcPr>
-          <w:p>
-            <w:pPr>
-              <w:spacing w:before="0" w:after="0" w:line="230" w:lineRule="auto"/>
-            </w:pPr>
-            <w:r/>
-            <w:r>
-              <w:rPr>
-                <w:rFonts w:ascii="Liberation Serif" w:hAnsi="Liberation Serif" w:eastAsia="Liberation Serif" w:cs="Liberation Serif"/>
-                <w:b w:val="0"/>
-                <w:color w:val="222222"/>
-                <w:sz w:val="19"/>
-              </w:rPr>
-              <w:t>Reviewer, not a shadow owner</w:t>
-            </w:r>
-          </w:p>
-        </w:tc>
-      </w:tr>
-      <w:tr>
-        <w:tc>
-          <w:tcPr>
-            <w:tcW w:type="dxa" w:w="2976"/>
-            <w:shd w:fill="EEF2F6" w:val="clear"/>
-            <w:tcBorders>
-              <w:top w:val="single" w:sz="4" w:space="0" w:color="C5CDD6"/>
-              <w:left w:val="single" w:sz="4" w:space="0" w:color="C5CDD6"/>
-              <w:bottom w:val="single" w:sz="4" w:space="0" w:color="C5CDD6"/>
-              <w:right w:val="single" w:sz="4" w:space="0" w:color="C5CDD6"/>
-            </w:tcBorders>
-            <w:tcMar>
-              <w:top w:w="50" w:type="dxa"/>
-              <w:left w:w="70" w:type="dxa"/>
-              <w:bottom w:w="50" w:type="dxa"/>
-              <w:right w:w="70" w:type="dxa"/>
-            </w:tcMar>
-          </w:tcPr>
-          <w:p>
-            <w:pPr>
-              <w:spacing w:before="0" w:after="0" w:line="230" w:lineRule="auto"/>
-            </w:pPr>
-            <w:r/>
-            <w:r>
-              <w:rPr>
-                <w:rFonts w:ascii="Liberation Serif" w:hAnsi="Liberation Serif" w:eastAsia="Liberation Serif" w:cs="Liberation Serif"/>
-                <w:b w:val="0"/>
-                <w:color w:val="222222"/>
-                <w:sz w:val="19"/>
-              </w:rPr>
-              <w:t>Informed</w:t>
-            </w:r>
-          </w:p>
-        </w:tc>
-        <w:tc>
-          <w:tcPr>
-            <w:tcW w:type="dxa" w:w="2976"/>
-            <w:shd w:fill="EEF2F6" w:val="clear"/>
-            <w:tcBorders>
-              <w:top w:val="single" w:sz="4" w:space="0" w:color="C5CDD6"/>
-              <w:left w:val="single" w:sz="4" w:space="0" w:color="C5CDD6"/>
-              <w:bottom w:val="single" w:sz="4" w:space="0" w:color="C5CDD6"/>
-              <w:right w:val="single" w:sz="4" w:space="0" w:color="C5CDD6"/>
-            </w:tcBorders>
-            <w:tcMar>
-              <w:top w:w="50" w:type="dxa"/>
-              <w:left w:w="70" w:type="dxa"/>
-              <w:bottom w:w="50" w:type="dxa"/>
-              <w:right w:w="70" w:type="dxa"/>
-            </w:tcMar>
-          </w:tcPr>
-          <w:p>
-            <w:pPr>
-              <w:spacing w:before="0" w:after="0" w:line="230" w:lineRule="auto"/>
-            </w:pPr>
-            <w:r/>
-            <w:r>
-              <w:rPr>
-                <w:rFonts w:ascii="Liberation Serif" w:hAnsi="Liberation Serif" w:eastAsia="Liberation Serif" w:cs="Liberation Serif"/>
-                <w:b w:val="0"/>
-                <w:color w:val="222222"/>
-                <w:sz w:val="19"/>
-              </w:rPr>
-              <w:t>Aman Kumar</w:t>
-            </w:r>
-          </w:p>
-        </w:tc>
-        <w:tc>
-          <w:tcPr>
-            <w:tcW w:type="dxa" w:w="2976"/>
-            <w:shd w:fill="EEF2F6" w:val="clear"/>
-            <w:tcBorders>
-              <w:top w:val="single" w:sz="4" w:space="0" w:color="C5CDD6"/>
-              <w:left w:val="single" w:sz="4" w:space="0" w:color="C5CDD6"/>
-              <w:bottom w:val="single" w:sz="4" w:space="0" w:color="C5CDD6"/>
-              <w:right w:val="single" w:sz="4" w:space="0" w:color="C5CDD6"/>
-            </w:tcBorders>
-            <w:tcMar>
-              <w:top w:w="50" w:type="dxa"/>
-              <w:left w:w="70" w:type="dxa"/>
-              <w:bottom w:w="50" w:type="dxa"/>
-              <w:right w:w="70" w:type="dxa"/>
-            </w:tcMar>
-          </w:tcPr>
-          <w:p>
-            <w:pPr>
-              <w:spacing w:before="0" w:after="0" w:line="230" w:lineRule="auto"/>
-            </w:pPr>
-            <w:r/>
-            <w:r>
-              <w:rPr>
-                <w:rFonts w:ascii="Liberation Serif" w:hAnsi="Liberation Serif" w:eastAsia="Liberation Serif" w:cs="Liberation Serif"/>
-                <w:b w:val="0"/>
-                <w:color w:val="222222"/>
-                <w:sz w:val="19"/>
-              </w:rPr>
-              <w:t>Oakridge path; no hostnames</w:t>
-            </w:r>
-          </w:p>
-        </w:tc>
-      </w:tr>
-    </w:tbl>
-    <w:p>
-      <w:pPr>
-        <w:spacing w:before="40" w:after="160" w:line="80" w:lineRule="auto"/>
-      </w:pPr>
-    </w:p>
-    <w:p>
-      <w:pPr>
-        <w:spacing w:before="0" w:after="240" w:line="427" w:lineRule="auto"/>
-        <w:ind w:firstLine="288"/>
-      </w:pPr>
-      <w:r>
-        <w:rPr>
-          <w:rFonts w:ascii="Liberation Serif" w:hAnsi="Liberation Serif" w:eastAsia="Liberation Serif" w:cs="Liberation Serif"/>
-          <w:color w:val="222222"/>
-          <w:sz w:val="24"/>
-        </w:rPr>
-        <w:t>If two people think they are accountable, Diego Alvarez picks one on OAK-DOC-2020-003. If nobody is, rollback when the migrate already expanded has not started. Aman Kumar is the writer of this file. That is not the same as accountable unless the front already said so. I will rewrite any row that says 'platform' or 'ops' as a person before I call this done.</w:t>
-      </w:r>
-    </w:p>
-    <w:p>
-      <w:pPr>
-        <w:spacing w:before="0" w:after="240" w:line="427" w:lineRule="auto"/>
-        <w:ind w:firstLine="288"/>
-      </w:pPr>
-      <w:r>
-        <w:rPr>
-          <w:rFonts w:ascii="Liberation Serif" w:hAnsi="Liberation Serif" w:eastAsia="Liberation Serif" w:cs="Liberation Serif"/>
-          <w:color w:val="222222"/>
-          <w:sz w:val="24"/>
-        </w:rPr>
-        <w:t>Pages go to the responsible person, not to a Slack channel that everyone mutes. If Aman Kumar is out, the backup is a name on OAK-DOC-2020-003 the same day, not a hope that someone is watching batch-01.oak.internal.</w:t>
-      </w:r>
-    </w:p>
-    <w:p>
-      <w:pPr>
-        <w:spacing w:before="0" w:after="240" w:line="427" w:lineRule="auto"/>
-        <w:ind w:firstLine="288"/>
-      </w:pPr>
-      <w:r>
-        <w:rPr>
-          <w:rFonts w:ascii="Liberation Serif" w:hAnsi="Liberation Serif" w:eastAsia="Liberation Serif" w:cs="Liberation Serif"/>
-          <w:color w:val="222222"/>
-          <w:sz w:val="24"/>
-        </w:rPr>
-        <w:t>RACI I will actually use for rollback when the migrate already expanded: responsible Aman Kumar, accountable Diego Alvarez, consulted Fort Wayne, informed Aman Kumar. Ticket OAK-DOC-2020-003. A team name in any of those slots is a defect. I will rewrite it as a person.</w:t>
-      </w:r>
-    </w:p>
-    <w:p>
-      <w:pPr>
-        <w:spacing w:before="0" w:after="240" w:line="427" w:lineRule="auto"/>
-        <w:ind w:firstLine="288"/>
-      </w:pPr>
-      <w:r>
-        <w:rPr>
-          <w:rFonts w:ascii="Liberation Serif" w:hAnsi="Liberation Serif" w:eastAsia="Liberation Serif" w:cs="Liberation Serif"/>
-          <w:color w:val="222222"/>
-          <w:sz w:val="24"/>
-        </w:rPr>
-        <w:t>If two people think they are accountable, Diego Alvarez picks one. If nobody is, the work is not started. Aman Kumar is consulted on the writeup, not accountable for rollback when the migrate already expanded unless the front already said so.</w:t>
-      </w:r>
-    </w:p>
-    <w:p>
-      <w:pPr>
-        <w:spacing w:before="0" w:after="240" w:line="427" w:lineRule="auto"/>
-        <w:ind w:firstLine="288"/>
-      </w:pPr>
-      <w:r>
-        <w:rPr>
-          <w:rFonts w:ascii="Liberation Serif" w:hAnsi="Liberation Serif" w:eastAsia="Liberation Serif" w:cs="Liberation Serif"/>
-          <w:color w:val="222222"/>
-          <w:sz w:val="24"/>
-        </w:rPr>
-        <w:t>If a row in the RACI still says a team name next week, rollback when the migrate already expanded is not staffed. Aman Kumar fixes the row on OAK-DOC-2020-003 or we do not start. Pages go to a person. A muted channel is not an owner. Backup is a name written the same day.</w:t>
-      </w:r>
-    </w:p>
-    <w:p>
-      <w:pPr>
-        <w:pStyle w:val="Heading2"/>
-      </w:pPr>
-      <w:r>
-        <w:t>Dry-run before a write (poison versus lag versus empty-success)</w:t>
-      </w:r>
-    </w:p>
-    <w:p>
-      <w:pPr>
-        <w:spacing w:before="0" w:after="240" w:line="427" w:lineRule="auto"/>
-        <w:ind w:firstLine="288"/>
-      </w:pPr>
-      <w:r>
-        <w:rPr>
-          <w:rFonts w:ascii="Liberation Serif" w:hAnsi="Liberation Serif" w:eastAsia="Liberation Serif" w:cs="Liberation Serif"/>
-          <w:color w:val="222222"/>
-          <w:sz w:val="24"/>
-        </w:rPr>
-        <w:t>A dry-run for poison versus lag versus empty-success prints a count before it writes. If we cannot show that count on files.oak.internal, we abort. Fort Wayne pastes the output on OAK-MTG-2019-044. I will not accept 'it looked fine in the UI' or 'staging was green.' Staging has lied about partition count before.</w:t>
-      </w:r>
-    </w:p>
-    <w:p>
-      <w:pPr>
-        <w:spacing w:before="80" w:after="40" w:line="200" w:lineRule="auto"/>
-      </w:pPr>
-      <w:r>
-        <w:rPr>
-          <w:rFonts w:ascii="Liberation Sans" w:hAnsi="Liberation Sans" w:eastAsia="Liberation Sans" w:cs="Liberation Sans"/>
-          <w:i/>
-          <w:color w:val="555555"/>
-          <w:sz w:val="17"/>
-        </w:rPr>
-        <w:t>Shape of the dry-run, not a paste of production data. OAK-MTG-2019-044.</w:t>
-      </w:r>
-    </w:p>
-    <w:tbl>
-      <w:tblPr>
-        <w:tblW w:type="auto" w:w="0"/>
-        <w:tblLook w:firstColumn="1" w:firstRow="1" w:lastColumn="0" w:lastRow="0" w:noHBand="0" w:noVBand="1" w:val="04A0"/>
-      </w:tblPr>
-      <w:tblGrid>
-        <w:gridCol w:w="8928"/>
-      </w:tblGrid>
-      <w:tr>
-        <w:tc>
-          <w:tcPr>
-            <w:tcW w:type="dxa" w:w="8928"/>
-            <w:shd w:fill="F3F4F6" w:val="clear"/>
-            <w:tcBorders>
-              <w:top w:val="single" w:sz="6" w:space="0" w:color="C5CDD6"/>
-              <w:left w:val="single" w:sz="6" w:space="0" w:color="C5CDD6"/>
-              <w:bottom w:val="single" w:sz="6" w:space="0" w:color="C5CDD6"/>
-              <w:right w:val="single" w:sz="6" w:space="0" w:color="C5CDD6"/>
-            </w:tcBorders>
-            <w:tcMar>
-              <w:top w:w="90" w:type="dxa"/>
-              <w:left w:w="120" w:type="dxa"/>
-              <w:bottom w:w="90" w:type="dxa"/>
-              <w:right w:w="120" w:type="dxa"/>
-            </w:tcMar>
-          </w:tcPr>
-          <w:p>
-            <w:pPr>
-              <w:spacing w:before="0" w:after="0" w:line="220" w:lineRule="auto"/>
-            </w:pPr>
-            <w:r/>
-            <w:r>
-              <w:rPr>
-                <w:rFonts w:ascii="Liberation Mono" w:hAnsi="Liberation Mono" w:eastAsia="Liberation Mono" w:cs="Liberation Mono"/>
-                <w:color w:val="222222"/>
-                <w:sz w:val="17"/>
-              </w:rPr>
-              <w:t># OAK-SOP-2020-011 dry-run / poison versus lag versus empty-success</w:t>
-            </w:r>
-          </w:p>
-          <w:p>
-            <w:pPr>
-              <w:spacing w:before="0" w:after="0" w:line="220" w:lineRule="auto"/>
-            </w:pPr>
-            <w:r>
-              <w:rPr>
-                <w:rFonts w:ascii="Liberation Mono" w:hAnsi="Liberation Mono" w:eastAsia="Liberation Mono" w:cs="Liberation Mono"/>
-                <w:color w:val="222222"/>
-                <w:sz w:val="17"/>
-              </w:rPr>
-              <w:t># run on files.oak.internal or a listed replica, read-only</w:t>
-            </w:r>
-          </w:p>
-          <w:p>
-            <w:pPr>
-              <w:spacing w:before="0" w:after="0" w:line="220" w:lineRule="auto"/>
-            </w:pPr>
-            <w:r>
-              <w:rPr>
-                <w:rFonts w:ascii="Liberation Mono" w:hAnsi="Liberation Mono" w:eastAsia="Liberation Mono" w:cs="Liberation Mono"/>
-                <w:color w:val="222222"/>
-                <w:sz w:val="17"/>
-              </w:rPr>
-              <w:t>date -u</w:t>
-            </w:r>
-          </w:p>
-          <w:p>
-            <w:pPr>
-              <w:spacing w:before="0" w:after="0" w:line="220" w:lineRule="auto"/>
-            </w:pPr>
-            <w:r>
-              <w:rPr>
-                <w:rFonts w:ascii="Liberation Mono" w:hAnsi="Liberation Mono" w:eastAsia="Liberation Mono" w:cs="Liberation Mono"/>
-                <w:color w:val="222222"/>
-                <w:sz w:val="17"/>
-              </w:rPr>
-              <w:t># print the count the write would touch</w:t>
-            </w:r>
-          </w:p>
-          <w:p>
-            <w:pPr>
-              <w:spacing w:before="0" w:after="0" w:line="220" w:lineRule="auto"/>
-            </w:pPr>
-            <w:r>
-              <w:rPr>
-                <w:rFonts w:ascii="Liberation Mono" w:hAnsi="Liberation Mono" w:eastAsia="Liberation Mono" w:cs="Liberation Mono"/>
-                <w:color w:val="222222"/>
-                <w:sz w:val="17"/>
-              </w:rPr>
-              <w:t># abort if the count is 0, or larger than 3x the front-matter guess</w:t>
-            </w:r>
-          </w:p>
-          <w:p>
-            <w:pPr>
-              <w:spacing w:before="0" w:after="0" w:line="220" w:lineRule="auto"/>
-            </w:pPr>
-            <w:r>
-              <w:rPr>
-                <w:rFonts w:ascii="Liberation Mono" w:hAnsi="Liberation Mono" w:eastAsia="Liberation Mono" w:cs="Liberation Mono"/>
-                <w:color w:val="222222"/>
-                <w:sz w:val="17"/>
-              </w:rPr>
-              <w:t># write the number on OAK-MTG-2019-044 before any mutate</w:t>
-            </w:r>
-          </w:p>
-        </w:tc>
-      </w:tr>
-    </w:tbl>
-    <w:p>
-      <w:pPr>
-        <w:spacing w:before="40" w:after="160" w:line="80" w:lineRule="auto"/>
-      </w:pPr>
-    </w:p>
-    <w:p>
-      <w:pPr>
-        <w:spacing w:before="0" w:after="240" w:line="427" w:lineRule="auto"/>
-        <w:ind w:firstLine="288"/>
-      </w:pPr>
-      <w:r>
-        <w:rPr>
-          <w:rFonts w:ascii="Liberation Serif" w:hAnsi="Liberation Serif" w:eastAsia="Liberation Serif" w:cs="Liberation Serif"/>
-          <w:color w:val="222222"/>
-          <w:sz w:val="24"/>
-        </w:rPr>
-        <w:t>Abort is cheaper than a dual-run that violates the unique key. Dual-run that breaks uniqueness is a data incident. Elena Vasquez does not get to redefine uniqueness to hit a date. Aman Kumar will stop the job.</w:t>
-      </w:r>
-    </w:p>
-    <w:p>
-      <w:pPr>
-        <w:spacing w:before="0" w:after="240" w:line="427" w:lineRule="auto"/>
-        <w:ind w:firstLine="288"/>
-      </w:pPr>
-      <w:r>
-        <w:rPr>
-          <w:rFonts w:ascii="Liberation Serif" w:hAnsi="Liberation Serif" w:eastAsia="Liberation Serif" w:cs="Liberation Serif"/>
-          <w:color w:val="222222"/>
-          <w:sz w:val="24"/>
-        </w:rPr>
-        <w:t>If the dry-run count disagrees with 2018 by more than we can explain in one sentence, we do not 'split the difference.' We stop and Fort Wayne writes the discrepancy on OAK-MTG-2019-044.</w:t>
-      </w:r>
-    </w:p>
-    <w:p>
-      <w:pPr>
-        <w:spacing w:before="0" w:after="240" w:line="427" w:lineRule="auto"/>
-        <w:ind w:firstLine="288"/>
-      </w:pPr>
-      <w:r>
-        <w:rPr>
-          <w:rFonts w:ascii="Liberation Serif" w:hAnsi="Liberation Serif" w:eastAsia="Liberation Serif" w:cs="Liberation Serif"/>
-          <w:color w:val="222222"/>
-          <w:sz w:val="24"/>
-        </w:rPr>
-        <w:t>Dry-run for poison versus lag versus empty-success has to print a count before a write. If we cannot show that count on files.oak.internal, we abort. Fort Wayne keeps the output on OAK-MTG-2019-044. I will not accept 'it looked fine in the UI' as a dry-run.</w:t>
-      </w:r>
-    </w:p>
-    <w:p>
-      <w:pPr>
-        <w:spacing w:before="0" w:after="240" w:line="427" w:lineRule="auto"/>
-        <w:ind w:firstLine="288"/>
-      </w:pPr>
-      <w:r>
-        <w:rPr>
-          <w:rFonts w:ascii="Liberation Serif" w:hAnsi="Liberation Serif" w:eastAsia="Liberation Serif" w:cs="Liberation Serif"/>
-          <w:color w:val="222222"/>
-          <w:sz w:val="24"/>
-        </w:rPr>
-        <w:t>Abort is cheaper than a dual-run that violates the unique key. Dual-run that breaks uniqueness is a data incident, not a milestone. Priya Nair does not get to redefine uniqueness to hit April 4, 2020.</w:t>
-      </w:r>
-    </w:p>
-    <w:p>
-      <w:pPr>
-        <w:spacing w:before="0" w:after="240" w:line="427" w:lineRule="auto"/>
-        <w:ind w:firstLine="288"/>
-      </w:pPr>
-      <w:r>
-        <w:rPr>
-          <w:rFonts w:ascii="Liberation Serif" w:hAnsi="Liberation Serif" w:eastAsia="Liberation Serif" w:cs="Liberation Serif"/>
-          <w:color w:val="222222"/>
-          <w:sz w:val="24"/>
-        </w:rPr>
-        <w:t>Dry-run leftover: print the count, write it on OAK-MTG-2019-044, then maybe write. Fort Wayne does not get to invert that order because April 4, 2020 is close. If the count disagrees with 2018 and we cannot explain it in one sentence, we stop. We do not split the difference.</w:t>
-      </w:r>
-    </w:p>
-    <w:p>
-      <w:pPr>
-        <w:pStyle w:val="Heading1"/>
-      </w:pPr>
-      <w:r>
-        <w:t>Named leftovers still on OAK-SOP-2020-011</w:t>
-      </w:r>
-    </w:p>
-    <w:p>
-      <w:pPr>
-        <w:spacing w:before="0" w:after="240" w:line="427" w:lineRule="auto"/>
-        <w:ind w:firstLine="288"/>
+        <w:spacing w:before="0" w:after="200" w:line="403" w:lineRule="auto"/>
       </w:pPr>
       <w:r>
         <w:rPr>
@@ -15232,8 +12291,7 @@
     </w:p>
     <w:p>
       <w:pPr>
-        <w:spacing w:before="0" w:after="240" w:line="427" w:lineRule="auto"/>
-        <w:ind w:firstLine="288"/>
+        <w:spacing w:before="0" w:after="200" w:line="403" w:lineRule="auto"/>
       </w:pPr>
       <w:r>
         <w:rPr>
@@ -15241,13 +12299,12 @@
           <w:color w:val="222222"/>
           <w:sz w:val="24"/>
         </w:rPr>
-        <w:t>OAK-4412-22 still sits with Diego Alvarez. Host batch-01.oak.internal. Due March 23, 2020 unless they write a new date. Close is a decision, a refuse, or that date. I will not accept a status dump. Front-matter number I am not re-arguing: 01. If this leftover is done, Diego Alvarez marks OAK-4412-22 done. Aman Kumar will not keep a shadow list.</w:t>
+        <w:t>date pressure on pre-page: is this even a page is not a date, March 20, 2020 is if Priya Nair keeps it, schema order stays expand then backfill then contract, and I ping once and after that Priya Nair is late, not blocked.</w:t>
       </w:r>
     </w:p>
     <w:p>
       <w:pPr>
-        <w:spacing w:before="0" w:after="240" w:line="427" w:lineRule="auto"/>
-        <w:ind w:firstLine="288"/>
+        <w:spacing w:before="0" w:after="200" w:line="403" w:lineRule="auto"/>
       </w:pPr>
       <w:r>
         <w:rPr>
@@ -15255,13 +12312,12 @@
           <w:color w:val="222222"/>
           <w:sz w:val="24"/>
         </w:rPr>
-        <w:t>I still owe Elena Vasquez a usable remainder on OAK-4412, not a transcript. The leftover on files.oak.internal is whether we keep the path the front already named. Due March 25, 2020. If they need a user-visible line, it goes through the comms leftover, not this sentence. Number in play: 10.</w:t>
+        <w:t>after March 21, 2020, leftover access for poison versus lag versus empty-success is a bug, not a courtesy, pages go to a person, not a muted channel, and the call in the front still holds and this is leftover work only.</w:t>
       </w:r>
     </w:p>
     <w:p>
       <w:pPr>
-        <w:spacing w:before="0" w:after="240" w:line="427" w:lineRule="auto"/>
-        <w:ind w:firstLine="288"/>
+        <w:spacing w:before="0" w:after="200" w:line="403" w:lineRule="auto"/>
       </w:pPr>
       <w:r>
         <w:rPr>
@@ -15269,13 +12325,12 @@
           <w:color w:val="222222"/>
           <w:sz w:val="24"/>
         </w:rPr>
-        <w:t>Access leftover: if I can still write to forgenet-ro-01.oak.internal after March 27, 2020, revoke it. Aman Kumar either has the grant or the work is not theirs yet. Ticket OAK-REQ-2019-014. I will not leave a personal kubeconfig as a backup plan.</w:t>
+        <w:t>leftover who to wake after the read-only commands sits with Walt Hendricks on OAK-DOC-2020-003, no hostname belongs in the customer line, Walt Hendricks drafts and I review, and Aman Kumar will not keep a shadow list.</w:t>
       </w:r>
     </w:p>
     <w:p>
       <w:pPr>
-        <w:spacing w:before="0" w:after="240" w:line="427" w:lineRule="auto"/>
-        <w:ind w:firstLine="288"/>
+        <w:spacing w:before="0" w:after="200" w:line="403" w:lineRule="auto"/>
       </w:pPr>
       <w:r>
         <w:rPr>
@@ -15283,13 +12338,12 @@
           <w:color w:val="222222"/>
           <w:sz w:val="24"/>
         </w:rPr>
-        <w:t>Measurement leftover on inv-api-01.oak.internal: reprint the count before anyone claims OAK-TDD-2020-002 is done. Fort Wayne pastes it. If it disagrees with 15 and we cannot explain that in one sentence, we are not done. Due March 29, 2020.</w:t>
+        <w:t>Diego Alvarez asked for a one-line version of rollback when the migrate already expanded, schema order stays expand then backfill then contract, and close is yes, no, or a new date on OAK-MTG-2019-044 by March 23, 2020.</w:t>
       </w:r>
     </w:p>
     <w:p>
       <w:pPr>
-        <w:spacing w:before="0" w:after="240" w:line="427" w:lineRule="auto"/>
-        <w:ind w:firstLine="288"/>
+        <w:spacing w:before="0" w:after="200" w:line="403" w:lineRule="auto"/>
       </w:pPr>
       <w:r>
         <w:rPr>
@@ -15297,13 +12351,12 @@
           <w:color w:val="222222"/>
           <w:sz w:val="24"/>
         </w:rPr>
-        <w:t>Comms leftover for OAK-DOC-2020-003: no hostname, no payload. Priya Nair drafts, I review. If we are not done by March 31, 2020, the outbound line says we are not done and names the next update we can hit. Oakridge does not get batch-01.oak.internal.</w:t>
+        <w:t>if date pressure versus a date with owners is still fuzzy, OAK-4412-22 is the place to say so, pages go to a person, not a muted channel, and if this fights the front of OAK-SOP-2020-011, strike it.</w:t>
       </w:r>
     </w:p>
     <w:p>
       <w:pPr>
-        <w:spacing w:before="0" w:after="240" w:line="427" w:lineRule="auto"/>
-        <w:ind w:firstLine="288"/>
+        <w:spacing w:before="0" w:after="200" w:line="403" w:lineRule="auto"/>
       </w:pPr>
       <w:r>
         <w:rPr>
@@ -15311,13 +12364,12 @@
           <w:color w:val="222222"/>
           <w:sz w:val="24"/>
         </w:rPr>
-        <w:t>Test leftover: the case that maps to OAK-MTG-2019-044 still has to fail if someone cleans the fixture. Tom Rourke owns that fixture. Host if we soak: files.oak.internal. Due April 2, 2020. Skip is a ticket, not a comment.</w:t>
+        <w:t>do not treat the freeze clock versus a 'small apply' as polish, Aman Kumar either owns it or we drop it, no hostname belongs in the customer line, Aman Kumar drafts and I review, and a vendor discount is not evidence.</w:t>
       </w:r>
     </w:p>
     <w:p>
       <w:pPr>
-        <w:spacing w:before="0" w:after="240" w:line="427" w:lineRule="auto"/>
-        <w:ind w:firstLine="288"/>
+        <w:spacing w:before="0" w:after="200" w:line="403" w:lineRule="auto"/>
       </w:pPr>
       <w:r>
         <w:rPr>
@@ -15325,13 +12377,12 @@
           <w:color w:val="222222"/>
           <w:sz w:val="24"/>
         </w:rPr>
-        <w:t>Calendar leftover: April 4, 2020 versus the freeze already in the front. If they collide, Walt Hendricks moves OAK-4412-22, not the freeze. forgenet-ro-01.oak.internal does not get a thaw for a demo. Aman Kumar will not 'just apply config.'</w:t>
+        <w:t>Aman Kumar owes a close on identifiers in chat, logs, or a support zip by March 26, 2020, not a status emoji, schema order stays expand then backfill then contract, and the sample I would still defend uses the same clock as 02.</w:t>
       </w:r>
     </w:p>
     <w:p>
       <w:pPr>
-        <w:spacing w:before="0" w:after="240" w:line="427" w:lineRule="auto"/>
-        <w:ind w:firstLine="288"/>
+        <w:spacing w:before="0" w:after="200" w:line="403" w:lineRule="auto"/>
       </w:pPr>
       <w:r>
         <w:rPr>
@@ -15339,13 +12390,12 @@
           <w:color w:val="222222"/>
           <w:sz w:val="24"/>
         </w:rPr>
-        <w:t>Stop leftover: OAK-4412 is not a twin of OAK-REQ-2019-014. Keep one thread. Diego Alvarez on inv-api-01.oak.internal. If this paragraph fights the front of OAK-SOP-2020-011, strike it. Due April 6, 2020.</w:t>
+        <w:t>I parked a cleanup PR that renames a field on OAK-TDD-2020-002 so it is not Slack archaeology, pages go to a person, not a muted channel, and I will drop my leftover role the day Priya Nair takes OAK-TDD-2020-002.</w:t>
       </w:r>
     </w:p>
     <w:p>
       <w:pPr>
-        <w:spacing w:before="0" w:after="240" w:line="427" w:lineRule="auto"/>
-        <w:ind w:firstLine="288"/>
+        <w:spacing w:before="0" w:after="200" w:line="403" w:lineRule="auto"/>
       </w:pPr>
       <w:r>
         <w:rPr>
@@ -15353,13 +12403,12 @@
           <w:color w:val="222222"/>
           <w:sz w:val="24"/>
         </w:rPr>
-        <w:t>OAK-REQ-2019-014 still sits with Elena Vasquez. Host batch-01.oak.internal. Due April 8, 2020 unless they write a new date. Close is a decision, a refuse, or that date. I will not accept a status dump. Front-matter number I am not re-arguing: 62%. If this leftover is done, Elena Vasquez marks OAK-REQ-2019-014 done. Aman Kumar will not keep a shadow list.</w:t>
+        <w:t>Tom Rourke still has staging that is too small to catch the bug on OAK-DOC-2020-003, no hostname belongs in the customer line, Tom Rourke drafts and I review, and I will not mix clocks to make staging that is too small to catch the bug look healthier.</w:t>
       </w:r>
     </w:p>
     <w:p>
       <w:pPr>
-        <w:spacing w:before="0" w:after="240" w:line="427" w:lineRule="auto"/>
-        <w:ind w:firstLine="288"/>
+        <w:spacing w:before="0" w:after="200" w:line="403" w:lineRule="auto"/>
       </w:pPr>
       <w:r>
         <w:rPr>
@@ -15367,13 +12416,12 @@
           <w:color w:val="222222"/>
           <w:sz w:val="24"/>
         </w:rPr>
-        <w:t>I still owe Aman Kumar a usable remainder on OAK-TDD-2020-002, not a transcript. The leftover on files.oak.internal is whether we keep the path the front already named. Due April 10, 2020. If they need a user-visible line, it goes through the comms leftover, not this sentence. Number in play: 06.</w:t>
+        <w:t>date pressure on weekend coverage that is not in the SLA is not a date, March 18, 2020 is if Walt Hendricks keeps it, schema order stays expand then backfill then contract, and I ping once and after that Walt Hendricks is late, not blocked.</w:t>
       </w:r>
     </w:p>
     <w:p>
       <w:pPr>
-        <w:spacing w:before="0" w:after="240" w:line="427" w:lineRule="auto"/>
-        <w:ind w:firstLine="288"/>
+        <w:spacing w:before="0" w:after="200" w:line="403" w:lineRule="auto"/>
       </w:pPr>
       <w:r>
         <w:rPr>
@@ -15381,14 +12429,1236 @@
           <w:color w:val="222222"/>
           <w:sz w:val="24"/>
         </w:rPr>
-        <w:t>Access leftover: if I can still write to forgenet-ro-01.oak.internal after April 12, 2020, revoke it. Fort Wayne either has the grant or the work is not theirs yet. Ticket OAK-DOC-2020-003. I will not leave a personal kubeconfig as a backup plan.</w:t>
+        <w:t>after March 19, 2020, leftover access for a vendor overlay we already rejected is a bug, not a courtesy, pages go to a person, not a muted channel, and the call in the front still holds and this is leftover work only.</w:t>
+      </w:r>
+    </w:p>
+    <w:p>
+      <w:pPr>
+        <w:spacing w:before="0" w:after="200" w:line="403" w:lineRule="auto"/>
+      </w:pPr>
+      <w:r>
+        <w:rPr>
+          <w:rFonts w:ascii="Liberation Serif" w:hAnsi="Liberation Serif" w:eastAsia="Liberation Serif" w:cs="Liberation Serif"/>
+          <w:color w:val="222222"/>
+          <w:sz w:val="24"/>
+        </w:rPr>
+        <w:t>leftover replica lag after a count that looked fine sits with Elena Vasquez on OAK-4412, no hostname belongs in the customer line, Elena Vasquez drafts and I review, and Aman Kumar will not keep a shadow list.</w:t>
+      </w:r>
+    </w:p>
+    <w:p>
+      <w:pPr>
+        <w:spacing w:before="0" w:after="200" w:line="403" w:lineRule="auto"/>
+      </w:pPr>
+      <w:r>
+        <w:rPr>
+          <w:rFonts w:ascii="Liberation Serif" w:hAnsi="Liberation Serif" w:eastAsia="Liberation Serif" w:cs="Liberation Serif"/>
+          <w:color w:val="222222"/>
+          <w:sz w:val="24"/>
+        </w:rPr>
+        <w:t>Aman Kumar asked for a one-line version of secret skew that looks like 'no work', schema order stays expand then backfill then contract, and close is yes, no, or a new date on OAK-REQ-2019-014 by March 21, 2020.</w:t>
+      </w:r>
+    </w:p>
+    <w:p>
+      <w:pPr>
+        <w:spacing w:before="0" w:after="200" w:line="403" w:lineRule="auto"/>
+      </w:pPr>
+      <w:r>
+        <w:rPr>
+          <w:rFonts w:ascii="Liberation Serif" w:hAnsi="Liberation Serif" w:eastAsia="Liberation Serif" w:cs="Liberation Serif"/>
+          <w:color w:val="222222"/>
+          <w:sz w:val="24"/>
+        </w:rPr>
+        <w:t>if a dashboard screenshot standing in for a permalink is still fuzzy, OAK-TDD-2020-002 is the place to say so, pages go to a person, not a muted channel, and if this fights the front of OAK-SOP-2020-011, strike it.</w:t>
+      </w:r>
+    </w:p>
+    <w:p>
+      <w:pPr>
+        <w:spacing w:before="0" w:after="200" w:line="403" w:lineRule="auto"/>
+      </w:pPr>
+      <w:r>
+        <w:rPr>
+          <w:rFonts w:ascii="Liberation Serif" w:hAnsi="Liberation Serif" w:eastAsia="Liberation Serif" w:cs="Liberation Serif"/>
+          <w:color w:val="222222"/>
+          <w:sz w:val="24"/>
+        </w:rPr>
+        <w:t>do not treat owner as a team name instead of a person as polish, Priya Nair either owns it or we drop it, no hostname belongs in the customer line, Priya Nair drafts and I review, and a vendor discount is not evidence.</w:t>
+      </w:r>
+    </w:p>
+    <w:p>
+      <w:pPr>
+        <w:spacing w:before="0" w:after="200" w:line="403" w:lineRule="auto"/>
+      </w:pPr>
+      <w:r>
+        <w:rPr>
+          <w:rFonts w:ascii="Liberation Serif" w:hAnsi="Liberation Serif" w:eastAsia="Liberation Serif" w:cs="Liberation Serif"/>
+          <w:color w:val="222222"/>
+          <w:sz w:val="24"/>
+        </w:rPr>
+        <w:t>Aman Kumar owes a close on averaging QPS instead of testing the close by March 24, 2020, not a status emoji, schema order stays expand then backfill then contract, and the sample I would still defend uses the same clock as 10.24.</w:t>
+      </w:r>
+    </w:p>
+    <w:p>
+      <w:pPr>
+        <w:spacing w:before="0" w:after="200" w:line="403" w:lineRule="auto"/>
+      </w:pPr>
+      <w:r>
+        <w:rPr>
+          <w:rFonts w:ascii="Liberation Serif" w:hAnsi="Liberation Serif" w:eastAsia="Liberation Serif" w:cs="Liberation Serif"/>
+          <w:color w:val="222222"/>
+          <w:sz w:val="24"/>
+        </w:rPr>
+        <w:t>I parked dropping a column in the same release as the readers on OAK-4412-22 so it is not Slack archaeology, pages go to a person, not a muted channel, and I will drop my leftover role the day Walt Hendricks takes OAK-4412-22.</w:t>
+      </w:r>
+    </w:p>
+    <w:p>
+      <w:pPr>
+        <w:spacing w:before="0" w:after="200" w:line="403" w:lineRule="auto"/>
+      </w:pPr>
+      <w:r>
+        <w:rPr>
+          <w:rFonts w:ascii="Liberation Serif" w:hAnsi="Liberation Serif" w:eastAsia="Liberation Serif" w:cs="Liberation Serif"/>
+          <w:color w:val="222222"/>
+          <w:sz w:val="24"/>
+        </w:rPr>
+        <w:t>Diego Alvarez still has raising retries on a poison record on OAK-4412, no hostname belongs in the customer line, Diego Alvarez drafts and I review, and I will not mix clocks to make raising retries on a poison record look healthier.</w:t>
+      </w:r>
+    </w:p>
+    <w:p>
+      <w:pPr>
+        <w:spacing w:before="0" w:after="200" w:line="403" w:lineRule="auto"/>
+      </w:pPr>
+      <w:r>
+        <w:rPr>
+          <w:rFonts w:ascii="Liberation Serif" w:hAnsi="Liberation Serif" w:eastAsia="Liberation Serif" w:cs="Liberation Serif"/>
+          <w:color w:val="222222"/>
+          <w:sz w:val="24"/>
+        </w:rPr>
+        <w:t>date pressure on pre-page: is this even a page is not a date, March 27, 2020 is if Elena Vasquez keeps it, schema order stays expand then backfill then contract, and I ping once and after that Elena Vasquez is late, not blocked.</w:t>
+      </w:r>
+    </w:p>
+    <w:p>
+      <w:pPr>
+        <w:spacing w:before="0" w:after="200" w:line="403" w:lineRule="auto"/>
+      </w:pPr>
+      <w:r>
+        <w:rPr>
+          <w:rFonts w:ascii="Liberation Serif" w:hAnsi="Liberation Serif" w:eastAsia="Liberation Serif" w:cs="Liberation Serif"/>
+          <w:color w:val="222222"/>
+          <w:sz w:val="24"/>
+        </w:rPr>
+        <w:t>after March 28, 2020, leftover access for poison versus lag versus empty-success is a bug, not a courtesy, pages go to a person, not a muted channel, and the call in the front still holds and this is leftover work only.</w:t>
+      </w:r>
+    </w:p>
+    <w:p>
+      <w:pPr>
+        <w:spacing w:before="0" w:after="200" w:line="403" w:lineRule="auto"/>
+      </w:pPr>
+      <w:r>
+        <w:rPr>
+          <w:rFonts w:ascii="Liberation Serif" w:hAnsi="Liberation Serif" w:eastAsia="Liberation Serif" w:cs="Liberation Serif"/>
+          <w:color w:val="222222"/>
+          <w:sz w:val="24"/>
+        </w:rPr>
+        <w:t>leftover who to wake after the read-only commands sits with Fort Wayne on OAK-DOC-2020-003, no hostname belongs in the customer line, Fort Wayne drafts and I review, and Aman Kumar will not keep a shadow list.</w:t>
+      </w:r>
+    </w:p>
+    <w:p>
+      <w:pPr>
+        <w:spacing w:before="0" w:after="200" w:line="403" w:lineRule="auto"/>
+      </w:pPr>
+      <w:r>
+        <w:rPr>
+          <w:rFonts w:ascii="Liberation Serif" w:hAnsi="Liberation Serif" w:eastAsia="Liberation Serif" w:cs="Liberation Serif"/>
+          <w:color w:val="222222"/>
+          <w:sz w:val="24"/>
+        </w:rPr>
+        <w:t>Priya Nair asked for a one-line version of rollback when the migrate already expanded, schema order stays expand then backfill then contract, and close is yes, no, or a new date on OAK-MTG-2019-044 by March 19, 2020.</w:t>
+      </w:r>
+    </w:p>
+    <w:p>
+      <w:pPr>
+        <w:spacing w:before="0" w:after="200" w:line="403" w:lineRule="auto"/>
+      </w:pPr>
+      <w:r>
+        <w:rPr>
+          <w:rFonts w:ascii="Liberation Serif" w:hAnsi="Liberation Serif" w:eastAsia="Liberation Serif" w:cs="Liberation Serif"/>
+          <w:color w:val="222222"/>
+          <w:sz w:val="24"/>
+        </w:rPr>
+        <w:t>if date pressure versus a date with owners is still fuzzy, OAK-4412-22 is the place to say so, pages go to a person, not a muted channel, and if this fights the front of OAK-SOP-2020-011, strike it.</w:t>
+      </w:r>
+    </w:p>
+    <w:p>
+      <w:pPr>
+        <w:spacing w:before="0" w:after="200" w:line="403" w:lineRule="auto"/>
+      </w:pPr>
+      <w:r>
+        <w:rPr>
+          <w:rFonts w:ascii="Liberation Serif" w:hAnsi="Liberation Serif" w:eastAsia="Liberation Serif" w:cs="Liberation Serif"/>
+          <w:color w:val="222222"/>
+          <w:sz w:val="24"/>
+        </w:rPr>
+        <w:t>do not treat the freeze clock versus a 'small apply' as polish, Walt Hendricks either owns it or we drop it, no hostname belongs in the customer line, Walt Hendricks drafts and I review, and a vendor discount is not evidence.</w:t>
+      </w:r>
+    </w:p>
+    <w:p>
+      <w:pPr>
+        <w:spacing w:before="0" w:after="200" w:line="403" w:lineRule="auto"/>
+      </w:pPr>
+      <w:r>
+        <w:rPr>
+          <w:rFonts w:ascii="Liberation Serif" w:hAnsi="Liberation Serif" w:eastAsia="Liberation Serif" w:cs="Liberation Serif"/>
+          <w:color w:val="222222"/>
+          <w:sz w:val="24"/>
+        </w:rPr>
+        <w:t>Aman Kumar owes a close on identifiers in chat, logs, or a support zip by March 22, 2020, not a status emoji, schema order stays expand then backfill then contract, and the sample I would still defend uses the same clock as 62%.</w:t>
+      </w:r>
+    </w:p>
+    <w:p>
+      <w:pPr>
+        <w:spacing w:before="0" w:after="200" w:line="403" w:lineRule="auto"/>
+      </w:pPr>
+      <w:r>
+        <w:rPr>
+          <w:rFonts w:ascii="Liberation Serif" w:hAnsi="Liberation Serif" w:eastAsia="Liberation Serif" w:cs="Liberation Serif"/>
+          <w:color w:val="222222"/>
+          <w:sz w:val="24"/>
+        </w:rPr>
+        <w:t>I parked a cleanup PR that renames a field on OAK-TDD-2020-002 so it is not Slack archaeology, pages go to a person, not a muted channel, and I will drop my leftover role the day Elena Vasquez takes OAK-TDD-2020-002.</w:t>
+      </w:r>
+    </w:p>
+    <w:p>
+      <w:pPr>
+        <w:spacing w:before="0" w:after="200" w:line="403" w:lineRule="auto"/>
+      </w:pPr>
+      <w:r>
+        <w:rPr>
+          <w:rFonts w:ascii="Liberation Serif" w:hAnsi="Liberation Serif" w:eastAsia="Liberation Serif" w:cs="Liberation Serif"/>
+          <w:color w:val="222222"/>
+          <w:sz w:val="24"/>
+        </w:rPr>
+        <w:t>Aman Kumar still has staging that is too small to catch the bug on OAK-DOC-2020-003, no hostname belongs in the customer line, Aman Kumar drafts and I review, and I will not mix clocks to make staging that is too small to catch the bug look healthier.</w:t>
+      </w:r>
+    </w:p>
+    <w:p>
+      <w:pPr>
+        <w:spacing w:before="0" w:after="200" w:line="403" w:lineRule="auto"/>
+      </w:pPr>
+      <w:r>
+        <w:rPr>
+          <w:rFonts w:ascii="Liberation Serif" w:hAnsi="Liberation Serif" w:eastAsia="Liberation Serif" w:cs="Liberation Serif"/>
+          <w:color w:val="222222"/>
+          <w:sz w:val="24"/>
+        </w:rPr>
+        <w:t>date pressure on weekend coverage that is not in the SLA is not a date, March 25, 2020 is if Fort Wayne keeps it, schema order stays expand then backfill then contract, and I ping once and after that Fort Wayne is late, not blocked.</w:t>
+      </w:r>
+    </w:p>
+    <w:p>
+      <w:pPr>
+        <w:spacing w:before="0" w:after="200" w:line="403" w:lineRule="auto"/>
+      </w:pPr>
+      <w:r>
+        <w:rPr>
+          <w:rFonts w:ascii="Liberation Serif" w:hAnsi="Liberation Serif" w:eastAsia="Liberation Serif" w:cs="Liberation Serif"/>
+          <w:color w:val="222222"/>
+          <w:sz w:val="24"/>
+        </w:rPr>
+        <w:t>if pre-page: is this even a page is still fuzzy, OAK-4412-22 is the place to say so, pages go to a person, not a muted channel, and if this fights the front of OAK-SOP-2020-011, strike it.</w:t>
+      </w:r>
+    </w:p>
+    <w:p>
+      <w:pPr>
+        <w:spacing w:before="0" w:after="200" w:line="403" w:lineRule="auto"/>
+      </w:pPr>
+      <w:r>
+        <w:rPr>
+          <w:rFonts w:ascii="Liberation Serif" w:hAnsi="Liberation Serif" w:eastAsia="Liberation Serif" w:cs="Liberation Serif"/>
+          <w:color w:val="222222"/>
+          <w:sz w:val="24"/>
+        </w:rPr>
+        <w:t>do not treat poison versus lag versus empty-success as polish, Priya Nair either owns it or we drop it, no hostname belongs in the customer line, Priya Nair drafts and I review, and a vendor discount is not evidence.</w:t>
+      </w:r>
+    </w:p>
+    <w:p>
+      <w:pPr>
+        <w:spacing w:before="0" w:after="200" w:line="403" w:lineRule="auto"/>
+      </w:pPr>
+      <w:r>
+        <w:rPr>
+          <w:rFonts w:ascii="Liberation Serif" w:hAnsi="Liberation Serif" w:eastAsia="Liberation Serif" w:cs="Liberation Serif"/>
+          <w:color w:val="222222"/>
+          <w:sz w:val="24"/>
+        </w:rPr>
+        <w:t>Aman Kumar owes a close on who to wake after the read-only commands by March 22, 2020, not a status emoji, schema order stays expand then backfill then contract, and the sample I would still defend uses the same clock as 02.</w:t>
+      </w:r>
+    </w:p>
+    <w:p>
+      <w:pPr>
+        <w:spacing w:before="0" w:after="200" w:line="403" w:lineRule="auto"/>
+      </w:pPr>
+      <w:r>
+        <w:rPr>
+          <w:rFonts w:ascii="Liberation Serif" w:hAnsi="Liberation Serif" w:eastAsia="Liberation Serif" w:cs="Liberation Serif"/>
+          <w:color w:val="222222"/>
+          <w:sz w:val="24"/>
+        </w:rPr>
+        <w:t>I parked rollback when the migrate already expanded on OAK-TDD-2020-002 so it is not Slack archaeology, pages go to a person, not a muted channel, and I will drop my leftover role the day Walt Hendricks takes OAK-TDD-2020-002.</w:t>
+      </w:r>
+    </w:p>
+    <w:p>
+      <w:pPr>
+        <w:spacing w:before="0" w:after="200" w:line="403" w:lineRule="auto"/>
+      </w:pPr>
+      <w:r>
+        <w:rPr>
+          <w:rFonts w:ascii="Liberation Serif" w:hAnsi="Liberation Serif" w:eastAsia="Liberation Serif" w:cs="Liberation Serif"/>
+          <w:color w:val="222222"/>
+          <w:sz w:val="24"/>
+        </w:rPr>
+        <w:t>Diego Alvarez still has date pressure versus a date with owners on OAK-DOC-2020-003, no hostname belongs in the customer line, Diego Alvarez drafts and I review, and I will not mix clocks to make date pressure versus a date with owners look healthier.</w:t>
+      </w:r>
+    </w:p>
+    <w:p>
+      <w:pPr>
+        <w:spacing w:before="0" w:after="200" w:line="403" w:lineRule="auto"/>
+      </w:pPr>
+      <w:r>
+        <w:rPr>
+          <w:rFonts w:ascii="Liberation Serif" w:hAnsi="Liberation Serif" w:eastAsia="Liberation Serif" w:cs="Liberation Serif"/>
+          <w:color w:val="222222"/>
+          <w:sz w:val="24"/>
+        </w:rPr>
+        <w:t>date pressure on the freeze clock versus a 'small apply' is not a date, March 25, 2020 is if Elena Vasquez keeps it, schema order stays expand then backfill then contract, and I ping once and after that Elena Vasquez is late, not blocked.</w:t>
+      </w:r>
+    </w:p>
+    <w:p>
+      <w:pPr>
+        <w:spacing w:before="0" w:after="200" w:line="403" w:lineRule="auto"/>
+      </w:pPr>
+      <w:r>
+        <w:rPr>
+          <w:rFonts w:ascii="Liberation Serif" w:hAnsi="Liberation Serif" w:eastAsia="Liberation Serif" w:cs="Liberation Serif"/>
+          <w:color w:val="222222"/>
+          <w:sz w:val="24"/>
+        </w:rPr>
+        <w:t>after March 26, 2020, leftover access for identifiers in chat, logs, or a support zip is a bug, not a courtesy, pages go to a person, not a muted channel, and the call in the front still holds and this is leftover work only.</w:t>
+      </w:r>
+    </w:p>
+    <w:p>
+      <w:pPr>
+        <w:spacing w:before="0" w:after="200" w:line="403" w:lineRule="auto"/>
+      </w:pPr>
+      <w:r>
+        <w:rPr>
+          <w:rFonts w:ascii="Liberation Serif" w:hAnsi="Liberation Serif" w:eastAsia="Liberation Serif" w:cs="Liberation Serif"/>
+          <w:color w:val="222222"/>
+          <w:sz w:val="24"/>
+        </w:rPr>
+        <w:t>leftover a cleanup PR that renames a field sits with Fort Wayne on OAK-4412, no hostname belongs in the customer line, Fort Wayne drafts and I review, and Aman Kumar will not keep a shadow list.</w:t>
+      </w:r>
+    </w:p>
+    <w:p>
+      <w:pPr>
+        <w:spacing w:before="0" w:after="200" w:line="403" w:lineRule="auto"/>
+      </w:pPr>
+      <w:r>
+        <w:rPr>
+          <w:rFonts w:ascii="Liberation Serif" w:hAnsi="Liberation Serif" w:eastAsia="Liberation Serif" w:cs="Liberation Serif"/>
+          <w:color w:val="222222"/>
+          <w:sz w:val="24"/>
+        </w:rPr>
+        <w:t>Priya Nair asked for a one-line version of staging that is too small to catch the bug, schema order stays expand then backfill then contract, and close is yes, no, or a new date on OAK-REQ-2019-014 by March 28, 2020.</w:t>
+      </w:r>
+    </w:p>
+    <w:p>
+      <w:pPr>
+        <w:spacing w:before="0" w:after="200" w:line="403" w:lineRule="auto"/>
+      </w:pPr>
+      <w:r>
+        <w:rPr>
+          <w:rFonts w:ascii="Liberation Serif" w:hAnsi="Liberation Serif" w:eastAsia="Liberation Serif" w:cs="Liberation Serif"/>
+          <w:color w:val="222222"/>
+          <w:sz w:val="24"/>
+        </w:rPr>
+        <w:t>if weekend coverage that is not in the SLA is still fuzzy, OAK-TDD-2020-002 is the place to say so, pages go to a person, not a muted channel, and if this fights the front of OAK-SOP-2020-011, strike it.</w:t>
+      </w:r>
+    </w:p>
+    <w:p>
+      <w:pPr>
+        <w:spacing w:before="0" w:after="200" w:line="403" w:lineRule="auto"/>
+      </w:pPr>
+      <w:r>
+        <w:rPr>
+          <w:rFonts w:ascii="Liberation Serif" w:hAnsi="Liberation Serif" w:eastAsia="Liberation Serif" w:cs="Liberation Serif"/>
+          <w:color w:val="222222"/>
+          <w:sz w:val="24"/>
+        </w:rPr>
+        <w:t>do not treat a vendor overlay we already rejected as polish, Walt Hendricks either owns it or we drop it, no hostname belongs in the customer line, Walt Hendricks drafts and I review, and a vendor discount is not evidence.</w:t>
+      </w:r>
+    </w:p>
+    <w:p>
+      <w:pPr>
+        <w:spacing w:before="0" w:after="200" w:line="403" w:lineRule="auto"/>
+      </w:pPr>
+      <w:r>
+        <w:rPr>
+          <w:rFonts w:ascii="Liberation Serif" w:hAnsi="Liberation Serif" w:eastAsia="Liberation Serif" w:cs="Liberation Serif"/>
+          <w:color w:val="222222"/>
+          <w:sz w:val="24"/>
+        </w:rPr>
+        <w:t>Aman Kumar owes a close on replica lag after a count that looked fine by March 20, 2020, not a status emoji, schema order stays expand then backfill then contract, and the sample I would still defend uses the same clock as 10.24.</w:t>
+      </w:r>
+    </w:p>
+    <w:p>
+      <w:pPr>
+        <w:spacing w:before="0" w:after="200" w:line="403" w:lineRule="auto"/>
+      </w:pPr>
+      <w:r>
+        <w:rPr>
+          <w:rFonts w:ascii="Liberation Serif" w:hAnsi="Liberation Serif" w:eastAsia="Liberation Serif" w:cs="Liberation Serif"/>
+          <w:color w:val="222222"/>
+          <w:sz w:val="24"/>
+        </w:rPr>
+        <w:t>I parked secret skew that looks like 'no work' on OAK-4412-22 so it is not Slack archaeology, pages go to a person, not a muted channel, and I will drop my leftover role the day Elena Vasquez takes OAK-4412-22.</w:t>
+      </w:r>
+    </w:p>
+    <w:p>
+      <w:pPr>
+        <w:spacing w:before="0" w:after="200" w:line="403" w:lineRule="auto"/>
+      </w:pPr>
+      <w:r>
+        <w:rPr>
+          <w:rFonts w:ascii="Liberation Serif" w:hAnsi="Liberation Serif" w:eastAsia="Liberation Serif" w:cs="Liberation Serif"/>
+          <w:color w:val="222222"/>
+          <w:sz w:val="24"/>
+        </w:rPr>
+        <w:t>Aman Kumar still has a dashboard screenshot standing in for a permalink on OAK-4412, no hostname belongs in the customer line, Aman Kumar drafts and I review, and I will not mix clocks to make a dashboard screenshot standing in for a permalink look healthier.</w:t>
+      </w:r>
+    </w:p>
+    <w:p>
+      <w:pPr>
+        <w:spacing w:before="0" w:after="200" w:line="403" w:lineRule="auto"/>
+      </w:pPr>
+      <w:r>
+        <w:rPr>
+          <w:rFonts w:ascii="Liberation Serif" w:hAnsi="Liberation Serif" w:eastAsia="Liberation Serif" w:cs="Liberation Serif"/>
+          <w:color w:val="222222"/>
+          <w:sz w:val="24"/>
+        </w:rPr>
+        <w:t>date pressure on owner as a team name instead of a person is not a date, March 23, 2020 is if Fort Wayne keeps it, schema order stays expand then backfill then contract, and I ping once and after that Fort Wayne is late, not blocked.</w:t>
+      </w:r>
+    </w:p>
+    <w:p>
+      <w:pPr>
+        <w:spacing w:before="0" w:after="200" w:line="403" w:lineRule="auto"/>
+      </w:pPr>
+      <w:r>
+        <w:rPr>
+          <w:rFonts w:ascii="Liberation Serif" w:hAnsi="Liberation Serif" w:eastAsia="Liberation Serif" w:cs="Liberation Serif"/>
+          <w:color w:val="222222"/>
+          <w:sz w:val="24"/>
+        </w:rPr>
+        <w:t>after March 24, 2020, leftover access for averaging QPS instead of testing the close is a bug, not a courtesy, pages go to a person, not a muted channel, and the call in the front still holds and this is leftover work only.</w:t>
+      </w:r>
+    </w:p>
+    <w:p>
+      <w:pPr>
+        <w:spacing w:before="0" w:after="200" w:line="403" w:lineRule="auto"/>
+      </w:pPr>
+      <w:r>
+        <w:rPr>
+          <w:rFonts w:ascii="Liberation Serif" w:hAnsi="Liberation Serif" w:eastAsia="Liberation Serif" w:cs="Liberation Serif"/>
+          <w:color w:val="222222"/>
+          <w:sz w:val="24"/>
+        </w:rPr>
+        <w:t>leftover dropping a column in the same release as the readers sits with Tom Rourke on OAK-DOC-2020-003, no hostname belongs in the customer line, Tom Rourke drafts and I review, and Aman Kumar will not keep a shadow list.</w:t>
+      </w:r>
+    </w:p>
+    <w:p>
+      <w:pPr>
+        <w:spacing w:before="0" w:after="200" w:line="403" w:lineRule="auto"/>
+      </w:pPr>
+      <w:r>
+        <w:rPr>
+          <w:rFonts w:ascii="Liberation Serif" w:hAnsi="Liberation Serif" w:eastAsia="Liberation Serif" w:cs="Liberation Serif"/>
+          <w:color w:val="222222"/>
+          <w:sz w:val="24"/>
+        </w:rPr>
+        <w:t>Walt Hendricks asked for a one-line version of raising retries on a poison record, schema order stays expand then backfill then contract, and close is yes, no, or a new date on OAK-MTG-2019-044 by March 26, 2020.</w:t>
+      </w:r>
+    </w:p>
+    <w:p>
+      <w:pPr>
+        <w:spacing w:before="0" w:after="200" w:line="403" w:lineRule="auto"/>
+      </w:pPr>
+      <w:r>
+        <w:rPr>
+          <w:rFonts w:ascii="Liberation Serif" w:hAnsi="Liberation Serif" w:eastAsia="Liberation Serif" w:cs="Liberation Serif"/>
+          <w:color w:val="222222"/>
+          <w:sz w:val="24"/>
+        </w:rPr>
+        <w:t>if pre-page: is this even a page is still fuzzy, OAK-4412-22 is the place to say so, pages go to a person, not a muted channel, and if this fights the front of OAK-SOP-2020-011, strike it.</w:t>
+      </w:r>
+    </w:p>
+    <w:p>
+      <w:pPr>
+        <w:spacing w:before="0" w:after="200" w:line="403" w:lineRule="auto"/>
+      </w:pPr>
+      <w:r>
+        <w:rPr>
+          <w:rFonts w:ascii="Liberation Serif" w:hAnsi="Liberation Serif" w:eastAsia="Liberation Serif" w:cs="Liberation Serif"/>
+          <w:color w:val="222222"/>
+          <w:sz w:val="24"/>
+        </w:rPr>
+        <w:t>do not treat poison versus lag versus empty-success as polish, Elena Vasquez either owns it or we drop it, no hostname belongs in the customer line, Elena Vasquez drafts and I review, and a vendor discount is not evidence.</w:t>
+      </w:r>
+    </w:p>
+    <w:p>
+      <w:pPr>
+        <w:spacing w:before="0" w:after="200" w:line="403" w:lineRule="auto"/>
+      </w:pPr>
+      <w:r>
+        <w:rPr>
+          <w:rFonts w:ascii="Liberation Serif" w:hAnsi="Liberation Serif" w:eastAsia="Liberation Serif" w:cs="Liberation Serif"/>
+          <w:color w:val="222222"/>
+          <w:sz w:val="24"/>
+        </w:rPr>
+        <w:t>Aman Kumar owes a close on who to wake after the read-only commands by March 18, 2020, not a status emoji, schema order stays expand then backfill then contract, and the sample I would still defend uses the same clock as 62%.</w:t>
+      </w:r>
+    </w:p>
+    <w:p>
+      <w:pPr>
+        <w:spacing w:before="0" w:after="200" w:line="403" w:lineRule="auto"/>
+      </w:pPr>
+      <w:r>
+        <w:rPr>
+          <w:rFonts w:ascii="Liberation Serif" w:hAnsi="Liberation Serif" w:eastAsia="Liberation Serif" w:cs="Liberation Serif"/>
+          <w:color w:val="222222"/>
+          <w:sz w:val="24"/>
+        </w:rPr>
+        <w:t>I parked rollback when the migrate already expanded on OAK-TDD-2020-002 so it is not Slack archaeology, pages go to a person, not a muted channel, and I will drop my leftover role the day Fort Wayne takes OAK-TDD-2020-002.</w:t>
+      </w:r>
+    </w:p>
+    <w:p>
+      <w:pPr>
+        <w:spacing w:before="0" w:after="200" w:line="403" w:lineRule="auto"/>
+      </w:pPr>
+      <w:r>
+        <w:rPr>
+          <w:rFonts w:ascii="Liberation Serif" w:hAnsi="Liberation Serif" w:eastAsia="Liberation Serif" w:cs="Liberation Serif"/>
+          <w:color w:val="222222"/>
+          <w:sz w:val="24"/>
+        </w:rPr>
+        <w:t>Priya Nair still has date pressure versus a date with owners on OAK-DOC-2020-003, no hostname belongs in the customer line, Priya Nair drafts and I review, and I will not mix clocks to make date pressure versus a date with owners look healthier.</w:t>
+      </w:r>
+    </w:p>
+    <w:p>
+      <w:pPr>
+        <w:spacing w:before="0" w:after="200" w:line="403" w:lineRule="auto"/>
+      </w:pPr>
+      <w:r>
+        <w:rPr>
+          <w:rFonts w:ascii="Liberation Serif" w:hAnsi="Liberation Serif" w:eastAsia="Liberation Serif" w:cs="Liberation Serif"/>
+          <w:color w:val="222222"/>
+          <w:sz w:val="24"/>
+        </w:rPr>
+        <w:t>date pressure on the freeze clock versus a 'small apply' is not a date, March 21, 2020 is if Tom Rourke keeps it, schema order stays expand then backfill then contract, and I ping once and after that Tom Rourke is late, not blocked.</w:t>
+      </w:r>
+    </w:p>
+    <w:p>
+      <w:pPr>
+        <w:spacing w:before="0" w:after="200" w:line="403" w:lineRule="auto"/>
+      </w:pPr>
+      <w:r>
+        <w:rPr>
+          <w:rFonts w:ascii="Liberation Serif" w:hAnsi="Liberation Serif" w:eastAsia="Liberation Serif" w:cs="Liberation Serif"/>
+          <w:color w:val="222222"/>
+          <w:sz w:val="24"/>
+        </w:rPr>
+        <w:t>after March 22, 2020, leftover access for identifiers in chat, logs, or a support zip is a bug, not a courtesy, pages go to a person, not a muted channel, and the call in the front still holds and this is leftover work only.</w:t>
+      </w:r>
+    </w:p>
+    <w:p>
+      <w:pPr>
+        <w:spacing w:before="0" w:after="200" w:line="403" w:lineRule="auto"/>
+      </w:pPr>
+      <w:r>
+        <w:rPr>
+          <w:rFonts w:ascii="Liberation Serif" w:hAnsi="Liberation Serif" w:eastAsia="Liberation Serif" w:cs="Liberation Serif"/>
+          <w:color w:val="222222"/>
+          <w:sz w:val="24"/>
+        </w:rPr>
+        <w:t>leftover a cleanup PR that renames a field sits with Diego Alvarez on OAK-4412, no hostname belongs in the customer line, Diego Alvarez drafts and I review, and Aman Kumar will not keep a shadow list.</w:t>
+      </w:r>
+    </w:p>
+    <w:p>
+      <w:pPr>
+        <w:spacing w:before="0" w:after="200" w:line="403" w:lineRule="auto"/>
+      </w:pPr>
+      <w:r>
+        <w:rPr>
+          <w:rFonts w:ascii="Liberation Serif" w:hAnsi="Liberation Serif" w:eastAsia="Liberation Serif" w:cs="Liberation Serif"/>
+          <w:color w:val="222222"/>
+          <w:sz w:val="24"/>
+        </w:rPr>
+        <w:t>Elena Vasquez asked for a one-line version of staging that is too small to catch the bug, schema order stays expand then backfill then contract, and close is yes, no, or a new date on OAK-REQ-2019-014 by March 24, 2020.</w:t>
+      </w:r>
+    </w:p>
+    <w:p>
+      <w:pPr>
+        <w:spacing w:before="0" w:after="200" w:line="403" w:lineRule="auto"/>
+      </w:pPr>
+      <w:r>
+        <w:rPr>
+          <w:rFonts w:ascii="Liberation Serif" w:hAnsi="Liberation Serif" w:eastAsia="Liberation Serif" w:cs="Liberation Serif"/>
+          <w:color w:val="222222"/>
+          <w:sz w:val="24"/>
+        </w:rPr>
+        <w:t>if weekend coverage that is not in the SLA is still fuzzy, OAK-TDD-2020-002 is the place to say so, pages go to a person, not a muted channel, and if this fights the front of OAK-SOP-2020-011, strike it.</w:t>
+      </w:r>
+    </w:p>
+    <w:p>
+      <w:pPr>
+        <w:spacing w:before="0" w:after="200" w:line="403" w:lineRule="auto"/>
+      </w:pPr>
+      <w:r>
+        <w:rPr>
+          <w:rFonts w:ascii="Liberation Serif" w:hAnsi="Liberation Serif" w:eastAsia="Liberation Serif" w:cs="Liberation Serif"/>
+          <w:color w:val="222222"/>
+          <w:sz w:val="24"/>
+        </w:rPr>
+        <w:t>do not treat a vendor overlay we already rejected as polish, Fort Wayne either owns it or we drop it, no hostname belongs in the customer line, Fort Wayne drafts and I review, and a vendor discount is not evidence.</w:t>
+      </w:r>
+    </w:p>
+    <w:p>
+      <w:pPr>
+        <w:spacing w:before="0" w:after="200" w:line="403" w:lineRule="auto"/>
+      </w:pPr>
+      <w:r>
+        <w:rPr>
+          <w:rFonts w:ascii="Liberation Serif" w:hAnsi="Liberation Serif" w:eastAsia="Liberation Serif" w:cs="Liberation Serif"/>
+          <w:color w:val="222222"/>
+          <w:sz w:val="24"/>
+        </w:rPr>
+        <w:t>Aman Kumar owes a close on replica lag after a count that looked fine by March 27, 2020, not a status emoji, schema order stays expand then backfill then contract, and the sample I would still defend uses the same clock as 2018.</w:t>
+      </w:r>
+    </w:p>
+    <w:p>
+      <w:pPr>
+        <w:spacing w:before="0" w:after="200" w:line="403" w:lineRule="auto"/>
+      </w:pPr>
+      <w:r>
+        <w:rPr>
+          <w:rFonts w:ascii="Liberation Serif" w:hAnsi="Liberation Serif" w:eastAsia="Liberation Serif" w:cs="Liberation Serif"/>
+          <w:color w:val="222222"/>
+          <w:sz w:val="24"/>
+        </w:rPr>
+        <w:t>I parked secret skew that looks like 'no work' on OAK-4412-22 so it is not Slack archaeology, pages go to a person, not a muted channel, and I will drop my leftover role the day Tom Rourke takes OAK-4412-22.</w:t>
+      </w:r>
+    </w:p>
+    <w:p>
+      <w:pPr>
+        <w:spacing w:before="0" w:after="200" w:line="403" w:lineRule="auto"/>
+      </w:pPr>
+      <w:r>
+        <w:rPr>
+          <w:rFonts w:ascii="Liberation Serif" w:hAnsi="Liberation Serif" w:eastAsia="Liberation Serif" w:cs="Liberation Serif"/>
+          <w:color w:val="222222"/>
+          <w:sz w:val="24"/>
+        </w:rPr>
+        <w:t>Walt Hendricks still has a dashboard screenshot standing in for a permalink on OAK-4412, no hostname belongs in the customer line, Walt Hendricks drafts and I review, and I will not mix clocks to make a dashboard screenshot standing in for a permalink look healthier.</w:t>
+      </w:r>
+    </w:p>
+    <w:p>
+      <w:pPr>
+        <w:spacing w:before="0" w:after="200" w:line="403" w:lineRule="auto"/>
+      </w:pPr>
+      <w:r>
+        <w:rPr>
+          <w:rFonts w:ascii="Liberation Serif" w:hAnsi="Liberation Serif" w:eastAsia="Liberation Serif" w:cs="Liberation Serif"/>
+          <w:color w:val="222222"/>
+          <w:sz w:val="24"/>
+        </w:rPr>
+        <w:t>date pressure on owner as a team name instead of a person is not a date, March 19, 2020 is if Diego Alvarez keeps it, schema order stays expand then backfill then contract, and I ping once and after that Diego Alvarez is late, not blocked.</w:t>
+      </w:r>
+    </w:p>
+    <w:p>
+      <w:pPr>
+        <w:spacing w:before="0" w:after="200" w:line="403" w:lineRule="auto"/>
+      </w:pPr>
+      <w:r>
+        <w:rPr>
+          <w:rFonts w:ascii="Liberation Serif" w:hAnsi="Liberation Serif" w:eastAsia="Liberation Serif" w:cs="Liberation Serif"/>
+          <w:color w:val="222222"/>
+          <w:sz w:val="24"/>
+        </w:rPr>
+        <w:t>after March 20, 2020, leftover access for averaging QPS instead of testing the close is a bug, not a courtesy, pages go to a person, not a muted channel, and the call in the front still holds and this is leftover work only.</w:t>
+      </w:r>
+    </w:p>
+    <w:p>
+      <w:pPr>
+        <w:spacing w:before="0" w:after="200" w:line="403" w:lineRule="auto"/>
+      </w:pPr>
+      <w:r>
+        <w:rPr>
+          <w:rFonts w:ascii="Liberation Serif" w:hAnsi="Liberation Serif" w:eastAsia="Liberation Serif" w:cs="Liberation Serif"/>
+          <w:color w:val="222222"/>
+          <w:sz w:val="24"/>
+        </w:rPr>
+        <w:t>leftover dropping a column in the same release as the readers sits with Aman Kumar on OAK-DOC-2020-003, no hostname belongs in the customer line, Aman Kumar drafts and I review, and Aman Kumar will not keep a shadow list.</w:t>
+      </w:r>
+    </w:p>
+    <w:p>
+      <w:pPr>
+        <w:spacing w:before="0" w:after="200" w:line="403" w:lineRule="auto"/>
+      </w:pPr>
+      <w:r>
+        <w:rPr>
+          <w:rFonts w:ascii="Liberation Serif" w:hAnsi="Liberation Serif" w:eastAsia="Liberation Serif" w:cs="Liberation Serif"/>
+          <w:color w:val="222222"/>
+          <w:sz w:val="24"/>
+        </w:rPr>
+        <w:t>Fort Wayne asked for a one-line version of raising retries on a poison record, schema order stays expand then backfill then contract, and close is yes, no, or a new date on OAK-MTG-2019-044 by March 22, 2020.</w:t>
+      </w:r>
+    </w:p>
+    <w:p>
+      <w:pPr>
+        <w:spacing w:before="0" w:after="200" w:line="403" w:lineRule="auto"/>
+      </w:pPr>
+      <w:r>
+        <w:rPr>
+          <w:rFonts w:ascii="Liberation Serif" w:hAnsi="Liberation Serif" w:eastAsia="Liberation Serif" w:cs="Liberation Serif"/>
+          <w:color w:val="222222"/>
+          <w:sz w:val="24"/>
+        </w:rPr>
+        <w:t>if pre-page: is this even a page is still fuzzy, OAK-4412-22 is the place to say so, pages go to a person, not a muted channel, and if this fights the front of OAK-SOP-2020-011, strike it.</w:t>
+      </w:r>
+    </w:p>
+    <w:p>
+      <w:pPr>
+        <w:spacing w:before="0" w:after="200" w:line="403" w:lineRule="auto"/>
+      </w:pPr>
+      <w:r>
+        <w:rPr>
+          <w:rFonts w:ascii="Liberation Serif" w:hAnsi="Liberation Serif" w:eastAsia="Liberation Serif" w:cs="Liberation Serif"/>
+          <w:color w:val="222222"/>
+          <w:sz w:val="24"/>
+        </w:rPr>
+        <w:t>do not treat poison versus lag versus empty-success as polish, Tom Rourke either owns it or we drop it, no hostname belongs in the customer line, Tom Rourke drafts and I review, and a vendor discount is not evidence.</w:t>
+      </w:r>
+    </w:p>
+    <w:p>
+      <w:pPr>
+        <w:spacing w:before="0" w:after="200" w:line="403" w:lineRule="auto"/>
+      </w:pPr>
+      <w:r>
+        <w:rPr>
+          <w:rFonts w:ascii="Liberation Serif" w:hAnsi="Liberation Serif" w:eastAsia="Liberation Serif" w:cs="Liberation Serif"/>
+          <w:color w:val="222222"/>
+          <w:sz w:val="24"/>
+        </w:rPr>
+        <w:t>Aman Kumar owes a close on who to wake after the read-only commands by March 25, 2020, not a status emoji, schema order stays expand then backfill then contract, and the sample I would still defend uses the same clock as 02.</w:t>
+      </w:r>
+    </w:p>
+    <w:p>
+      <w:pPr>
+        <w:spacing w:before="0" w:after="200" w:line="403" w:lineRule="auto"/>
+      </w:pPr>
+      <w:r>
+        <w:rPr>
+          <w:rFonts w:ascii="Liberation Serif" w:hAnsi="Liberation Serif" w:eastAsia="Liberation Serif" w:cs="Liberation Serif"/>
+          <w:color w:val="222222"/>
+          <w:sz w:val="24"/>
+        </w:rPr>
+        <w:t>I parked rollback when the migrate already expanded on OAK-TDD-2020-002 so it is not Slack archaeology, pages go to a person, not a muted channel, and I will drop my leftover role the day Diego Alvarez takes OAK-TDD-2020-002.</w:t>
+      </w:r>
+    </w:p>
+    <w:p>
+      <w:pPr>
+        <w:spacing w:before="0" w:after="200" w:line="403" w:lineRule="auto"/>
+      </w:pPr>
+      <w:r>
+        <w:rPr>
+          <w:rFonts w:ascii="Liberation Serif" w:hAnsi="Liberation Serif" w:eastAsia="Liberation Serif" w:cs="Liberation Serif"/>
+          <w:color w:val="222222"/>
+          <w:sz w:val="24"/>
+        </w:rPr>
+        <w:t>Elena Vasquez still has date pressure versus a date with owners on OAK-DOC-2020-003, no hostname belongs in the customer line, Elena Vasquez drafts and I review, and I will not mix clocks to make date pressure versus a date with owners look healthier.</w:t>
+      </w:r>
+    </w:p>
+    <w:p>
+      <w:pPr>
+        <w:spacing w:before="0" w:after="200" w:line="403" w:lineRule="auto"/>
+      </w:pPr>
+      <w:r>
+        <w:rPr>
+          <w:rFonts w:ascii="Liberation Serif" w:hAnsi="Liberation Serif" w:eastAsia="Liberation Serif" w:cs="Liberation Serif"/>
+          <w:color w:val="222222"/>
+          <w:sz w:val="24"/>
+        </w:rPr>
+        <w:t>date pressure on the freeze clock versus a 'small apply' is not a date, March 28, 2020 is if Aman Kumar keeps it, schema order stays expand then backfill then contract, and I ping once and after that Aman Kumar is late, not blocked.</w:t>
+      </w:r>
+    </w:p>
+    <w:p>
+      <w:pPr>
+        <w:spacing w:before="0" w:after="200" w:line="403" w:lineRule="auto"/>
+      </w:pPr>
+      <w:r>
+        <w:rPr>
+          <w:rFonts w:ascii="Liberation Serif" w:hAnsi="Liberation Serif" w:eastAsia="Liberation Serif" w:cs="Liberation Serif"/>
+          <w:color w:val="222222"/>
+          <w:sz w:val="24"/>
+        </w:rPr>
+        <w:t>after March 18, 2020, leftover access for identifiers in chat, logs, or a support zip is a bug, not a courtesy, pages go to a person, not a muted channel, and the call in the front still holds and this is leftover work only.</w:t>
+      </w:r>
+    </w:p>
+    <w:p>
+      <w:pPr>
+        <w:spacing w:before="0" w:after="200" w:line="403" w:lineRule="auto"/>
+      </w:pPr>
+      <w:r>
+        <w:rPr>
+          <w:rFonts w:ascii="Liberation Serif" w:hAnsi="Liberation Serif" w:eastAsia="Liberation Serif" w:cs="Liberation Serif"/>
+          <w:color w:val="222222"/>
+          <w:sz w:val="24"/>
+        </w:rPr>
+        <w:t>leftover a cleanup PR that renames a field sits with Priya Nair on OAK-4412, no hostname belongs in the customer line, Priya Nair drafts and I review, and Aman Kumar will not keep a shadow list.</w:t>
+      </w:r>
+    </w:p>
+    <w:p>
+      <w:pPr>
+        <w:spacing w:before="0" w:after="200" w:line="403" w:lineRule="auto"/>
+      </w:pPr>
+      <w:r>
+        <w:rPr>
+          <w:rFonts w:ascii="Liberation Serif" w:hAnsi="Liberation Serif" w:eastAsia="Liberation Serif" w:cs="Liberation Serif"/>
+          <w:color w:val="222222"/>
+          <w:sz w:val="24"/>
+        </w:rPr>
+        <w:t>Tom Rourke asked for a one-line version of staging that is too small to catch the bug, schema order stays expand then backfill then contract, and close is yes, no, or a new date on OAK-REQ-2019-014 by March 20, 2020.</w:t>
+      </w:r>
+    </w:p>
+    <w:p>
+      <w:pPr>
+        <w:spacing w:before="0" w:after="200" w:line="403" w:lineRule="auto"/>
+      </w:pPr>
+      <w:r>
+        <w:rPr>
+          <w:rFonts w:ascii="Liberation Serif" w:hAnsi="Liberation Serif" w:eastAsia="Liberation Serif" w:cs="Liberation Serif"/>
+          <w:color w:val="222222"/>
+          <w:sz w:val="24"/>
+        </w:rPr>
+        <w:t>if weekend coverage that is not in the SLA is still fuzzy, OAK-TDD-2020-002 is the place to say so, pages go to a person, not a muted channel, and if this fights the front of OAK-SOP-2020-011, strike it.</w:t>
+      </w:r>
+    </w:p>
+    <w:p>
+      <w:pPr>
+        <w:spacing w:before="0" w:after="200" w:line="403" w:lineRule="auto"/>
+      </w:pPr>
+      <w:r>
+        <w:rPr>
+          <w:rFonts w:ascii="Liberation Serif" w:hAnsi="Liberation Serif" w:eastAsia="Liberation Serif" w:cs="Liberation Serif"/>
+          <w:color w:val="222222"/>
+          <w:sz w:val="24"/>
+        </w:rPr>
+        <w:t>do not treat a vendor overlay we already rejected as polish, Diego Alvarez either owns it or we drop it, no hostname belongs in the customer line, Diego Alvarez drafts and I review, and a vendor discount is not evidence.</w:t>
+      </w:r>
+    </w:p>
+    <w:p>
+      <w:pPr>
+        <w:spacing w:before="0" w:after="200" w:line="403" w:lineRule="auto"/>
+      </w:pPr>
+      <w:r>
+        <w:rPr>
+          <w:rFonts w:ascii="Liberation Serif" w:hAnsi="Liberation Serif" w:eastAsia="Liberation Serif" w:cs="Liberation Serif"/>
+          <w:color w:val="222222"/>
+          <w:sz w:val="24"/>
+        </w:rPr>
+        <w:t>Aman Kumar owes a close on replica lag after a count that looked fine by March 23, 2020, not a status emoji, schema order stays expand then backfill then contract, and the sample I would still defend uses the same clock as 10.24.</w:t>
+      </w:r>
+    </w:p>
+    <w:p>
+      <w:pPr>
+        <w:spacing w:before="0" w:after="200" w:line="403" w:lineRule="auto"/>
+      </w:pPr>
+      <w:r>
+        <w:rPr>
+          <w:rFonts w:ascii="Liberation Serif" w:hAnsi="Liberation Serif" w:eastAsia="Liberation Serif" w:cs="Liberation Serif"/>
+          <w:color w:val="222222"/>
+          <w:sz w:val="24"/>
+        </w:rPr>
+        <w:t>I parked secret skew that looks like 'no work' on OAK-4412-22 so it is not Slack archaeology, pages go to a person, not a muted channel, and I will drop my leftover role the day Aman Kumar takes OAK-4412-22.</w:t>
+      </w:r>
+    </w:p>
+    <w:p>
+      <w:pPr>
+        <w:spacing w:before="0" w:after="200" w:line="403" w:lineRule="auto"/>
+      </w:pPr>
+      <w:r>
+        <w:rPr>
+          <w:rFonts w:ascii="Liberation Serif" w:hAnsi="Liberation Serif" w:eastAsia="Liberation Serif" w:cs="Liberation Serif"/>
+          <w:color w:val="222222"/>
+          <w:sz w:val="24"/>
+        </w:rPr>
+        <w:t>Fort Wayne still has a dashboard screenshot standing in for a permalink on OAK-4412, no hostname belongs in the customer line, Fort Wayne drafts and I review, and I will not mix clocks to make a dashboard screenshot standing in for a permalink look healthier.</w:t>
+      </w:r>
+    </w:p>
+    <w:p>
+      <w:pPr>
+        <w:spacing w:before="0" w:after="200" w:line="403" w:lineRule="auto"/>
+      </w:pPr>
+      <w:r>
+        <w:rPr>
+          <w:rFonts w:ascii="Liberation Serif" w:hAnsi="Liberation Serif" w:eastAsia="Liberation Serif" w:cs="Liberation Serif"/>
+          <w:color w:val="222222"/>
+          <w:sz w:val="24"/>
+        </w:rPr>
+        <w:t>date pressure on owner as a team name instead of a person is not a date, March 26, 2020 is if Priya Nair keeps it, schema order stays expand then backfill then contract, and I ping once and after that Priya Nair is late, not blocked.</w:t>
+      </w:r>
+    </w:p>
+    <w:p>
+      <w:pPr>
+        <w:spacing w:before="0" w:after="200" w:line="403" w:lineRule="auto"/>
+      </w:pPr>
+      <w:r>
+        <w:rPr>
+          <w:rFonts w:ascii="Liberation Serif" w:hAnsi="Liberation Serif" w:eastAsia="Liberation Serif" w:cs="Liberation Serif"/>
+          <w:color w:val="222222"/>
+          <w:sz w:val="24"/>
+        </w:rPr>
+        <w:t>after March 27, 2020, leftover access for averaging QPS instead of testing the close is a bug, not a courtesy, pages go to a person, not a muted channel, and the call in the front still holds and this is leftover work only.</w:t>
+      </w:r>
+    </w:p>
+    <w:p>
+      <w:pPr>
+        <w:spacing w:before="0" w:after="200" w:line="403" w:lineRule="auto"/>
+      </w:pPr>
+      <w:r>
+        <w:rPr>
+          <w:rFonts w:ascii="Liberation Serif" w:hAnsi="Liberation Serif" w:eastAsia="Liberation Serif" w:cs="Liberation Serif"/>
+          <w:color w:val="222222"/>
+          <w:sz w:val="24"/>
+        </w:rPr>
+        <w:t>leftover dropping a column in the same release as the readers sits with Walt Hendricks on OAK-DOC-2020-003, no hostname belongs in the customer line, Walt Hendricks drafts and I review, and Aman Kumar will not keep a shadow list.</w:t>
+      </w:r>
+    </w:p>
+    <w:p>
+      <w:pPr>
+        <w:spacing w:before="0" w:after="200" w:line="403" w:lineRule="auto"/>
+      </w:pPr>
+      <w:r>
+        <w:rPr>
+          <w:rFonts w:ascii="Liberation Serif" w:hAnsi="Liberation Serif" w:eastAsia="Liberation Serif" w:cs="Liberation Serif"/>
+          <w:color w:val="222222"/>
+          <w:sz w:val="24"/>
+        </w:rPr>
+        <w:t>Diego Alvarez asked for a one-line version of raising retries on a poison record, schema order stays expand then backfill then contract, and close is yes, no, or a new date on OAK-MTG-2019-044 by March 18, 2020.</w:t>
+      </w:r>
+    </w:p>
+    <w:p>
+      <w:pPr>
+        <w:spacing w:before="0" w:after="200" w:line="403" w:lineRule="auto"/>
+      </w:pPr>
+      <w:r>
+        <w:rPr>
+          <w:rFonts w:ascii="Liberation Serif" w:hAnsi="Liberation Serif" w:eastAsia="Liberation Serif" w:cs="Liberation Serif"/>
+          <w:color w:val="222222"/>
+          <w:sz w:val="24"/>
+        </w:rPr>
+        <w:t>if pre-page: is this even a page is still fuzzy, OAK-4412-22 is the place to say so, pages go to a person, not a muted channel, and if this fights the front of OAK-SOP-2020-011, strike it.</w:t>
+      </w:r>
+    </w:p>
+    <w:p>
+      <w:pPr>
+        <w:spacing w:before="0" w:after="200" w:line="403" w:lineRule="auto"/>
+      </w:pPr>
+      <w:r>
+        <w:rPr>
+          <w:rFonts w:ascii="Liberation Serif" w:hAnsi="Liberation Serif" w:eastAsia="Liberation Serif" w:cs="Liberation Serif"/>
+          <w:color w:val="222222"/>
+          <w:sz w:val="24"/>
+        </w:rPr>
+        <w:t>do not treat poison versus lag versus empty-success as polish, Aman Kumar either owns it or we drop it, no hostname belongs in the customer line, Aman Kumar drafts and I review, and a vendor discount is not evidence.</w:t>
+      </w:r>
+    </w:p>
+    <w:p>
+      <w:pPr>
+        <w:spacing w:before="0" w:after="200" w:line="403" w:lineRule="auto"/>
+      </w:pPr>
+      <w:r>
+        <w:rPr>
+          <w:rFonts w:ascii="Liberation Serif" w:hAnsi="Liberation Serif" w:eastAsia="Liberation Serif" w:cs="Liberation Serif"/>
+          <w:color w:val="222222"/>
+          <w:sz w:val="24"/>
+        </w:rPr>
+        <w:t>Aman Kumar owes a close on who to wake after the read-only commands by March 21, 2020, not a status emoji, schema order stays expand then backfill then contract, and the sample I would still defend uses the same clock as 62%.</w:t>
+      </w:r>
+    </w:p>
+    <w:p>
+      <w:pPr>
+        <w:spacing w:before="0" w:after="200" w:line="403" w:lineRule="auto"/>
+      </w:pPr>
+      <w:r>
+        <w:rPr>
+          <w:rFonts w:ascii="Liberation Serif" w:hAnsi="Liberation Serif" w:eastAsia="Liberation Serif" w:cs="Liberation Serif"/>
+          <w:color w:val="222222"/>
+          <w:sz w:val="24"/>
+        </w:rPr>
+        <w:t>I parked rollback when the migrate already expanded on OAK-TDD-2020-002 so it is not Slack archaeology, pages go to a person, not a muted channel, and I will drop my leftover role the day Priya Nair takes OAK-TDD-2020-002.</w:t>
+      </w:r>
+    </w:p>
+    <w:p>
+      <w:pPr>
+        <w:spacing w:before="0" w:after="200" w:line="403" w:lineRule="auto"/>
+      </w:pPr>
+      <w:r>
+        <w:rPr>
+          <w:rFonts w:ascii="Liberation Serif" w:hAnsi="Liberation Serif" w:eastAsia="Liberation Serif" w:cs="Liberation Serif"/>
+          <w:color w:val="222222"/>
+          <w:sz w:val="24"/>
+        </w:rPr>
+        <w:t>Tom Rourke still has date pressure versus a date with owners on OAK-DOC-2020-003, no hostname belongs in the customer line, Tom Rourke drafts and I review, and I will not mix clocks to make date pressure versus a date with owners look healthier.</w:t>
+      </w:r>
+    </w:p>
+    <w:p>
+      <w:pPr>
+        <w:spacing w:before="0" w:after="200" w:line="403" w:lineRule="auto"/>
+      </w:pPr>
+      <w:r>
+        <w:rPr>
+          <w:rFonts w:ascii="Liberation Serif" w:hAnsi="Liberation Serif" w:eastAsia="Liberation Serif" w:cs="Liberation Serif"/>
+          <w:color w:val="222222"/>
+          <w:sz w:val="24"/>
+        </w:rPr>
+        <w:t>date pressure on the freeze clock versus a 'small apply' is not a date, March 24, 2020 is if Walt Hendricks keeps it, schema order stays expand then backfill then contract, and I ping once and after that Walt Hendricks is late, not blocked.</w:t>
+      </w:r>
+    </w:p>
+    <w:p>
+      <w:pPr>
+        <w:spacing w:before="0" w:after="200" w:line="403" w:lineRule="auto"/>
+      </w:pPr>
+      <w:r>
+        <w:rPr>
+          <w:rFonts w:ascii="Liberation Serif" w:hAnsi="Liberation Serif" w:eastAsia="Liberation Serif" w:cs="Liberation Serif"/>
+          <w:color w:val="222222"/>
+          <w:sz w:val="24"/>
+        </w:rPr>
+        <w:t>after March 25, 2020, leftover access for identifiers in chat, logs, or a support zip is a bug, not a courtesy, pages go to a person, not a muted channel, and the call in the front still holds and this is leftover work only.</w:t>
+      </w:r>
+    </w:p>
+    <w:p>
+      <w:pPr>
+        <w:spacing w:before="0" w:after="200" w:line="403" w:lineRule="auto"/>
+      </w:pPr>
+      <w:r>
+        <w:rPr>
+          <w:rFonts w:ascii="Liberation Serif" w:hAnsi="Liberation Serif" w:eastAsia="Liberation Serif" w:cs="Liberation Serif"/>
+          <w:color w:val="222222"/>
+          <w:sz w:val="24"/>
+        </w:rPr>
+        <w:t>leftover a cleanup PR that renames a field sits with Elena Vasquez on OAK-4412, no hostname belongs in the customer line, Elena Vasquez drafts and I review, and Aman Kumar will not keep a shadow list.</w:t>
+      </w:r>
+    </w:p>
+    <w:p>
+      <w:pPr>
+        <w:spacing w:before="0" w:after="200" w:line="403" w:lineRule="auto"/>
+      </w:pPr>
+      <w:r>
+        <w:rPr>
+          <w:rFonts w:ascii="Liberation Serif" w:hAnsi="Liberation Serif" w:eastAsia="Liberation Serif" w:cs="Liberation Serif"/>
+          <w:color w:val="222222"/>
+          <w:sz w:val="24"/>
+        </w:rPr>
+        <w:t>Aman Kumar asked for a one-line version of staging that is too small to catch the bug, schema order stays expand then backfill then contract, and close is yes, no, or a new date on OAK-REQ-2019-014 by March 27, 2020.</w:t>
+      </w:r>
+    </w:p>
+    <w:p>
+      <w:pPr>
+        <w:spacing w:before="0" w:after="200" w:line="403" w:lineRule="auto"/>
+      </w:pPr>
+      <w:r>
+        <w:rPr>
+          <w:rFonts w:ascii="Liberation Serif" w:hAnsi="Liberation Serif" w:eastAsia="Liberation Serif" w:cs="Liberation Serif"/>
+          <w:color w:val="222222"/>
+          <w:sz w:val="24"/>
+        </w:rPr>
+        <w:t>if weekend coverage that is not in the SLA is still fuzzy, OAK-TDD-2020-002 is the place to say so, pages go to a person, not a muted channel, and if this fights the front of OAK-SOP-2020-011, strike it.</w:t>
+      </w:r>
+    </w:p>
+    <w:p>
+      <w:pPr>
+        <w:spacing w:before="0" w:after="200" w:line="403" w:lineRule="auto"/>
+      </w:pPr>
+      <w:r>
+        <w:rPr>
+          <w:rFonts w:ascii="Liberation Serif" w:hAnsi="Liberation Serif" w:eastAsia="Liberation Serif" w:cs="Liberation Serif"/>
+          <w:color w:val="222222"/>
+          <w:sz w:val="24"/>
+        </w:rPr>
+        <w:t>do not treat a vendor overlay we already rejected as polish, Priya Nair either owns it or we drop it, no hostname belongs in the customer line, Priya Nair drafts and I review, and a vendor discount is not evidence.</w:t>
+      </w:r>
+    </w:p>
+    <w:p>
+      <w:pPr>
+        <w:spacing w:before="0" w:after="200" w:line="403" w:lineRule="auto"/>
+      </w:pPr>
+      <w:r>
+        <w:rPr>
+          <w:rFonts w:ascii="Liberation Serif" w:hAnsi="Liberation Serif" w:eastAsia="Liberation Serif" w:cs="Liberation Serif"/>
+          <w:color w:val="222222"/>
+          <w:sz w:val="24"/>
+        </w:rPr>
+        <w:t>Aman Kumar owes a close on replica lag after a count that looked fine by March 19, 2020, not a status emoji, schema order stays expand then backfill then contract, and the sample I would still defend uses the same clock as 2018.</w:t>
+      </w:r>
+    </w:p>
+    <w:p>
+      <w:pPr>
+        <w:spacing w:before="0" w:after="200" w:line="403" w:lineRule="auto"/>
+      </w:pPr>
+      <w:r>
+        <w:rPr>
+          <w:rFonts w:ascii="Liberation Serif" w:hAnsi="Liberation Serif" w:eastAsia="Liberation Serif" w:cs="Liberation Serif"/>
+          <w:color w:val="222222"/>
+          <w:sz w:val="24"/>
+        </w:rPr>
+        <w:t>I parked secret skew that looks like 'no work' on OAK-4412-22 so it is not Slack archaeology, pages go to a person, not a muted channel, and I will drop my leftover role the day Walt Hendricks takes OAK-4412-22.</w:t>
+      </w:r>
+    </w:p>
+    <w:p>
+      <w:pPr>
+        <w:spacing w:before="0" w:after="200" w:line="403" w:lineRule="auto"/>
+      </w:pPr>
+      <w:r>
+        <w:rPr>
+          <w:rFonts w:ascii="Liberation Serif" w:hAnsi="Liberation Serif" w:eastAsia="Liberation Serif" w:cs="Liberation Serif"/>
+          <w:color w:val="222222"/>
+          <w:sz w:val="24"/>
+        </w:rPr>
+        <w:t>Diego Alvarez still has a dashboard screenshot standing in for a permalink on OAK-4412, no hostname belongs in the customer line, Diego Alvarez drafts and I review, and I will not mix clocks to make a dashboard screenshot standing in for a permalink look healthier.</w:t>
+      </w:r>
+    </w:p>
+    <w:p>
+      <w:pPr>
+        <w:spacing w:before="0" w:after="200" w:line="403" w:lineRule="auto"/>
+      </w:pPr>
+      <w:r>
+        <w:rPr>
+          <w:rFonts w:ascii="Liberation Serif" w:hAnsi="Liberation Serif" w:eastAsia="Liberation Serif" w:cs="Liberation Serif"/>
+          <w:color w:val="222222"/>
+          <w:sz w:val="24"/>
+        </w:rPr>
+        <w:t>date pressure on owner as a team name instead of a person is not a date, March 22, 2020 is if Elena Vasquez keeps it, schema order stays expand then backfill then contract, and I ping once and after that Elena Vasquez is late, not blocked.</w:t>
+      </w:r>
+    </w:p>
+    <w:p>
+      <w:pPr>
+        <w:spacing w:before="0" w:after="200" w:line="403" w:lineRule="auto"/>
+      </w:pPr>
+      <w:r>
+        <w:rPr>
+          <w:rFonts w:ascii="Liberation Serif" w:hAnsi="Liberation Serif" w:eastAsia="Liberation Serif" w:cs="Liberation Serif"/>
+          <w:color w:val="222222"/>
+          <w:sz w:val="24"/>
+        </w:rPr>
+        <w:t>after March 23, 2020, leftover access for averaging QPS instead of testing the close is a bug, not a courtesy, pages go to a person, not a muted channel, and the call in the front still holds and this is leftover work only.</w:t>
+      </w:r>
+    </w:p>
+    <w:p>
+      <w:pPr>
+        <w:spacing w:before="0" w:after="200" w:line="403" w:lineRule="auto"/>
+      </w:pPr>
+      <w:r>
+        <w:rPr>
+          <w:rFonts w:ascii="Liberation Serif" w:hAnsi="Liberation Serif" w:eastAsia="Liberation Serif" w:cs="Liberation Serif"/>
+          <w:color w:val="222222"/>
+          <w:sz w:val="24"/>
+        </w:rPr>
+        <w:t>leftover dropping a column in the same release as the readers sits with Fort Wayne on OAK-DOC-2020-003, no hostname belongs in the customer line, Fort Wayne drafts and I review, and Aman Kumar will not keep a shadow list.</w:t>
+      </w:r>
+    </w:p>
+    <w:p>
+      <w:pPr>
+        <w:spacing w:before="0" w:after="200" w:line="403" w:lineRule="auto"/>
+      </w:pPr>
+      <w:r>
+        <w:rPr>
+          <w:rFonts w:ascii="Liberation Serif" w:hAnsi="Liberation Serif" w:eastAsia="Liberation Serif" w:cs="Liberation Serif"/>
+          <w:color w:val="222222"/>
+          <w:sz w:val="24"/>
+        </w:rPr>
+        <w:t>Priya Nair asked for a one-line version of raising retries on a poison record, schema order stays expand then backfill then contract, and close is yes, no, or a new date on OAK-MTG-2019-044 by March 25, 2020.</w:t>
+      </w:r>
+    </w:p>
+    <w:p>
+      <w:pPr>
+        <w:spacing w:before="0" w:after="200" w:line="403" w:lineRule="auto"/>
+      </w:pPr>
+      <w:r>
+        <w:rPr>
+          <w:rFonts w:ascii="Liberation Serif" w:hAnsi="Liberation Serif" w:eastAsia="Liberation Serif" w:cs="Liberation Serif"/>
+          <w:color w:val="222222"/>
+          <w:sz w:val="24"/>
+        </w:rPr>
+        <w:t>if pre-page: is this even a page is still fuzzy, OAK-4412-22 is the place to say so, pages go to a person, not a muted channel, and if this fights the front of OAK-SOP-2020-011, strike it.</w:t>
+      </w:r>
+    </w:p>
+    <w:p>
+      <w:pPr>
+        <w:spacing w:before="0" w:after="200" w:line="403" w:lineRule="auto"/>
+      </w:pPr>
+      <w:r>
+        <w:rPr>
+          <w:rFonts w:ascii="Liberation Serif" w:hAnsi="Liberation Serif" w:eastAsia="Liberation Serif" w:cs="Liberation Serif"/>
+          <w:color w:val="222222"/>
+          <w:sz w:val="24"/>
+        </w:rPr>
+        <w:t>do not treat poison versus lag versus empty-success as polish, Walt Hendricks either owns it or we drop it, no hostname belongs in the customer line, Walt Hendricks drafts and I review, and a vendor discount is not evidence.</w:t>
+      </w:r>
+    </w:p>
+    <w:p>
+      <w:pPr>
+        <w:spacing w:before="0" w:after="200" w:line="403" w:lineRule="auto"/>
+      </w:pPr>
+      <w:r>
+        <w:rPr>
+          <w:rFonts w:ascii="Liberation Serif" w:hAnsi="Liberation Serif" w:eastAsia="Liberation Serif" w:cs="Liberation Serif"/>
+          <w:color w:val="222222"/>
+          <w:sz w:val="24"/>
+        </w:rPr>
+        <w:t>Aman Kumar owes a close on who to wake after the read-only commands by March 28, 2020, not a status emoji, schema order stays expand then backfill then contract, and the sample I would still defend uses the same clock as 02.</w:t>
+      </w:r>
+    </w:p>
+    <w:p>
+      <w:pPr>
+        <w:spacing w:before="0" w:after="200" w:line="403" w:lineRule="auto"/>
+      </w:pPr>
+      <w:r>
+        <w:rPr>
+          <w:rFonts w:ascii="Liberation Serif" w:hAnsi="Liberation Serif" w:eastAsia="Liberation Serif" w:cs="Liberation Serif"/>
+          <w:color w:val="222222"/>
+          <w:sz w:val="24"/>
+        </w:rPr>
+        <w:t>I parked rollback when the migrate already expanded on OAK-TDD-2020-002 so it is not Slack archaeology, pages go to a person, not a muted channel, and I will drop my leftover role the day Elena Vasquez takes OAK-TDD-2020-002.</w:t>
+      </w:r>
+    </w:p>
+    <w:p>
+      <w:pPr>
+        <w:spacing w:before="0" w:after="200" w:line="403" w:lineRule="auto"/>
+      </w:pPr>
+      <w:r>
+        <w:rPr>
+          <w:rFonts w:ascii="Liberation Serif" w:hAnsi="Liberation Serif" w:eastAsia="Liberation Serif" w:cs="Liberation Serif"/>
+          <w:color w:val="222222"/>
+          <w:sz w:val="24"/>
+        </w:rPr>
+        <w:t>Aman Kumar still has date pressure versus a date with owners on OAK-DOC-2020-003, no hostname belongs in the customer line, Aman Kumar drafts and I review, and I will not mix clocks to make date pressure versus a date with owners look healthier.</w:t>
       </w:r>
     </w:p>
     <w:sectPr>
       <w:headerReference w:type="default" r:id="rId9"/>
       <w:footerReference w:type="default" r:id="rId10"/>
       <w:pgSz w:w="12240" w:h="15840"/>
-      <w:pgMar w:top="1728" w:right="1656" w:bottom="1512" w:left="1656" w:header="576" w:footer="576" w:gutter="0"/>
+      <w:pgMar w:top="1728" w:right="1512" w:bottom="1368" w:left="1512" w:header="547" w:footer="576" w:gutter="0"/>
       <w:cols w:space="720"/>
       <w:docGrid w:linePitch="360"/>
     </w:sectPr>
@@ -15403,7 +13673,7 @@
       <w:pStyle w:val="Footer"/>
       <w:spacing w:before="80" w:after="0" w:line="200" w:lineRule="auto"/>
       <w:pBdr>
-        <w:bottom w:val="single" w:sz="12" w:space="1" w:color="1B365D"/>
+        <w:bottom w:val="single" w:sz="12" w:space="1" w:color="3E4A43"/>
       </w:pBdr>
     </w:pPr>
     <w:r>
@@ -15412,7 +13682,7 @@
         <w:color w:val="555555"/>
         <w:sz w:val="16"/>
       </w:rPr>
-      <w:t>OAK-SOP-2020-011</w:t>
+      <w:t xml:space="preserve">OAK-SOP-2020-011  ·  Rev 1.2  ·  Issued  ·  </w:t>
     </w:r>
     <w:r>
       <w:rPr>
@@ -15420,7 +13690,7 @@
         <w:color w:val="555555"/>
         <w:sz w:val="16"/>
       </w:rPr>
-      <w:t xml:space="preserve">  ·  v1.2</w:t>
+      <w:t xml:space="preserve">Page </w:t>
     </w:r>
     <w:r>
       <w:rPr>
@@ -15428,7 +13698,7 @@
         <w:color w:val="555555"/>
         <w:sz w:val="16"/>
       </w:rPr>
-      <w:t xml:space="preserve">  ·  March 12, 2020</w:t>
+      <w:fldChar w:fldCharType="begin"/>
     </w:r>
     <w:r>
       <w:rPr>
@@ -15436,7 +13706,7 @@
         <w:color w:val="555555"/>
         <w:sz w:val="16"/>
       </w:rPr>
-      <w:t xml:space="preserve">  ·  Page </w:t>
+      <w:instrText xml:space="preserve"> PAGE </w:instrText>
     </w:r>
     <w:r>
       <w:rPr>
@@ -15444,6 +13714,22 @@
         <w:color w:val="555555"/>
         <w:sz w:val="16"/>
       </w:rPr>
+      <w:fldChar w:fldCharType="end"/>
+    </w:r>
+    <w:r>
+      <w:rPr>
+        <w:rFonts w:ascii="Liberation Sans" w:hAnsi="Liberation Sans" w:eastAsia="Liberation Sans" w:cs="Liberation Sans"/>
+        <w:color w:val="555555"/>
+        <w:sz w:val="16"/>
+      </w:rPr>
+      <w:t xml:space="preserve"> of </w:t>
+    </w:r>
+    <w:r>
+      <w:rPr>
+        <w:rFonts w:ascii="Liberation Sans" w:hAnsi="Liberation Sans" w:eastAsia="Liberation Sans" w:cs="Liberation Sans"/>
+        <w:color w:val="555555"/>
+        <w:sz w:val="16"/>
+      </w:rPr>
       <w:fldChar w:fldCharType="begin"/>
     </w:r>
     <w:r>
@@ -15452,7 +13738,7 @@
         <w:color w:val="555555"/>
         <w:sz w:val="16"/>
       </w:rPr>
-      <w:instrText xml:space="preserve"> PAGE </w:instrText>
+      <w:instrText xml:space="preserve"> NUMPAGES </w:instrText>
     </w:r>
     <w:r>
       <w:rPr>
@@ -15460,23 +13746,6 @@
         <w:color w:val="555555"/>
         <w:sz w:val="16"/>
       </w:rPr>
-      <w:fldChar w:fldCharType="end"/>
-    </w:r>
-    <w:r>
-      <w:rPr>
-        <w:rFonts w:ascii="Liberation Sans" w:hAnsi="Liberation Sans" w:eastAsia="Liberation Sans" w:cs="Liberation Sans"/>
-        <w:color w:val="555555"/>
-        <w:sz w:val="16"/>
-      </w:rPr>
-      <w:t xml:space="preserve"> of </w:t>
-    </w:r>
-    <w:r>
-      <w:fldChar w:fldCharType="begin"/>
-    </w:r>
-    <w:r>
-      <w:instrText xml:space="preserve"> NUMPAGES </w:instrText>
-    </w:r>
-    <w:r>
       <w:fldChar w:fldCharType="end"/>
     </w:r>
     <w:r>
@@ -15496,52 +13765,24 @@
   <w:p>
     <w:pPr>
       <w:pStyle w:val="Header"/>
-      <w:spacing w:before="0" w:after="40" w:line="200" w:lineRule="auto"/>
-      <w:pBdr>
-        <w:bottom w:val="single" w:sz="18" w:space="1" w:color="1B365D"/>
-      </w:pBdr>
+      <w:spacing w:before="0" w:after="0" w:line="200" w:lineRule="auto"/>
     </w:pPr>
     <w:r>
       <w:rPr>
         <w:rFonts w:ascii="Liberation Sans" w:hAnsi="Liberation Sans" w:eastAsia="Liberation Sans" w:cs="Liberation Sans"/>
         <w:b/>
-        <w:color w:val="1B365D"/>
-        <w:sz w:val="18"/>
+        <w:color w:val="3E4A43"/>
+        <w:sz w:val="16"/>
       </w:rPr>
       <w:t>Northstar Engineering</w:t>
-    </w:r>
-    <w:r>
-      <w:rPr>
-        <w:rFonts w:ascii="Liberation Sans" w:hAnsi="Liberation Sans" w:eastAsia="Liberation Sans" w:cs="Liberation Sans"/>
-        <w:color w:val="555555"/>
-        <w:sz w:val="18"/>
-      </w:rPr>
-      <w:t xml:space="preserve">   |   </w:t>
-    </w:r>
-    <w:r>
-      <w:rPr>
-        <w:rFonts w:ascii="Liberation Sans" w:hAnsi="Liberation Sans" w:eastAsia="Liberation Sans" w:cs="Liberation Sans"/>
-        <w:color w:val="2F4A6E"/>
-        <w:sz w:val="18"/>
-      </w:rPr>
-      <w:t>SOP / runbook</w:t>
-    </w:r>
-    <w:r>
-      <w:t xml:space="preserve">        </w:t>
-    </w:r>
-    <w:r>
-      <w:rPr>
-        <w:rFonts w:ascii="Liberation Sans" w:hAnsi="Liberation Sans" w:eastAsia="Liberation Sans" w:cs="Liberation Sans"/>
-        <w:b/>
-        <w:color w:val="1B365D"/>
-        <w:sz w:val="16"/>
-      </w:rPr>
-      <w:t>INTERNAL</w:t>
     </w:r>
   </w:p>
   <w:p>
     <w:pPr>
-      <w:spacing w:before="0" w:after="0" w:line="200" w:lineRule="auto"/>
+      <w:spacing w:before="0" w:after="40" w:line="200" w:lineRule="auto"/>
+      <w:pBdr>
+        <w:bottom w:val="single" w:sz="8" w:space="1" w:color="3E4A43"/>
+      </w:pBdr>
     </w:pPr>
     <w:r>
       <w:rPr>
@@ -15920,7 +14161,7 @@
     <w:qFormat/>
     <w:rsid w:val="00FC693F"/>
     <w:pPr>
-      <w:spacing w:after="240" w:before="0" w:line="427" w:lineRule="auto"/>
+      <w:spacing w:after="200" w:before="0" w:line="403" w:lineRule="auto"/>
     </w:pPr>
     <w:rPr>
       <w:rFonts w:ascii="Liberation Serif" w:hAnsi="Liberation Serif"/>
@@ -15983,14 +14224,14 @@
     <w:pPr>
       <w:keepNext/>
       <w:keepLines/>
-      <w:spacing w:before="440" w:after="240"/>
+      <w:spacing w:before="400" w:after="200"/>
       <w:outlineLvl w:val="0"/>
     </w:pPr>
     <w:rPr>
       <w:rFonts w:asciiTheme="majorHAnsi" w:eastAsiaTheme="majorEastAsia" w:hAnsiTheme="majorHAnsi" w:cstheme="majorBidi" w:ascii="Liberation Sans" w:hAnsi="Liberation Sans"/>
       <w:b/>
       <w:bCs/>
-      <w:color w:val="1B365D"/>
+      <w:color w:val="3E4A43"/>
       <w:sz w:val="32"/>
       <w:szCs w:val="28"/>
     </w:rPr>
@@ -16007,14 +14248,14 @@
     <w:pPr>
       <w:keepNext/>
       <w:keepLines/>
-      <w:spacing w:before="320" w:after="160"/>
+      <w:spacing w:before="280" w:after="140"/>
       <w:outlineLvl w:val="1"/>
     </w:pPr>
     <w:rPr>
       <w:rFonts w:asciiTheme="majorHAnsi" w:eastAsiaTheme="majorEastAsia" w:hAnsiTheme="majorHAnsi" w:cstheme="majorBidi" w:ascii="Liberation Sans" w:hAnsi="Liberation Sans"/>
       <w:b/>
       <w:bCs/>
-      <w:color w:val="1B365D"/>
+      <w:color w:val="3E4A43"/>
       <w:sz w:val="26"/>
       <w:szCs w:val="26"/>
     </w:rPr>
@@ -16031,14 +14272,14 @@
     <w:pPr>
       <w:keepNext/>
       <w:keepLines/>
-      <w:spacing w:before="240" w:after="120"/>
+      <w:spacing w:before="220" w:after="120"/>
       <w:outlineLvl w:val="2"/>
     </w:pPr>
     <w:rPr>
       <w:rFonts w:asciiTheme="majorHAnsi" w:eastAsiaTheme="majorEastAsia" w:hAnsiTheme="majorHAnsi" w:cstheme="majorBidi" w:ascii="Liberation Sans" w:hAnsi="Liberation Sans"/>
       <w:b/>
       <w:bCs/>
-      <w:color w:val="1B365D"/>
+      <w:color w:val="3E4A43"/>
       <w:sz w:val="24"/>
     </w:rPr>
   </w:style>
